--- a/Notat, TGV.docx
+++ b/Notat, TGV.docx
@@ -124,7 +124,20 @@
           <w:lang w:val="da-DK"/>
         </w:rPr>
         <w:br/>
-        <w:t xml:space="preserve">Envidan’s rapport beskriver en metode til at beregne de økonomiske forhold i forbindelse med </w:t>
+      </w:r>
+      <w:proofErr w:type="spellStart"/>
+      <w:r>
+        <w:rPr>
+          <w:lang w:val="da-DK"/>
+        </w:rPr>
+        <w:t>Envidan’s</w:t>
+      </w:r>
+      <w:proofErr w:type="spellEnd"/>
+      <w:r>
+        <w:rPr>
+          <w:lang w:val="da-DK"/>
+        </w:rPr>
+        <w:t xml:space="preserve"> rapport beskriver en metode til at beregne de økonomiske forhold i forbindelse med </w:t>
       </w:r>
       <w:r>
         <w:rPr>
@@ -331,11 +344,19 @@
         </w:rPr>
         <w:br/>
       </w:r>
-      <w:r>
-        <w:rPr>
-          <w:lang w:val="da-DK"/>
-        </w:rPr>
-        <w:t xml:space="preserve">Model-beregning nr. 2 </w:t>
+      <w:proofErr w:type="spellStart"/>
+      <w:r>
+        <w:rPr>
+          <w:lang w:val="da-DK"/>
+        </w:rPr>
+        <w:t>Model-beregning</w:t>
+      </w:r>
+      <w:proofErr w:type="spellEnd"/>
+      <w:r>
+        <w:rPr>
+          <w:lang w:val="da-DK"/>
+        </w:rPr>
+        <w:t xml:space="preserve"> nr. 2 </w:t>
       </w:r>
       <w:r>
         <w:rPr>
@@ -393,7 +414,21 @@
         <w:rPr>
           <w:lang w:val="da-DK"/>
         </w:rPr>
-        <w:t>Modelberegningen fra Envidan består af en række Python program</w:t>
+        <w:t xml:space="preserve">Modelberegningen fra </w:t>
+      </w:r>
+      <w:proofErr w:type="spellStart"/>
+      <w:r>
+        <w:rPr>
+          <w:lang w:val="da-DK"/>
+        </w:rPr>
+        <w:t>Envidan</w:t>
+      </w:r>
+      <w:proofErr w:type="spellEnd"/>
+      <w:r>
+        <w:rPr>
+          <w:lang w:val="da-DK"/>
+        </w:rPr>
+        <w:t xml:space="preserve"> består af en række Python program</w:t>
       </w:r>
       <w:r>
         <w:rPr>
@@ -447,7 +482,21 @@
         <w:rPr>
           <w:lang w:val="da-DK"/>
         </w:rPr>
-        <w:t xml:space="preserve">: ”Markby” og ”Bakkeby” </w:t>
+        <w:t>: ”</w:t>
+      </w:r>
+      <w:proofErr w:type="spellStart"/>
+      <w:r>
+        <w:rPr>
+          <w:lang w:val="da-DK"/>
+        </w:rPr>
+        <w:t>Markby</w:t>
+      </w:r>
+      <w:proofErr w:type="spellEnd"/>
+      <w:r>
+        <w:rPr>
+          <w:lang w:val="da-DK"/>
+        </w:rPr>
+        <w:t xml:space="preserve">” og ”Bakkeby” </w:t>
       </w:r>
       <w:r>
         <w:rPr>
@@ -490,7 +539,35 @@
         <w:rPr>
           <w:lang w:val="da-DK"/>
         </w:rPr>
-        <w:t xml:space="preserve">sæt af tabeller og funktioner i PostgreSQL/PostGIS, som kan fungere parallelt med andre modelberegninger i OS2-Skadesøkonomi. </w:t>
+        <w:t xml:space="preserve">sæt af tabeller og funktioner i </w:t>
+      </w:r>
+      <w:proofErr w:type="spellStart"/>
+      <w:r>
+        <w:rPr>
+          <w:lang w:val="da-DK"/>
+        </w:rPr>
+        <w:t>PostgreSQL</w:t>
+      </w:r>
+      <w:proofErr w:type="spellEnd"/>
+      <w:r>
+        <w:rPr>
+          <w:lang w:val="da-DK"/>
+        </w:rPr>
+        <w:t>/</w:t>
+      </w:r>
+      <w:proofErr w:type="spellStart"/>
+      <w:r>
+        <w:rPr>
+          <w:lang w:val="da-DK"/>
+        </w:rPr>
+        <w:t>PostGIS</w:t>
+      </w:r>
+      <w:proofErr w:type="spellEnd"/>
+      <w:r>
+        <w:rPr>
+          <w:lang w:val="da-DK"/>
+        </w:rPr>
+        <w:t xml:space="preserve">, som kan fungere parallelt med andre modelberegninger i OS2-Skadesøkonomi. </w:t>
       </w:r>
     </w:p>
     <w:p>
@@ -599,7 +676,21 @@
         <w:rPr>
           <w:lang w:val="da-DK"/>
         </w:rPr>
-        <w:t>Program til at importere rådata til database tabel</w:t>
+        <w:t xml:space="preserve">Program til at importere </w:t>
+      </w:r>
+      <w:proofErr w:type="spellStart"/>
+      <w:r>
+        <w:rPr>
+          <w:lang w:val="da-DK"/>
+        </w:rPr>
+        <w:t>rådata</w:t>
+      </w:r>
+      <w:proofErr w:type="spellEnd"/>
+      <w:r>
+        <w:rPr>
+          <w:lang w:val="da-DK"/>
+        </w:rPr>
+        <w:t xml:space="preserve"> til database tabel</w:t>
       </w:r>
     </w:p>
     <w:p>
@@ -763,8 +854,17 @@
           <w:rStyle w:val="Overskrift4Tegn"/>
           <w:lang w:val="da-DK"/>
         </w:rPr>
-        <w:t>skabeloner og tokens</w:t>
-      </w:r>
+        <w:t xml:space="preserve">skabeloner og </w:t>
+      </w:r>
+      <w:proofErr w:type="spellStart"/>
+      <w:r>
+        <w:rPr>
+          <w:rStyle w:val="Overskrift4Tegn"/>
+          <w:lang w:val="da-DK"/>
+        </w:rPr>
+        <w:t>tokens</w:t>
+      </w:r>
+      <w:proofErr w:type="spellEnd"/>
       <w:r>
         <w:rPr>
           <w:lang w:val="da-DK"/>
@@ -849,7 +949,21 @@
         <w:rPr>
           <w:lang w:val="da-DK"/>
         </w:rPr>
-        <w:t xml:space="preserve">indeholder ”tokens” for hhv. tabelnavne og mange kolonnenavne. Et </w:t>
+        <w:t>indeholder ”</w:t>
+      </w:r>
+      <w:proofErr w:type="spellStart"/>
+      <w:r>
+        <w:rPr>
+          <w:lang w:val="da-DK"/>
+        </w:rPr>
+        <w:t>tokens</w:t>
+      </w:r>
+      <w:proofErr w:type="spellEnd"/>
+      <w:r>
+        <w:rPr>
+          <w:lang w:val="da-DK"/>
+        </w:rPr>
+        <w:t xml:space="preserve">” for hhv. tabelnavne og mange kolonnenavne. Et </w:t>
       </w:r>
       <w:r>
         <w:rPr>
@@ -857,12 +971,14 @@
         </w:rPr>
         <w:t>”</w:t>
       </w:r>
+      <w:proofErr w:type="spellStart"/>
       <w:r>
         <w:rPr>
           <w:lang w:val="da-DK"/>
         </w:rPr>
         <w:t>token</w:t>
       </w:r>
+      <w:proofErr w:type="spellEnd"/>
       <w:r>
         <w:rPr>
           <w:lang w:val="da-DK"/>
@@ -917,7 +1033,21 @@
         <w:rPr>
           <w:lang w:val="da-DK"/>
         </w:rPr>
-        <w:t>skabelonerne for modeller samt alle oversættelser mellem ”tokens” og aktuelle tabel- og kolonne-navne</w:t>
+        <w:t>skabelonerne for modeller samt alle oversættelser mellem ”</w:t>
+      </w:r>
+      <w:proofErr w:type="spellStart"/>
+      <w:r>
+        <w:rPr>
+          <w:lang w:val="da-DK"/>
+        </w:rPr>
+        <w:t>tokens</w:t>
+      </w:r>
+      <w:proofErr w:type="spellEnd"/>
+      <w:r>
+        <w:rPr>
+          <w:lang w:val="da-DK"/>
+        </w:rPr>
+        <w:t>” og aktuelle tabel- og kolonne-navne</w:t>
       </w:r>
       <w:r>
         <w:rPr>
@@ -967,7 +1097,55 @@
           <w:rStyle w:val="Bogenstitel"/>
           <w:lang w:val="da-DK"/>
         </w:rPr>
-        <w:t>”SELECT bbr_nr, bbr_anvendelse from bygninger_dk”</w:t>
+        <w:t xml:space="preserve">”SELECT </w:t>
+      </w:r>
+      <w:proofErr w:type="spellStart"/>
+      <w:r>
+        <w:rPr>
+          <w:rStyle w:val="Bogenstitel"/>
+          <w:lang w:val="da-DK"/>
+        </w:rPr>
+        <w:t>bbr_nr</w:t>
+      </w:r>
+      <w:proofErr w:type="spellEnd"/>
+      <w:r>
+        <w:rPr>
+          <w:rStyle w:val="Bogenstitel"/>
+          <w:lang w:val="da-DK"/>
+        </w:rPr>
+        <w:t xml:space="preserve">, </w:t>
+      </w:r>
+      <w:proofErr w:type="spellStart"/>
+      <w:r>
+        <w:rPr>
+          <w:rStyle w:val="Bogenstitel"/>
+          <w:lang w:val="da-DK"/>
+        </w:rPr>
+        <w:t>bbr_anvendelse</w:t>
+      </w:r>
+      <w:proofErr w:type="spellEnd"/>
+      <w:r>
+        <w:rPr>
+          <w:rStyle w:val="Bogenstitel"/>
+          <w:lang w:val="da-DK"/>
+        </w:rPr>
+        <w:t xml:space="preserve"> from </w:t>
+      </w:r>
+      <w:proofErr w:type="spellStart"/>
+      <w:r>
+        <w:rPr>
+          <w:rStyle w:val="Bogenstitel"/>
+          <w:lang w:val="da-DK"/>
+        </w:rPr>
+        <w:t>bygninger_dk</w:t>
+      </w:r>
+      <w:proofErr w:type="spellEnd"/>
+      <w:r>
+        <w:rPr>
+          <w:rStyle w:val="Bogenstitel"/>
+          <w:lang w:val="da-DK"/>
+        </w:rPr>
+        <w:t>”</w:t>
       </w:r>
       <w:r>
         <w:rPr>
@@ -1083,7 +1261,55 @@
           <w:rStyle w:val="Bogenstitel"/>
           <w:lang w:val="da-DK"/>
         </w:rPr>
-        <w:t>“SELECT {build_code}, {build_use} from {build_table}”</w:t>
+        <w:t>“SELECT {</w:t>
+      </w:r>
+      <w:proofErr w:type="spellStart"/>
+      <w:r>
+        <w:rPr>
+          <w:rStyle w:val="Bogenstitel"/>
+          <w:lang w:val="da-DK"/>
+        </w:rPr>
+        <w:t>build_code</w:t>
+      </w:r>
+      <w:proofErr w:type="spellEnd"/>
+      <w:r>
+        <w:rPr>
+          <w:rStyle w:val="Bogenstitel"/>
+          <w:lang w:val="da-DK"/>
+        </w:rPr>
+        <w:t>}, {</w:t>
+      </w:r>
+      <w:proofErr w:type="spellStart"/>
+      <w:r>
+        <w:rPr>
+          <w:rStyle w:val="Bogenstitel"/>
+          <w:lang w:val="da-DK"/>
+        </w:rPr>
+        <w:t>build_use</w:t>
+      </w:r>
+      <w:proofErr w:type="spellEnd"/>
+      <w:r>
+        <w:rPr>
+          <w:rStyle w:val="Bogenstitel"/>
+          <w:lang w:val="da-DK"/>
+        </w:rPr>
+        <w:t>} from {</w:t>
+      </w:r>
+      <w:proofErr w:type="spellStart"/>
+      <w:r>
+        <w:rPr>
+          <w:rStyle w:val="Bogenstitel"/>
+          <w:lang w:val="da-DK"/>
+        </w:rPr>
+        <w:t>build_table</w:t>
+      </w:r>
+      <w:proofErr w:type="spellEnd"/>
+      <w:r>
+        <w:rPr>
+          <w:rStyle w:val="Bogenstitel"/>
+          <w:lang w:val="da-DK"/>
+        </w:rPr>
+        <w:t>}”</w:t>
       </w:r>
     </w:p>
     <w:p>
@@ -1141,8 +1367,33 @@
           <w:rStyle w:val="Bogenstitel"/>
           <w:lang w:val="da-DK"/>
         </w:rPr>
-        <w:t>{build_code} -&gt; bbr_nr</w:t>
-      </w:r>
+        <w:t>{</w:t>
+      </w:r>
+      <w:proofErr w:type="spellStart"/>
+      <w:r>
+        <w:rPr>
+          <w:rStyle w:val="Bogenstitel"/>
+          <w:lang w:val="da-DK"/>
+        </w:rPr>
+        <w:t>build_code</w:t>
+      </w:r>
+      <w:proofErr w:type="spellEnd"/>
+      <w:r>
+        <w:rPr>
+          <w:rStyle w:val="Bogenstitel"/>
+          <w:lang w:val="da-DK"/>
+        </w:rPr>
+        <w:t xml:space="preserve">} -&gt; </w:t>
+      </w:r>
+      <w:proofErr w:type="spellStart"/>
+      <w:r>
+        <w:rPr>
+          <w:rStyle w:val="Bogenstitel"/>
+          <w:lang w:val="da-DK"/>
+        </w:rPr>
+        <w:t>bbr_nr</w:t>
+      </w:r>
+      <w:proofErr w:type="spellEnd"/>
       <w:r>
         <w:rPr>
           <w:lang w:val="da-DK"/>
@@ -1160,8 +1411,33 @@
           <w:rStyle w:val="Bogenstitel"/>
           <w:lang w:val="da-DK"/>
         </w:rPr>
-        <w:t>{build_use} -&gt; bbr_anvendelse</w:t>
-      </w:r>
+        <w:t>{</w:t>
+      </w:r>
+      <w:proofErr w:type="spellStart"/>
+      <w:r>
+        <w:rPr>
+          <w:rStyle w:val="Bogenstitel"/>
+          <w:lang w:val="da-DK"/>
+        </w:rPr>
+        <w:t>build_use</w:t>
+      </w:r>
+      <w:proofErr w:type="spellEnd"/>
+      <w:r>
+        <w:rPr>
+          <w:rStyle w:val="Bogenstitel"/>
+          <w:lang w:val="da-DK"/>
+        </w:rPr>
+        <w:t xml:space="preserve">} -&gt; </w:t>
+      </w:r>
+      <w:proofErr w:type="spellStart"/>
+      <w:r>
+        <w:rPr>
+          <w:rStyle w:val="Bogenstitel"/>
+          <w:lang w:val="da-DK"/>
+        </w:rPr>
+        <w:t>bbr_anvendelse</w:t>
+      </w:r>
+      <w:proofErr w:type="spellEnd"/>
       <w:r>
         <w:rPr>
           <w:lang w:val="da-DK"/>
@@ -1179,7 +1455,39 @@
           <w:rStyle w:val="Bogenstitel"/>
           <w:lang w:val="da-DK"/>
         </w:rPr>
-        <w:t>{build_table} -&gt; bygninger_dk.</w:t>
+        <w:t>{</w:t>
+      </w:r>
+      <w:proofErr w:type="spellStart"/>
+      <w:r>
+        <w:rPr>
+          <w:rStyle w:val="Bogenstitel"/>
+          <w:lang w:val="da-DK"/>
+        </w:rPr>
+        <w:t>build_table</w:t>
+      </w:r>
+      <w:proofErr w:type="spellEnd"/>
+      <w:r>
+        <w:rPr>
+          <w:rStyle w:val="Bogenstitel"/>
+          <w:lang w:val="da-DK"/>
+        </w:rPr>
+        <w:t xml:space="preserve">} -&gt; </w:t>
+      </w:r>
+      <w:proofErr w:type="spellStart"/>
+      <w:r>
+        <w:rPr>
+          <w:rStyle w:val="Bogenstitel"/>
+          <w:lang w:val="da-DK"/>
+        </w:rPr>
+        <w:t>bygninger_dk</w:t>
+      </w:r>
+      <w:proofErr w:type="spellEnd"/>
+      <w:r>
+        <w:rPr>
+          <w:rStyle w:val="Bogenstitel"/>
+          <w:lang w:val="da-DK"/>
+        </w:rPr>
+        <w:t>.</w:t>
       </w:r>
       <w:r>
         <w:rPr>
@@ -1203,6 +1511,7 @@
         </w:rPr>
         <w:t xml:space="preserve">Slutteligt findes der </w:t>
       </w:r>
+      <w:proofErr w:type="spellStart"/>
       <w:r>
         <w:rPr>
           <w:lang w:val="da-DK"/>
@@ -1213,7 +1522,14 @@
         <w:rPr>
           <w:lang w:val="da-DK"/>
         </w:rPr>
-        <w:t xml:space="preserve">funktioner </w:t>
+        <w:t>funktioner</w:t>
+      </w:r>
+      <w:proofErr w:type="spellEnd"/>
+      <w:r>
+        <w:rPr>
+          <w:lang w:val="da-DK"/>
+        </w:rPr>
+        <w:t xml:space="preserve"> </w:t>
       </w:r>
       <w:r>
         <w:rPr>
@@ -1255,7 +1571,21 @@
         <w:rPr>
           <w:lang w:val="da-DK"/>
         </w:rPr>
-        <w:t xml:space="preserve"> tokens i</w:t>
+        <w:t xml:space="preserve"> </w:t>
+      </w:r>
+      <w:proofErr w:type="spellStart"/>
+      <w:r>
+        <w:rPr>
+          <w:lang w:val="da-DK"/>
+        </w:rPr>
+        <w:t>tokens</w:t>
+      </w:r>
+      <w:proofErr w:type="spellEnd"/>
+      <w:r>
+        <w:rPr>
+          <w:lang w:val="da-DK"/>
+        </w:rPr>
+        <w:t xml:space="preserve"> i</w:t>
       </w:r>
       <w:r>
         <w:rPr>
@@ -1346,7 +1676,21 @@
         <w:rPr>
           <w:lang w:val="da-DK"/>
         </w:rPr>
-        <w:t>. Rådata kan indlæses uden tilpasning af ta</w:t>
+        <w:t xml:space="preserve">. </w:t>
+      </w:r>
+      <w:proofErr w:type="spellStart"/>
+      <w:r>
+        <w:rPr>
+          <w:lang w:val="da-DK"/>
+        </w:rPr>
+        <w:t>Rådata</w:t>
+      </w:r>
+      <w:proofErr w:type="spellEnd"/>
+      <w:r>
+        <w:rPr>
+          <w:lang w:val="da-DK"/>
+        </w:rPr>
+        <w:t xml:space="preserve"> kan indlæses uden tilpasning af ta</w:t>
       </w:r>
       <w:r>
         <w:rPr>
@@ -1364,7 +1708,14 @@
         <w:rPr>
           <w:lang w:val="da-DK"/>
         </w:rPr>
-        <w:t>værdier for token</w:t>
+        <w:t xml:space="preserve">værdier for </w:t>
+      </w:r>
+      <w:proofErr w:type="spellStart"/>
+      <w:r>
+        <w:rPr>
+          <w:lang w:val="da-DK"/>
+        </w:rPr>
+        <w:t>token</w:t>
       </w:r>
       <w:r>
         <w:rPr>
@@ -1372,6 +1723,7 @@
         </w:rPr>
         <w:t>s</w:t>
       </w:r>
+      <w:proofErr w:type="spellEnd"/>
       <w:r>
         <w:rPr>
           <w:lang w:val="da-DK"/>
@@ -1460,8 +1812,16 @@
         <w:rPr>
           <w:lang w:val="da-DK"/>
         </w:rPr>
-        <w:t xml:space="preserve"> er systemet med SQL-skabeloner/tokens</w:t>
-      </w:r>
+        <w:t xml:space="preserve"> er systemet med SQL-skabeloner/</w:t>
+      </w:r>
+      <w:proofErr w:type="spellStart"/>
+      <w:r>
+        <w:rPr>
+          <w:lang w:val="da-DK"/>
+        </w:rPr>
+        <w:t>tokens</w:t>
+      </w:r>
+      <w:proofErr w:type="spellEnd"/>
       <w:r>
         <w:rPr>
           <w:lang w:val="da-DK"/>
@@ -1591,11 +1951,19 @@
         </w:rPr>
         <w:t>-</w:t>
       </w:r>
-      <w:r>
-        <w:rPr>
-          <w:lang w:val="da-DK"/>
-        </w:rPr>
-        <w:t>logic)</w:t>
+      <w:proofErr w:type="spellStart"/>
+      <w:r>
+        <w:rPr>
+          <w:lang w:val="da-DK"/>
+        </w:rPr>
+        <w:t>logic</w:t>
+      </w:r>
+      <w:proofErr w:type="spellEnd"/>
+      <w:r>
+        <w:rPr>
+          <w:lang w:val="da-DK"/>
+        </w:rPr>
+        <w:t>)</w:t>
       </w:r>
       <w:r>
         <w:rPr>
@@ -1770,7 +2138,14 @@
         <w:rPr>
           <w:lang w:val="da-DK"/>
         </w:rPr>
-        <w:t>, at OS2-Skadesøkonomi databasen ikke kan benyttes uden at have installeret QGIS og OS2-Skadesøkonomi plugin</w:t>
+        <w:t xml:space="preserve">, at OS2-Skadesøkonomi databasen ikke kan benyttes uden at have installeret QGIS og OS2-Skadesøkonomi </w:t>
+      </w:r>
+      <w:proofErr w:type="spellStart"/>
+      <w:r>
+        <w:rPr>
+          <w:lang w:val="da-DK"/>
+        </w:rPr>
+        <w:t>plugin</w:t>
       </w:r>
       <w:r>
         <w:rPr>
@@ -1778,6 +2153,7 @@
         </w:rPr>
         <w:t>’et</w:t>
       </w:r>
+      <w:proofErr w:type="spellEnd"/>
       <w:r>
         <w:rPr>
           <w:lang w:val="da-DK"/>
@@ -1838,7 +2214,21 @@
         <w:rPr>
           <w:lang w:val="da-DK"/>
         </w:rPr>
-        <w:t>TGV-modulet kan derfor benyttes uden af bruge QGIS plugin, f.eks. ved at installere modulet på en PostgreSQL-</w:t>
+        <w:t xml:space="preserve">TGV-modulet kan derfor benyttes uden af bruge QGIS plugin, f.eks. ved at installere modulet på en </w:t>
+      </w:r>
+      <w:proofErr w:type="spellStart"/>
+      <w:r>
+        <w:rPr>
+          <w:lang w:val="da-DK"/>
+        </w:rPr>
+        <w:t>PostgreSQL</w:t>
+      </w:r>
+      <w:proofErr w:type="spellEnd"/>
+      <w:r>
+        <w:rPr>
+          <w:lang w:val="da-DK"/>
+        </w:rPr>
+        <w:t>-</w:t>
       </w:r>
       <w:r>
         <w:rPr>
@@ -2053,6 +2443,7 @@
         </w:rPr>
         <w:t xml:space="preserve"> (</w:t>
       </w:r>
+      <w:proofErr w:type="spellStart"/>
       <w:r>
         <w:rPr>
           <w:b/>
@@ -2063,6 +2454,7 @@
         </w:rPr>
         <w:t>tgv_projects</w:t>
       </w:r>
+      <w:proofErr w:type="spellEnd"/>
       <w:r>
         <w:rPr>
           <w:lang w:val="da-DK"/>
@@ -2136,6 +2528,7 @@
         </w:rPr>
         <w:t>celler (</w:t>
       </w:r>
+      <w:proofErr w:type="spellStart"/>
       <w:r>
         <w:rPr>
           <w:b/>
@@ -2146,6 +2539,7 @@
         </w:rPr>
         <w:t>tgv_cells</w:t>
       </w:r>
+      <w:proofErr w:type="spellEnd"/>
       <w:r>
         <w:rPr>
           <w:lang w:val="da-DK"/>
@@ -2294,6 +2688,7 @@
         </w:rPr>
         <w:t xml:space="preserve"> (</w:t>
       </w:r>
+      <w:proofErr w:type="spellStart"/>
       <w:r>
         <w:rPr>
           <w:b/>
@@ -2304,6 +2699,7 @@
         </w:rPr>
         <w:t>tgv_models</w:t>
       </w:r>
+      <w:proofErr w:type="spellEnd"/>
       <w:r>
         <w:rPr>
           <w:lang w:val="da-DK"/>
@@ -2404,7 +2800,21 @@
         <w:rPr>
           <w:lang w:val="da-DK"/>
         </w:rPr>
-        <w:t>Hvert projekt har to eller flere modeller tilkyttet:</w:t>
+        <w:t xml:space="preserve">Hvert projekt har to eller flere modeller </w:t>
+      </w:r>
+      <w:proofErr w:type="spellStart"/>
+      <w:r>
+        <w:rPr>
+          <w:lang w:val="da-DK"/>
+        </w:rPr>
+        <w:t>tilkyttet</w:t>
+      </w:r>
+      <w:proofErr w:type="spellEnd"/>
+      <w:r>
+        <w:rPr>
+          <w:lang w:val="da-DK"/>
+        </w:rPr>
+        <w:t>:</w:t>
       </w:r>
       <w:r>
         <w:rPr>
@@ -2425,11 +2835,19 @@
           <w:lang w:val="da-DK"/>
         </w:rPr>
       </w:pPr>
-      <w:r>
-        <w:rPr>
-          <w:lang w:val="da-DK"/>
-        </w:rPr>
-        <w:t xml:space="preserve">Èn model, som viser de oprindelige </w:t>
+      <w:proofErr w:type="spellStart"/>
+      <w:r>
+        <w:rPr>
+          <w:lang w:val="da-DK"/>
+        </w:rPr>
+        <w:t>Èn</w:t>
+      </w:r>
+      <w:proofErr w:type="spellEnd"/>
+      <w:r>
+        <w:rPr>
+          <w:lang w:val="da-DK"/>
+        </w:rPr>
+        <w:t xml:space="preserve"> model, som viser de oprindelige </w:t>
       </w:r>
       <w:r>
         <w:rPr>
@@ -2717,26 +3135,9 @@
         <w:rPr>
           <w:lang w:val="da-DK"/>
         </w:rPr>
-        <w:t>Til hver model er der knyttet e</w:t>
-      </w:r>
-      <w:r>
-        <w:rPr>
-          <w:lang w:val="da-DK"/>
-        </w:rPr>
-        <w:t>t</w:t>
-      </w:r>
-      <w:r>
-        <w:rPr>
-          <w:lang w:val="da-DK"/>
-        </w:rPr>
-        <w:t xml:space="preserve"> sæt af målinger </w:t>
-      </w:r>
-      <w:r>
-        <w:rPr>
-          <w:lang w:val="da-DK"/>
-        </w:rPr>
-        <w:t>(</w:t>
-      </w:r>
+        <w:t xml:space="preserve">Tabellen </w:t>
+      </w:r>
+      <w:proofErr w:type="spellStart"/>
       <w:r>
         <w:rPr>
           <w:b/>
@@ -2767,11 +3168,36 @@
         </w:rPr>
         <w:t>_values</w:t>
       </w:r>
-      <w:r>
-        <w:rPr>
-          <w:lang w:val="da-DK"/>
-        </w:rPr>
-        <w:t xml:space="preserve">) </w:t>
+      <w:proofErr w:type="spellEnd"/>
+      <w:r>
+        <w:rPr>
+          <w:lang w:val="da-DK"/>
+        </w:rPr>
+        <w:t xml:space="preserve"> indeholder målingsdata for de enkelte modeller. T</w:t>
+      </w:r>
+      <w:r>
+        <w:rPr>
+          <w:lang w:val="da-DK"/>
+        </w:rPr>
+        <w:t>il hver model er der knyttet e</w:t>
+      </w:r>
+      <w:r>
+        <w:rPr>
+          <w:lang w:val="da-DK"/>
+        </w:rPr>
+        <w:t>t</w:t>
+      </w:r>
+      <w:r>
+        <w:rPr>
+          <w:lang w:val="da-DK"/>
+        </w:rPr>
+        <w:t xml:space="preserve"> sæt af målinger</w:t>
+      </w:r>
+      <w:r>
+        <w:rPr>
+          <w:lang w:val="da-DK"/>
+        </w:rPr>
+        <w:t xml:space="preserve">, </w:t>
       </w:r>
       <w:r>
         <w:rPr>
@@ -2886,6 +3312,12 @@
           <w:lang w:val="da-DK"/>
         </w:rPr>
         <w:t>.</w:t>
+      </w:r>
+      <w:r>
+        <w:rPr>
+          <w:lang w:val="da-DK"/>
+        </w:rPr>
+        <w:t xml:space="preserve"> Hver måling er repræsenteret som én post i tabellen.</w:t>
       </w:r>
       <w:r>
         <w:rPr>
@@ -3072,8 +3504,15 @@
         <w:rPr>
           <w:lang w:val="da-DK"/>
         </w:rPr>
-        <w:t xml:space="preserve"> år og gemmes i databasen (</w:t>
-      </w:r>
+        <w:t xml:space="preserve"> år og gemmes i </w:t>
+      </w:r>
+      <w:r>
+        <w:rPr>
+          <w:lang w:val="da-DK"/>
+        </w:rPr>
+        <w:t xml:space="preserve">tabellen </w:t>
+      </w:r>
+      <w:proofErr w:type="spellStart"/>
       <w:r>
         <w:rPr>
           <w:b/>
@@ -3084,11 +3523,12 @@
         </w:rPr>
         <w:t>tgv_cell_calculations</w:t>
       </w:r>
-      <w:r>
-        <w:rPr>
-          <w:lang w:val="da-DK"/>
-        </w:rPr>
-        <w:t xml:space="preserve">). </w:t>
+      <w:proofErr w:type="spellEnd"/>
+      <w:r>
+        <w:rPr>
+          <w:lang w:val="da-DK"/>
+        </w:rPr>
+        <w:t xml:space="preserve">. </w:t>
       </w:r>
       <w:r>
         <w:rPr>
@@ -3100,13 +3540,13 @@
         <w:rPr>
           <w:lang w:val="da-DK"/>
         </w:rPr>
+        <w:lastRenderedPageBreak/>
         <w:br/>
       </w:r>
       <w:r>
         <w:rPr>
           <w:lang w:val="da-DK"/>
         </w:rPr>
-        <w:lastRenderedPageBreak/>
         <w:t>Dag</w:t>
       </w:r>
       <w:r>
@@ -3156,7 +3596,31 @@
         <w:rPr>
           <w:lang w:val="da-DK"/>
         </w:rPr>
-        <w:t xml:space="preserve"> til at hænge samme opdeles år, så de går fra sommerperiode til sommerperiode næste år. Det betyder, at en ekstra</w:t>
+        <w:t xml:space="preserve"> til at </w:t>
+      </w:r>
+      <w:r>
+        <w:rPr>
+          <w:lang w:val="da-DK"/>
+        </w:rPr>
+        <w:t>”</w:t>
+      </w:r>
+      <w:r>
+        <w:rPr>
+          <w:lang w:val="da-DK"/>
+        </w:rPr>
+        <w:t>hænge samme</w:t>
+      </w:r>
+      <w:r>
+        <w:rPr>
+          <w:lang w:val="da-DK"/>
+        </w:rPr>
+        <w:t>n”</w:t>
+      </w:r>
+      <w:r>
+        <w:rPr>
+          <w:lang w:val="da-DK"/>
+        </w:rPr>
+        <w:t xml:space="preserve"> opdeles år, så de går fra sommerperiode til sommerperiode næste år. Det betyder, at en ekstra</w:t>
       </w:r>
       <w:r>
         <w:rPr>
@@ -3168,7 +3632,7 @@
         <w:rPr>
           <w:lang w:val="da-DK"/>
         </w:rPr>
-        <w:t xml:space="preserve">våd vintersæson opgøres med det korrekte antal dage i stedet for at blive splittet op over 2 år.  </w:t>
+        <w:t xml:space="preserve">våd sæson opgøres med det korrekte antal dage i stedet for at blive splittet op over 2 år.  </w:t>
       </w:r>
       <w:r>
         <w:rPr>
@@ -3201,6 +3665,7 @@
         </w:rPr>
         <w:t>ygninger i databasen (</w:t>
       </w:r>
+      <w:proofErr w:type="spellStart"/>
       <w:r>
         <w:rPr>
           <w:b/>
@@ -3211,6 +3676,7 @@
         </w:rPr>
         <w:t>tgv_buildings</w:t>
       </w:r>
+      <w:proofErr w:type="spellEnd"/>
       <w:r>
         <w:rPr>
           <w:lang w:val="da-DK"/>
@@ -3291,6 +3757,7 @@
         </w:rPr>
         <w:t xml:space="preserve"> benyttes oplysninger ved celleberegninger (</w:t>
       </w:r>
+      <w:proofErr w:type="spellStart"/>
       <w:r>
         <w:rPr>
           <w:b/>
@@ -3299,14 +3766,9 @@
           <w:iCs/>
           <w:lang w:val="da-DK"/>
         </w:rPr>
-        <w:t>tgv_cells, tgv_cell_calculations</w:t>
-      </w:r>
-      <w:r>
-        <w:rPr>
-          <w:lang w:val="da-DK"/>
-        </w:rPr>
-        <w:t>) samt bygningstabellen (</w:t>
-      </w:r>
+        <w:t>tgv_cells</w:t>
+      </w:r>
+      <w:proofErr w:type="spellEnd"/>
       <w:r>
         <w:rPr>
           <w:b/>
@@ -3315,80 +3777,9 @@
           <w:iCs/>
           <w:lang w:val="da-DK"/>
         </w:rPr>
-        <w:t>tgv_buildings</w:t>
-      </w:r>
-      <w:r>
-        <w:rPr>
-          <w:lang w:val="da-DK"/>
-        </w:rPr>
-        <w:t>).</w:t>
-      </w:r>
-      <w:r>
-        <w:rPr>
-          <w:lang w:val="da-DK"/>
-        </w:rPr>
-        <w:br/>
-      </w:r>
-      <w:r>
-        <w:rPr>
-          <w:lang w:val="da-DK"/>
-        </w:rPr>
-        <w:br/>
-      </w:r>
-      <w:r>
-        <w:rPr>
-          <w:lang w:val="da-DK"/>
-        </w:rPr>
-        <w:t>De enkelte b</w:t>
-      </w:r>
-      <w:r>
-        <w:rPr>
-          <w:lang w:val="da-DK"/>
-        </w:rPr>
-        <w:t>ygningers geometrisk midtpunkt findes</w:t>
-      </w:r>
-      <w:r>
-        <w:rPr>
-          <w:lang w:val="da-DK"/>
-        </w:rPr>
-        <w:t>,</w:t>
-      </w:r>
-      <w:r>
-        <w:rPr>
-          <w:lang w:val="da-DK"/>
-        </w:rPr>
-        <w:t xml:space="preserve"> og dette benyttes til at </w:t>
-      </w:r>
-      <w:r>
-        <w:rPr>
-          <w:lang w:val="da-DK"/>
-        </w:rPr>
-        <w:t xml:space="preserve">knytte en bygning </w:t>
-      </w:r>
-      <w:r>
-        <w:rPr>
-          <w:lang w:val="da-DK"/>
-        </w:rPr>
-        <w:t xml:space="preserve">til </w:t>
-      </w:r>
-      <w:r>
-        <w:rPr>
-          <w:lang w:val="da-DK"/>
-        </w:rPr>
-        <w:t>én celle</w:t>
-      </w:r>
-      <w:r>
-        <w:rPr>
-          <w:lang w:val="da-DK"/>
-        </w:rPr>
-        <w:t xml:space="preserve"> </w:t>
-      </w:r>
-      <w:r>
-        <w:rPr>
-          <w:lang w:val="da-DK"/>
-        </w:rPr>
-        <w:t>(</w:t>
-      </w:r>
+        <w:t xml:space="preserve">, </w:t>
+      </w:r>
+      <w:proofErr w:type="spellStart"/>
       <w:r>
         <w:rPr>
           <w:b/>
@@ -3397,8 +3788,16 @@
           <w:iCs/>
           <w:lang w:val="da-DK"/>
         </w:rPr>
-        <w:t>tgv_cell</w:t>
-      </w:r>
+        <w:t>tgv_cell_calculations</w:t>
+      </w:r>
+      <w:proofErr w:type="spellEnd"/>
+      <w:r>
+        <w:rPr>
+          <w:lang w:val="da-DK"/>
+        </w:rPr>
+        <w:t>) samt bygningstabellen (</w:t>
+      </w:r>
+      <w:proofErr w:type="spellStart"/>
       <w:r>
         <w:rPr>
           <w:b/>
@@ -3407,31 +3806,68 @@
           <w:iCs/>
           <w:lang w:val="da-DK"/>
         </w:rPr>
-        <w:t>s</w:t>
-      </w:r>
-      <w:r>
-        <w:rPr>
-          <w:lang w:val="da-DK"/>
-        </w:rPr>
-        <w:t>)</w:t>
-      </w:r>
-      <w:r>
-        <w:rPr>
-          <w:lang w:val="da-DK"/>
-        </w:rPr>
-        <w:t xml:space="preserve">. Slutteligt udregnes bygningsomkostninger </w:t>
-      </w:r>
-      <w:r>
-        <w:rPr>
-          <w:lang w:val="da-DK"/>
-        </w:rPr>
-        <w:t xml:space="preserve">pr. år </w:t>
-      </w:r>
-      <w:r>
-        <w:rPr>
-          <w:lang w:val="da-DK"/>
-        </w:rPr>
-        <w:t>på basis af de to dagsantal tilhørende cellen</w:t>
+        <w:t>tgv_buildings</w:t>
+      </w:r>
+      <w:proofErr w:type="spellEnd"/>
+      <w:r>
+        <w:rPr>
+          <w:lang w:val="da-DK"/>
+        </w:rPr>
+        <w:t>).</w:t>
+      </w:r>
+      <w:r>
+        <w:rPr>
+          <w:lang w:val="da-DK"/>
+        </w:rPr>
+        <w:br/>
+      </w:r>
+      <w:r>
+        <w:rPr>
+          <w:lang w:val="da-DK"/>
+        </w:rPr>
+        <w:br/>
+      </w:r>
+      <w:r>
+        <w:rPr>
+          <w:lang w:val="da-DK"/>
+        </w:rPr>
+        <w:t>De enkelte b</w:t>
+      </w:r>
+      <w:r>
+        <w:rPr>
+          <w:lang w:val="da-DK"/>
+        </w:rPr>
+        <w:t>ygningers geometrisk midtpunkt findes</w:t>
+      </w:r>
+      <w:r>
+        <w:rPr>
+          <w:lang w:val="da-DK"/>
+        </w:rPr>
+        <w:t>,</w:t>
+      </w:r>
+      <w:r>
+        <w:rPr>
+          <w:lang w:val="da-DK"/>
+        </w:rPr>
+        <w:t xml:space="preserve"> og dette benyttes til at </w:t>
+      </w:r>
+      <w:r>
+        <w:rPr>
+          <w:lang w:val="da-DK"/>
+        </w:rPr>
+        <w:t xml:space="preserve">knytte en bygning </w:t>
+      </w:r>
+      <w:r>
+        <w:rPr>
+          <w:lang w:val="da-DK"/>
+        </w:rPr>
+        <w:t xml:space="preserve">til </w:t>
+      </w:r>
+      <w:r>
+        <w:rPr>
+          <w:lang w:val="da-DK"/>
+        </w:rPr>
+        <w:t>én celle</w:t>
       </w:r>
       <w:r>
         <w:rPr>
@@ -3445,6 +3881,7 @@
         </w:rPr>
         <w:t>(</w:t>
       </w:r>
+      <w:proofErr w:type="spellStart"/>
       <w:r>
         <w:rPr>
           <w:b/>
@@ -3453,19 +3890,7 @@
           <w:iCs/>
           <w:lang w:val="da-DK"/>
         </w:rPr>
-        <w:t>tgv_cell_calculations</w:t>
-      </w:r>
-      <w:r>
-        <w:rPr>
-          <w:lang w:val="da-DK"/>
-        </w:rPr>
-        <w:t>)</w:t>
-      </w:r>
-      <w:r>
-        <w:rPr>
-          <w:lang w:val="da-DK"/>
-        </w:rPr>
-        <w:t>, bygningsareal, bygningsperimeter, med/uden kælder og med/uden beskyttelsesforanstaltninger. Resultatet gemmes en separat tabel (</w:t>
+        <w:t>tgv_cell</w:t>
       </w:r>
       <w:r>
         <w:rPr>
@@ -3475,8 +3900,46 @@
           <w:iCs/>
           <w:lang w:val="da-DK"/>
         </w:rPr>
-        <w:t>tgv_building_c</w:t>
-      </w:r>
+        <w:t>s</w:t>
+      </w:r>
+      <w:proofErr w:type="spellEnd"/>
+      <w:r>
+        <w:rPr>
+          <w:lang w:val="da-DK"/>
+        </w:rPr>
+        <w:t>)</w:t>
+      </w:r>
+      <w:r>
+        <w:rPr>
+          <w:lang w:val="da-DK"/>
+        </w:rPr>
+        <w:t xml:space="preserve">. Slutteligt udregnes bygningsomkostninger </w:t>
+      </w:r>
+      <w:r>
+        <w:rPr>
+          <w:lang w:val="da-DK"/>
+        </w:rPr>
+        <w:t xml:space="preserve">pr. år </w:t>
+      </w:r>
+      <w:r>
+        <w:rPr>
+          <w:lang w:val="da-DK"/>
+        </w:rPr>
+        <w:t>på basis af de to dagsantal tilhørende cellen</w:t>
+      </w:r>
+      <w:r>
+        <w:rPr>
+          <w:lang w:val="da-DK"/>
+        </w:rPr>
+        <w:t xml:space="preserve"> </w:t>
+      </w:r>
+      <w:r>
+        <w:rPr>
+          <w:lang w:val="da-DK"/>
+        </w:rPr>
+        <w:t>(</w:t>
+      </w:r>
+      <w:proofErr w:type="spellStart"/>
       <w:r>
         <w:rPr>
           <w:b/>
@@ -3485,8 +3948,22 @@
           <w:iCs/>
           <w:lang w:val="da-DK"/>
         </w:rPr>
-        <w:t>osts</w:t>
-      </w:r>
+        <w:t>tgv_cell_calculations</w:t>
+      </w:r>
+      <w:proofErr w:type="spellEnd"/>
+      <w:r>
+        <w:rPr>
+          <w:lang w:val="da-DK"/>
+        </w:rPr>
+        <w:t>)</w:t>
+      </w:r>
+      <w:r>
+        <w:rPr>
+          <w:lang w:val="da-DK"/>
+        </w:rPr>
+        <w:t>, bygningsareal, bygningsperimeter, med/uden kælder og med/uden beskyttelsesforanstaltninger. Resultatet gemmes en separat tabel (</w:t>
+      </w:r>
+      <w:proofErr w:type="spellStart"/>
       <w:r>
         <w:rPr>
           <w:b/>
@@ -3495,13 +3972,48 @@
           <w:iCs/>
           <w:lang w:val="da-DK"/>
         </w:rPr>
+        <w:t>tgv_building_c</w:t>
+      </w:r>
+      <w:r>
+        <w:rPr>
+          <w:b/>
+          <w:bCs/>
+          <w:i/>
+          <w:iCs/>
+          <w:lang w:val="da-DK"/>
+        </w:rPr>
+        <w:t>osts</w:t>
+      </w:r>
+      <w:proofErr w:type="spellEnd"/>
+      <w:r>
+        <w:rPr>
+          <w:b/>
+          <w:bCs/>
+          <w:i/>
+          <w:iCs/>
+          <w:lang w:val="da-DK"/>
+        </w:rPr>
         <w:t xml:space="preserve">) </w:t>
       </w:r>
       <w:r>
         <w:rPr>
           <w:lang w:val="da-DK"/>
         </w:rPr>
-        <w:t xml:space="preserve">– pr. model, pr. bygning, pr.år.    </w:t>
+        <w:t xml:space="preserve">– pr. model, pr. bygning, </w:t>
+      </w:r>
+      <w:proofErr w:type="spellStart"/>
+      <w:r>
+        <w:rPr>
+          <w:lang w:val="da-DK"/>
+        </w:rPr>
+        <w:t>pr.år</w:t>
+      </w:r>
+      <w:proofErr w:type="spellEnd"/>
+      <w:r>
+        <w:rPr>
+          <w:lang w:val="da-DK"/>
+        </w:rPr>
+        <w:t xml:space="preserve">.    </w:t>
       </w:r>
       <w:r>
         <w:rPr>
@@ -3528,6 +4040,7 @@
         </w:rPr>
         <w:t>Endelig findes en opslagstabel (</w:t>
       </w:r>
+      <w:proofErr w:type="spellStart"/>
       <w:r>
         <w:rPr>
           <w:b/>
@@ -3538,6 +4051,7 @@
         </w:rPr>
         <w:t>tgv_parameter_groups</w:t>
       </w:r>
+      <w:proofErr w:type="spellEnd"/>
       <w:r>
         <w:rPr>
           <w:lang w:val="da-DK"/>
@@ -3781,7 +4295,21 @@
         <w:rPr>
           <w:lang w:val="da-DK"/>
         </w:rPr>
-        <w:t>databasen består af 8 permanente tabeller plus et antal temporære tabeller, som modtager rådata fra importfaciliteten. Ud over tabellerne er der ca. 30 forskellige funktioner indbygget i modulet, som forestår alle former for databehandling. Beskrivelsen af funktioner og importfacilitet beskrives senere i dette notat.</w:t>
+        <w:t xml:space="preserve">databasen består af 8 permanente tabeller plus et antal temporære tabeller, som modtager </w:t>
+      </w:r>
+      <w:proofErr w:type="spellStart"/>
+      <w:r>
+        <w:rPr>
+          <w:lang w:val="da-DK"/>
+        </w:rPr>
+        <w:t>rådata</w:t>
+      </w:r>
+      <w:proofErr w:type="spellEnd"/>
+      <w:r>
+        <w:rPr>
+          <w:lang w:val="da-DK"/>
+        </w:rPr>
+        <w:t xml:space="preserve"> fra importfaciliteten. Ud over tabellerne er der ca. 30 forskellige funktioner indbygget i modulet, som forestår alle former for databehandling. Beskrivelsen af funktioner og importfacilitet beskrives senere i dette notat.</w:t>
       </w:r>
     </w:p>
     <w:p>
@@ -3799,8 +4327,16 @@
         <w:rPr>
           <w:lang w:val="da-DK"/>
         </w:rPr>
-        <w:t>Alle permanente tabeller er placeret i schema</w:t>
-      </w:r>
+        <w:t xml:space="preserve">Alle permanente tabeller er placeret i </w:t>
+      </w:r>
+      <w:proofErr w:type="spellStart"/>
+      <w:r>
+        <w:rPr>
+          <w:lang w:val="da-DK"/>
+        </w:rPr>
+        <w:t>schema</w:t>
+      </w:r>
+      <w:proofErr w:type="spellEnd"/>
       <w:r>
         <w:rPr>
           <w:lang w:val="da-DK"/>
@@ -3813,6 +4349,7 @@
         </w:rPr>
         <w:t xml:space="preserve"> </w:t>
       </w:r>
+      <w:proofErr w:type="spellStart"/>
       <w:r>
         <w:rPr>
           <w:b/>
@@ -3823,6 +4360,7 @@
         </w:rPr>
         <w:t>tgv_data</w:t>
       </w:r>
+      <w:proofErr w:type="spellEnd"/>
     </w:p>
     <w:p>
       <w:pPr>
@@ -3839,8 +4377,23 @@
         <w:rPr>
           <w:lang w:val="da-DK"/>
         </w:rPr>
-        <w:t xml:space="preserve">Alle TGV database-funktioner er placeret i schema: </w:t>
-      </w:r>
+        <w:t xml:space="preserve">Alle TGV database-funktioner er placeret i </w:t>
+      </w:r>
+      <w:proofErr w:type="spellStart"/>
+      <w:r>
+        <w:rPr>
+          <w:lang w:val="da-DK"/>
+        </w:rPr>
+        <w:t>schema</w:t>
+      </w:r>
+      <w:proofErr w:type="spellEnd"/>
+      <w:r>
+        <w:rPr>
+          <w:lang w:val="da-DK"/>
+        </w:rPr>
+        <w:t xml:space="preserve">: </w:t>
+      </w:r>
+      <w:proofErr w:type="spellStart"/>
       <w:r>
         <w:rPr>
           <w:b/>
@@ -3851,6 +4404,7 @@
         </w:rPr>
         <w:t>tgv_functions</w:t>
       </w:r>
+      <w:proofErr w:type="spellEnd"/>
     </w:p>
     <w:p>
       <w:pPr>
@@ -3867,8 +4421,37 @@
         <w:rPr>
           <w:lang w:val="da-DK"/>
         </w:rPr>
-        <w:t xml:space="preserve">Temporære import-tabeller med rådata er placeret i schema: </w:t>
-      </w:r>
+        <w:t xml:space="preserve">Temporære import-tabeller med </w:t>
+      </w:r>
+      <w:proofErr w:type="spellStart"/>
+      <w:r>
+        <w:rPr>
+          <w:lang w:val="da-DK"/>
+        </w:rPr>
+        <w:t>rådata</w:t>
+      </w:r>
+      <w:proofErr w:type="spellEnd"/>
+      <w:r>
+        <w:rPr>
+          <w:lang w:val="da-DK"/>
+        </w:rPr>
+        <w:t xml:space="preserve"> er placeret i </w:t>
+      </w:r>
+      <w:proofErr w:type="spellStart"/>
+      <w:r>
+        <w:rPr>
+          <w:lang w:val="da-DK"/>
+        </w:rPr>
+        <w:t>schema</w:t>
+      </w:r>
+      <w:proofErr w:type="spellEnd"/>
+      <w:r>
+        <w:rPr>
+          <w:lang w:val="da-DK"/>
+        </w:rPr>
+        <w:t xml:space="preserve">: </w:t>
+      </w:r>
+      <w:proofErr w:type="spellStart"/>
       <w:r>
         <w:rPr>
           <w:b/>
@@ -3879,6 +4462,7 @@
         </w:rPr>
         <w:t>tgv_import</w:t>
       </w:r>
+      <w:proofErr w:type="spellEnd"/>
       <w:r>
         <w:rPr>
           <w:lang w:val="da-DK"/>
@@ -3903,7 +4487,21 @@
         <w:rPr>
           <w:lang w:val="da-DK"/>
         </w:rPr>
-        <w:t xml:space="preserve">Tabel: tgv_projects </w:t>
+        <w:t xml:space="preserve">Tabel: </w:t>
+      </w:r>
+      <w:proofErr w:type="spellStart"/>
+      <w:r>
+        <w:rPr>
+          <w:lang w:val="da-DK"/>
+        </w:rPr>
+        <w:t>tgv_projects</w:t>
+      </w:r>
+      <w:proofErr w:type="spellEnd"/>
+      <w:r>
+        <w:rPr>
+          <w:lang w:val="da-DK"/>
+        </w:rPr>
+        <w:t xml:space="preserve"> </w:t>
       </w:r>
       <w:r>
         <w:rPr>
@@ -3918,6 +4516,7 @@
           <w:lang w:val="da-DK"/>
         </w:rPr>
       </w:pPr>
+      <w:proofErr w:type="spellStart"/>
       <w:r>
         <w:rPr>
           <w:b/>
@@ -3928,6 +4527,7 @@
         </w:rPr>
         <w:t>tgv_projects</w:t>
       </w:r>
+      <w:proofErr w:type="spellEnd"/>
       <w:r>
         <w:rPr>
           <w:lang w:val="da-DK"/>
@@ -3960,7 +4560,35 @@
         <w:rPr>
           <w:lang w:val="da-DK"/>
         </w:rPr>
-        <w:t xml:space="preserve"> Et projekt er et geografisk begrænset område, som skal undersøges/databehandles i forbindelse med rentabilitetsvurderingen vedrørende terrænnært grundvand. Som f.eks. ”Bakkeby” eller ”Markby” fra Envidan-rapporten.</w:t>
+        <w:t xml:space="preserve"> Et projekt er et geografisk begrænset område, som skal undersøges/databehandles i forbindelse med rentabilitetsvurderingen vedrørende terrænnært grundvand. Som f.eks. ”Bakkeby” eller ”</w:t>
+      </w:r>
+      <w:proofErr w:type="spellStart"/>
+      <w:r>
+        <w:rPr>
+          <w:lang w:val="da-DK"/>
+        </w:rPr>
+        <w:t>Markby</w:t>
+      </w:r>
+      <w:proofErr w:type="spellEnd"/>
+      <w:r>
+        <w:rPr>
+          <w:lang w:val="da-DK"/>
+        </w:rPr>
+        <w:t xml:space="preserve">” fra </w:t>
+      </w:r>
+      <w:proofErr w:type="spellStart"/>
+      <w:r>
+        <w:rPr>
+          <w:lang w:val="da-DK"/>
+        </w:rPr>
+        <w:t>Envidan</w:t>
+      </w:r>
+      <w:proofErr w:type="spellEnd"/>
+      <w:r>
+        <w:rPr>
+          <w:lang w:val="da-DK"/>
+        </w:rPr>
+        <w:t>-rapporten.</w:t>
       </w:r>
     </w:p>
     <w:p>
@@ -3987,6 +4615,7 @@
           <w:lang w:val="da-DK"/>
         </w:rPr>
       </w:pPr>
+      <w:proofErr w:type="spellStart"/>
       <w:r>
         <w:rPr>
           <w:b/>
@@ -3997,6 +4626,7 @@
         </w:rPr>
         <w:t>project_id</w:t>
       </w:r>
+      <w:proofErr w:type="spellEnd"/>
       <w:r>
         <w:rPr>
           <w:lang w:val="da-DK"/>
@@ -4015,6 +4645,7 @@
           <w:lang w:val="da-DK"/>
         </w:rPr>
       </w:pPr>
+      <w:proofErr w:type="spellStart"/>
       <w:r>
         <w:rPr>
           <w:b/>
@@ -4025,6 +4656,7 @@
         </w:rPr>
         <w:t>geom</w:t>
       </w:r>
+      <w:proofErr w:type="spellEnd"/>
       <w:r>
         <w:rPr>
           <w:lang w:val="da-DK"/>
@@ -4055,8 +4687,23 @@
         <w:rPr>
           <w:lang w:val="en-US"/>
         </w:rPr>
-        <w:t xml:space="preserve">Primary Key er kolonne </w:t>
-      </w:r>
+        <w:t xml:space="preserve">Primary Key er </w:t>
+      </w:r>
+      <w:proofErr w:type="spellStart"/>
+      <w:r>
+        <w:rPr>
+          <w:lang w:val="en-US"/>
+        </w:rPr>
+        <w:t>kolonne</w:t>
+      </w:r>
+      <w:proofErr w:type="spellEnd"/>
+      <w:r>
+        <w:rPr>
+          <w:lang w:val="en-US"/>
+        </w:rPr>
+        <w:t xml:space="preserve"> </w:t>
+      </w:r>
+      <w:proofErr w:type="spellStart"/>
       <w:r>
         <w:rPr>
           <w:b/>
@@ -4067,6 +4714,7 @@
         </w:rPr>
         <w:t>project_id</w:t>
       </w:r>
+      <w:proofErr w:type="spellEnd"/>
     </w:p>
     <w:p>
       <w:pPr>
@@ -4085,7 +4733,21 @@
         <w:rPr>
           <w:lang w:val="da-DK"/>
         </w:rPr>
-        <w:t xml:space="preserve">Tabel: tgv_parameter_groups </w:t>
+        <w:t xml:space="preserve">Tabel: </w:t>
+      </w:r>
+      <w:proofErr w:type="spellStart"/>
+      <w:r>
+        <w:rPr>
+          <w:lang w:val="da-DK"/>
+        </w:rPr>
+        <w:t>tgv_parameter_groups</w:t>
+      </w:r>
+      <w:proofErr w:type="spellEnd"/>
+      <w:r>
+        <w:rPr>
+          <w:lang w:val="da-DK"/>
+        </w:rPr>
+        <w:t xml:space="preserve"> </w:t>
       </w:r>
       <w:r>
         <w:rPr>
@@ -4100,6 +4762,7 @@
           <w:lang w:val="da-DK"/>
         </w:rPr>
       </w:pPr>
+      <w:proofErr w:type="spellStart"/>
       <w:r>
         <w:rPr>
           <w:b/>
@@ -4120,17 +4783,26 @@
         </w:rPr>
         <w:t>parameter_groups</w:t>
       </w:r>
+      <w:proofErr w:type="spellEnd"/>
       <w:r>
         <w:rPr>
           <w:lang w:val="da-DK"/>
         </w:rPr>
         <w:t xml:space="preserve"> indeholder </w:t>
       </w:r>
-      <w:r>
-        <w:rPr>
-          <w:lang w:val="da-DK"/>
-        </w:rPr>
-        <w:t>semi-permanente opslagsværdier</w:t>
+      <w:proofErr w:type="spellStart"/>
+      <w:r>
+        <w:rPr>
+          <w:lang w:val="da-DK"/>
+        </w:rPr>
+        <w:t>semi</w:t>
+      </w:r>
+      <w:proofErr w:type="spellEnd"/>
+      <w:r>
+        <w:rPr>
+          <w:lang w:val="da-DK"/>
+        </w:rPr>
+        <w:t>-permanente opslagsværdier</w:t>
       </w:r>
       <w:r>
         <w:rPr>
@@ -4144,6 +4816,7 @@
         </w:rPr>
         <w:t xml:space="preserve">placeret i et </w:t>
       </w:r>
+      <w:proofErr w:type="spellStart"/>
       <w:r>
         <w:rPr>
           <w:i/>
@@ -4152,6 +4825,7 @@
         </w:rPr>
         <w:t>json</w:t>
       </w:r>
+      <w:proofErr w:type="spellEnd"/>
       <w:r>
         <w:rPr>
           <w:lang w:val="da-DK"/>
@@ -4237,6 +4911,7 @@
           <w:lang w:val="da-DK"/>
         </w:rPr>
       </w:pPr>
+      <w:proofErr w:type="spellStart"/>
       <w:r>
         <w:rPr>
           <w:b/>
@@ -4267,6 +4942,7 @@
         </w:rPr>
         <w:t>_id</w:t>
       </w:r>
+      <w:proofErr w:type="spellEnd"/>
       <w:r>
         <w:rPr>
           <w:lang w:val="da-DK"/>
@@ -4297,6 +4973,7 @@
           <w:lang w:val="da-DK"/>
         </w:rPr>
       </w:pPr>
+      <w:proofErr w:type="spellStart"/>
       <w:r>
         <w:rPr>
           <w:b/>
@@ -4317,17 +4994,26 @@
         </w:rPr>
         <w:t>arameter_values</w:t>
       </w:r>
+      <w:proofErr w:type="spellEnd"/>
       <w:r>
         <w:rPr>
           <w:lang w:val="da-DK"/>
         </w:rPr>
         <w:t xml:space="preserve">: </w:t>
       </w:r>
-      <w:r>
-        <w:rPr>
-          <w:lang w:val="da-DK"/>
-        </w:rPr>
-        <w:t>json objekt – semipermanente værdier</w:t>
+      <w:proofErr w:type="spellStart"/>
+      <w:r>
+        <w:rPr>
+          <w:lang w:val="da-DK"/>
+        </w:rPr>
+        <w:t>json</w:t>
+      </w:r>
+      <w:proofErr w:type="spellEnd"/>
+      <w:r>
+        <w:rPr>
+          <w:lang w:val="da-DK"/>
+        </w:rPr>
+        <w:t xml:space="preserve"> objekt – semipermanente værdier</w:t>
       </w:r>
     </w:p>
     <w:p>
@@ -4341,8 +5027,16 @@
         <w:rPr>
           <w:lang w:val="en-US"/>
         </w:rPr>
-        <w:t>Primary Key er kolonne</w:t>
-      </w:r>
+        <w:t xml:space="preserve">Primary Key er </w:t>
+      </w:r>
+      <w:proofErr w:type="spellStart"/>
+      <w:r>
+        <w:rPr>
+          <w:lang w:val="en-US"/>
+        </w:rPr>
+        <w:t>kolonne</w:t>
+      </w:r>
+      <w:proofErr w:type="spellEnd"/>
       <w:r>
         <w:rPr>
           <w:lang w:val="en-US"/>
@@ -4355,6 +5049,7 @@
         </w:rPr>
         <w:t xml:space="preserve"> </w:t>
       </w:r>
+      <w:proofErr w:type="spellStart"/>
       <w:r>
         <w:rPr>
           <w:b/>
@@ -4365,6 +5060,7 @@
         </w:rPr>
         <w:t>parameter_id</w:t>
       </w:r>
+      <w:proofErr w:type="spellEnd"/>
       <w:r>
         <w:rPr>
           <w:lang w:val="en-US"/>
@@ -4383,7 +5079,21 @@
         <w:rPr>
           <w:lang w:val="da-DK"/>
         </w:rPr>
-        <w:t xml:space="preserve">Tabel: tgv_models </w:t>
+        <w:t xml:space="preserve">Tabel: </w:t>
+      </w:r>
+      <w:proofErr w:type="spellStart"/>
+      <w:r>
+        <w:rPr>
+          <w:lang w:val="da-DK"/>
+        </w:rPr>
+        <w:t>tgv_models</w:t>
+      </w:r>
+      <w:proofErr w:type="spellEnd"/>
+      <w:r>
+        <w:rPr>
+          <w:lang w:val="da-DK"/>
+        </w:rPr>
+        <w:t xml:space="preserve"> </w:t>
       </w:r>
       <w:r>
         <w:rPr>
@@ -4398,6 +5108,7 @@
           <w:lang w:val="da-DK"/>
         </w:rPr>
       </w:pPr>
+      <w:proofErr w:type="spellStart"/>
       <w:r>
         <w:rPr>
           <w:b/>
@@ -4418,6 +5129,7 @@
         </w:rPr>
         <w:t>models</w:t>
       </w:r>
+      <w:proofErr w:type="spellEnd"/>
       <w:r>
         <w:rPr>
           <w:lang w:val="da-DK"/>
@@ -4470,7 +5182,21 @@
         <w:rPr>
           <w:lang w:val="da-DK"/>
         </w:rPr>
-        <w:t xml:space="preserve">til et specikt projekt samt en </w:t>
+        <w:t xml:space="preserve">til et </w:t>
+      </w:r>
+      <w:proofErr w:type="spellStart"/>
+      <w:r>
+        <w:rPr>
+          <w:lang w:val="da-DK"/>
+        </w:rPr>
+        <w:t>specikt</w:t>
+      </w:r>
+      <w:proofErr w:type="spellEnd"/>
+      <w:r>
+        <w:rPr>
+          <w:lang w:val="da-DK"/>
+        </w:rPr>
+        <w:t xml:space="preserve"> projekt samt en </w:t>
       </w:r>
       <w:r>
         <w:rPr>
@@ -4515,6 +5241,7 @@
           <w:lang w:val="da-DK"/>
         </w:rPr>
       </w:pPr>
+      <w:proofErr w:type="spellStart"/>
       <w:r>
         <w:rPr>
           <w:b/>
@@ -4525,6 +5252,7 @@
         </w:rPr>
         <w:t>project_id</w:t>
       </w:r>
+      <w:proofErr w:type="spellEnd"/>
       <w:r>
         <w:rPr>
           <w:lang w:val="da-DK"/>
@@ -4543,6 +5271,7 @@
           <w:lang w:val="da-DK"/>
         </w:rPr>
       </w:pPr>
+      <w:proofErr w:type="spellStart"/>
       <w:r>
         <w:rPr>
           <w:b/>
@@ -4553,11 +5282,26 @@
         </w:rPr>
         <w:t>model_id</w:t>
       </w:r>
-      <w:r>
-        <w:rPr>
-          <w:lang w:val="da-DK"/>
-        </w:rPr>
-        <w:t xml:space="preserve">: tekst – Navnet på modellen, f.eks. ”Initielle data”. </w:t>
+      <w:proofErr w:type="spellEnd"/>
+      <w:r>
+        <w:rPr>
+          <w:lang w:val="da-DK"/>
+        </w:rPr>
+        <w:t>: tekst – Navnet på modellen, f.eks. ”</w:t>
+      </w:r>
+      <w:proofErr w:type="spellStart"/>
+      <w:r>
+        <w:rPr>
+          <w:lang w:val="da-DK"/>
+        </w:rPr>
+        <w:t>Initielle</w:t>
+      </w:r>
+      <w:proofErr w:type="spellEnd"/>
+      <w:r>
+        <w:rPr>
+          <w:lang w:val="da-DK"/>
+        </w:rPr>
+        <w:t xml:space="preserve"> data”. </w:t>
       </w:r>
     </w:p>
     <w:p>
@@ -4571,6 +5315,7 @@
           <w:lang w:val="da-DK"/>
         </w:rPr>
       </w:pPr>
+      <w:proofErr w:type="spellStart"/>
       <w:r>
         <w:rPr>
           <w:b/>
@@ -4582,6 +5327,7 @@
         <w:lastRenderedPageBreak/>
         <w:t>parameter_id</w:t>
       </w:r>
+      <w:proofErr w:type="spellEnd"/>
       <w:r>
         <w:rPr>
           <w:lang w:val="da-DK"/>
@@ -4632,64 +5378,9 @@
           <w:iCs/>
           <w:lang w:val="da-DK"/>
         </w:rPr>
-        <w:t>original: boolean:</w:t>
-      </w:r>
-      <w:r>
-        <w:rPr>
-          <w:lang w:val="da-DK"/>
-        </w:rPr>
-        <w:t xml:space="preserve"> - Definerer, om modellen indeholder de originale, ikke-modificerede </w:t>
-      </w:r>
-      <w:r>
-        <w:rPr>
-          <w:lang w:val="da-DK"/>
-        </w:rPr>
-        <w:t>tid/</w:t>
-      </w:r>
-      <w:r>
-        <w:rPr>
-          <w:lang w:val="da-DK"/>
-        </w:rPr>
-        <w:t>dybde</w:t>
-      </w:r>
-      <w:r>
-        <w:rPr>
-          <w:lang w:val="da-DK"/>
-        </w:rPr>
-        <w:t xml:space="preserve"> oplysninger</w:t>
-      </w:r>
-      <w:r>
-        <w:rPr>
-          <w:lang w:val="da-DK"/>
-        </w:rPr>
-        <w:t xml:space="preserve"> </w:t>
-      </w:r>
-    </w:p>
-    <w:p>
-      <w:pPr>
-        <w:ind w:left="100"/>
-        <w:rPr>
-          <w:lang w:val="da-DK"/>
-        </w:rPr>
-      </w:pPr>
-      <w:r>
-        <w:rPr>
-          <w:lang w:val="da-DK"/>
-        </w:rPr>
-        <w:t>Pimary Key er en kombination af kolonnerne</w:t>
-      </w:r>
-      <w:r>
-        <w:rPr>
-          <w:lang w:val="da-DK"/>
-        </w:rPr>
-        <w:t>:</w:t>
-      </w:r>
-      <w:r>
-        <w:rPr>
-          <w:lang w:val="da-DK"/>
-        </w:rPr>
-        <w:t xml:space="preserve"> </w:t>
-      </w:r>
+        <w:t xml:space="preserve">original: </w:t>
+      </w:r>
+      <w:proofErr w:type="spellStart"/>
       <w:r>
         <w:rPr>
           <w:b/>
@@ -4698,14 +5389,9 @@
           <w:iCs/>
           <w:lang w:val="da-DK"/>
         </w:rPr>
-        <w:t>project_id</w:t>
-      </w:r>
-      <w:r>
-        <w:rPr>
-          <w:lang w:val="da-DK"/>
-        </w:rPr>
-        <w:t xml:space="preserve"> og </w:t>
-      </w:r>
+        <w:t>boolean</w:t>
+      </w:r>
+      <w:proofErr w:type="spellEnd"/>
       <w:r>
         <w:rPr>
           <w:b/>
@@ -4714,34 +5400,31 @@
           <w:iCs/>
           <w:lang w:val="da-DK"/>
         </w:rPr>
-        <w:t>model_id</w:t>
-      </w:r>
-    </w:p>
-    <w:p>
-      <w:pPr>
-        <w:rPr>
-          <w:lang w:val="da-DK"/>
-        </w:rPr>
-      </w:pPr>
-    </w:p>
-    <w:p>
-      <w:pPr>
-        <w:pStyle w:val="Overskrift3"/>
-        <w:rPr>
-          <w:lang w:val="da-DK"/>
-        </w:rPr>
-      </w:pPr>
-      <w:r>
-        <w:rPr>
-          <w:lang w:val="da-DK"/>
-        </w:rPr>
-        <w:t>Tabel: tgv_cells</w:t>
-      </w:r>
-      <w:r>
-        <w:rPr>
-          <w:lang w:val="da-DK"/>
-        </w:rPr>
-        <w:br/>
+        <w:t>:</w:t>
+      </w:r>
+      <w:r>
+        <w:rPr>
+          <w:lang w:val="da-DK"/>
+        </w:rPr>
+        <w:t xml:space="preserve"> - Definerer, om modellen indeholder de originale, ikke-modificerede </w:t>
+      </w:r>
+      <w:r>
+        <w:rPr>
+          <w:lang w:val="da-DK"/>
+        </w:rPr>
+        <w:t>tid/</w:t>
+      </w:r>
+      <w:r>
+        <w:rPr>
+          <w:lang w:val="da-DK"/>
+        </w:rPr>
+        <w:t>dybde</w:t>
+      </w:r>
+      <w:r>
+        <w:rPr>
+          <w:lang w:val="da-DK"/>
+        </w:rPr>
+        <w:t xml:space="preserve"> oplysninger</w:t>
       </w:r>
       <w:r>
         <w:rPr>
@@ -4752,10 +5435,38 @@
     </w:p>
     <w:p>
       <w:pPr>
-        <w:rPr>
-          <w:lang w:val="da-DK"/>
-        </w:rPr>
-      </w:pPr>
+        <w:ind w:left="100"/>
+        <w:rPr>
+          <w:lang w:val="da-DK"/>
+        </w:rPr>
+      </w:pPr>
+      <w:proofErr w:type="spellStart"/>
+      <w:r>
+        <w:rPr>
+          <w:lang w:val="da-DK"/>
+        </w:rPr>
+        <w:t>Pimary</w:t>
+      </w:r>
+      <w:proofErr w:type="spellEnd"/>
+      <w:r>
+        <w:rPr>
+          <w:lang w:val="da-DK"/>
+        </w:rPr>
+        <w:t xml:space="preserve"> Key er en kombination af kolonnerne</w:t>
+      </w:r>
+      <w:r>
+        <w:rPr>
+          <w:lang w:val="da-DK"/>
+        </w:rPr>
+        <w:t>:</w:t>
+      </w:r>
+      <w:r>
+        <w:rPr>
+          <w:lang w:val="da-DK"/>
+        </w:rPr>
+        <w:t xml:space="preserve"> </w:t>
+      </w:r>
+      <w:proofErr w:type="spellStart"/>
       <w:r>
         <w:rPr>
           <w:b/>
@@ -4764,8 +5475,16 @@
           <w:iCs/>
           <w:lang w:val="da-DK"/>
         </w:rPr>
-        <w:t>tgv_</w:t>
-      </w:r>
+        <w:t>project_id</w:t>
+      </w:r>
+      <w:proofErr w:type="spellEnd"/>
+      <w:r>
+        <w:rPr>
+          <w:lang w:val="da-DK"/>
+        </w:rPr>
+        <w:t xml:space="preserve"> og </w:t>
+      </w:r>
+      <w:proofErr w:type="spellStart"/>
       <w:r>
         <w:rPr>
           <w:b/>
@@ -4774,8 +5493,79 @@
           <w:iCs/>
           <w:lang w:val="da-DK"/>
         </w:rPr>
+        <w:t>model_id</w:t>
+      </w:r>
+      <w:proofErr w:type="spellEnd"/>
+    </w:p>
+    <w:p>
+      <w:pPr>
+        <w:rPr>
+          <w:lang w:val="da-DK"/>
+        </w:rPr>
+      </w:pPr>
+    </w:p>
+    <w:p>
+      <w:pPr>
+        <w:pStyle w:val="Overskrift3"/>
+        <w:rPr>
+          <w:lang w:val="da-DK"/>
+        </w:rPr>
+      </w:pPr>
+      <w:r>
+        <w:rPr>
+          <w:lang w:val="da-DK"/>
+        </w:rPr>
+        <w:t xml:space="preserve">Tabel: </w:t>
+      </w:r>
+      <w:proofErr w:type="spellStart"/>
+      <w:r>
+        <w:rPr>
+          <w:lang w:val="da-DK"/>
+        </w:rPr>
+        <w:t>tgv_cells</w:t>
+      </w:r>
+      <w:proofErr w:type="spellEnd"/>
+      <w:r>
+        <w:rPr>
+          <w:lang w:val="da-DK"/>
+        </w:rPr>
+        <w:br/>
+      </w:r>
+      <w:r>
+        <w:rPr>
+          <w:lang w:val="da-DK"/>
+        </w:rPr>
+        <w:t xml:space="preserve"> </w:t>
+      </w:r>
+    </w:p>
+    <w:p>
+      <w:pPr>
+        <w:rPr>
+          <w:lang w:val="da-DK"/>
+        </w:rPr>
+      </w:pPr>
+      <w:proofErr w:type="spellStart"/>
+      <w:r>
+        <w:rPr>
+          <w:b/>
+          <w:bCs/>
+          <w:i/>
+          <w:iCs/>
+          <w:lang w:val="da-DK"/>
+        </w:rPr>
+        <w:t>tgv_</w:t>
+      </w:r>
+      <w:r>
+        <w:rPr>
+          <w:b/>
+          <w:bCs/>
+          <w:i/>
+          <w:iCs/>
+          <w:lang w:val="da-DK"/>
+        </w:rPr>
         <w:t>cells</w:t>
       </w:r>
+      <w:proofErr w:type="spellEnd"/>
       <w:r>
         <w:rPr>
           <w:lang w:val="da-DK"/>
@@ -4831,6 +5621,7 @@
           <w:lang w:val="da-DK"/>
         </w:rPr>
       </w:pPr>
+      <w:proofErr w:type="spellStart"/>
       <w:r>
         <w:rPr>
           <w:b/>
@@ -4841,6 +5632,7 @@
         </w:rPr>
         <w:t>project_id</w:t>
       </w:r>
+      <w:proofErr w:type="spellEnd"/>
       <w:r>
         <w:rPr>
           <w:lang w:val="da-DK"/>
@@ -4871,6 +5663,7 @@
           <w:lang w:val="da-DK"/>
         </w:rPr>
       </w:pPr>
+      <w:proofErr w:type="spellStart"/>
       <w:r>
         <w:rPr>
           <w:b/>
@@ -4881,12 +5674,21 @@
         </w:rPr>
         <w:t>cell_no</w:t>
       </w:r>
-      <w:r>
-        <w:rPr>
-          <w:lang w:val="en-US"/>
-        </w:rPr>
-        <w:t>: bigint</w:t>
-      </w:r>
+      <w:proofErr w:type="spellEnd"/>
+      <w:r>
+        <w:rPr>
+          <w:lang w:val="en-US"/>
+        </w:rPr>
+        <w:t xml:space="preserve">: </w:t>
+      </w:r>
+      <w:proofErr w:type="spellStart"/>
+      <w:r>
+        <w:rPr>
+          <w:lang w:val="en-US"/>
+        </w:rPr>
+        <w:t>bigint</w:t>
+      </w:r>
+      <w:proofErr w:type="spellEnd"/>
       <w:r>
         <w:rPr>
           <w:lang w:val="en-US"/>
@@ -4897,13 +5699,55 @@
         <w:rPr>
           <w:lang w:val="en-US"/>
         </w:rPr>
-        <w:t>– Identifikation a</w:t>
-      </w:r>
-      <w:r>
-        <w:rPr>
-          <w:lang w:val="en-US"/>
-        </w:rPr>
-        <w:t xml:space="preserve">f cellen. </w:t>
+        <w:t xml:space="preserve">– </w:t>
+      </w:r>
+      <w:proofErr w:type="spellStart"/>
+      <w:r>
+        <w:rPr>
+          <w:lang w:val="en-US"/>
+        </w:rPr>
+        <w:t>Identifikation</w:t>
+      </w:r>
+      <w:proofErr w:type="spellEnd"/>
+      <w:r>
+        <w:rPr>
+          <w:lang w:val="en-US"/>
+        </w:rPr>
+        <w:t xml:space="preserve"> </w:t>
+      </w:r>
+      <w:proofErr w:type="spellStart"/>
+      <w:r>
+        <w:rPr>
+          <w:lang w:val="en-US"/>
+        </w:rPr>
+        <w:t>a</w:t>
+      </w:r>
+      <w:r>
+        <w:rPr>
+          <w:lang w:val="en-US"/>
+        </w:rPr>
+        <w:t>f</w:t>
+      </w:r>
+      <w:proofErr w:type="spellEnd"/>
+      <w:r>
+        <w:rPr>
+          <w:lang w:val="en-US"/>
+        </w:rPr>
+        <w:t xml:space="preserve"> </w:t>
+      </w:r>
+      <w:proofErr w:type="spellStart"/>
+      <w:r>
+        <w:rPr>
+          <w:lang w:val="en-US"/>
+        </w:rPr>
+        <w:t>cellen</w:t>
+      </w:r>
+      <w:proofErr w:type="spellEnd"/>
+      <w:r>
+        <w:rPr>
+          <w:lang w:val="en-US"/>
+        </w:rPr>
+        <w:t xml:space="preserve">. </w:t>
       </w:r>
       <w:r>
         <w:rPr>
@@ -5007,6 +5851,7 @@
           <w:lang w:val="da-DK"/>
         </w:rPr>
       </w:pPr>
+      <w:proofErr w:type="spellStart"/>
       <w:r>
         <w:rPr>
           <w:b/>
@@ -5017,6 +5862,7 @@
         </w:rPr>
         <w:t>geom</w:t>
       </w:r>
+      <w:proofErr w:type="spellEnd"/>
       <w:r>
         <w:rPr>
           <w:lang w:val="da-DK"/>
@@ -5037,11 +5883,19 @@
           <w:lang w:val="da-DK"/>
         </w:rPr>
       </w:pPr>
-      <w:r>
-        <w:rPr>
-          <w:lang w:val="da-DK"/>
-        </w:rPr>
-        <w:t>Primary Key er en kombination af kolonne</w:t>
+      <w:proofErr w:type="spellStart"/>
+      <w:r>
+        <w:rPr>
+          <w:lang w:val="da-DK"/>
+        </w:rPr>
+        <w:t>Primary</w:t>
+      </w:r>
+      <w:proofErr w:type="spellEnd"/>
+      <w:r>
+        <w:rPr>
+          <w:lang w:val="da-DK"/>
+        </w:rPr>
+        <w:t xml:space="preserve"> Key er en kombination af kolonne</w:t>
       </w:r>
       <w:r>
         <w:rPr>
@@ -5055,6 +5909,7 @@
         </w:rPr>
         <w:t xml:space="preserve"> </w:t>
       </w:r>
+      <w:proofErr w:type="spellStart"/>
       <w:r>
         <w:rPr>
           <w:b/>
@@ -5065,12 +5920,14 @@
         </w:rPr>
         <w:t>project_id</w:t>
       </w:r>
+      <w:proofErr w:type="spellEnd"/>
       <w:r>
         <w:rPr>
           <w:lang w:val="da-DK"/>
         </w:rPr>
         <w:t xml:space="preserve"> og </w:t>
       </w:r>
+      <w:proofErr w:type="spellStart"/>
       <w:r>
         <w:rPr>
           <w:b/>
@@ -5081,6 +5938,7 @@
         </w:rPr>
         <w:t>cell_no</w:t>
       </w:r>
+      <w:proofErr w:type="spellEnd"/>
     </w:p>
     <w:p>
       <w:pPr>
@@ -5101,7 +5959,21 @@
         <w:rPr>
           <w:lang w:val="da-DK"/>
         </w:rPr>
-        <w:t xml:space="preserve">Tabel: tgv_cell_values </w:t>
+        <w:t xml:space="preserve">Tabel: </w:t>
+      </w:r>
+      <w:proofErr w:type="spellStart"/>
+      <w:r>
+        <w:rPr>
+          <w:lang w:val="da-DK"/>
+        </w:rPr>
+        <w:t>tgv_cell_values</w:t>
+      </w:r>
+      <w:proofErr w:type="spellEnd"/>
+      <w:r>
+        <w:rPr>
+          <w:lang w:val="da-DK"/>
+        </w:rPr>
+        <w:t xml:space="preserve"> </w:t>
       </w:r>
       <w:r>
         <w:rPr>
@@ -5116,6 +5988,7 @@
           <w:lang w:val="da-DK"/>
         </w:rPr>
       </w:pPr>
+      <w:proofErr w:type="spellStart"/>
       <w:r>
         <w:rPr>
           <w:b/>
@@ -5136,6 +6009,7 @@
         </w:rPr>
         <w:t>cell_values</w:t>
       </w:r>
+      <w:proofErr w:type="spellEnd"/>
       <w:r>
         <w:rPr>
           <w:lang w:val="da-DK"/>
@@ -5202,6 +6076,7 @@
           <w:lang w:val="da-DK"/>
         </w:rPr>
       </w:pPr>
+      <w:proofErr w:type="spellStart"/>
       <w:r>
         <w:rPr>
           <w:b/>
@@ -5212,11 +6087,40 @@
         </w:rPr>
         <w:t>project_id</w:t>
       </w:r>
-      <w:r>
-        <w:rPr>
-          <w:lang w:val="da-DK"/>
-        </w:rPr>
-        <w:t xml:space="preserve">: tekst – Navnet på projektet, f.eks. ”Bakkeby”. Kolonne er primary key, dvs. navnet udgør en unik nøgle for tabellen. </w:t>
+      <w:proofErr w:type="spellEnd"/>
+      <w:r>
+        <w:rPr>
+          <w:lang w:val="da-DK"/>
+        </w:rPr>
+        <w:t xml:space="preserve">: tekst – Navnet på projektet, f.eks. ”Bakkeby”. Kolonne er </w:t>
+      </w:r>
+      <w:proofErr w:type="spellStart"/>
+      <w:r>
+        <w:rPr>
+          <w:lang w:val="da-DK"/>
+        </w:rPr>
+        <w:t>primary</w:t>
+      </w:r>
+      <w:proofErr w:type="spellEnd"/>
+      <w:r>
+        <w:rPr>
+          <w:lang w:val="da-DK"/>
+        </w:rPr>
+        <w:t xml:space="preserve"> </w:t>
+      </w:r>
+      <w:proofErr w:type="spellStart"/>
+      <w:r>
+        <w:rPr>
+          <w:lang w:val="da-DK"/>
+        </w:rPr>
+        <w:t>key</w:t>
+      </w:r>
+      <w:proofErr w:type="spellEnd"/>
+      <w:r>
+        <w:rPr>
+          <w:lang w:val="da-DK"/>
+        </w:rPr>
+        <w:t xml:space="preserve">, dvs. navnet udgør en unik nøgle for tabellen. </w:t>
       </w:r>
     </w:p>
     <w:p>
@@ -5230,6 +6134,7 @@
           <w:lang w:val="da-DK"/>
         </w:rPr>
       </w:pPr>
+      <w:proofErr w:type="spellStart"/>
       <w:r>
         <w:rPr>
           <w:b/>
@@ -5250,6 +6155,7 @@
         </w:rPr>
         <w:t>_id</w:t>
       </w:r>
+      <w:proofErr w:type="spellEnd"/>
       <w:r>
         <w:rPr>
           <w:lang w:val="da-DK"/>
@@ -5268,6 +6174,7 @@
           <w:lang w:val="en-US"/>
         </w:rPr>
       </w:pPr>
+      <w:proofErr w:type="spellStart"/>
       <w:r>
         <w:rPr>
           <w:b/>
@@ -5278,12 +6185,35 @@
         </w:rPr>
         <w:t>cell_no</w:t>
       </w:r>
-      <w:r>
-        <w:rPr>
-          <w:lang w:val="en-US"/>
-        </w:rPr>
-        <w:t>: Reference til celle</w:t>
-      </w:r>
+      <w:proofErr w:type="spellEnd"/>
+      <w:r>
+        <w:rPr>
+          <w:lang w:val="en-US"/>
+        </w:rPr>
+        <w:t xml:space="preserve">: Reference </w:t>
+      </w:r>
+      <w:proofErr w:type="spellStart"/>
+      <w:r>
+        <w:rPr>
+          <w:lang w:val="en-US"/>
+        </w:rPr>
+        <w:t>til</w:t>
+      </w:r>
+      <w:proofErr w:type="spellEnd"/>
+      <w:r>
+        <w:rPr>
+          <w:lang w:val="en-US"/>
+        </w:rPr>
+        <w:t xml:space="preserve"> </w:t>
+      </w:r>
+      <w:proofErr w:type="spellStart"/>
+      <w:r>
+        <w:rPr>
+          <w:lang w:val="en-US"/>
+        </w:rPr>
+        <w:t>celle</w:t>
+      </w:r>
+      <w:proofErr w:type="spellEnd"/>
       <w:r>
         <w:rPr>
           <w:lang w:val="en-US"/>
@@ -5302,6 +6232,7 @@
           <w:lang w:val="da-DK"/>
         </w:rPr>
       </w:pPr>
+      <w:proofErr w:type="spellStart"/>
       <w:r>
         <w:rPr>
           <w:b/>
@@ -5310,7 +6241,18 @@
           <w:iCs/>
           <w:lang w:val="da-DK"/>
         </w:rPr>
-        <w:t>date_stamp:</w:t>
+        <w:t>date_stamp</w:t>
+      </w:r>
+      <w:proofErr w:type="spellEnd"/>
+      <w:r>
+        <w:rPr>
+          <w:b/>
+          <w:bCs/>
+          <w:i/>
+          <w:iCs/>
+          <w:lang w:val="da-DK"/>
+        </w:rPr>
+        <w:t>:</w:t>
       </w:r>
       <w:r>
         <w:rPr>
@@ -5378,7 +6320,14 @@
         <w:rPr>
           <w:lang w:val="en-US"/>
         </w:rPr>
-        <w:t xml:space="preserve"> – D</w:t>
+        <w:t xml:space="preserve"> – </w:t>
+      </w:r>
+      <w:proofErr w:type="spellStart"/>
+      <w:r>
+        <w:rPr>
+          <w:lang w:val="en-US"/>
+        </w:rPr>
+        <w:t>D</w:t>
       </w:r>
       <w:r>
         <w:rPr>
@@ -5386,11 +6335,26 @@
         </w:rPr>
         <w:t>ybde</w:t>
       </w:r>
-      <w:r>
-        <w:rPr>
-          <w:lang w:val="en-US"/>
-        </w:rPr>
-        <w:t xml:space="preserve"> i m</w:t>
+      <w:proofErr w:type="spellEnd"/>
+      <w:r>
+        <w:rPr>
+          <w:lang w:val="en-US"/>
+        </w:rPr>
+        <w:t xml:space="preserve"> </w:t>
+      </w:r>
+      <w:proofErr w:type="spellStart"/>
+      <w:r>
+        <w:rPr>
+          <w:lang w:val="en-US"/>
+        </w:rPr>
+        <w:t>i</w:t>
+      </w:r>
+      <w:proofErr w:type="spellEnd"/>
+      <w:r>
+        <w:rPr>
+          <w:lang w:val="en-US"/>
+        </w:rPr>
+        <w:t xml:space="preserve"> m</w:t>
       </w:r>
       <w:r>
         <w:rPr>
@@ -5410,8 +6374,51 @@
         <w:rPr>
           <w:lang w:val="en-US"/>
         </w:rPr>
-        <w:t xml:space="preserve">Primary Key er en kombination af </w:t>
-      </w:r>
+        <w:t xml:space="preserve">Primary Key er </w:t>
+      </w:r>
+      <w:proofErr w:type="spellStart"/>
+      <w:r>
+        <w:rPr>
+          <w:lang w:val="en-US"/>
+        </w:rPr>
+        <w:t>en</w:t>
+      </w:r>
+      <w:proofErr w:type="spellEnd"/>
+      <w:r>
+        <w:rPr>
+          <w:lang w:val="en-US"/>
+        </w:rPr>
+        <w:t xml:space="preserve"> </w:t>
+      </w:r>
+      <w:proofErr w:type="spellStart"/>
+      <w:r>
+        <w:rPr>
+          <w:lang w:val="en-US"/>
+        </w:rPr>
+        <w:t>kombination</w:t>
+      </w:r>
+      <w:proofErr w:type="spellEnd"/>
+      <w:r>
+        <w:rPr>
+          <w:lang w:val="en-US"/>
+        </w:rPr>
+        <w:t xml:space="preserve"> </w:t>
+      </w:r>
+      <w:proofErr w:type="spellStart"/>
+      <w:r>
+        <w:rPr>
+          <w:lang w:val="en-US"/>
+        </w:rPr>
+        <w:t>af</w:t>
+      </w:r>
+      <w:proofErr w:type="spellEnd"/>
+      <w:r>
+        <w:rPr>
+          <w:lang w:val="en-US"/>
+        </w:rPr>
+        <w:t xml:space="preserve"> </w:t>
+      </w:r>
+      <w:proofErr w:type="spellStart"/>
       <w:r>
         <w:rPr>
           <w:b/>
@@ -5422,6 +6429,7 @@
         </w:rPr>
         <w:t>project_id</w:t>
       </w:r>
+      <w:proofErr w:type="spellEnd"/>
       <w:r>
         <w:rPr>
           <w:lang w:val="en-US"/>
@@ -5436,14 +6444,9 @@
           <w:iCs/>
           <w:lang w:val="en-US"/>
         </w:rPr>
-        <w:t xml:space="preserve"> model_id</w:t>
-      </w:r>
-      <w:r>
-        <w:rPr>
-          <w:lang w:val="en-US"/>
-        </w:rPr>
-        <w:t xml:space="preserve">, </w:t>
-      </w:r>
+        <w:t xml:space="preserve"> </w:t>
+      </w:r>
+      <w:proofErr w:type="spellStart"/>
       <w:r>
         <w:rPr>
           <w:b/>
@@ -5452,14 +6455,16 @@
           <w:iCs/>
           <w:lang w:val="en-US"/>
         </w:rPr>
-        <w:t>cell_no</w:t>
-      </w:r>
-      <w:r>
-        <w:rPr>
-          <w:lang w:val="en-US"/>
-        </w:rPr>
-        <w:t xml:space="preserve"> og </w:t>
-      </w:r>
+        <w:t>model_id</w:t>
+      </w:r>
+      <w:proofErr w:type="spellEnd"/>
+      <w:r>
+        <w:rPr>
+          <w:lang w:val="en-US"/>
+        </w:rPr>
+        <w:t xml:space="preserve">, </w:t>
+      </w:r>
+      <w:proofErr w:type="spellStart"/>
       <w:r>
         <w:rPr>
           <w:b/>
@@ -5468,8 +6473,30 @@
           <w:iCs/>
           <w:lang w:val="en-US"/>
         </w:rPr>
-        <w:t>dat</w:t>
-      </w:r>
+        <w:t>cell_no</w:t>
+      </w:r>
+      <w:proofErr w:type="spellEnd"/>
+      <w:r>
+        <w:rPr>
+          <w:lang w:val="en-US"/>
+        </w:rPr>
+        <w:t xml:space="preserve"> </w:t>
+      </w:r>
+      <w:proofErr w:type="spellStart"/>
+      <w:r>
+        <w:rPr>
+          <w:lang w:val="en-US"/>
+        </w:rPr>
+        <w:t>og</w:t>
+      </w:r>
+      <w:proofErr w:type="spellEnd"/>
+      <w:r>
+        <w:rPr>
+          <w:lang w:val="en-US"/>
+        </w:rPr>
+        <w:t xml:space="preserve"> </w:t>
+      </w:r>
+      <w:proofErr w:type="spellStart"/>
       <w:r>
         <w:rPr>
           <w:b/>
@@ -5478,7 +6505,7 @@
           <w:iCs/>
           <w:lang w:val="en-US"/>
         </w:rPr>
-        <w:t>e</w:t>
+        <w:t>dat</w:t>
       </w:r>
       <w:r>
         <w:rPr>
@@ -5488,53 +6515,69 @@
           <w:iCs/>
           <w:lang w:val="en-US"/>
         </w:rPr>
-        <w:t>_stamp</w:t>
-      </w:r>
-    </w:p>
-    <w:p>
-      <w:pPr>
-        <w:ind w:left="100"/>
-        <w:rPr>
-          <w:lang w:val="da-DK"/>
-        </w:rPr>
-      </w:pPr>
-    </w:p>
-    <w:p>
-      <w:pPr>
-        <w:pStyle w:val="Overskrift3"/>
-        <w:rPr>
-          <w:lang w:val="da-DK"/>
-        </w:rPr>
-      </w:pPr>
-      <w:r>
-        <w:rPr>
-          <w:lang w:val="da-DK"/>
-        </w:rPr>
-        <w:t xml:space="preserve">Tabel: tgv_cell_calculations </w:t>
-      </w:r>
-      <w:r>
-        <w:rPr>
-          <w:lang w:val="da-DK"/>
-        </w:rPr>
-        <w:br/>
-      </w:r>
-    </w:p>
-    <w:p>
-      <w:pPr>
-        <w:rPr>
-          <w:lang w:val="da-DK"/>
-        </w:rPr>
-      </w:pPr>
+        <w:t>e</w:t>
+      </w:r>
       <w:r>
         <w:rPr>
           <w:b/>
           <w:bCs/>
           <w:i/>
           <w:iCs/>
-          <w:lang w:val="da-DK"/>
-        </w:rPr>
-        <w:t>tgv_</w:t>
-      </w:r>
+          <w:lang w:val="en-US"/>
+        </w:rPr>
+        <w:t>_stamp</w:t>
+      </w:r>
+      <w:proofErr w:type="spellEnd"/>
+    </w:p>
+    <w:p>
+      <w:pPr>
+        <w:ind w:left="100"/>
+        <w:rPr>
+          <w:lang w:val="da-DK"/>
+        </w:rPr>
+      </w:pPr>
+    </w:p>
+    <w:p>
+      <w:pPr>
+        <w:pStyle w:val="Overskrift3"/>
+        <w:rPr>
+          <w:lang w:val="da-DK"/>
+        </w:rPr>
+      </w:pPr>
+      <w:r>
+        <w:rPr>
+          <w:lang w:val="da-DK"/>
+        </w:rPr>
+        <w:t xml:space="preserve">Tabel: </w:t>
+      </w:r>
+      <w:proofErr w:type="spellStart"/>
+      <w:r>
+        <w:rPr>
+          <w:lang w:val="da-DK"/>
+        </w:rPr>
+        <w:t>tgv_cell_calculations</w:t>
+      </w:r>
+      <w:proofErr w:type="spellEnd"/>
+      <w:r>
+        <w:rPr>
+          <w:lang w:val="da-DK"/>
+        </w:rPr>
+        <w:t xml:space="preserve"> </w:t>
+      </w:r>
+      <w:r>
+        <w:rPr>
+          <w:lang w:val="da-DK"/>
+        </w:rPr>
+        <w:br/>
+      </w:r>
+    </w:p>
+    <w:p>
+      <w:pPr>
+        <w:rPr>
+          <w:lang w:val="da-DK"/>
+        </w:rPr>
+      </w:pPr>
+      <w:proofErr w:type="spellStart"/>
       <w:r>
         <w:rPr>
           <w:b/>
@@ -5543,8 +6586,19 @@
           <w:iCs/>
           <w:lang w:val="da-DK"/>
         </w:rPr>
+        <w:t>tgv_</w:t>
+      </w:r>
+      <w:r>
+        <w:rPr>
+          <w:b/>
+          <w:bCs/>
+          <w:i/>
+          <w:iCs/>
+          <w:lang w:val="da-DK"/>
+        </w:rPr>
         <w:t>calculations</w:t>
       </w:r>
+      <w:proofErr w:type="spellEnd"/>
       <w:r>
         <w:rPr>
           <w:lang w:val="da-DK"/>
@@ -5594,6 +6648,7 @@
           <w:lang w:val="da-DK"/>
         </w:rPr>
       </w:pPr>
+      <w:proofErr w:type="spellStart"/>
       <w:r>
         <w:rPr>
           <w:b/>
@@ -5604,6 +6659,7 @@
         </w:rPr>
         <w:t>project_id</w:t>
       </w:r>
+      <w:proofErr w:type="spellEnd"/>
       <w:r>
         <w:rPr>
           <w:lang w:val="da-DK"/>
@@ -5622,6 +6678,7 @@
           <w:lang w:val="da-DK"/>
         </w:rPr>
       </w:pPr>
+      <w:proofErr w:type="spellStart"/>
       <w:r>
         <w:rPr>
           <w:b/>
@@ -5642,6 +6699,7 @@
         </w:rPr>
         <w:t>_id</w:t>
       </w:r>
+      <w:proofErr w:type="spellEnd"/>
       <w:r>
         <w:rPr>
           <w:lang w:val="da-DK"/>
@@ -5660,6 +6718,7 @@
           <w:lang w:val="en-US"/>
         </w:rPr>
       </w:pPr>
+      <w:proofErr w:type="spellStart"/>
       <w:r>
         <w:rPr>
           <w:b/>
@@ -5670,11 +6729,40 @@
         </w:rPr>
         <w:t>cell_no</w:t>
       </w:r>
-      <w:r>
-        <w:rPr>
-          <w:lang w:val="en-US"/>
-        </w:rPr>
-        <w:t xml:space="preserve">: Reference til celle </w:t>
+      <w:proofErr w:type="spellEnd"/>
+      <w:r>
+        <w:rPr>
+          <w:lang w:val="en-US"/>
+        </w:rPr>
+        <w:t xml:space="preserve">: Reference </w:t>
+      </w:r>
+      <w:proofErr w:type="spellStart"/>
+      <w:r>
+        <w:rPr>
+          <w:lang w:val="en-US"/>
+        </w:rPr>
+        <w:t>til</w:t>
+      </w:r>
+      <w:proofErr w:type="spellEnd"/>
+      <w:r>
+        <w:rPr>
+          <w:lang w:val="en-US"/>
+        </w:rPr>
+        <w:t xml:space="preserve"> </w:t>
+      </w:r>
+      <w:proofErr w:type="spellStart"/>
+      <w:r>
+        <w:rPr>
+          <w:lang w:val="en-US"/>
+        </w:rPr>
+        <w:t>celle</w:t>
+      </w:r>
+      <w:proofErr w:type="spellEnd"/>
+      <w:r>
+        <w:rPr>
+          <w:lang w:val="en-US"/>
+        </w:rPr>
+        <w:t xml:space="preserve"> </w:t>
       </w:r>
     </w:p>
     <w:p>
@@ -5708,8 +6796,30 @@
         <w:rPr>
           <w:lang w:val="en-US"/>
         </w:rPr>
-        <w:t xml:space="preserve"> Årstal for opsummering</w:t>
-      </w:r>
+        <w:t xml:space="preserve"> </w:t>
+      </w:r>
+      <w:proofErr w:type="spellStart"/>
+      <w:r>
+        <w:rPr>
+          <w:lang w:val="en-US"/>
+        </w:rPr>
+        <w:t>Årstal</w:t>
+      </w:r>
+      <w:proofErr w:type="spellEnd"/>
+      <w:r>
+        <w:rPr>
+          <w:lang w:val="en-US"/>
+        </w:rPr>
+        <w:t xml:space="preserve"> for </w:t>
+      </w:r>
+      <w:proofErr w:type="spellStart"/>
+      <w:r>
+        <w:rPr>
+          <w:lang w:val="en-US"/>
+        </w:rPr>
+        <w:t>opsummering</w:t>
+      </w:r>
+      <w:proofErr w:type="spellEnd"/>
     </w:p>
     <w:p>
       <w:pPr>
@@ -5722,6 +6832,7 @@
           <w:lang w:val="da-DK"/>
         </w:rPr>
       </w:pPr>
+      <w:proofErr w:type="spellStart"/>
       <w:r>
         <w:rPr>
           <w:b/>
@@ -5733,11 +6844,26 @@
         <w:lastRenderedPageBreak/>
         <w:t>days_tot</w:t>
       </w:r>
-      <w:r>
-        <w:rPr>
-          <w:lang w:val="da-DK"/>
-        </w:rPr>
-        <w:t>: integer – antal dage</w:t>
+      <w:proofErr w:type="spellEnd"/>
+      <w:r>
+        <w:rPr>
+          <w:lang w:val="da-DK"/>
+        </w:rPr>
+        <w:t xml:space="preserve">: </w:t>
+      </w:r>
+      <w:proofErr w:type="spellStart"/>
+      <w:r>
+        <w:rPr>
+          <w:lang w:val="da-DK"/>
+        </w:rPr>
+        <w:t>integer</w:t>
+      </w:r>
+      <w:proofErr w:type="spellEnd"/>
+      <w:r>
+        <w:rPr>
+          <w:lang w:val="da-DK"/>
+        </w:rPr>
+        <w:t xml:space="preserve"> – antal dage</w:t>
       </w:r>
       <w:r>
         <w:rPr>
@@ -5781,7 +6907,21 @@
         <w:rPr>
           <w:lang w:val="da-DK"/>
         </w:rPr>
-        <w:t>: integer – antal dage</w:t>
+        <w:t xml:space="preserve">: </w:t>
+      </w:r>
+      <w:proofErr w:type="spellStart"/>
+      <w:r>
+        <w:rPr>
+          <w:lang w:val="da-DK"/>
+        </w:rPr>
+        <w:t>integer</w:t>
+      </w:r>
+      <w:proofErr w:type="spellEnd"/>
+      <w:r>
+        <w:rPr>
+          <w:lang w:val="da-DK"/>
+        </w:rPr>
+        <w:t xml:space="preserve"> – antal dage</w:t>
       </w:r>
       <w:r>
         <w:rPr>
@@ -5825,7 +6965,21 @@
         <w:rPr>
           <w:lang w:val="da-DK"/>
         </w:rPr>
-        <w:t>: integer – antal dage</w:t>
+        <w:t xml:space="preserve">: </w:t>
+      </w:r>
+      <w:proofErr w:type="spellStart"/>
+      <w:r>
+        <w:rPr>
+          <w:lang w:val="da-DK"/>
+        </w:rPr>
+        <w:t>integer</w:t>
+      </w:r>
+      <w:proofErr w:type="spellEnd"/>
+      <w:r>
+        <w:rPr>
+          <w:lang w:val="da-DK"/>
+        </w:rPr>
+        <w:t xml:space="preserve"> – antal dage</w:t>
       </w:r>
       <w:r>
         <w:rPr>
@@ -5845,8 +6999,44 @@
         <w:rPr>
           <w:lang w:val="en-US"/>
         </w:rPr>
-        <w:t>Primary key er en kombination af</w:t>
-      </w:r>
+        <w:t xml:space="preserve">Primary key er </w:t>
+      </w:r>
+      <w:proofErr w:type="spellStart"/>
+      <w:r>
+        <w:rPr>
+          <w:lang w:val="en-US"/>
+        </w:rPr>
+        <w:t>en</w:t>
+      </w:r>
+      <w:proofErr w:type="spellEnd"/>
+      <w:r>
+        <w:rPr>
+          <w:lang w:val="en-US"/>
+        </w:rPr>
+        <w:t xml:space="preserve"> </w:t>
+      </w:r>
+      <w:proofErr w:type="spellStart"/>
+      <w:r>
+        <w:rPr>
+          <w:lang w:val="en-US"/>
+        </w:rPr>
+        <w:t>kombination</w:t>
+      </w:r>
+      <w:proofErr w:type="spellEnd"/>
+      <w:r>
+        <w:rPr>
+          <w:lang w:val="en-US"/>
+        </w:rPr>
+        <w:t xml:space="preserve"> </w:t>
+      </w:r>
+      <w:proofErr w:type="spellStart"/>
+      <w:r>
+        <w:rPr>
+          <w:lang w:val="en-US"/>
+        </w:rPr>
+        <w:t>af</w:t>
+      </w:r>
+      <w:proofErr w:type="spellEnd"/>
       <w:r>
         <w:rPr>
           <w:lang w:val="en-US"/>
@@ -5859,6 +7049,7 @@
         </w:rPr>
         <w:t xml:space="preserve"> </w:t>
       </w:r>
+      <w:proofErr w:type="spellStart"/>
       <w:r>
         <w:rPr>
           <w:b/>
@@ -5869,6 +7060,7 @@
         </w:rPr>
         <w:t>project_id</w:t>
       </w:r>
+      <w:proofErr w:type="spellEnd"/>
       <w:r>
         <w:rPr>
           <w:lang w:val="en-US"/>
@@ -5883,14 +7075,9 @@
           <w:iCs/>
           <w:lang w:val="en-US"/>
         </w:rPr>
-        <w:t xml:space="preserve"> model_id</w:t>
-      </w:r>
-      <w:r>
-        <w:rPr>
-          <w:lang w:val="en-US"/>
-        </w:rPr>
-        <w:t xml:space="preserve">, </w:t>
-      </w:r>
+        <w:t xml:space="preserve"> </w:t>
+      </w:r>
+      <w:proofErr w:type="spellStart"/>
       <w:r>
         <w:rPr>
           <w:b/>
@@ -5899,19 +7086,14 @@
           <w:iCs/>
           <w:lang w:val="en-US"/>
         </w:rPr>
-        <w:t>year</w:t>
-      </w:r>
-      <w:r>
-        <w:rPr>
-          <w:lang w:val="en-US"/>
-        </w:rPr>
-        <w:t xml:space="preserve"> og</w:t>
-      </w:r>
-      <w:r>
-        <w:rPr>
-          <w:lang w:val="en-US"/>
-        </w:rPr>
-        <w:t xml:space="preserve"> </w:t>
+        <w:t>model_id</w:t>
+      </w:r>
+      <w:proofErr w:type="spellEnd"/>
+      <w:r>
+        <w:rPr>
+          <w:lang w:val="en-US"/>
+        </w:rPr>
+        <w:t xml:space="preserve">, </w:t>
       </w:r>
       <w:r>
         <w:rPr>
@@ -5921,51 +7103,88 @@
           <w:iCs/>
           <w:lang w:val="en-US"/>
         </w:rPr>
-        <w:t>cell_no</w:t>
-      </w:r>
-      <w:r>
-        <w:rPr>
-          <w:lang w:val="en-US"/>
-        </w:rPr>
-        <w:br/>
-      </w:r>
-    </w:p>
-    <w:p>
-      <w:pPr>
-        <w:pStyle w:val="Overskrift3"/>
-        <w:rPr>
-          <w:lang w:val="en-US"/>
-        </w:rPr>
-      </w:pPr>
-      <w:r>
-        <w:rPr>
-          <w:lang w:val="en-US"/>
-        </w:rPr>
-        <w:t xml:space="preserve">Tabel: tgv_buildings </w:t>
-      </w:r>
-      <w:r>
-        <w:rPr>
-          <w:lang w:val="en-US"/>
-        </w:rPr>
-        <w:br/>
-      </w:r>
-    </w:p>
-    <w:p>
-      <w:pPr>
-        <w:rPr>
-          <w:lang w:val="da-DK"/>
-        </w:rPr>
-      </w:pPr>
+        <w:t>year</w:t>
+      </w:r>
+      <w:r>
+        <w:rPr>
+          <w:lang w:val="en-US"/>
+        </w:rPr>
+        <w:t xml:space="preserve"> </w:t>
+      </w:r>
+      <w:proofErr w:type="spellStart"/>
+      <w:r>
+        <w:rPr>
+          <w:lang w:val="en-US"/>
+        </w:rPr>
+        <w:t>og</w:t>
+      </w:r>
+      <w:proofErr w:type="spellEnd"/>
+      <w:r>
+        <w:rPr>
+          <w:lang w:val="en-US"/>
+        </w:rPr>
+        <w:t xml:space="preserve"> </w:t>
+      </w:r>
+      <w:proofErr w:type="spellStart"/>
       <w:r>
         <w:rPr>
           <w:b/>
           <w:bCs/>
           <w:i/>
           <w:iCs/>
-          <w:lang w:val="da-DK"/>
-        </w:rPr>
-        <w:t>tgv_</w:t>
-      </w:r>
+          <w:lang w:val="en-US"/>
+        </w:rPr>
+        <w:t>cell_no</w:t>
+      </w:r>
+      <w:proofErr w:type="spellEnd"/>
+      <w:r>
+        <w:rPr>
+          <w:lang w:val="en-US"/>
+        </w:rPr>
+        <w:br/>
+      </w:r>
+    </w:p>
+    <w:p>
+      <w:pPr>
+        <w:pStyle w:val="Overskrift3"/>
+        <w:rPr>
+          <w:lang w:val="en-US"/>
+        </w:rPr>
+      </w:pPr>
+      <w:r>
+        <w:rPr>
+          <w:lang w:val="en-US"/>
+        </w:rPr>
+        <w:t xml:space="preserve">Tabel: </w:t>
+      </w:r>
+      <w:proofErr w:type="spellStart"/>
+      <w:r>
+        <w:rPr>
+          <w:lang w:val="en-US"/>
+        </w:rPr>
+        <w:t>tgv_buildings</w:t>
+      </w:r>
+      <w:proofErr w:type="spellEnd"/>
+      <w:r>
+        <w:rPr>
+          <w:lang w:val="en-US"/>
+        </w:rPr>
+        <w:t xml:space="preserve"> </w:t>
+      </w:r>
+      <w:r>
+        <w:rPr>
+          <w:lang w:val="en-US"/>
+        </w:rPr>
+        <w:br/>
+      </w:r>
+    </w:p>
+    <w:p>
+      <w:pPr>
+        <w:rPr>
+          <w:lang w:val="da-DK"/>
+        </w:rPr>
+      </w:pPr>
+      <w:proofErr w:type="spellStart"/>
       <w:r>
         <w:rPr>
           <w:b/>
@@ -5974,8 +7193,19 @@
           <w:iCs/>
           <w:lang w:val="da-DK"/>
         </w:rPr>
+        <w:t>tgv_</w:t>
+      </w:r>
+      <w:r>
+        <w:rPr>
+          <w:b/>
+          <w:bCs/>
+          <w:i/>
+          <w:iCs/>
+          <w:lang w:val="da-DK"/>
+        </w:rPr>
         <w:t>buildings</w:t>
       </w:r>
+      <w:proofErr w:type="spellEnd"/>
       <w:r>
         <w:rPr>
           <w:lang w:val="da-DK"/>
@@ -6013,6 +7243,7 @@
           <w:lang w:val="da-DK"/>
         </w:rPr>
       </w:pPr>
+      <w:proofErr w:type="spellStart"/>
       <w:r>
         <w:rPr>
           <w:b/>
@@ -6023,6 +7254,7 @@
         </w:rPr>
         <w:t>building_id</w:t>
       </w:r>
+      <w:proofErr w:type="spellEnd"/>
       <w:r>
         <w:rPr>
           <w:lang w:val="da-DK"/>
@@ -6033,7 +7265,21 @@
         <w:rPr>
           <w:lang w:val="da-DK"/>
         </w:rPr>
-        <w:t xml:space="preserve">Unik nøgle for bygning, f.eks. bbr nr. </w:t>
+        <w:t xml:space="preserve">Unik nøgle for bygning, f.eks. </w:t>
+      </w:r>
+      <w:proofErr w:type="spellStart"/>
+      <w:r>
+        <w:rPr>
+          <w:lang w:val="da-DK"/>
+        </w:rPr>
+        <w:t>bbr</w:t>
+      </w:r>
+      <w:proofErr w:type="spellEnd"/>
+      <w:r>
+        <w:rPr>
+          <w:lang w:val="da-DK"/>
+        </w:rPr>
+        <w:t xml:space="preserve"> nr. </w:t>
       </w:r>
     </w:p>
     <w:p>
@@ -6047,6 +7293,7 @@
           <w:lang w:val="da-DK"/>
         </w:rPr>
       </w:pPr>
+      <w:proofErr w:type="spellStart"/>
       <w:r>
         <w:rPr>
           <w:b/>
@@ -6055,7 +7302,18 @@
           <w:iCs/>
           <w:lang w:val="da-DK"/>
         </w:rPr>
-        <w:t>municipality_code:</w:t>
+        <w:t>municipality_code</w:t>
+      </w:r>
+      <w:proofErr w:type="spellEnd"/>
+      <w:r>
+        <w:rPr>
+          <w:b/>
+          <w:bCs/>
+          <w:i/>
+          <w:iCs/>
+          <w:lang w:val="da-DK"/>
+        </w:rPr>
+        <w:t>:</w:t>
       </w:r>
       <w:r>
         <w:rPr>
@@ -6093,6 +7351,7 @@
           <w:lang w:val="da-DK"/>
         </w:rPr>
       </w:pPr>
+      <w:proofErr w:type="spellStart"/>
       <w:r>
         <w:rPr>
           <w:b/>
@@ -6101,7 +7360,18 @@
           <w:iCs/>
           <w:lang w:val="da-DK"/>
         </w:rPr>
-        <w:t>Build_usage_code:</w:t>
+        <w:t>Build_usage_code</w:t>
+      </w:r>
+      <w:proofErr w:type="spellEnd"/>
+      <w:r>
+        <w:rPr>
+          <w:b/>
+          <w:bCs/>
+          <w:i/>
+          <w:iCs/>
+          <w:lang w:val="da-DK"/>
+        </w:rPr>
+        <w:t>:</w:t>
       </w:r>
       <w:r>
         <w:rPr>
@@ -6139,6 +7409,7 @@
           <w:lang w:val="da-DK"/>
         </w:rPr>
       </w:pPr>
+      <w:proofErr w:type="spellStart"/>
       <w:r>
         <w:rPr>
           <w:b/>
@@ -6147,7 +7418,18 @@
           <w:iCs/>
           <w:lang w:val="da-DK"/>
         </w:rPr>
-        <w:t>cellar_pct:</w:t>
+        <w:t>cellar_pct</w:t>
+      </w:r>
+      <w:proofErr w:type="spellEnd"/>
+      <w:r>
+        <w:rPr>
+          <w:b/>
+          <w:bCs/>
+          <w:i/>
+          <w:iCs/>
+          <w:lang w:val="da-DK"/>
+        </w:rPr>
+        <w:t>:</w:t>
       </w:r>
       <w:r>
         <w:rPr>
@@ -6185,6 +7467,7 @@
           <w:lang w:val="da-DK"/>
         </w:rPr>
       </w:pPr>
+      <w:proofErr w:type="spellStart"/>
       <w:r>
         <w:rPr>
           <w:b/>
@@ -6193,111 +7476,133 @@
           <w:iCs/>
           <w:lang w:val="da-DK"/>
         </w:rPr>
-        <w:t xml:space="preserve">Is_protected: </w:t>
-      </w:r>
-      <w:r>
-        <w:rPr>
-          <w:lang w:val="da-DK"/>
-        </w:rPr>
-        <w:t>boolean</w:t>
-      </w:r>
-      <w:r>
-        <w:rPr>
-          <w:lang w:val="da-DK"/>
-        </w:rPr>
-        <w:t xml:space="preserve"> – Om bygning har beskyttelses for vand, f.eks. omfangsdræn.</w:t>
-      </w:r>
-    </w:p>
-    <w:p>
-      <w:pPr>
-        <w:ind w:left="100"/>
-        <w:rPr>
-          <w:lang w:val="en-US"/>
-        </w:rPr>
-      </w:pPr>
-      <w:r>
-        <w:rPr>
-          <w:lang w:val="en-US"/>
-        </w:rPr>
-        <w:t>Primary key er kolonne</w:t>
-      </w:r>
-      <w:r>
-        <w:rPr>
-          <w:lang w:val="en-US"/>
-        </w:rPr>
-        <w:t>:</w:t>
-      </w:r>
-      <w:r>
-        <w:rPr>
-          <w:lang w:val="en-US"/>
-        </w:rPr>
-        <w:t xml:space="preserve"> </w:t>
-      </w:r>
+        <w:t>Is_protected</w:t>
+      </w:r>
+      <w:proofErr w:type="spellEnd"/>
       <w:r>
         <w:rPr>
           <w:b/>
           <w:bCs/>
           <w:i/>
           <w:iCs/>
-          <w:lang w:val="en-US"/>
-        </w:rPr>
-        <w:t>building_id</w:t>
-      </w:r>
-      <w:r>
-        <w:rPr>
-          <w:lang w:val="en-US"/>
-        </w:rPr>
-        <w:br/>
-      </w:r>
-    </w:p>
-    <w:p>
-      <w:pPr>
-        <w:pStyle w:val="Overskrift3"/>
-        <w:rPr>
-          <w:lang w:val="da-DK"/>
-        </w:rPr>
-      </w:pPr>
-      <w:r>
-        <w:rPr>
-          <w:lang w:val="da-DK"/>
-        </w:rPr>
-        <w:t>Tabel: tgv_building_c</w:t>
-      </w:r>
-      <w:r>
-        <w:rPr>
-          <w:lang w:val="da-DK"/>
-        </w:rPr>
-        <w:t>osts</w:t>
-      </w:r>
-      <w:r>
-        <w:rPr>
-          <w:lang w:val="da-DK"/>
+          <w:lang w:val="da-DK"/>
+        </w:rPr>
+        <w:t xml:space="preserve">: </w:t>
+      </w:r>
+      <w:proofErr w:type="spellStart"/>
+      <w:r>
+        <w:rPr>
+          <w:lang w:val="da-DK"/>
+        </w:rPr>
+        <w:t>boolean</w:t>
+      </w:r>
+      <w:proofErr w:type="spellEnd"/>
+      <w:r>
+        <w:rPr>
+          <w:lang w:val="da-DK"/>
+        </w:rPr>
+        <w:t xml:space="preserve"> – Om bygning har beskyttelses for vand, f.eks. omfangsdræn.</w:t>
+      </w:r>
+    </w:p>
+    <w:p>
+      <w:pPr>
+        <w:ind w:left="100"/>
+        <w:rPr>
+          <w:lang w:val="en-US"/>
+        </w:rPr>
+      </w:pPr>
+      <w:r>
+        <w:rPr>
+          <w:lang w:val="en-US"/>
+        </w:rPr>
+        <w:t xml:space="preserve">Primary key er </w:t>
+      </w:r>
+      <w:proofErr w:type="spellStart"/>
+      <w:r>
+        <w:rPr>
+          <w:lang w:val="en-US"/>
+        </w:rPr>
+        <w:t>kolonne</w:t>
+      </w:r>
+      <w:proofErr w:type="spellEnd"/>
+      <w:r>
+        <w:rPr>
+          <w:lang w:val="en-US"/>
+        </w:rPr>
+        <w:t>:</w:t>
+      </w:r>
+      <w:r>
+        <w:rPr>
+          <w:lang w:val="en-US"/>
         </w:rPr>
         <w:t xml:space="preserve"> </w:t>
       </w:r>
-      <w:r>
-        <w:rPr>
-          <w:lang w:val="da-DK"/>
-        </w:rPr>
-        <w:br/>
-      </w:r>
-    </w:p>
-    <w:p>
-      <w:pPr>
-        <w:rPr>
-          <w:lang w:val="da-DK"/>
-        </w:rPr>
-      </w:pPr>
+      <w:proofErr w:type="spellStart"/>
       <w:r>
         <w:rPr>
           <w:b/>
           <w:bCs/>
           <w:i/>
           <w:iCs/>
-          <w:lang w:val="da-DK"/>
-        </w:rPr>
-        <w:t>tgv_</w:t>
-      </w:r>
+          <w:lang w:val="en-US"/>
+        </w:rPr>
+        <w:t>building_id</w:t>
+      </w:r>
+      <w:proofErr w:type="spellEnd"/>
+      <w:r>
+        <w:rPr>
+          <w:lang w:val="en-US"/>
+        </w:rPr>
+        <w:br/>
+      </w:r>
+    </w:p>
+    <w:p>
+      <w:pPr>
+        <w:pStyle w:val="Overskrift3"/>
+        <w:rPr>
+          <w:lang w:val="da-DK"/>
+        </w:rPr>
+      </w:pPr>
+      <w:r>
+        <w:rPr>
+          <w:lang w:val="da-DK"/>
+        </w:rPr>
+        <w:t xml:space="preserve">Tabel: </w:t>
+      </w:r>
+      <w:proofErr w:type="spellStart"/>
+      <w:r>
+        <w:rPr>
+          <w:lang w:val="da-DK"/>
+        </w:rPr>
+        <w:t>tgv_building_c</w:t>
+      </w:r>
+      <w:r>
+        <w:rPr>
+          <w:lang w:val="da-DK"/>
+        </w:rPr>
+        <w:t>osts</w:t>
+      </w:r>
+      <w:proofErr w:type="spellEnd"/>
+      <w:r>
+        <w:rPr>
+          <w:lang w:val="da-DK"/>
+        </w:rPr>
+        <w:t xml:space="preserve"> </w:t>
+      </w:r>
+      <w:r>
+        <w:rPr>
+          <w:lang w:val="da-DK"/>
+        </w:rPr>
+        <w:br/>
+      </w:r>
+    </w:p>
+    <w:p>
+      <w:pPr>
+        <w:rPr>
+          <w:lang w:val="da-DK"/>
+        </w:rPr>
+      </w:pPr>
+      <w:proofErr w:type="spellStart"/>
       <w:r>
         <w:rPr>
           <w:b/>
@@ -6306,7 +7611,7 @@
           <w:iCs/>
           <w:lang w:val="da-DK"/>
         </w:rPr>
-        <w:t>building_c</w:t>
+        <w:t>tgv_</w:t>
       </w:r>
       <w:r>
         <w:rPr>
@@ -6316,7 +7621,7 @@
           <w:iCs/>
           <w:lang w:val="da-DK"/>
         </w:rPr>
-        <w:t>ost</w:t>
+        <w:t>building_c</w:t>
       </w:r>
       <w:r>
         <w:rPr>
@@ -6326,8 +7631,19 @@
           <w:iCs/>
           <w:lang w:val="da-DK"/>
         </w:rPr>
+        <w:t>ost</w:t>
+      </w:r>
+      <w:r>
+        <w:rPr>
+          <w:b/>
+          <w:bCs/>
+          <w:i/>
+          <w:iCs/>
+          <w:lang w:val="da-DK"/>
+        </w:rPr>
         <w:t>s</w:t>
       </w:r>
+      <w:proofErr w:type="spellEnd"/>
       <w:r>
         <w:rPr>
           <w:lang w:val="da-DK"/>
@@ -6356,7 +7672,21 @@
         <w:rPr>
           <w:lang w:val="da-DK"/>
         </w:rPr>
-        <w:t xml:space="preserve">ordelt pr. projekt/model, pr. bygning, pr. år. Kolonne cell_no er medtaget som reference til den celle der er benyttet til omkostningsberegningen. </w:t>
+        <w:t xml:space="preserve">ordelt pr. projekt/model, pr. bygning, pr. år. Kolonne </w:t>
+      </w:r>
+      <w:proofErr w:type="spellStart"/>
+      <w:r>
+        <w:rPr>
+          <w:lang w:val="da-DK"/>
+        </w:rPr>
+        <w:t>cell_no</w:t>
+      </w:r>
+      <w:proofErr w:type="spellEnd"/>
+      <w:r>
+        <w:rPr>
+          <w:lang w:val="da-DK"/>
+        </w:rPr>
+        <w:t xml:space="preserve"> er medtaget som reference til den celle der er benyttet til omkostningsberegningen. </w:t>
       </w:r>
       <w:r>
         <w:rPr>
@@ -6389,6 +7719,7 @@
           <w:lang w:val="da-DK"/>
         </w:rPr>
       </w:pPr>
+      <w:proofErr w:type="spellStart"/>
       <w:r>
         <w:rPr>
           <w:b/>
@@ -6399,6 +7730,7 @@
         </w:rPr>
         <w:t>project_id</w:t>
       </w:r>
+      <w:proofErr w:type="spellEnd"/>
       <w:r>
         <w:rPr>
           <w:lang w:val="da-DK"/>
@@ -6417,6 +7749,7 @@
           <w:lang w:val="da-DK"/>
         </w:rPr>
       </w:pPr>
+      <w:proofErr w:type="spellStart"/>
       <w:r>
         <w:rPr>
           <w:b/>
@@ -6437,6 +7770,7 @@
         </w:rPr>
         <w:t>_id</w:t>
       </w:r>
+      <w:proofErr w:type="spellEnd"/>
       <w:r>
         <w:rPr>
           <w:lang w:val="da-DK"/>
@@ -6475,7 +7809,21 @@
         <w:rPr>
           <w:lang w:val="en-US"/>
         </w:rPr>
-        <w:t xml:space="preserve"> Årstal for su</w:t>
+        <w:t xml:space="preserve"> </w:t>
+      </w:r>
+      <w:proofErr w:type="spellStart"/>
+      <w:r>
+        <w:rPr>
+          <w:lang w:val="en-US"/>
+        </w:rPr>
+        <w:t>Årstal</w:t>
+      </w:r>
+      <w:proofErr w:type="spellEnd"/>
+      <w:r>
+        <w:rPr>
+          <w:lang w:val="en-US"/>
+        </w:rPr>
+        <w:t xml:space="preserve"> for su</w:t>
       </w:r>
       <w:r>
         <w:rPr>
@@ -6501,6 +7849,7 @@
           <w:lang w:val="en-US"/>
         </w:rPr>
       </w:pPr>
+      <w:proofErr w:type="spellStart"/>
       <w:r>
         <w:rPr>
           <w:b/>
@@ -6511,6 +7860,7 @@
         </w:rPr>
         <w:t>building_id</w:t>
       </w:r>
+      <w:proofErr w:type="spellEnd"/>
       <w:r>
         <w:rPr>
           <w:lang w:val="en-US"/>
@@ -6527,8 +7877,30 @@
         <w:rPr>
           <w:lang w:val="en-US"/>
         </w:rPr>
-        <w:t>Reference til bygning</w:t>
-      </w:r>
+        <w:t xml:space="preserve">Reference </w:t>
+      </w:r>
+      <w:proofErr w:type="spellStart"/>
+      <w:r>
+        <w:rPr>
+          <w:lang w:val="en-US"/>
+        </w:rPr>
+        <w:t>til</w:t>
+      </w:r>
+      <w:proofErr w:type="spellEnd"/>
+      <w:r>
+        <w:rPr>
+          <w:lang w:val="en-US"/>
+        </w:rPr>
+        <w:t xml:space="preserve"> </w:t>
+      </w:r>
+      <w:proofErr w:type="spellStart"/>
+      <w:r>
+        <w:rPr>
+          <w:lang w:val="en-US"/>
+        </w:rPr>
+        <w:t>bygning</w:t>
+      </w:r>
+      <w:proofErr w:type="spellEnd"/>
     </w:p>
     <w:p>
       <w:pPr>
@@ -6541,6 +7913,7 @@
           <w:lang w:val="en-US"/>
         </w:rPr>
       </w:pPr>
+      <w:proofErr w:type="spellStart"/>
       <w:r>
         <w:rPr>
           <w:b/>
@@ -6551,12 +7924,35 @@
         </w:rPr>
         <w:t>cell_no</w:t>
       </w:r>
-      <w:r>
-        <w:rPr>
-          <w:lang w:val="en-US"/>
-        </w:rPr>
-        <w:t>: Reference til celle</w:t>
-      </w:r>
+      <w:proofErr w:type="spellEnd"/>
+      <w:r>
+        <w:rPr>
+          <w:lang w:val="en-US"/>
+        </w:rPr>
+        <w:t xml:space="preserve">: Reference </w:t>
+      </w:r>
+      <w:proofErr w:type="spellStart"/>
+      <w:r>
+        <w:rPr>
+          <w:lang w:val="en-US"/>
+        </w:rPr>
+        <w:t>til</w:t>
+      </w:r>
+      <w:proofErr w:type="spellEnd"/>
+      <w:r>
+        <w:rPr>
+          <w:lang w:val="en-US"/>
+        </w:rPr>
+        <w:t xml:space="preserve"> </w:t>
+      </w:r>
+      <w:proofErr w:type="spellStart"/>
+      <w:r>
+        <w:rPr>
+          <w:lang w:val="en-US"/>
+        </w:rPr>
+        <w:t>celle</w:t>
+      </w:r>
+      <w:proofErr w:type="spellEnd"/>
     </w:p>
     <w:p>
       <w:pPr>
@@ -6595,8 +7991,23 @@
         <w:rPr>
           <w:lang w:val="en-US"/>
         </w:rPr>
-        <w:t xml:space="preserve">Den beregnede </w:t>
-      </w:r>
+        <w:t xml:space="preserve">Den </w:t>
+      </w:r>
+      <w:proofErr w:type="spellStart"/>
+      <w:r>
+        <w:rPr>
+          <w:lang w:val="en-US"/>
+        </w:rPr>
+        <w:t>beregnede</w:t>
+      </w:r>
+      <w:proofErr w:type="spellEnd"/>
+      <w:r>
+        <w:rPr>
+          <w:lang w:val="en-US"/>
+        </w:rPr>
+        <w:t xml:space="preserve"> </w:t>
+      </w:r>
+      <w:proofErr w:type="spellStart"/>
       <w:r>
         <w:rPr>
           <w:lang w:val="en-US"/>
@@ -6609,6 +8020,7 @@
         </w:rPr>
         <w:t>omkostning</w:t>
       </w:r>
+      <w:proofErr w:type="spellEnd"/>
       <w:r>
         <w:rPr>
           <w:lang w:val="en-US"/>
@@ -6627,8 +8039,51 @@
         <w:rPr>
           <w:lang w:val="en-US"/>
         </w:rPr>
-        <w:t xml:space="preserve">Primary key er en kombination af </w:t>
-      </w:r>
+        <w:t xml:space="preserve">Primary key er </w:t>
+      </w:r>
+      <w:proofErr w:type="spellStart"/>
+      <w:r>
+        <w:rPr>
+          <w:lang w:val="en-US"/>
+        </w:rPr>
+        <w:t>en</w:t>
+      </w:r>
+      <w:proofErr w:type="spellEnd"/>
+      <w:r>
+        <w:rPr>
+          <w:lang w:val="en-US"/>
+        </w:rPr>
+        <w:t xml:space="preserve"> </w:t>
+      </w:r>
+      <w:proofErr w:type="spellStart"/>
+      <w:r>
+        <w:rPr>
+          <w:lang w:val="en-US"/>
+        </w:rPr>
+        <w:t>kombination</w:t>
+      </w:r>
+      <w:proofErr w:type="spellEnd"/>
+      <w:r>
+        <w:rPr>
+          <w:lang w:val="en-US"/>
+        </w:rPr>
+        <w:t xml:space="preserve"> </w:t>
+      </w:r>
+      <w:proofErr w:type="spellStart"/>
+      <w:r>
+        <w:rPr>
+          <w:lang w:val="en-US"/>
+        </w:rPr>
+        <w:t>af</w:t>
+      </w:r>
+      <w:proofErr w:type="spellEnd"/>
+      <w:r>
+        <w:rPr>
+          <w:lang w:val="en-US"/>
+        </w:rPr>
+        <w:t xml:space="preserve"> </w:t>
+      </w:r>
+      <w:proofErr w:type="spellStart"/>
       <w:r>
         <w:rPr>
           <w:b/>
@@ -6639,12 +8094,14 @@
         </w:rPr>
         <w:t>project_id</w:t>
       </w:r>
+      <w:proofErr w:type="spellEnd"/>
       <w:r>
         <w:rPr>
           <w:lang w:val="en-US"/>
         </w:rPr>
         <w:t xml:space="preserve">, </w:t>
       </w:r>
+      <w:proofErr w:type="spellStart"/>
       <w:r>
         <w:rPr>
           <w:b/>
@@ -6655,12 +8112,14 @@
         </w:rPr>
         <w:t>model_id</w:t>
       </w:r>
+      <w:proofErr w:type="spellEnd"/>
       <w:r>
         <w:rPr>
           <w:lang w:val="en-US"/>
         </w:rPr>
         <w:t xml:space="preserve">, </w:t>
       </w:r>
+      <w:proofErr w:type="spellStart"/>
       <w:r>
         <w:rPr>
           <w:b/>
@@ -6671,6 +8130,7 @@
         </w:rPr>
         <w:t>building_id</w:t>
       </w:r>
+      <w:proofErr w:type="spellEnd"/>
       <w:r>
         <w:rPr>
           <w:lang w:val="en-US"/>
@@ -6693,6 +8153,7 @@
         </w:rPr>
         <w:t xml:space="preserve">, </w:t>
       </w:r>
+      <w:proofErr w:type="spellStart"/>
       <w:r>
         <w:rPr>
           <w:b/>
@@ -6703,6 +8164,7 @@
         </w:rPr>
         <w:t>cell_no</w:t>
       </w:r>
+      <w:proofErr w:type="spellEnd"/>
       <w:r>
         <w:rPr>
           <w:lang w:val="en-US"/>
@@ -6914,12 +8376,14 @@
         </w:rPr>
         <w:t xml:space="preserve">en </w:t>
       </w:r>
+      <w:proofErr w:type="spellStart"/>
       <w:r>
         <w:rPr>
           <w:lang w:val="da-DK"/>
         </w:rPr>
         <w:t>PostgreSQL</w:t>
       </w:r>
+      <w:proofErr w:type="spellEnd"/>
       <w:r>
         <w:rPr>
           <w:lang w:val="da-DK"/>
@@ -6990,7 +8454,21 @@
         <w:rPr>
           <w:lang w:val="da-DK"/>
         </w:rPr>
-        <w:t xml:space="preserve">, lokale variable, if-then-else konstruktioner og en lang række andre sprog elementer, som ikke er til stede i standard SQL. </w:t>
+        <w:t xml:space="preserve">, lokale variable, </w:t>
+      </w:r>
+      <w:proofErr w:type="spellStart"/>
+      <w:r>
+        <w:rPr>
+          <w:lang w:val="da-DK"/>
+        </w:rPr>
+        <w:t>if-then-else</w:t>
+      </w:r>
+      <w:proofErr w:type="spellEnd"/>
+      <w:r>
+        <w:rPr>
+          <w:lang w:val="da-DK"/>
+        </w:rPr>
+        <w:t xml:space="preserve"> konstruktioner og en lang række andre sprog elementer, som ikke er til stede i standard SQL. </w:t>
       </w:r>
     </w:p>
     <w:p>
@@ -7226,13 +8704,29 @@
           <w:rStyle w:val="Svagfremhvning"/>
           <w:lang w:val="da-DK"/>
         </w:rPr>
-        <w:t>SELECT models_create(’Mit projekt’, ’Min nye model’)</w:t>
-      </w:r>
+        <w:t xml:space="preserve">SELECT </w:t>
+      </w:r>
+      <w:proofErr w:type="spellStart"/>
       <w:r>
         <w:rPr>
           <w:rStyle w:val="Svagfremhvning"/>
           <w:lang w:val="da-DK"/>
         </w:rPr>
+        <w:t>models_create</w:t>
+      </w:r>
+      <w:proofErr w:type="spellEnd"/>
+      <w:r>
+        <w:rPr>
+          <w:rStyle w:val="Svagfremhvning"/>
+          <w:lang w:val="da-DK"/>
+        </w:rPr>
+        <w:t>(’Mit projekt’, ’Min nye model’)</w:t>
+      </w:r>
+      <w:r>
+        <w:rPr>
+          <w:rStyle w:val="Svagfremhvning"/>
+          <w:lang w:val="da-DK"/>
+        </w:rPr>
         <w:t xml:space="preserve"> </w:t>
       </w:r>
       <w:r>
@@ -7280,12 +8774,14 @@
         </w:rPr>
         <w:t xml:space="preserve"> SQL-</w:t>
       </w:r>
+      <w:proofErr w:type="spellStart"/>
       <w:r>
         <w:rPr>
           <w:lang w:val="da-DK"/>
         </w:rPr>
         <w:t>select</w:t>
       </w:r>
+      <w:proofErr w:type="spellEnd"/>
       <w:r>
         <w:rPr>
           <w:lang w:val="da-DK"/>
@@ -7322,7 +8818,21 @@
         <w:rPr>
           <w:lang w:val="da-DK"/>
         </w:rPr>
-        <w:t>på en Internet baseret PostgreSQL system og opbygge et REST-API baseret interface, således TGV-systemet kan benyttes som ”back-end” system for web</w:t>
+        <w:t xml:space="preserve">på en Internet baseret </w:t>
+      </w:r>
+      <w:proofErr w:type="spellStart"/>
+      <w:r>
+        <w:rPr>
+          <w:lang w:val="da-DK"/>
+        </w:rPr>
+        <w:t>PostgreSQL</w:t>
+      </w:r>
+      <w:proofErr w:type="spellEnd"/>
+      <w:r>
+        <w:rPr>
+          <w:lang w:val="da-DK"/>
+        </w:rPr>
+        <w:t xml:space="preserve"> system og opbygge et REST-API baseret interface, således TGV-systemet kan benyttes som ”back-end” system for web</w:t>
       </w:r>
       <w:r>
         <w:rPr>
@@ -7391,8 +8901,23 @@
         <w:rPr>
           <w:lang w:val="da-DK"/>
         </w:rPr>
-        <w:t xml:space="preserve">Alle TGV database-funktioner er placeret i schema: </w:t>
-      </w:r>
+        <w:t xml:space="preserve">Alle TGV database-funktioner er placeret i </w:t>
+      </w:r>
+      <w:proofErr w:type="spellStart"/>
+      <w:r>
+        <w:rPr>
+          <w:lang w:val="da-DK"/>
+        </w:rPr>
+        <w:t>schema</w:t>
+      </w:r>
+      <w:proofErr w:type="spellEnd"/>
+      <w:r>
+        <w:rPr>
+          <w:lang w:val="da-DK"/>
+        </w:rPr>
+        <w:t xml:space="preserve">: </w:t>
+      </w:r>
+      <w:proofErr w:type="spellStart"/>
       <w:r>
         <w:rPr>
           <w:b/>
@@ -7403,6 +8928,7 @@
         </w:rPr>
         <w:t>tgv_functions</w:t>
       </w:r>
+      <w:proofErr w:type="spellEnd"/>
       <w:r>
         <w:rPr>
           <w:lang w:val="da-DK"/>
@@ -7492,14 +9018,45 @@
           <w:lang w:val="en-US"/>
         </w:rPr>
       </w:pPr>
-      <w:r>
-        <w:rPr>
-          <w:rStyle w:val="Strk"/>
-          <w:b w:val="0"/>
-          <w:bCs w:val="0"/>
-          <w:lang w:val="en-US"/>
-        </w:rPr>
-        <w:t xml:space="preserve">parameter_groups_exists(parm_name character varying) RETURNS </w:t>
+      <w:proofErr w:type="spellStart"/>
+      <w:r>
+        <w:rPr>
+          <w:rStyle w:val="Strk"/>
+          <w:b w:val="0"/>
+          <w:bCs w:val="0"/>
+          <w:lang w:val="en-US"/>
+        </w:rPr>
+        <w:t>parameter_groups_exists</w:t>
+      </w:r>
+      <w:proofErr w:type="spellEnd"/>
+      <w:r>
+        <w:rPr>
+          <w:rStyle w:val="Strk"/>
+          <w:b w:val="0"/>
+          <w:bCs w:val="0"/>
+          <w:lang w:val="en-US"/>
+        </w:rPr>
+        <w:t>(</w:t>
+      </w:r>
+      <w:proofErr w:type="spellStart"/>
+      <w:r>
+        <w:rPr>
+          <w:rStyle w:val="Strk"/>
+          <w:b w:val="0"/>
+          <w:bCs w:val="0"/>
+          <w:lang w:val="en-US"/>
+        </w:rPr>
+        <w:t>parm_name</w:t>
+      </w:r>
+      <w:proofErr w:type="spellEnd"/>
+      <w:r>
+        <w:rPr>
+          <w:rStyle w:val="Strk"/>
+          <w:b w:val="0"/>
+          <w:bCs w:val="0"/>
+          <w:lang w:val="en-US"/>
+        </w:rPr>
+        <w:t xml:space="preserve"> character varying) RETURNS </w:t>
       </w:r>
       <w:r>
         <w:rPr>
@@ -7551,14 +9108,65 @@
           <w:lang w:val="en-US"/>
         </w:rPr>
       </w:pPr>
-      <w:r>
-        <w:rPr>
-          <w:rStyle w:val="Strk"/>
-          <w:b w:val="0"/>
-          <w:bCs w:val="0"/>
-          <w:lang w:val="en-US"/>
-        </w:rPr>
-        <w:t xml:space="preserve">parameter_groups_create(parm_name character varying, parm_block character varying) </w:t>
+      <w:proofErr w:type="spellStart"/>
+      <w:r>
+        <w:rPr>
+          <w:rStyle w:val="Strk"/>
+          <w:b w:val="0"/>
+          <w:bCs w:val="0"/>
+          <w:lang w:val="en-US"/>
+        </w:rPr>
+        <w:t>parameter_groups_create</w:t>
+      </w:r>
+      <w:proofErr w:type="spellEnd"/>
+      <w:r>
+        <w:rPr>
+          <w:rStyle w:val="Strk"/>
+          <w:b w:val="0"/>
+          <w:bCs w:val="0"/>
+          <w:lang w:val="en-US"/>
+        </w:rPr>
+        <w:t>(</w:t>
+      </w:r>
+      <w:proofErr w:type="spellStart"/>
+      <w:r>
+        <w:rPr>
+          <w:rStyle w:val="Strk"/>
+          <w:b w:val="0"/>
+          <w:bCs w:val="0"/>
+          <w:lang w:val="en-US"/>
+        </w:rPr>
+        <w:t>parm_name</w:t>
+      </w:r>
+      <w:proofErr w:type="spellEnd"/>
+      <w:r>
+        <w:rPr>
+          <w:rStyle w:val="Strk"/>
+          <w:b w:val="0"/>
+          <w:bCs w:val="0"/>
+          <w:lang w:val="en-US"/>
+        </w:rPr>
+        <w:t xml:space="preserve"> character varying, </w:t>
+      </w:r>
+      <w:proofErr w:type="spellStart"/>
+      <w:r>
+        <w:rPr>
+          <w:rStyle w:val="Strk"/>
+          <w:b w:val="0"/>
+          <w:bCs w:val="0"/>
+          <w:lang w:val="en-US"/>
+        </w:rPr>
+        <w:t>parm_block</w:t>
+      </w:r>
+      <w:proofErr w:type="spellEnd"/>
+      <w:r>
+        <w:rPr>
+          <w:rStyle w:val="Strk"/>
+          <w:b w:val="0"/>
+          <w:bCs w:val="0"/>
+          <w:lang w:val="en-US"/>
+        </w:rPr>
+        <w:t xml:space="preserve"> character varying) </w:t>
       </w:r>
     </w:p>
     <w:p>
@@ -7622,14 +9230,25 @@
           <w:lang w:val="da-DK"/>
         </w:rPr>
       </w:pPr>
-      <w:r>
-        <w:rPr>
-          <w:rStyle w:val="Strk"/>
-          <w:b w:val="0"/>
-          <w:bCs w:val="0"/>
-          <w:lang w:val="da-DK"/>
-        </w:rPr>
-        <w:t>parm_name: Navnet på d</w:t>
+      <w:proofErr w:type="spellStart"/>
+      <w:r>
+        <w:rPr>
+          <w:rStyle w:val="Strk"/>
+          <w:b w:val="0"/>
+          <w:bCs w:val="0"/>
+          <w:lang w:val="da-DK"/>
+        </w:rPr>
+        <w:t>parm_name</w:t>
+      </w:r>
+      <w:proofErr w:type="spellEnd"/>
+      <w:r>
+        <w:rPr>
+          <w:rStyle w:val="Strk"/>
+          <w:b w:val="0"/>
+          <w:bCs w:val="0"/>
+          <w:lang w:val="da-DK"/>
+        </w:rPr>
+        <w:t>: Navnet på d</w:t>
       </w:r>
       <w:r>
         <w:rPr>
@@ -7655,14 +9274,25 @@
           <w:lang w:val="da-DK"/>
         </w:rPr>
       </w:pPr>
-      <w:r>
-        <w:rPr>
-          <w:rStyle w:val="Strk"/>
-          <w:b w:val="0"/>
-          <w:bCs w:val="0"/>
-          <w:lang w:val="da-DK"/>
-        </w:rPr>
-        <w:t>parm_block: Indhold af den nye parametergruppe formateret som en JSON-tekst</w:t>
+      <w:proofErr w:type="spellStart"/>
+      <w:r>
+        <w:rPr>
+          <w:rStyle w:val="Strk"/>
+          <w:b w:val="0"/>
+          <w:bCs w:val="0"/>
+          <w:lang w:val="da-DK"/>
+        </w:rPr>
+        <w:t>parm_block</w:t>
+      </w:r>
+      <w:proofErr w:type="spellEnd"/>
+      <w:r>
+        <w:rPr>
+          <w:rStyle w:val="Strk"/>
+          <w:b w:val="0"/>
+          <w:bCs w:val="0"/>
+          <w:lang w:val="da-DK"/>
+        </w:rPr>
+        <w:t>: Indhold af den nye parametergruppe formateret som en JSON-tekst</w:t>
       </w:r>
     </w:p>
     <w:p>
@@ -7675,14 +9305,45 @@
           <w:lang w:val="en-US"/>
         </w:rPr>
       </w:pPr>
-      <w:r>
-        <w:rPr>
-          <w:rStyle w:val="Strk"/>
-          <w:b w:val="0"/>
-          <w:bCs w:val="0"/>
-          <w:lang w:val="en-US"/>
-        </w:rPr>
-        <w:t xml:space="preserve">parameter_groups_read(parm_name character varying) RETURNS character varying </w:t>
+      <w:proofErr w:type="spellStart"/>
+      <w:r>
+        <w:rPr>
+          <w:rStyle w:val="Strk"/>
+          <w:b w:val="0"/>
+          <w:bCs w:val="0"/>
+          <w:lang w:val="en-US"/>
+        </w:rPr>
+        <w:t>parameter_groups_read</w:t>
+      </w:r>
+      <w:proofErr w:type="spellEnd"/>
+      <w:r>
+        <w:rPr>
+          <w:rStyle w:val="Strk"/>
+          <w:b w:val="0"/>
+          <w:bCs w:val="0"/>
+          <w:lang w:val="en-US"/>
+        </w:rPr>
+        <w:t>(</w:t>
+      </w:r>
+      <w:proofErr w:type="spellStart"/>
+      <w:r>
+        <w:rPr>
+          <w:rStyle w:val="Strk"/>
+          <w:b w:val="0"/>
+          <w:bCs w:val="0"/>
+          <w:lang w:val="en-US"/>
+        </w:rPr>
+        <w:t>parm_name</w:t>
+      </w:r>
+      <w:proofErr w:type="spellEnd"/>
+      <w:r>
+        <w:rPr>
+          <w:rStyle w:val="Strk"/>
+          <w:b w:val="0"/>
+          <w:bCs w:val="0"/>
+          <w:lang w:val="en-US"/>
+        </w:rPr>
+        <w:t xml:space="preserve"> character varying) RETURNS character varying </w:t>
       </w:r>
     </w:p>
     <w:p>
@@ -7726,14 +9387,85 @@
           <w:lang w:val="en-US"/>
         </w:rPr>
       </w:pPr>
-      <w:r>
-        <w:rPr>
-          <w:rStyle w:val="Strk"/>
-          <w:b w:val="0"/>
-          <w:bCs w:val="0"/>
-          <w:lang w:val="en-US"/>
-        </w:rPr>
-        <w:t>parameter_groups_update(parm_name character varying, parm_block character varying DEFAULT '{}', merge boolean DEFAULT true)</w:t>
+      <w:proofErr w:type="spellStart"/>
+      <w:r>
+        <w:rPr>
+          <w:rStyle w:val="Strk"/>
+          <w:b w:val="0"/>
+          <w:bCs w:val="0"/>
+          <w:lang w:val="en-US"/>
+        </w:rPr>
+        <w:t>parameter_groups_update</w:t>
+      </w:r>
+      <w:proofErr w:type="spellEnd"/>
+      <w:r>
+        <w:rPr>
+          <w:rStyle w:val="Strk"/>
+          <w:b w:val="0"/>
+          <w:bCs w:val="0"/>
+          <w:lang w:val="en-US"/>
+        </w:rPr>
+        <w:t>(</w:t>
+      </w:r>
+      <w:proofErr w:type="spellStart"/>
+      <w:r>
+        <w:rPr>
+          <w:rStyle w:val="Strk"/>
+          <w:b w:val="0"/>
+          <w:bCs w:val="0"/>
+          <w:lang w:val="en-US"/>
+        </w:rPr>
+        <w:t>parm_name</w:t>
+      </w:r>
+      <w:proofErr w:type="spellEnd"/>
+      <w:r>
+        <w:rPr>
+          <w:rStyle w:val="Strk"/>
+          <w:b w:val="0"/>
+          <w:bCs w:val="0"/>
+          <w:lang w:val="en-US"/>
+        </w:rPr>
+        <w:t xml:space="preserve"> character varying, </w:t>
+      </w:r>
+      <w:proofErr w:type="spellStart"/>
+      <w:r>
+        <w:rPr>
+          <w:rStyle w:val="Strk"/>
+          <w:b w:val="0"/>
+          <w:bCs w:val="0"/>
+          <w:lang w:val="en-US"/>
+        </w:rPr>
+        <w:t>parm_block</w:t>
+      </w:r>
+      <w:proofErr w:type="spellEnd"/>
+      <w:r>
+        <w:rPr>
+          <w:rStyle w:val="Strk"/>
+          <w:b w:val="0"/>
+          <w:bCs w:val="0"/>
+          <w:lang w:val="en-US"/>
+        </w:rPr>
+        <w:t xml:space="preserve"> character varying DEFAULT '{}', merge </w:t>
+      </w:r>
+      <w:proofErr w:type="spellStart"/>
+      <w:r>
+        <w:rPr>
+          <w:rStyle w:val="Strk"/>
+          <w:b w:val="0"/>
+          <w:bCs w:val="0"/>
+          <w:lang w:val="en-US"/>
+        </w:rPr>
+        <w:t>boolean</w:t>
+      </w:r>
+      <w:proofErr w:type="spellEnd"/>
+      <w:r>
+        <w:rPr>
+          <w:rStyle w:val="Strk"/>
+          <w:b w:val="0"/>
+          <w:bCs w:val="0"/>
+          <w:lang w:val="en-US"/>
+        </w:rPr>
+        <w:t xml:space="preserve"> DEFAULT true)</w:t>
       </w:r>
     </w:p>
     <w:p>
@@ -7788,14 +9520,25 @@
           <w:lang w:val="da-DK"/>
         </w:rPr>
       </w:pPr>
-      <w:r>
-        <w:rPr>
-          <w:rStyle w:val="Strk"/>
-          <w:b w:val="0"/>
-          <w:bCs w:val="0"/>
-          <w:lang w:val="da-DK"/>
-        </w:rPr>
-        <w:t>parm_name: Navnet på d</w:t>
+      <w:proofErr w:type="spellStart"/>
+      <w:r>
+        <w:rPr>
+          <w:rStyle w:val="Strk"/>
+          <w:b w:val="0"/>
+          <w:bCs w:val="0"/>
+          <w:lang w:val="da-DK"/>
+        </w:rPr>
+        <w:t>parm_name</w:t>
+      </w:r>
+      <w:proofErr w:type="spellEnd"/>
+      <w:r>
+        <w:rPr>
+          <w:rStyle w:val="Strk"/>
+          <w:b w:val="0"/>
+          <w:bCs w:val="0"/>
+          <w:lang w:val="da-DK"/>
+        </w:rPr>
+        <w:t>: Navnet på d</w:t>
       </w:r>
       <w:r>
         <w:rPr>
@@ -7821,14 +9564,45 @@
           <w:lang w:val="da-DK"/>
         </w:rPr>
       </w:pPr>
-      <w:r>
-        <w:rPr>
-          <w:rStyle w:val="Strk"/>
-          <w:b w:val="0"/>
-          <w:bCs w:val="0"/>
-          <w:lang w:val="da-DK"/>
-        </w:rPr>
-        <w:t>parm_block: Opdateringdata formateret som en JSON-tekst</w:t>
+      <w:proofErr w:type="spellStart"/>
+      <w:r>
+        <w:rPr>
+          <w:rStyle w:val="Strk"/>
+          <w:b w:val="0"/>
+          <w:bCs w:val="0"/>
+          <w:lang w:val="da-DK"/>
+        </w:rPr>
+        <w:t>parm_block</w:t>
+      </w:r>
+      <w:proofErr w:type="spellEnd"/>
+      <w:r>
+        <w:rPr>
+          <w:rStyle w:val="Strk"/>
+          <w:b w:val="0"/>
+          <w:bCs w:val="0"/>
+          <w:lang w:val="da-DK"/>
+        </w:rPr>
+        <w:t xml:space="preserve">: </w:t>
+      </w:r>
+      <w:proofErr w:type="spellStart"/>
+      <w:r>
+        <w:rPr>
+          <w:rStyle w:val="Strk"/>
+          <w:b w:val="0"/>
+          <w:bCs w:val="0"/>
+          <w:lang w:val="da-DK"/>
+        </w:rPr>
+        <w:t>Opdateringdata</w:t>
+      </w:r>
+      <w:proofErr w:type="spellEnd"/>
+      <w:r>
+        <w:rPr>
+          <w:rStyle w:val="Strk"/>
+          <w:b w:val="0"/>
+          <w:bCs w:val="0"/>
+          <w:lang w:val="da-DK"/>
+        </w:rPr>
+        <w:t xml:space="preserve"> formateret som en JSON-tekst</w:t>
       </w:r>
     </w:p>
     <w:p>
@@ -7845,14 +9619,45 @@
           <w:lang w:val="da-DK"/>
         </w:rPr>
       </w:pPr>
-      <w:r>
-        <w:rPr>
-          <w:rStyle w:val="Strk"/>
-          <w:b w:val="0"/>
-          <w:bCs w:val="0"/>
-          <w:lang w:val="da-DK"/>
-        </w:rPr>
-        <w:t>merge: Boolean; bestemmer om bestemmer</w:t>
+      <w:proofErr w:type="spellStart"/>
+      <w:r>
+        <w:rPr>
+          <w:rStyle w:val="Strk"/>
+          <w:b w:val="0"/>
+          <w:bCs w:val="0"/>
+          <w:lang w:val="da-DK"/>
+        </w:rPr>
+        <w:t>merge</w:t>
+      </w:r>
+      <w:proofErr w:type="spellEnd"/>
+      <w:r>
+        <w:rPr>
+          <w:rStyle w:val="Strk"/>
+          <w:b w:val="0"/>
+          <w:bCs w:val="0"/>
+          <w:lang w:val="da-DK"/>
+        </w:rPr>
+        <w:t xml:space="preserve">: </w:t>
+      </w:r>
+      <w:proofErr w:type="spellStart"/>
+      <w:r>
+        <w:rPr>
+          <w:rStyle w:val="Strk"/>
+          <w:b w:val="0"/>
+          <w:bCs w:val="0"/>
+          <w:lang w:val="da-DK"/>
+        </w:rPr>
+        <w:t>Boolean</w:t>
+      </w:r>
+      <w:proofErr w:type="spellEnd"/>
+      <w:r>
+        <w:rPr>
+          <w:rStyle w:val="Strk"/>
+          <w:b w:val="0"/>
+          <w:bCs w:val="0"/>
+          <w:lang w:val="da-DK"/>
+        </w:rPr>
+        <w:t>; bestemmer om bestemmer</w:t>
       </w:r>
       <w:r>
         <w:rPr>
@@ -7883,14 +9688,45 @@
         </w:rPr>
         <w:t xml:space="preserve"> </w:t>
       </w:r>
-      <w:r>
-        <w:rPr>
-          <w:rStyle w:val="Strk"/>
-          <w:b w:val="0"/>
-          <w:bCs w:val="0"/>
-          <w:lang w:val="en-US"/>
-        </w:rPr>
-        <w:t xml:space="preserve">parameter_groups_delete(parm_name character varying) </w:t>
+      <w:proofErr w:type="spellStart"/>
+      <w:r>
+        <w:rPr>
+          <w:rStyle w:val="Strk"/>
+          <w:b w:val="0"/>
+          <w:bCs w:val="0"/>
+          <w:lang w:val="en-US"/>
+        </w:rPr>
+        <w:t>parameter_groups_delete</w:t>
+      </w:r>
+      <w:proofErr w:type="spellEnd"/>
+      <w:r>
+        <w:rPr>
+          <w:rStyle w:val="Strk"/>
+          <w:b w:val="0"/>
+          <w:bCs w:val="0"/>
+          <w:lang w:val="en-US"/>
+        </w:rPr>
+        <w:t>(</w:t>
+      </w:r>
+      <w:proofErr w:type="spellStart"/>
+      <w:r>
+        <w:rPr>
+          <w:rStyle w:val="Strk"/>
+          <w:b w:val="0"/>
+          <w:bCs w:val="0"/>
+          <w:lang w:val="en-US"/>
+        </w:rPr>
+        <w:t>parm_name</w:t>
+      </w:r>
+      <w:proofErr w:type="spellEnd"/>
+      <w:r>
+        <w:rPr>
+          <w:rStyle w:val="Strk"/>
+          <w:b w:val="0"/>
+          <w:bCs w:val="0"/>
+          <w:lang w:val="en-US"/>
+        </w:rPr>
+        <w:t xml:space="preserve"> character varying) </w:t>
       </w:r>
     </w:p>
     <w:p>
@@ -7916,14 +9752,65 @@
           <w:lang w:val="en-US"/>
         </w:rPr>
       </w:pPr>
-      <w:r>
-        <w:rPr>
-          <w:rStyle w:val="Strk"/>
-          <w:b w:val="0"/>
-          <w:bCs w:val="0"/>
-          <w:lang w:val="en-US"/>
-        </w:rPr>
-        <w:t xml:space="preserve">parameter_groups_copy (parm_name character varying, new_name character varying) </w:t>
+      <w:proofErr w:type="spellStart"/>
+      <w:r>
+        <w:rPr>
+          <w:rStyle w:val="Strk"/>
+          <w:b w:val="0"/>
+          <w:bCs w:val="0"/>
+          <w:lang w:val="en-US"/>
+        </w:rPr>
+        <w:t>parameter_groups_copy</w:t>
+      </w:r>
+      <w:proofErr w:type="spellEnd"/>
+      <w:r>
+        <w:rPr>
+          <w:rStyle w:val="Strk"/>
+          <w:b w:val="0"/>
+          <w:bCs w:val="0"/>
+          <w:lang w:val="en-US"/>
+        </w:rPr>
+        <w:t xml:space="preserve"> (</w:t>
+      </w:r>
+      <w:proofErr w:type="spellStart"/>
+      <w:r>
+        <w:rPr>
+          <w:rStyle w:val="Strk"/>
+          <w:b w:val="0"/>
+          <w:bCs w:val="0"/>
+          <w:lang w:val="en-US"/>
+        </w:rPr>
+        <w:t>parm_name</w:t>
+      </w:r>
+      <w:proofErr w:type="spellEnd"/>
+      <w:r>
+        <w:rPr>
+          <w:rStyle w:val="Strk"/>
+          <w:b w:val="0"/>
+          <w:bCs w:val="0"/>
+          <w:lang w:val="en-US"/>
+        </w:rPr>
+        <w:t xml:space="preserve"> character varying, </w:t>
+      </w:r>
+      <w:proofErr w:type="spellStart"/>
+      <w:r>
+        <w:rPr>
+          <w:rStyle w:val="Strk"/>
+          <w:b w:val="0"/>
+          <w:bCs w:val="0"/>
+          <w:lang w:val="en-US"/>
+        </w:rPr>
+        <w:t>new_name</w:t>
+      </w:r>
+      <w:proofErr w:type="spellEnd"/>
+      <w:r>
+        <w:rPr>
+          <w:rStyle w:val="Strk"/>
+          <w:b w:val="0"/>
+          <w:bCs w:val="0"/>
+          <w:lang w:val="en-US"/>
+        </w:rPr>
+        <w:t xml:space="preserve"> character varying) </w:t>
       </w:r>
     </w:p>
     <w:p>
@@ -7972,14 +9859,25 @@
           <w:lang w:val="da-DK"/>
         </w:rPr>
       </w:pPr>
-      <w:r>
-        <w:rPr>
-          <w:rStyle w:val="Strk"/>
-          <w:b w:val="0"/>
-          <w:bCs w:val="0"/>
-          <w:lang w:val="da-DK"/>
-        </w:rPr>
-        <w:t>parm_name: Navnet på d</w:t>
+      <w:proofErr w:type="spellStart"/>
+      <w:r>
+        <w:rPr>
+          <w:rStyle w:val="Strk"/>
+          <w:b w:val="0"/>
+          <w:bCs w:val="0"/>
+          <w:lang w:val="da-DK"/>
+        </w:rPr>
+        <w:t>parm_name</w:t>
+      </w:r>
+      <w:proofErr w:type="spellEnd"/>
+      <w:r>
+        <w:rPr>
+          <w:rStyle w:val="Strk"/>
+          <w:b w:val="0"/>
+          <w:bCs w:val="0"/>
+          <w:lang w:val="da-DK"/>
+        </w:rPr>
+        <w:t>: Navnet på d</w:t>
       </w:r>
       <w:r>
         <w:rPr>
@@ -8002,14 +9900,25 @@
           <w:lang w:val="da-DK"/>
         </w:rPr>
       </w:pPr>
-      <w:r>
-        <w:rPr>
-          <w:rStyle w:val="Strk"/>
-          <w:b w:val="0"/>
-          <w:bCs w:val="0"/>
-          <w:lang w:val="da-DK"/>
-        </w:rPr>
-        <w:t>new_name: Navn på den nye parametergruppe</w:t>
+      <w:proofErr w:type="spellStart"/>
+      <w:r>
+        <w:rPr>
+          <w:rStyle w:val="Strk"/>
+          <w:b w:val="0"/>
+          <w:bCs w:val="0"/>
+          <w:lang w:val="da-DK"/>
+        </w:rPr>
+        <w:t>new_name</w:t>
+      </w:r>
+      <w:proofErr w:type="spellEnd"/>
+      <w:r>
+        <w:rPr>
+          <w:rStyle w:val="Strk"/>
+          <w:b w:val="0"/>
+          <w:bCs w:val="0"/>
+          <w:lang w:val="da-DK"/>
+        </w:rPr>
+        <w:t>: Navn på den nye parametergruppe</w:t>
       </w:r>
     </w:p>
     <w:p>
@@ -8056,18 +9965,100 @@
         <w:pStyle w:val="Overskrift3"/>
         <w:rPr>
           <w:rStyle w:val="Strk"/>
-          <w:lang w:val="en-US"/>
-        </w:rPr>
-      </w:pPr>
-      <w:r>
-        <w:rPr>
-          <w:rStyle w:val="Strk"/>
-          <w:b w:val="0"/>
-          <w:bCs w:val="0"/>
-          <w:lang w:val="en-US"/>
-        </w:rPr>
-        <w:t>projects_exists(proj_name character varying) RETURNS boolean</w:t>
-      </w:r>
+          <w:lang w:val="da-DK"/>
+        </w:rPr>
+      </w:pPr>
+      <w:proofErr w:type="spellStart"/>
+      <w:r>
+        <w:rPr>
+          <w:rStyle w:val="Strk"/>
+          <w:b w:val="0"/>
+          <w:bCs w:val="0"/>
+          <w:lang w:val="da-DK"/>
+        </w:rPr>
+        <w:t>projects_exists</w:t>
+      </w:r>
+      <w:proofErr w:type="spellEnd"/>
+      <w:r>
+        <w:rPr>
+          <w:rStyle w:val="Strk"/>
+          <w:b w:val="0"/>
+          <w:bCs w:val="0"/>
+          <w:lang w:val="da-DK"/>
+        </w:rPr>
+        <w:t>(</w:t>
+      </w:r>
+      <w:proofErr w:type="spellStart"/>
+      <w:r>
+        <w:rPr>
+          <w:rStyle w:val="Strk"/>
+          <w:b w:val="0"/>
+          <w:bCs w:val="0"/>
+          <w:lang w:val="da-DK"/>
+        </w:rPr>
+        <w:t>proj_name</w:t>
+      </w:r>
+      <w:proofErr w:type="spellEnd"/>
+      <w:r>
+        <w:rPr>
+          <w:rStyle w:val="Strk"/>
+          <w:b w:val="0"/>
+          <w:bCs w:val="0"/>
+          <w:lang w:val="da-DK"/>
+        </w:rPr>
+        <w:t xml:space="preserve"> </w:t>
+      </w:r>
+      <w:proofErr w:type="spellStart"/>
+      <w:r>
+        <w:rPr>
+          <w:rStyle w:val="Strk"/>
+          <w:b w:val="0"/>
+          <w:bCs w:val="0"/>
+          <w:lang w:val="da-DK"/>
+        </w:rPr>
+        <w:t>character</w:t>
+      </w:r>
+      <w:proofErr w:type="spellEnd"/>
+      <w:r>
+        <w:rPr>
+          <w:rStyle w:val="Strk"/>
+          <w:b w:val="0"/>
+          <w:bCs w:val="0"/>
+          <w:lang w:val="da-DK"/>
+        </w:rPr>
+        <w:t xml:space="preserve"> </w:t>
+      </w:r>
+      <w:proofErr w:type="spellStart"/>
+      <w:r>
+        <w:rPr>
+          <w:rStyle w:val="Strk"/>
+          <w:b w:val="0"/>
+          <w:bCs w:val="0"/>
+          <w:lang w:val="da-DK"/>
+        </w:rPr>
+        <w:t>varying</w:t>
+      </w:r>
+      <w:proofErr w:type="spellEnd"/>
+      <w:r>
+        <w:rPr>
+          <w:rStyle w:val="Strk"/>
+          <w:b w:val="0"/>
+          <w:bCs w:val="0"/>
+          <w:lang w:val="da-DK"/>
+        </w:rPr>
+        <w:t xml:space="preserve">) RETURNS </w:t>
+      </w:r>
+      <w:proofErr w:type="spellStart"/>
+      <w:r>
+        <w:rPr>
+          <w:rStyle w:val="Strk"/>
+          <w:b w:val="0"/>
+          <w:bCs w:val="0"/>
+          <w:lang w:val="da-DK"/>
+        </w:rPr>
+        <w:t>boolean</w:t>
+      </w:r>
+      <w:proofErr w:type="spellEnd"/>
     </w:p>
     <w:p>
       <w:pPr>
@@ -8110,14 +10101,85 @@
           <w:lang w:val="en-US"/>
         </w:rPr>
       </w:pPr>
-      <w:r>
-        <w:rPr>
-          <w:rStyle w:val="Strk"/>
-          <w:b w:val="0"/>
-          <w:bCs w:val="0"/>
-          <w:lang w:val="en-US"/>
-        </w:rPr>
-        <w:t>projects_create (proj_name character varying, proj_wkt character varying, proj_srid integer DEFAULT 25832) RETURNS void  -- Assign the correct EPSG code</w:t>
+      <w:proofErr w:type="spellStart"/>
+      <w:r>
+        <w:rPr>
+          <w:rStyle w:val="Strk"/>
+          <w:b w:val="0"/>
+          <w:bCs w:val="0"/>
+          <w:lang w:val="en-US"/>
+        </w:rPr>
+        <w:t>projects_create</w:t>
+      </w:r>
+      <w:proofErr w:type="spellEnd"/>
+      <w:r>
+        <w:rPr>
+          <w:rStyle w:val="Strk"/>
+          <w:b w:val="0"/>
+          <w:bCs w:val="0"/>
+          <w:lang w:val="en-US"/>
+        </w:rPr>
+        <w:t xml:space="preserve"> (</w:t>
+      </w:r>
+      <w:proofErr w:type="spellStart"/>
+      <w:r>
+        <w:rPr>
+          <w:rStyle w:val="Strk"/>
+          <w:b w:val="0"/>
+          <w:bCs w:val="0"/>
+          <w:lang w:val="en-US"/>
+        </w:rPr>
+        <w:t>proj_name</w:t>
+      </w:r>
+      <w:proofErr w:type="spellEnd"/>
+      <w:r>
+        <w:rPr>
+          <w:rStyle w:val="Strk"/>
+          <w:b w:val="0"/>
+          <w:bCs w:val="0"/>
+          <w:lang w:val="en-US"/>
+        </w:rPr>
+        <w:t xml:space="preserve"> character varying, </w:t>
+      </w:r>
+      <w:proofErr w:type="spellStart"/>
+      <w:r>
+        <w:rPr>
+          <w:rStyle w:val="Strk"/>
+          <w:b w:val="0"/>
+          <w:bCs w:val="0"/>
+          <w:lang w:val="en-US"/>
+        </w:rPr>
+        <w:t>proj_wkt</w:t>
+      </w:r>
+      <w:proofErr w:type="spellEnd"/>
+      <w:r>
+        <w:rPr>
+          <w:rStyle w:val="Strk"/>
+          <w:b w:val="0"/>
+          <w:bCs w:val="0"/>
+          <w:lang w:val="en-US"/>
+        </w:rPr>
+        <w:t xml:space="preserve"> character varying, </w:t>
+      </w:r>
+      <w:proofErr w:type="spellStart"/>
+      <w:r>
+        <w:rPr>
+          <w:rStyle w:val="Strk"/>
+          <w:b w:val="0"/>
+          <w:bCs w:val="0"/>
+          <w:lang w:val="en-US"/>
+        </w:rPr>
+        <w:t>proj_srid</w:t>
+      </w:r>
+      <w:proofErr w:type="spellEnd"/>
+      <w:r>
+        <w:rPr>
+          <w:rStyle w:val="Strk"/>
+          <w:b w:val="0"/>
+          <w:bCs w:val="0"/>
+          <w:lang w:val="en-US"/>
+        </w:rPr>
+        <w:t xml:space="preserve"> integer DEFAULT 25832) RETURNS void  -- Assign the correct EPSG code</w:t>
       </w:r>
     </w:p>
     <w:p>
@@ -8217,6 +10279,7 @@
           <w:lang w:val="da-DK"/>
         </w:rPr>
       </w:pPr>
+      <w:proofErr w:type="spellStart"/>
       <w:r>
         <w:rPr>
           <w:rStyle w:val="Strk"/>
@@ -8242,7 +10305,17 @@
           <w:bCs w:val="0"/>
           <w:lang w:val="da-DK"/>
         </w:rPr>
-        <w:t>_name: Navnet på d</w:t>
+        <w:t>_name</w:t>
+      </w:r>
+      <w:proofErr w:type="spellEnd"/>
+      <w:r>
+        <w:rPr>
+          <w:rStyle w:val="Strk"/>
+          <w:b w:val="0"/>
+          <w:bCs w:val="0"/>
+          <w:lang w:val="da-DK"/>
+        </w:rPr>
+        <w:t>: Navnet på d</w:t>
       </w:r>
       <w:r>
         <w:rPr>
@@ -8268,14 +10341,25 @@
           <w:lang w:val="da-DK"/>
         </w:rPr>
       </w:pPr>
-      <w:r>
-        <w:rPr>
-          <w:rStyle w:val="Strk"/>
-          <w:b w:val="0"/>
-          <w:bCs w:val="0"/>
-          <w:lang w:val="da-DK"/>
-        </w:rPr>
-        <w:t>proj_wkt: Polygon geometri for det nye projekt formateret som en WKT streng</w:t>
+      <w:proofErr w:type="spellStart"/>
+      <w:r>
+        <w:rPr>
+          <w:rStyle w:val="Strk"/>
+          <w:b w:val="0"/>
+          <w:bCs w:val="0"/>
+          <w:lang w:val="da-DK"/>
+        </w:rPr>
+        <w:t>proj_wkt</w:t>
+      </w:r>
+      <w:proofErr w:type="spellEnd"/>
+      <w:r>
+        <w:rPr>
+          <w:rStyle w:val="Strk"/>
+          <w:b w:val="0"/>
+          <w:bCs w:val="0"/>
+          <w:lang w:val="da-DK"/>
+        </w:rPr>
+        <w:t>: Polygon geometri for det nye projekt formateret som en WKT streng</w:t>
       </w:r>
     </w:p>
     <w:p>
@@ -8292,14 +10376,25 @@
           <w:lang w:val="da-DK"/>
         </w:rPr>
       </w:pPr>
-      <w:r>
-        <w:rPr>
-          <w:rStyle w:val="Strk"/>
-          <w:b w:val="0"/>
-          <w:bCs w:val="0"/>
-          <w:lang w:val="da-DK"/>
-        </w:rPr>
-        <w:t>srid: heltal – EPSG kode for geometri</w:t>
+      <w:proofErr w:type="spellStart"/>
+      <w:r>
+        <w:rPr>
+          <w:rStyle w:val="Strk"/>
+          <w:b w:val="0"/>
+          <w:bCs w:val="0"/>
+          <w:lang w:val="da-DK"/>
+        </w:rPr>
+        <w:t>srid</w:t>
+      </w:r>
+      <w:proofErr w:type="spellEnd"/>
+      <w:r>
+        <w:rPr>
+          <w:rStyle w:val="Strk"/>
+          <w:b w:val="0"/>
+          <w:bCs w:val="0"/>
+          <w:lang w:val="da-DK"/>
+        </w:rPr>
+        <w:t>: heltal – EPSG kode for geometri</w:t>
       </w:r>
     </w:p>
     <w:p>
@@ -8312,14 +10407,45 @@
           <w:lang w:val="en-US"/>
         </w:rPr>
       </w:pPr>
-      <w:r>
-        <w:rPr>
-          <w:rStyle w:val="Strk"/>
-          <w:b w:val="0"/>
-          <w:bCs w:val="0"/>
-          <w:lang w:val="en-US"/>
-        </w:rPr>
-        <w:t xml:space="preserve">projects_read(proj_name character varying) RETURNS character varying </w:t>
+      <w:proofErr w:type="spellStart"/>
+      <w:r>
+        <w:rPr>
+          <w:rStyle w:val="Strk"/>
+          <w:b w:val="0"/>
+          <w:bCs w:val="0"/>
+          <w:lang w:val="en-US"/>
+        </w:rPr>
+        <w:t>projects_read</w:t>
+      </w:r>
+      <w:proofErr w:type="spellEnd"/>
+      <w:r>
+        <w:rPr>
+          <w:rStyle w:val="Strk"/>
+          <w:b w:val="0"/>
+          <w:bCs w:val="0"/>
+          <w:lang w:val="en-US"/>
+        </w:rPr>
+        <w:t>(</w:t>
+      </w:r>
+      <w:proofErr w:type="spellStart"/>
+      <w:r>
+        <w:rPr>
+          <w:rStyle w:val="Strk"/>
+          <w:b w:val="0"/>
+          <w:bCs w:val="0"/>
+          <w:lang w:val="en-US"/>
+        </w:rPr>
+        <w:t>proj_name</w:t>
+      </w:r>
+      <w:proofErr w:type="spellEnd"/>
+      <w:r>
+        <w:rPr>
+          <w:rStyle w:val="Strk"/>
+          <w:b w:val="0"/>
+          <w:bCs w:val="0"/>
+          <w:lang w:val="en-US"/>
+        </w:rPr>
+        <w:t xml:space="preserve"> character varying) RETURNS character varying </w:t>
       </w:r>
     </w:p>
     <w:p>
@@ -8375,14 +10501,85 @@
           <w:lang w:val="en-US"/>
         </w:rPr>
       </w:pPr>
-      <w:r>
-        <w:rPr>
-          <w:rStyle w:val="Strk"/>
-          <w:b w:val="0"/>
-          <w:bCs w:val="0"/>
-          <w:lang w:val="en-US"/>
-        </w:rPr>
-        <w:t>project_update(proj_name character varying, proj_wkt character varying, proj_srid integer DEFAULT 25832) RETURNS void</w:t>
+      <w:proofErr w:type="spellStart"/>
+      <w:r>
+        <w:rPr>
+          <w:rStyle w:val="Strk"/>
+          <w:b w:val="0"/>
+          <w:bCs w:val="0"/>
+          <w:lang w:val="en-US"/>
+        </w:rPr>
+        <w:t>project_update</w:t>
+      </w:r>
+      <w:proofErr w:type="spellEnd"/>
+      <w:r>
+        <w:rPr>
+          <w:rStyle w:val="Strk"/>
+          <w:b w:val="0"/>
+          <w:bCs w:val="0"/>
+          <w:lang w:val="en-US"/>
+        </w:rPr>
+        <w:t>(</w:t>
+      </w:r>
+      <w:proofErr w:type="spellStart"/>
+      <w:r>
+        <w:rPr>
+          <w:rStyle w:val="Strk"/>
+          <w:b w:val="0"/>
+          <w:bCs w:val="0"/>
+          <w:lang w:val="en-US"/>
+        </w:rPr>
+        <w:t>proj_name</w:t>
+      </w:r>
+      <w:proofErr w:type="spellEnd"/>
+      <w:r>
+        <w:rPr>
+          <w:rStyle w:val="Strk"/>
+          <w:b w:val="0"/>
+          <w:bCs w:val="0"/>
+          <w:lang w:val="en-US"/>
+        </w:rPr>
+        <w:t xml:space="preserve"> character varying, </w:t>
+      </w:r>
+      <w:proofErr w:type="spellStart"/>
+      <w:r>
+        <w:rPr>
+          <w:rStyle w:val="Strk"/>
+          <w:b w:val="0"/>
+          <w:bCs w:val="0"/>
+          <w:lang w:val="en-US"/>
+        </w:rPr>
+        <w:t>proj_wkt</w:t>
+      </w:r>
+      <w:proofErr w:type="spellEnd"/>
+      <w:r>
+        <w:rPr>
+          <w:rStyle w:val="Strk"/>
+          <w:b w:val="0"/>
+          <w:bCs w:val="0"/>
+          <w:lang w:val="en-US"/>
+        </w:rPr>
+        <w:t xml:space="preserve"> character varying, </w:t>
+      </w:r>
+      <w:proofErr w:type="spellStart"/>
+      <w:r>
+        <w:rPr>
+          <w:rStyle w:val="Strk"/>
+          <w:b w:val="0"/>
+          <w:bCs w:val="0"/>
+          <w:lang w:val="en-US"/>
+        </w:rPr>
+        <w:t>proj_srid</w:t>
+      </w:r>
+      <w:proofErr w:type="spellEnd"/>
+      <w:r>
+        <w:rPr>
+          <w:rStyle w:val="Strk"/>
+          <w:b w:val="0"/>
+          <w:bCs w:val="0"/>
+          <w:lang w:val="en-US"/>
+        </w:rPr>
+        <w:t xml:space="preserve"> integer DEFAULT 25832) RETURNS void</w:t>
       </w:r>
     </w:p>
     <w:p>
@@ -8418,6 +10615,7 @@
           <w:lang w:val="da-DK"/>
         </w:rPr>
       </w:pPr>
+      <w:proofErr w:type="spellStart"/>
       <w:r>
         <w:rPr>
           <w:rStyle w:val="Strk"/>
@@ -8443,7 +10641,17 @@
           <w:bCs w:val="0"/>
           <w:lang w:val="da-DK"/>
         </w:rPr>
-        <w:t xml:space="preserve">_name: Navnet på </w:t>
+        <w:t>_name</w:t>
+      </w:r>
+      <w:proofErr w:type="spellEnd"/>
+      <w:r>
+        <w:rPr>
+          <w:rStyle w:val="Strk"/>
+          <w:b w:val="0"/>
+          <w:bCs w:val="0"/>
+          <w:lang w:val="da-DK"/>
+        </w:rPr>
+        <w:t xml:space="preserve">: Navnet på </w:t>
       </w:r>
       <w:r>
         <w:rPr>
@@ -8469,14 +10677,45 @@
           <w:lang w:val="da-DK"/>
         </w:rPr>
       </w:pPr>
-      <w:r>
-        <w:rPr>
-          <w:rStyle w:val="Strk"/>
-          <w:b w:val="0"/>
-          <w:bCs w:val="0"/>
-          <w:lang w:val="da-DK"/>
-        </w:rPr>
-        <w:t>proj_wkt: Opdateret polygon geometr formateret som en WKT streng</w:t>
+      <w:proofErr w:type="spellStart"/>
+      <w:r>
+        <w:rPr>
+          <w:rStyle w:val="Strk"/>
+          <w:b w:val="0"/>
+          <w:bCs w:val="0"/>
+          <w:lang w:val="da-DK"/>
+        </w:rPr>
+        <w:t>proj_wkt</w:t>
+      </w:r>
+      <w:proofErr w:type="spellEnd"/>
+      <w:r>
+        <w:rPr>
+          <w:rStyle w:val="Strk"/>
+          <w:b w:val="0"/>
+          <w:bCs w:val="0"/>
+          <w:lang w:val="da-DK"/>
+        </w:rPr>
+        <w:t xml:space="preserve">: Opdateret polygon </w:t>
+      </w:r>
+      <w:proofErr w:type="spellStart"/>
+      <w:r>
+        <w:rPr>
+          <w:rStyle w:val="Strk"/>
+          <w:b w:val="0"/>
+          <w:bCs w:val="0"/>
+          <w:lang w:val="da-DK"/>
+        </w:rPr>
+        <w:t>geometr</w:t>
+      </w:r>
+      <w:proofErr w:type="spellEnd"/>
+      <w:r>
+        <w:rPr>
+          <w:rStyle w:val="Strk"/>
+          <w:b w:val="0"/>
+          <w:bCs w:val="0"/>
+          <w:lang w:val="da-DK"/>
+        </w:rPr>
+        <w:t xml:space="preserve"> formateret som en WKT streng</w:t>
       </w:r>
     </w:p>
     <w:p>
@@ -8493,14 +10732,25 @@
           <w:lang w:val="da-DK"/>
         </w:rPr>
       </w:pPr>
-      <w:r>
-        <w:rPr>
-          <w:rStyle w:val="Strk"/>
-          <w:b w:val="0"/>
-          <w:bCs w:val="0"/>
-          <w:lang w:val="da-DK"/>
-        </w:rPr>
-        <w:t xml:space="preserve">srid: heltal – EPSG kode for </w:t>
+      <w:proofErr w:type="spellStart"/>
+      <w:r>
+        <w:rPr>
+          <w:rStyle w:val="Strk"/>
+          <w:b w:val="0"/>
+          <w:bCs w:val="0"/>
+          <w:lang w:val="da-DK"/>
+        </w:rPr>
+        <w:t>srid</w:t>
+      </w:r>
+      <w:proofErr w:type="spellEnd"/>
+      <w:r>
+        <w:rPr>
+          <w:rStyle w:val="Strk"/>
+          <w:b w:val="0"/>
+          <w:bCs w:val="0"/>
+          <w:lang w:val="da-DK"/>
+        </w:rPr>
+        <w:t xml:space="preserve">: heltal – EPSG kode for </w:t>
       </w:r>
       <w:r>
         <w:rPr>
@@ -8531,14 +10781,45 @@
           <w:lang w:val="en-US"/>
         </w:rPr>
       </w:pPr>
-      <w:r>
-        <w:rPr>
-          <w:rStyle w:val="Strk"/>
-          <w:b w:val="0"/>
-          <w:bCs w:val="0"/>
-          <w:lang w:val="en-US"/>
-        </w:rPr>
-        <w:t xml:space="preserve">projects_delete(proj_name character varying) RETURNS void </w:t>
+      <w:proofErr w:type="spellStart"/>
+      <w:r>
+        <w:rPr>
+          <w:rStyle w:val="Strk"/>
+          <w:b w:val="0"/>
+          <w:bCs w:val="0"/>
+          <w:lang w:val="en-US"/>
+        </w:rPr>
+        <w:t>projects_delete</w:t>
+      </w:r>
+      <w:proofErr w:type="spellEnd"/>
+      <w:r>
+        <w:rPr>
+          <w:rStyle w:val="Strk"/>
+          <w:b w:val="0"/>
+          <w:bCs w:val="0"/>
+          <w:lang w:val="en-US"/>
+        </w:rPr>
+        <w:t>(</w:t>
+      </w:r>
+      <w:proofErr w:type="spellStart"/>
+      <w:r>
+        <w:rPr>
+          <w:rStyle w:val="Strk"/>
+          <w:b w:val="0"/>
+          <w:bCs w:val="0"/>
+          <w:lang w:val="en-US"/>
+        </w:rPr>
+        <w:t>proj_name</w:t>
+      </w:r>
+      <w:proofErr w:type="spellEnd"/>
+      <w:r>
+        <w:rPr>
+          <w:rStyle w:val="Strk"/>
+          <w:b w:val="0"/>
+          <w:bCs w:val="0"/>
+          <w:lang w:val="en-US"/>
+        </w:rPr>
+        <w:t xml:space="preserve"> character varying) RETURNS void </w:t>
       </w:r>
     </w:p>
     <w:p>
@@ -8571,14 +10852,105 @@
           <w:lang w:val="en-US"/>
         </w:rPr>
       </w:pPr>
-      <w:r>
-        <w:rPr>
-          <w:rStyle w:val="Strk"/>
-          <w:b w:val="0"/>
-          <w:bCs w:val="0"/>
-          <w:lang w:val="en-US"/>
-        </w:rPr>
-        <w:t>projects_copy (proj_name character varying, new_name character varying, deep_copy boolean DEFAULT false) RETURNS void</w:t>
+      <w:proofErr w:type="spellStart"/>
+      <w:r>
+        <w:rPr>
+          <w:rStyle w:val="Strk"/>
+          <w:b w:val="0"/>
+          <w:bCs w:val="0"/>
+          <w:lang w:val="en-US"/>
+        </w:rPr>
+        <w:t>projects_copy</w:t>
+      </w:r>
+      <w:proofErr w:type="spellEnd"/>
+      <w:r>
+        <w:rPr>
+          <w:rStyle w:val="Strk"/>
+          <w:b w:val="0"/>
+          <w:bCs w:val="0"/>
+          <w:lang w:val="en-US"/>
+        </w:rPr>
+        <w:t xml:space="preserve"> (</w:t>
+      </w:r>
+      <w:proofErr w:type="spellStart"/>
+      <w:r>
+        <w:rPr>
+          <w:rStyle w:val="Strk"/>
+          <w:b w:val="0"/>
+          <w:bCs w:val="0"/>
+          <w:lang w:val="en-US"/>
+        </w:rPr>
+        <w:t>proj_name</w:t>
+      </w:r>
+      <w:proofErr w:type="spellEnd"/>
+      <w:r>
+        <w:rPr>
+          <w:rStyle w:val="Strk"/>
+          <w:b w:val="0"/>
+          <w:bCs w:val="0"/>
+          <w:lang w:val="en-US"/>
+        </w:rPr>
+        <w:t xml:space="preserve"> character varying, </w:t>
+      </w:r>
+      <w:proofErr w:type="spellStart"/>
+      <w:r>
+        <w:rPr>
+          <w:rStyle w:val="Strk"/>
+          <w:b w:val="0"/>
+          <w:bCs w:val="0"/>
+          <w:lang w:val="en-US"/>
+        </w:rPr>
+        <w:t>new_name</w:t>
+      </w:r>
+      <w:proofErr w:type="spellEnd"/>
+      <w:r>
+        <w:rPr>
+          <w:rStyle w:val="Strk"/>
+          <w:b w:val="0"/>
+          <w:bCs w:val="0"/>
+          <w:lang w:val="en-US"/>
+        </w:rPr>
+        <w:t xml:space="preserve"> character varying, </w:t>
+      </w:r>
+      <w:proofErr w:type="spellStart"/>
+      <w:r>
+        <w:rPr>
+          <w:rStyle w:val="Strk"/>
+          <w:b w:val="0"/>
+          <w:bCs w:val="0"/>
+          <w:lang w:val="en-US"/>
+        </w:rPr>
+        <w:t>deep_copy</w:t>
+      </w:r>
+      <w:proofErr w:type="spellEnd"/>
+      <w:r>
+        <w:rPr>
+          <w:rStyle w:val="Strk"/>
+          <w:b w:val="0"/>
+          <w:bCs w:val="0"/>
+          <w:lang w:val="en-US"/>
+        </w:rPr>
+        <w:t xml:space="preserve"> </w:t>
+      </w:r>
+      <w:proofErr w:type="spellStart"/>
+      <w:r>
+        <w:rPr>
+          <w:rStyle w:val="Strk"/>
+          <w:b w:val="0"/>
+          <w:bCs w:val="0"/>
+          <w:lang w:val="en-US"/>
+        </w:rPr>
+        <w:t>boolean</w:t>
+      </w:r>
+      <w:proofErr w:type="spellEnd"/>
+      <w:r>
+        <w:rPr>
+          <w:rStyle w:val="Strk"/>
+          <w:b w:val="0"/>
+          <w:bCs w:val="0"/>
+          <w:lang w:val="en-US"/>
+        </w:rPr>
+        <w:t xml:space="preserve"> DEFAULT false) RETURNS void</w:t>
       </w:r>
     </w:p>
     <w:p>
@@ -8627,6 +10999,7 @@
           <w:lang w:val="da-DK"/>
         </w:rPr>
       </w:pPr>
+      <w:proofErr w:type="spellStart"/>
       <w:r>
         <w:rPr>
           <w:rStyle w:val="Strk"/>
@@ -8652,7 +11025,17 @@
           <w:bCs w:val="0"/>
           <w:lang w:val="da-DK"/>
         </w:rPr>
-        <w:t>_name: Navnet på d</w:t>
+        <w:t>_name</w:t>
+      </w:r>
+      <w:proofErr w:type="spellEnd"/>
+      <w:r>
+        <w:rPr>
+          <w:rStyle w:val="Strk"/>
+          <w:b w:val="0"/>
+          <w:bCs w:val="0"/>
+          <w:lang w:val="da-DK"/>
+        </w:rPr>
+        <w:t>: Navnet på d</w:t>
       </w:r>
       <w:r>
         <w:rPr>
@@ -8678,14 +11061,25 @@
           <w:lang w:val="da-DK"/>
         </w:rPr>
       </w:pPr>
-      <w:r>
-        <w:rPr>
-          <w:rStyle w:val="Strk"/>
-          <w:b w:val="0"/>
-          <w:bCs w:val="0"/>
-          <w:lang w:val="da-DK"/>
-        </w:rPr>
-        <w:t>new_name: Navn på den nye projekt</w:t>
+      <w:proofErr w:type="spellStart"/>
+      <w:r>
+        <w:rPr>
+          <w:rStyle w:val="Strk"/>
+          <w:b w:val="0"/>
+          <w:bCs w:val="0"/>
+          <w:lang w:val="da-DK"/>
+        </w:rPr>
+        <w:t>new_name</w:t>
+      </w:r>
+      <w:proofErr w:type="spellEnd"/>
+      <w:r>
+        <w:rPr>
+          <w:rStyle w:val="Strk"/>
+          <w:b w:val="0"/>
+          <w:bCs w:val="0"/>
+          <w:lang w:val="da-DK"/>
+        </w:rPr>
+        <w:t>: Navn på den nye projekt</w:t>
       </w:r>
     </w:p>
     <w:p>
@@ -8699,23 +11093,74 @@
           <w:lang w:val="da-DK"/>
         </w:rPr>
       </w:pPr>
-      <w:r>
-        <w:rPr>
-          <w:rStyle w:val="Strk"/>
-          <w:b w:val="0"/>
-          <w:bCs w:val="0"/>
-          <w:lang w:val="da-DK"/>
-        </w:rPr>
-        <w:t xml:space="preserve">deep_copy: Boolean – Afgør, om det er hele projektet, inkl. </w:t>
-      </w:r>
-      <w:r>
-        <w:rPr>
-          <w:rStyle w:val="Strk"/>
-          <w:b w:val="0"/>
-          <w:bCs w:val="0"/>
-          <w:lang w:val="da-DK"/>
-        </w:rPr>
-        <w:t>celler, modeller og beregnininger, der skal kopieres (true)  eller kun er selve projekt med geometri (false)</w:t>
+      <w:proofErr w:type="spellStart"/>
+      <w:r>
+        <w:rPr>
+          <w:rStyle w:val="Strk"/>
+          <w:b w:val="0"/>
+          <w:bCs w:val="0"/>
+          <w:lang w:val="da-DK"/>
+        </w:rPr>
+        <w:t>deep_copy</w:t>
+      </w:r>
+      <w:proofErr w:type="spellEnd"/>
+      <w:r>
+        <w:rPr>
+          <w:rStyle w:val="Strk"/>
+          <w:b w:val="0"/>
+          <w:bCs w:val="0"/>
+          <w:lang w:val="da-DK"/>
+        </w:rPr>
+        <w:t xml:space="preserve">: </w:t>
+      </w:r>
+      <w:proofErr w:type="spellStart"/>
+      <w:r>
+        <w:rPr>
+          <w:rStyle w:val="Strk"/>
+          <w:b w:val="0"/>
+          <w:bCs w:val="0"/>
+          <w:lang w:val="da-DK"/>
+        </w:rPr>
+        <w:t>Boolean</w:t>
+      </w:r>
+      <w:proofErr w:type="spellEnd"/>
+      <w:r>
+        <w:rPr>
+          <w:rStyle w:val="Strk"/>
+          <w:b w:val="0"/>
+          <w:bCs w:val="0"/>
+          <w:lang w:val="da-DK"/>
+        </w:rPr>
+        <w:t xml:space="preserve"> – Afgør, om det er hele projektet, inkl. </w:t>
+      </w:r>
+      <w:r>
+        <w:rPr>
+          <w:rStyle w:val="Strk"/>
+          <w:b w:val="0"/>
+          <w:bCs w:val="0"/>
+          <w:lang w:val="da-DK"/>
+        </w:rPr>
+        <w:t xml:space="preserve">celler, modeller og </w:t>
+      </w:r>
+      <w:proofErr w:type="spellStart"/>
+      <w:r>
+        <w:rPr>
+          <w:rStyle w:val="Strk"/>
+          <w:b w:val="0"/>
+          <w:bCs w:val="0"/>
+          <w:lang w:val="da-DK"/>
+        </w:rPr>
+        <w:t>beregnininger</w:t>
+      </w:r>
+      <w:proofErr w:type="spellEnd"/>
+      <w:r>
+        <w:rPr>
+          <w:rStyle w:val="Strk"/>
+          <w:b w:val="0"/>
+          <w:bCs w:val="0"/>
+          <w:lang w:val="da-DK"/>
+        </w:rPr>
+        <w:t>, der skal kopieres (true)  eller kun er selve projekt med geometri (false)</w:t>
       </w:r>
     </w:p>
     <w:p>
@@ -8785,14 +11230,165 @@
           <w:lang w:val="da-DK"/>
         </w:rPr>
       </w:pPr>
-      <w:r>
-        <w:rPr>
-          <w:rStyle w:val="Strk"/>
-          <w:b w:val="0"/>
-          <w:bCs w:val="0"/>
-          <w:lang w:val="da-DK"/>
-        </w:rPr>
-        <w:t xml:space="preserve">models_exists(proj_name character varying, mod_name character varying) RETURNS boolean </w:t>
+      <w:proofErr w:type="spellStart"/>
+      <w:r>
+        <w:rPr>
+          <w:rStyle w:val="Strk"/>
+          <w:b w:val="0"/>
+          <w:bCs w:val="0"/>
+          <w:lang w:val="da-DK"/>
+        </w:rPr>
+        <w:t>models_exists</w:t>
+      </w:r>
+      <w:proofErr w:type="spellEnd"/>
+      <w:r>
+        <w:rPr>
+          <w:rStyle w:val="Strk"/>
+          <w:b w:val="0"/>
+          <w:bCs w:val="0"/>
+          <w:lang w:val="da-DK"/>
+        </w:rPr>
+        <w:t>(</w:t>
+      </w:r>
+      <w:proofErr w:type="spellStart"/>
+      <w:r>
+        <w:rPr>
+          <w:rStyle w:val="Strk"/>
+          <w:b w:val="0"/>
+          <w:bCs w:val="0"/>
+          <w:lang w:val="da-DK"/>
+        </w:rPr>
+        <w:t>proj_name</w:t>
+      </w:r>
+      <w:proofErr w:type="spellEnd"/>
+      <w:r>
+        <w:rPr>
+          <w:rStyle w:val="Strk"/>
+          <w:b w:val="0"/>
+          <w:bCs w:val="0"/>
+          <w:lang w:val="da-DK"/>
+        </w:rPr>
+        <w:t xml:space="preserve"> </w:t>
+      </w:r>
+      <w:proofErr w:type="spellStart"/>
+      <w:r>
+        <w:rPr>
+          <w:rStyle w:val="Strk"/>
+          <w:b w:val="0"/>
+          <w:bCs w:val="0"/>
+          <w:lang w:val="da-DK"/>
+        </w:rPr>
+        <w:t>character</w:t>
+      </w:r>
+      <w:proofErr w:type="spellEnd"/>
+      <w:r>
+        <w:rPr>
+          <w:rStyle w:val="Strk"/>
+          <w:b w:val="0"/>
+          <w:bCs w:val="0"/>
+          <w:lang w:val="da-DK"/>
+        </w:rPr>
+        <w:t xml:space="preserve"> </w:t>
+      </w:r>
+      <w:proofErr w:type="spellStart"/>
+      <w:r>
+        <w:rPr>
+          <w:rStyle w:val="Strk"/>
+          <w:b w:val="0"/>
+          <w:bCs w:val="0"/>
+          <w:lang w:val="da-DK"/>
+        </w:rPr>
+        <w:t>varying</w:t>
+      </w:r>
+      <w:proofErr w:type="spellEnd"/>
+      <w:r>
+        <w:rPr>
+          <w:rStyle w:val="Strk"/>
+          <w:b w:val="0"/>
+          <w:bCs w:val="0"/>
+          <w:lang w:val="da-DK"/>
+        </w:rPr>
+        <w:t xml:space="preserve">, </w:t>
+      </w:r>
+      <w:proofErr w:type="spellStart"/>
+      <w:r>
+        <w:rPr>
+          <w:rStyle w:val="Strk"/>
+          <w:b w:val="0"/>
+          <w:bCs w:val="0"/>
+          <w:lang w:val="da-DK"/>
+        </w:rPr>
+        <w:t>mod_name</w:t>
+      </w:r>
+      <w:proofErr w:type="spellEnd"/>
+      <w:r>
+        <w:rPr>
+          <w:rStyle w:val="Strk"/>
+          <w:b w:val="0"/>
+          <w:bCs w:val="0"/>
+          <w:lang w:val="da-DK"/>
+        </w:rPr>
+        <w:t xml:space="preserve"> </w:t>
+      </w:r>
+      <w:proofErr w:type="spellStart"/>
+      <w:r>
+        <w:rPr>
+          <w:rStyle w:val="Strk"/>
+          <w:b w:val="0"/>
+          <w:bCs w:val="0"/>
+          <w:lang w:val="da-DK"/>
+        </w:rPr>
+        <w:t>character</w:t>
+      </w:r>
+      <w:proofErr w:type="spellEnd"/>
+      <w:r>
+        <w:rPr>
+          <w:rStyle w:val="Strk"/>
+          <w:b w:val="0"/>
+          <w:bCs w:val="0"/>
+          <w:lang w:val="da-DK"/>
+        </w:rPr>
+        <w:t xml:space="preserve"> </w:t>
+      </w:r>
+      <w:proofErr w:type="spellStart"/>
+      <w:r>
+        <w:rPr>
+          <w:rStyle w:val="Strk"/>
+          <w:b w:val="0"/>
+          <w:bCs w:val="0"/>
+          <w:lang w:val="da-DK"/>
+        </w:rPr>
+        <w:t>varying</w:t>
+      </w:r>
+      <w:proofErr w:type="spellEnd"/>
+      <w:r>
+        <w:rPr>
+          <w:rStyle w:val="Strk"/>
+          <w:b w:val="0"/>
+          <w:bCs w:val="0"/>
+          <w:lang w:val="da-DK"/>
+        </w:rPr>
+        <w:t xml:space="preserve">) RETURNS </w:t>
+      </w:r>
+      <w:proofErr w:type="spellStart"/>
+      <w:r>
+        <w:rPr>
+          <w:rStyle w:val="Strk"/>
+          <w:b w:val="0"/>
+          <w:bCs w:val="0"/>
+          <w:lang w:val="da-DK"/>
+        </w:rPr>
+        <w:t>boolean</w:t>
+      </w:r>
+      <w:proofErr w:type="spellEnd"/>
+      <w:r>
+        <w:rPr>
+          <w:rStyle w:val="Strk"/>
+          <w:b w:val="0"/>
+          <w:bCs w:val="0"/>
+          <w:lang w:val="da-DK"/>
+        </w:rPr>
+        <w:t xml:space="preserve"> </w:t>
       </w:r>
     </w:p>
     <w:p>
@@ -8836,14 +11432,125 @@
           <w:lang w:val="en-US"/>
         </w:rPr>
       </w:pPr>
-      <w:r>
-        <w:rPr>
-          <w:rStyle w:val="Strk"/>
-          <w:b w:val="0"/>
-          <w:bCs w:val="0"/>
-          <w:lang w:val="en-US"/>
-        </w:rPr>
-        <w:t xml:space="preserve">models_create (proj_name character varying, mod_name character varying, orig boolean DEFAULT true, parm_name character varying DEFAULT 'default') RETURNS void </w:t>
+      <w:proofErr w:type="spellStart"/>
+      <w:r>
+        <w:rPr>
+          <w:rStyle w:val="Strk"/>
+          <w:b w:val="0"/>
+          <w:bCs w:val="0"/>
+          <w:lang w:val="en-US"/>
+        </w:rPr>
+        <w:t>models_create</w:t>
+      </w:r>
+      <w:proofErr w:type="spellEnd"/>
+      <w:r>
+        <w:rPr>
+          <w:rStyle w:val="Strk"/>
+          <w:b w:val="0"/>
+          <w:bCs w:val="0"/>
+          <w:lang w:val="en-US"/>
+        </w:rPr>
+        <w:t xml:space="preserve"> (</w:t>
+      </w:r>
+      <w:proofErr w:type="spellStart"/>
+      <w:r>
+        <w:rPr>
+          <w:rStyle w:val="Strk"/>
+          <w:b w:val="0"/>
+          <w:bCs w:val="0"/>
+          <w:lang w:val="en-US"/>
+        </w:rPr>
+        <w:t>proj_name</w:t>
+      </w:r>
+      <w:proofErr w:type="spellEnd"/>
+      <w:r>
+        <w:rPr>
+          <w:rStyle w:val="Strk"/>
+          <w:b w:val="0"/>
+          <w:bCs w:val="0"/>
+          <w:lang w:val="en-US"/>
+        </w:rPr>
+        <w:t xml:space="preserve"> character varying, </w:t>
+      </w:r>
+      <w:proofErr w:type="spellStart"/>
+      <w:r>
+        <w:rPr>
+          <w:rStyle w:val="Strk"/>
+          <w:b w:val="0"/>
+          <w:bCs w:val="0"/>
+          <w:lang w:val="en-US"/>
+        </w:rPr>
+        <w:t>mod_name</w:t>
+      </w:r>
+      <w:proofErr w:type="spellEnd"/>
+      <w:r>
+        <w:rPr>
+          <w:rStyle w:val="Strk"/>
+          <w:b w:val="0"/>
+          <w:bCs w:val="0"/>
+          <w:lang w:val="en-US"/>
+        </w:rPr>
+        <w:t xml:space="preserve"> character varying, </w:t>
+      </w:r>
+      <w:proofErr w:type="spellStart"/>
+      <w:r>
+        <w:rPr>
+          <w:rStyle w:val="Strk"/>
+          <w:b w:val="0"/>
+          <w:bCs w:val="0"/>
+          <w:lang w:val="en-US"/>
+        </w:rPr>
+        <w:t>orig</w:t>
+      </w:r>
+      <w:proofErr w:type="spellEnd"/>
+      <w:r>
+        <w:rPr>
+          <w:rStyle w:val="Strk"/>
+          <w:b w:val="0"/>
+          <w:bCs w:val="0"/>
+          <w:lang w:val="en-US"/>
+        </w:rPr>
+        <w:t xml:space="preserve"> </w:t>
+      </w:r>
+      <w:proofErr w:type="spellStart"/>
+      <w:r>
+        <w:rPr>
+          <w:rStyle w:val="Strk"/>
+          <w:b w:val="0"/>
+          <w:bCs w:val="0"/>
+          <w:lang w:val="en-US"/>
+        </w:rPr>
+        <w:t>boolean</w:t>
+      </w:r>
+      <w:proofErr w:type="spellEnd"/>
+      <w:r>
+        <w:rPr>
+          <w:rStyle w:val="Strk"/>
+          <w:b w:val="0"/>
+          <w:bCs w:val="0"/>
+          <w:lang w:val="en-US"/>
+        </w:rPr>
+        <w:t xml:space="preserve"> DEFAULT true, </w:t>
+      </w:r>
+      <w:proofErr w:type="spellStart"/>
+      <w:r>
+        <w:rPr>
+          <w:rStyle w:val="Strk"/>
+          <w:b w:val="0"/>
+          <w:bCs w:val="0"/>
+          <w:lang w:val="en-US"/>
+        </w:rPr>
+        <w:t>parm_name</w:t>
+      </w:r>
+      <w:proofErr w:type="spellEnd"/>
+      <w:r>
+        <w:rPr>
+          <w:rStyle w:val="Strk"/>
+          <w:b w:val="0"/>
+          <w:bCs w:val="0"/>
+          <w:lang w:val="en-US"/>
+        </w:rPr>
+        <w:t xml:space="preserve"> character varying DEFAULT 'default') RETURNS void </w:t>
       </w:r>
     </w:p>
     <w:p>
@@ -8915,14 +11622,25 @@
           <w:lang w:val="da-DK"/>
         </w:rPr>
       </w:pPr>
-      <w:r>
-        <w:rPr>
-          <w:rStyle w:val="Strk"/>
-          <w:b w:val="0"/>
-          <w:bCs w:val="0"/>
-          <w:lang w:val="da-DK"/>
-        </w:rPr>
-        <w:t>proj_name: Navnet på det projekt, hvortil den nye model skal tilknyttes</w:t>
+      <w:proofErr w:type="spellStart"/>
+      <w:r>
+        <w:rPr>
+          <w:rStyle w:val="Strk"/>
+          <w:b w:val="0"/>
+          <w:bCs w:val="0"/>
+          <w:lang w:val="da-DK"/>
+        </w:rPr>
+        <w:t>proj_name</w:t>
+      </w:r>
+      <w:proofErr w:type="spellEnd"/>
+      <w:r>
+        <w:rPr>
+          <w:rStyle w:val="Strk"/>
+          <w:b w:val="0"/>
+          <w:bCs w:val="0"/>
+          <w:lang w:val="da-DK"/>
+        </w:rPr>
+        <w:t>: Navnet på det projekt, hvortil den nye model skal tilknyttes</w:t>
       </w:r>
     </w:p>
     <w:p>
@@ -8939,14 +11657,25 @@
           <w:lang w:val="da-DK"/>
         </w:rPr>
       </w:pPr>
-      <w:r>
-        <w:rPr>
-          <w:rStyle w:val="Strk"/>
-          <w:b w:val="0"/>
-          <w:bCs w:val="0"/>
-          <w:lang w:val="da-DK"/>
-        </w:rPr>
-        <w:t>mod_name: Navn på den nye model</w:t>
+      <w:proofErr w:type="spellStart"/>
+      <w:r>
+        <w:rPr>
+          <w:rStyle w:val="Strk"/>
+          <w:b w:val="0"/>
+          <w:bCs w:val="0"/>
+          <w:lang w:val="da-DK"/>
+        </w:rPr>
+        <w:t>mod_name</w:t>
+      </w:r>
+      <w:proofErr w:type="spellEnd"/>
+      <w:r>
+        <w:rPr>
+          <w:rStyle w:val="Strk"/>
+          <w:b w:val="0"/>
+          <w:bCs w:val="0"/>
+          <w:lang w:val="da-DK"/>
+        </w:rPr>
+        <w:t>: Navn på den nye model</w:t>
       </w:r>
     </w:p>
     <w:p>
@@ -8963,14 +11692,45 @@
           <w:lang w:val="da-DK"/>
         </w:rPr>
       </w:pPr>
-      <w:r>
-        <w:rPr>
-          <w:rStyle w:val="Strk"/>
-          <w:b w:val="0"/>
-          <w:bCs w:val="0"/>
-          <w:lang w:val="da-DK"/>
-        </w:rPr>
-        <w:t>orig: boolean – Indikerer, at denne model er original datasættet uden nogle  modifikationer.</w:t>
+      <w:proofErr w:type="spellStart"/>
+      <w:r>
+        <w:rPr>
+          <w:rStyle w:val="Strk"/>
+          <w:b w:val="0"/>
+          <w:bCs w:val="0"/>
+          <w:lang w:val="da-DK"/>
+        </w:rPr>
+        <w:t>orig</w:t>
+      </w:r>
+      <w:proofErr w:type="spellEnd"/>
+      <w:r>
+        <w:rPr>
+          <w:rStyle w:val="Strk"/>
+          <w:b w:val="0"/>
+          <w:bCs w:val="0"/>
+          <w:lang w:val="da-DK"/>
+        </w:rPr>
+        <w:t xml:space="preserve">: </w:t>
+      </w:r>
+      <w:proofErr w:type="spellStart"/>
+      <w:r>
+        <w:rPr>
+          <w:rStyle w:val="Strk"/>
+          <w:b w:val="0"/>
+          <w:bCs w:val="0"/>
+          <w:lang w:val="da-DK"/>
+        </w:rPr>
+        <w:t>boolean</w:t>
+      </w:r>
+      <w:proofErr w:type="spellEnd"/>
+      <w:r>
+        <w:rPr>
+          <w:rStyle w:val="Strk"/>
+          <w:b w:val="0"/>
+          <w:bCs w:val="0"/>
+          <w:lang w:val="da-DK"/>
+        </w:rPr>
+        <w:t xml:space="preserve"> – Indikerer, at denne model er original datasættet uden nogle  modifikationer.</w:t>
       </w:r>
     </w:p>
     <w:p>
@@ -8984,14 +11744,25 @@
           <w:lang w:val="da-DK"/>
         </w:rPr>
       </w:pPr>
-      <w:r>
-        <w:rPr>
-          <w:rStyle w:val="Strk"/>
-          <w:b w:val="0"/>
-          <w:bCs w:val="0"/>
-          <w:lang w:val="da-DK"/>
-        </w:rPr>
-        <w:t>parm_name: Navn på den eksisterende parametergruppe, som skal tilknyttes modellen</w:t>
+      <w:proofErr w:type="spellStart"/>
+      <w:r>
+        <w:rPr>
+          <w:rStyle w:val="Strk"/>
+          <w:b w:val="0"/>
+          <w:bCs w:val="0"/>
+          <w:lang w:val="da-DK"/>
+        </w:rPr>
+        <w:t>parm_name</w:t>
+      </w:r>
+      <w:proofErr w:type="spellEnd"/>
+      <w:r>
+        <w:rPr>
+          <w:rStyle w:val="Strk"/>
+          <w:b w:val="0"/>
+          <w:bCs w:val="0"/>
+          <w:lang w:val="da-DK"/>
+        </w:rPr>
+        <w:t>: Navn på den eksisterende parametergruppe, som skal tilknyttes modellen</w:t>
       </w:r>
     </w:p>
     <w:p>
@@ -9004,14 +11775,65 @@
           <w:lang w:val="en-US"/>
         </w:rPr>
       </w:pPr>
-      <w:r>
-        <w:rPr>
-          <w:rStyle w:val="Strk"/>
-          <w:b w:val="0"/>
-          <w:bCs w:val="0"/>
-          <w:lang w:val="en-US"/>
-        </w:rPr>
-        <w:t xml:space="preserve">models_read (proj_name character varying, mod_name character varying) RETURNS character varying  </w:t>
+      <w:proofErr w:type="spellStart"/>
+      <w:r>
+        <w:rPr>
+          <w:rStyle w:val="Strk"/>
+          <w:b w:val="0"/>
+          <w:bCs w:val="0"/>
+          <w:lang w:val="en-US"/>
+        </w:rPr>
+        <w:t>models_read</w:t>
+      </w:r>
+      <w:proofErr w:type="spellEnd"/>
+      <w:r>
+        <w:rPr>
+          <w:rStyle w:val="Strk"/>
+          <w:b w:val="0"/>
+          <w:bCs w:val="0"/>
+          <w:lang w:val="en-US"/>
+        </w:rPr>
+        <w:t xml:space="preserve"> (</w:t>
+      </w:r>
+      <w:proofErr w:type="spellStart"/>
+      <w:r>
+        <w:rPr>
+          <w:rStyle w:val="Strk"/>
+          <w:b w:val="0"/>
+          <w:bCs w:val="0"/>
+          <w:lang w:val="en-US"/>
+        </w:rPr>
+        <w:t>proj_name</w:t>
+      </w:r>
+      <w:proofErr w:type="spellEnd"/>
+      <w:r>
+        <w:rPr>
+          <w:rStyle w:val="Strk"/>
+          <w:b w:val="0"/>
+          <w:bCs w:val="0"/>
+          <w:lang w:val="en-US"/>
+        </w:rPr>
+        <w:t xml:space="preserve"> character varying, </w:t>
+      </w:r>
+      <w:proofErr w:type="spellStart"/>
+      <w:r>
+        <w:rPr>
+          <w:rStyle w:val="Strk"/>
+          <w:b w:val="0"/>
+          <w:bCs w:val="0"/>
+          <w:lang w:val="en-US"/>
+        </w:rPr>
+        <w:t>mod_name</w:t>
+      </w:r>
+      <w:proofErr w:type="spellEnd"/>
+      <w:r>
+        <w:rPr>
+          <w:rStyle w:val="Strk"/>
+          <w:b w:val="0"/>
+          <w:bCs w:val="0"/>
+          <w:lang w:val="en-US"/>
+        </w:rPr>
+        <w:t xml:space="preserve"> character varying) RETURNS character varying  </w:t>
       </w:r>
     </w:p>
     <w:p>
@@ -9054,7 +11876,21 @@
         <w:rPr>
           <w:lang w:val="da-DK"/>
         </w:rPr>
-        <w:t>projekt- eller modelnavn ikke findes</w:t>
+        <w:t xml:space="preserve">projekt- eller </w:t>
+      </w:r>
+      <w:proofErr w:type="spellStart"/>
+      <w:r>
+        <w:rPr>
+          <w:lang w:val="da-DK"/>
+        </w:rPr>
+        <w:t>modelnavn</w:t>
+      </w:r>
+      <w:proofErr w:type="spellEnd"/>
+      <w:r>
+        <w:rPr>
+          <w:lang w:val="da-DK"/>
+        </w:rPr>
+        <w:t xml:space="preserve"> ikke findes</w:t>
       </w:r>
       <w:r>
         <w:rPr>
@@ -9073,14 +11909,125 @@
           <w:lang w:val="en-US"/>
         </w:rPr>
       </w:pPr>
-      <w:r>
-        <w:rPr>
-          <w:rStyle w:val="Strk"/>
-          <w:b w:val="0"/>
-          <w:bCs w:val="0"/>
-          <w:lang w:val="en-US"/>
-        </w:rPr>
-        <w:t xml:space="preserve">models_update (proj_name character varying, mod_name character varying, orig boolean, parm_name character varying) RETURNS void  </w:t>
+      <w:proofErr w:type="spellStart"/>
+      <w:r>
+        <w:rPr>
+          <w:rStyle w:val="Strk"/>
+          <w:b w:val="0"/>
+          <w:bCs w:val="0"/>
+          <w:lang w:val="en-US"/>
+        </w:rPr>
+        <w:t>models_update</w:t>
+      </w:r>
+      <w:proofErr w:type="spellEnd"/>
+      <w:r>
+        <w:rPr>
+          <w:rStyle w:val="Strk"/>
+          <w:b w:val="0"/>
+          <w:bCs w:val="0"/>
+          <w:lang w:val="en-US"/>
+        </w:rPr>
+        <w:t xml:space="preserve"> (</w:t>
+      </w:r>
+      <w:proofErr w:type="spellStart"/>
+      <w:r>
+        <w:rPr>
+          <w:rStyle w:val="Strk"/>
+          <w:b w:val="0"/>
+          <w:bCs w:val="0"/>
+          <w:lang w:val="en-US"/>
+        </w:rPr>
+        <w:t>proj_name</w:t>
+      </w:r>
+      <w:proofErr w:type="spellEnd"/>
+      <w:r>
+        <w:rPr>
+          <w:rStyle w:val="Strk"/>
+          <w:b w:val="0"/>
+          <w:bCs w:val="0"/>
+          <w:lang w:val="en-US"/>
+        </w:rPr>
+        <w:t xml:space="preserve"> character varying, </w:t>
+      </w:r>
+      <w:proofErr w:type="spellStart"/>
+      <w:r>
+        <w:rPr>
+          <w:rStyle w:val="Strk"/>
+          <w:b w:val="0"/>
+          <w:bCs w:val="0"/>
+          <w:lang w:val="en-US"/>
+        </w:rPr>
+        <w:t>mod_name</w:t>
+      </w:r>
+      <w:proofErr w:type="spellEnd"/>
+      <w:r>
+        <w:rPr>
+          <w:rStyle w:val="Strk"/>
+          <w:b w:val="0"/>
+          <w:bCs w:val="0"/>
+          <w:lang w:val="en-US"/>
+        </w:rPr>
+        <w:t xml:space="preserve"> character varying, </w:t>
+      </w:r>
+      <w:proofErr w:type="spellStart"/>
+      <w:r>
+        <w:rPr>
+          <w:rStyle w:val="Strk"/>
+          <w:b w:val="0"/>
+          <w:bCs w:val="0"/>
+          <w:lang w:val="en-US"/>
+        </w:rPr>
+        <w:t>orig</w:t>
+      </w:r>
+      <w:proofErr w:type="spellEnd"/>
+      <w:r>
+        <w:rPr>
+          <w:rStyle w:val="Strk"/>
+          <w:b w:val="0"/>
+          <w:bCs w:val="0"/>
+          <w:lang w:val="en-US"/>
+        </w:rPr>
+        <w:t xml:space="preserve"> </w:t>
+      </w:r>
+      <w:proofErr w:type="spellStart"/>
+      <w:r>
+        <w:rPr>
+          <w:rStyle w:val="Strk"/>
+          <w:b w:val="0"/>
+          <w:bCs w:val="0"/>
+          <w:lang w:val="en-US"/>
+        </w:rPr>
+        <w:t>boolean</w:t>
+      </w:r>
+      <w:proofErr w:type="spellEnd"/>
+      <w:r>
+        <w:rPr>
+          <w:rStyle w:val="Strk"/>
+          <w:b w:val="0"/>
+          <w:bCs w:val="0"/>
+          <w:lang w:val="en-US"/>
+        </w:rPr>
+        <w:t xml:space="preserve">, </w:t>
+      </w:r>
+      <w:proofErr w:type="spellStart"/>
+      <w:r>
+        <w:rPr>
+          <w:rStyle w:val="Strk"/>
+          <w:b w:val="0"/>
+          <w:bCs w:val="0"/>
+          <w:lang w:val="en-US"/>
+        </w:rPr>
+        <w:t>parm_name</w:t>
+      </w:r>
+      <w:proofErr w:type="spellEnd"/>
+      <w:r>
+        <w:rPr>
+          <w:rStyle w:val="Strk"/>
+          <w:b w:val="0"/>
+          <w:bCs w:val="0"/>
+          <w:lang w:val="en-US"/>
+        </w:rPr>
+        <w:t xml:space="preserve"> character varying) RETURNS void  </w:t>
       </w:r>
     </w:p>
     <w:p>
@@ -9125,14 +12072,25 @@
           <w:lang w:val="da-DK"/>
         </w:rPr>
       </w:pPr>
-      <w:r>
-        <w:rPr>
-          <w:rStyle w:val="Strk"/>
-          <w:b w:val="0"/>
-          <w:bCs w:val="0"/>
-          <w:lang w:val="da-DK"/>
-        </w:rPr>
-        <w:t>proj_name: Navnet på det projekt som modellen er tilknyttet</w:t>
+      <w:proofErr w:type="spellStart"/>
+      <w:r>
+        <w:rPr>
+          <w:rStyle w:val="Strk"/>
+          <w:b w:val="0"/>
+          <w:bCs w:val="0"/>
+          <w:lang w:val="da-DK"/>
+        </w:rPr>
+        <w:t>proj_name</w:t>
+      </w:r>
+      <w:proofErr w:type="spellEnd"/>
+      <w:r>
+        <w:rPr>
+          <w:rStyle w:val="Strk"/>
+          <w:b w:val="0"/>
+          <w:bCs w:val="0"/>
+          <w:lang w:val="da-DK"/>
+        </w:rPr>
+        <w:t>: Navnet på det projekt som modellen er tilknyttet</w:t>
       </w:r>
     </w:p>
     <w:p>
@@ -9149,14 +12107,25 @@
           <w:lang w:val="da-DK"/>
         </w:rPr>
       </w:pPr>
-      <w:r>
-        <w:rPr>
-          <w:rStyle w:val="Strk"/>
-          <w:b w:val="0"/>
-          <w:bCs w:val="0"/>
-          <w:lang w:val="da-DK"/>
-        </w:rPr>
-        <w:t>mod_name: Navn på model</w:t>
+      <w:proofErr w:type="spellStart"/>
+      <w:r>
+        <w:rPr>
+          <w:rStyle w:val="Strk"/>
+          <w:b w:val="0"/>
+          <w:bCs w:val="0"/>
+          <w:lang w:val="da-DK"/>
+        </w:rPr>
+        <w:t>mod_name</w:t>
+      </w:r>
+      <w:proofErr w:type="spellEnd"/>
+      <w:r>
+        <w:rPr>
+          <w:rStyle w:val="Strk"/>
+          <w:b w:val="0"/>
+          <w:bCs w:val="0"/>
+          <w:lang w:val="da-DK"/>
+        </w:rPr>
+        <w:t>: Navn på model</w:t>
       </w:r>
       <w:r>
         <w:rPr>
@@ -9182,14 +12151,45 @@
           <w:lang w:val="da-DK"/>
         </w:rPr>
       </w:pPr>
-      <w:r>
-        <w:rPr>
-          <w:rStyle w:val="Strk"/>
-          <w:b w:val="0"/>
-          <w:bCs w:val="0"/>
-          <w:lang w:val="da-DK"/>
-        </w:rPr>
-        <w:t>orig: boolean – Indikerer, at denne model er original datasættet uden nogle  modifikationer.</w:t>
+      <w:proofErr w:type="spellStart"/>
+      <w:r>
+        <w:rPr>
+          <w:rStyle w:val="Strk"/>
+          <w:b w:val="0"/>
+          <w:bCs w:val="0"/>
+          <w:lang w:val="da-DK"/>
+        </w:rPr>
+        <w:t>orig</w:t>
+      </w:r>
+      <w:proofErr w:type="spellEnd"/>
+      <w:r>
+        <w:rPr>
+          <w:rStyle w:val="Strk"/>
+          <w:b w:val="0"/>
+          <w:bCs w:val="0"/>
+          <w:lang w:val="da-DK"/>
+        </w:rPr>
+        <w:t xml:space="preserve">: </w:t>
+      </w:r>
+      <w:proofErr w:type="spellStart"/>
+      <w:r>
+        <w:rPr>
+          <w:rStyle w:val="Strk"/>
+          <w:b w:val="0"/>
+          <w:bCs w:val="0"/>
+          <w:lang w:val="da-DK"/>
+        </w:rPr>
+        <w:t>boolean</w:t>
+      </w:r>
+      <w:proofErr w:type="spellEnd"/>
+      <w:r>
+        <w:rPr>
+          <w:rStyle w:val="Strk"/>
+          <w:b w:val="0"/>
+          <w:bCs w:val="0"/>
+          <w:lang w:val="da-DK"/>
+        </w:rPr>
+        <w:t xml:space="preserve"> – Indikerer, at denne model er original datasættet uden nogle  modifikationer.</w:t>
       </w:r>
     </w:p>
     <w:p>
@@ -9206,23 +12206,65 @@
           <w:lang w:val="da-DK"/>
         </w:rPr>
       </w:pPr>
-      <w:r>
-        <w:rPr>
-          <w:rStyle w:val="Strk"/>
-          <w:b w:val="0"/>
-          <w:bCs w:val="0"/>
-          <w:lang w:val="da-DK"/>
-        </w:rPr>
-        <w:t xml:space="preserve">parm_name: Navn på den eksisterende parametergruppe, som </w:t>
-      </w:r>
-      <w:r>
-        <w:rPr>
-          <w:rStyle w:val="Strk"/>
-          <w:b w:val="0"/>
-          <w:bCs w:val="0"/>
-          <w:lang w:val="da-DK"/>
-        </w:rPr>
-        <w:t>modelle skal opdatreres til.</w:t>
+      <w:proofErr w:type="spellStart"/>
+      <w:r>
+        <w:rPr>
+          <w:rStyle w:val="Strk"/>
+          <w:b w:val="0"/>
+          <w:bCs w:val="0"/>
+          <w:lang w:val="da-DK"/>
+        </w:rPr>
+        <w:t>parm_name</w:t>
+      </w:r>
+      <w:proofErr w:type="spellEnd"/>
+      <w:r>
+        <w:rPr>
+          <w:rStyle w:val="Strk"/>
+          <w:b w:val="0"/>
+          <w:bCs w:val="0"/>
+          <w:lang w:val="da-DK"/>
+        </w:rPr>
+        <w:t xml:space="preserve">: Navn på den eksisterende parametergruppe, som </w:t>
+      </w:r>
+      <w:proofErr w:type="spellStart"/>
+      <w:r>
+        <w:rPr>
+          <w:rStyle w:val="Strk"/>
+          <w:b w:val="0"/>
+          <w:bCs w:val="0"/>
+          <w:lang w:val="da-DK"/>
+        </w:rPr>
+        <w:t>modelle</w:t>
+      </w:r>
+      <w:proofErr w:type="spellEnd"/>
+      <w:r>
+        <w:rPr>
+          <w:rStyle w:val="Strk"/>
+          <w:b w:val="0"/>
+          <w:bCs w:val="0"/>
+          <w:lang w:val="da-DK"/>
+        </w:rPr>
+        <w:t xml:space="preserve"> skal </w:t>
+      </w:r>
+      <w:proofErr w:type="spellStart"/>
+      <w:r>
+        <w:rPr>
+          <w:rStyle w:val="Strk"/>
+          <w:b w:val="0"/>
+          <w:bCs w:val="0"/>
+          <w:lang w:val="da-DK"/>
+        </w:rPr>
+        <w:t>opdatreres</w:t>
+      </w:r>
+      <w:proofErr w:type="spellEnd"/>
+      <w:r>
+        <w:rPr>
+          <w:rStyle w:val="Strk"/>
+          <w:b w:val="0"/>
+          <w:bCs w:val="0"/>
+          <w:lang w:val="da-DK"/>
+        </w:rPr>
+        <w:t xml:space="preserve"> til.</w:t>
       </w:r>
     </w:p>
     <w:p>
@@ -9235,27 +12277,92 @@
           <w:lang w:val="en-US"/>
         </w:rPr>
       </w:pPr>
-      <w:r>
-        <w:rPr>
-          <w:rStyle w:val="Strk"/>
-          <w:b w:val="0"/>
-          <w:bCs w:val="0"/>
-          <w:lang w:val="en-US"/>
-        </w:rPr>
-        <w:t xml:space="preserve">models_delete(proj_name character varying, mod_name character varying) RETURNS void </w:t>
-      </w:r>
-    </w:p>
-    <w:p>
-      <w:pPr>
-        <w:rPr>
-          <w:lang w:val="da-DK"/>
-        </w:rPr>
-      </w:pPr>
-      <w:r>
-        <w:rPr>
-          <w:lang w:val="da-DK"/>
-        </w:rPr>
-        <w:t>Sletter en eksisterende model, returnerer ingenting; melder fejl hvis projekt- eller modelnavn ikke findes.</w:t>
+      <w:proofErr w:type="spellStart"/>
+      <w:r>
+        <w:rPr>
+          <w:rStyle w:val="Strk"/>
+          <w:b w:val="0"/>
+          <w:bCs w:val="0"/>
+          <w:lang w:val="en-US"/>
+        </w:rPr>
+        <w:t>models_delete</w:t>
+      </w:r>
+      <w:proofErr w:type="spellEnd"/>
+      <w:r>
+        <w:rPr>
+          <w:rStyle w:val="Strk"/>
+          <w:b w:val="0"/>
+          <w:bCs w:val="0"/>
+          <w:lang w:val="en-US"/>
+        </w:rPr>
+        <w:t>(</w:t>
+      </w:r>
+      <w:proofErr w:type="spellStart"/>
+      <w:r>
+        <w:rPr>
+          <w:rStyle w:val="Strk"/>
+          <w:b w:val="0"/>
+          <w:bCs w:val="0"/>
+          <w:lang w:val="en-US"/>
+        </w:rPr>
+        <w:t>proj_name</w:t>
+      </w:r>
+      <w:proofErr w:type="spellEnd"/>
+      <w:r>
+        <w:rPr>
+          <w:rStyle w:val="Strk"/>
+          <w:b w:val="0"/>
+          <w:bCs w:val="0"/>
+          <w:lang w:val="en-US"/>
+        </w:rPr>
+        <w:t xml:space="preserve"> character varying, </w:t>
+      </w:r>
+      <w:proofErr w:type="spellStart"/>
+      <w:r>
+        <w:rPr>
+          <w:rStyle w:val="Strk"/>
+          <w:b w:val="0"/>
+          <w:bCs w:val="0"/>
+          <w:lang w:val="en-US"/>
+        </w:rPr>
+        <w:t>mod_name</w:t>
+      </w:r>
+      <w:proofErr w:type="spellEnd"/>
+      <w:r>
+        <w:rPr>
+          <w:rStyle w:val="Strk"/>
+          <w:b w:val="0"/>
+          <w:bCs w:val="0"/>
+          <w:lang w:val="en-US"/>
+        </w:rPr>
+        <w:t xml:space="preserve"> character varying) RETURNS void </w:t>
+      </w:r>
+    </w:p>
+    <w:p>
+      <w:pPr>
+        <w:rPr>
+          <w:lang w:val="en-US"/>
+        </w:rPr>
+      </w:pPr>
+      <w:r>
+        <w:rPr>
+          <w:lang w:val="da-DK"/>
+        </w:rPr>
+        <w:t xml:space="preserve">Sletter en eksisterende model, returnerer ingenting; melder fejl hvis projekt- eller </w:t>
+      </w:r>
+      <w:proofErr w:type="spellStart"/>
+      <w:r>
+        <w:rPr>
+          <w:lang w:val="da-DK"/>
+        </w:rPr>
+        <w:t>modelnavn</w:t>
+      </w:r>
+      <w:proofErr w:type="spellEnd"/>
+      <w:r>
+        <w:rPr>
+          <w:lang w:val="da-DK"/>
+        </w:rPr>
+        <w:t xml:space="preserve"> ikke findes.</w:t>
       </w:r>
       <w:r>
         <w:rPr>
@@ -9264,11 +12371,103 @@
         <w:br/>
         <w:t xml:space="preserve">NB! </w:t>
       </w:r>
-      <w:r>
-        <w:rPr>
-          <w:lang w:val="da-DK"/>
-        </w:rPr>
-        <w:t>Sletter hele modellen, inkl. celler og beregninger. Brug varsomt.</w:t>
+      <w:proofErr w:type="spellStart"/>
+      <w:r>
+        <w:rPr>
+          <w:lang w:val="en-US"/>
+        </w:rPr>
+        <w:t>Sletter</w:t>
+      </w:r>
+      <w:proofErr w:type="spellEnd"/>
+      <w:r>
+        <w:rPr>
+          <w:lang w:val="en-US"/>
+        </w:rPr>
+        <w:t xml:space="preserve"> hele </w:t>
+      </w:r>
+      <w:proofErr w:type="spellStart"/>
+      <w:r>
+        <w:rPr>
+          <w:lang w:val="en-US"/>
+        </w:rPr>
+        <w:t>modellen</w:t>
+      </w:r>
+      <w:proofErr w:type="spellEnd"/>
+      <w:r>
+        <w:rPr>
+          <w:lang w:val="en-US"/>
+        </w:rPr>
+        <w:t xml:space="preserve">, </w:t>
+      </w:r>
+      <w:proofErr w:type="spellStart"/>
+      <w:r>
+        <w:rPr>
+          <w:lang w:val="en-US"/>
+        </w:rPr>
+        <w:t>inkl</w:t>
+      </w:r>
+      <w:proofErr w:type="spellEnd"/>
+      <w:r>
+        <w:rPr>
+          <w:lang w:val="en-US"/>
+        </w:rPr>
+        <w:t xml:space="preserve">. </w:t>
+      </w:r>
+      <w:proofErr w:type="spellStart"/>
+      <w:r>
+        <w:rPr>
+          <w:lang w:val="en-US"/>
+        </w:rPr>
+        <w:t>celler</w:t>
+      </w:r>
+      <w:proofErr w:type="spellEnd"/>
+      <w:r>
+        <w:rPr>
+          <w:lang w:val="en-US"/>
+        </w:rPr>
+        <w:t xml:space="preserve"> </w:t>
+      </w:r>
+      <w:proofErr w:type="spellStart"/>
+      <w:r>
+        <w:rPr>
+          <w:lang w:val="en-US"/>
+        </w:rPr>
+        <w:t>og</w:t>
+      </w:r>
+      <w:proofErr w:type="spellEnd"/>
+      <w:r>
+        <w:rPr>
+          <w:lang w:val="en-US"/>
+        </w:rPr>
+        <w:t xml:space="preserve"> </w:t>
+      </w:r>
+      <w:proofErr w:type="spellStart"/>
+      <w:r>
+        <w:rPr>
+          <w:lang w:val="en-US"/>
+        </w:rPr>
+        <w:t>beregninger</w:t>
+      </w:r>
+      <w:proofErr w:type="spellEnd"/>
+      <w:r>
+        <w:rPr>
+          <w:lang w:val="en-US"/>
+        </w:rPr>
+        <w:t xml:space="preserve">. Brug </w:t>
+      </w:r>
+      <w:proofErr w:type="spellStart"/>
+      <w:r>
+        <w:rPr>
+          <w:lang w:val="en-US"/>
+        </w:rPr>
+        <w:t>varsomt</w:t>
+      </w:r>
+      <w:proofErr w:type="spellEnd"/>
+      <w:r>
+        <w:rPr>
+          <w:lang w:val="en-US"/>
+        </w:rPr>
+        <w:t>.</w:t>
       </w:r>
     </w:p>
     <w:p>
@@ -9281,27 +12480,166 @@
           <w:lang w:val="en-US"/>
         </w:rPr>
       </w:pPr>
-      <w:r>
-        <w:rPr>
-          <w:rStyle w:val="Strk"/>
-          <w:b w:val="0"/>
-          <w:bCs w:val="0"/>
-          <w:lang w:val="en-US"/>
-        </w:rPr>
-        <w:t xml:space="preserve">models_copy (proj_name character varying, mod_name character varying, new_name character varying, deep_copy boolean DEFAULT false) RETURNS void </w:t>
-      </w:r>
-    </w:p>
-    <w:p>
-      <w:pPr>
-        <w:rPr>
-          <w:lang w:val="da-DK"/>
-        </w:rPr>
-      </w:pPr>
-      <w:r>
-        <w:rPr>
-          <w:lang w:val="da-DK"/>
-        </w:rPr>
-        <w:t>Kopier (kloner) model under et nyt navn; returnerer ingenting; melder fejl hvis projekt og/elle modelnavn ikke eksistserer eller hvis nyt navn eksisterer.</w:t>
+      <w:proofErr w:type="spellStart"/>
+      <w:r>
+        <w:rPr>
+          <w:rStyle w:val="Strk"/>
+          <w:b w:val="0"/>
+          <w:bCs w:val="0"/>
+          <w:lang w:val="en-US"/>
+        </w:rPr>
+        <w:t>models_copy</w:t>
+      </w:r>
+      <w:proofErr w:type="spellEnd"/>
+      <w:r>
+        <w:rPr>
+          <w:rStyle w:val="Strk"/>
+          <w:b w:val="0"/>
+          <w:bCs w:val="0"/>
+          <w:lang w:val="en-US"/>
+        </w:rPr>
+        <w:t xml:space="preserve"> (</w:t>
+      </w:r>
+      <w:proofErr w:type="spellStart"/>
+      <w:r>
+        <w:rPr>
+          <w:rStyle w:val="Strk"/>
+          <w:b w:val="0"/>
+          <w:bCs w:val="0"/>
+          <w:lang w:val="en-US"/>
+        </w:rPr>
+        <w:t>proj_name</w:t>
+      </w:r>
+      <w:proofErr w:type="spellEnd"/>
+      <w:r>
+        <w:rPr>
+          <w:rStyle w:val="Strk"/>
+          <w:b w:val="0"/>
+          <w:bCs w:val="0"/>
+          <w:lang w:val="en-US"/>
+        </w:rPr>
+        <w:t xml:space="preserve"> character varying, </w:t>
+      </w:r>
+      <w:proofErr w:type="spellStart"/>
+      <w:r>
+        <w:rPr>
+          <w:rStyle w:val="Strk"/>
+          <w:b w:val="0"/>
+          <w:bCs w:val="0"/>
+          <w:lang w:val="en-US"/>
+        </w:rPr>
+        <w:t>mod_name</w:t>
+      </w:r>
+      <w:proofErr w:type="spellEnd"/>
+      <w:r>
+        <w:rPr>
+          <w:rStyle w:val="Strk"/>
+          <w:b w:val="0"/>
+          <w:bCs w:val="0"/>
+          <w:lang w:val="en-US"/>
+        </w:rPr>
+        <w:t xml:space="preserve"> character varying, </w:t>
+      </w:r>
+      <w:proofErr w:type="spellStart"/>
+      <w:r>
+        <w:rPr>
+          <w:rStyle w:val="Strk"/>
+          <w:b w:val="0"/>
+          <w:bCs w:val="0"/>
+          <w:lang w:val="en-US"/>
+        </w:rPr>
+        <w:t>new_name</w:t>
+      </w:r>
+      <w:proofErr w:type="spellEnd"/>
+      <w:r>
+        <w:rPr>
+          <w:rStyle w:val="Strk"/>
+          <w:b w:val="0"/>
+          <w:bCs w:val="0"/>
+          <w:lang w:val="en-US"/>
+        </w:rPr>
+        <w:t xml:space="preserve"> character varying, </w:t>
+      </w:r>
+      <w:proofErr w:type="spellStart"/>
+      <w:r>
+        <w:rPr>
+          <w:rStyle w:val="Strk"/>
+          <w:b w:val="0"/>
+          <w:bCs w:val="0"/>
+          <w:lang w:val="en-US"/>
+        </w:rPr>
+        <w:t>deep_copy</w:t>
+      </w:r>
+      <w:proofErr w:type="spellEnd"/>
+      <w:r>
+        <w:rPr>
+          <w:rStyle w:val="Strk"/>
+          <w:b w:val="0"/>
+          <w:bCs w:val="0"/>
+          <w:lang w:val="en-US"/>
+        </w:rPr>
+        <w:t xml:space="preserve"> </w:t>
+      </w:r>
+      <w:proofErr w:type="spellStart"/>
+      <w:r>
+        <w:rPr>
+          <w:rStyle w:val="Strk"/>
+          <w:b w:val="0"/>
+          <w:bCs w:val="0"/>
+          <w:lang w:val="en-US"/>
+        </w:rPr>
+        <w:t>boolean</w:t>
+      </w:r>
+      <w:proofErr w:type="spellEnd"/>
+      <w:r>
+        <w:rPr>
+          <w:rStyle w:val="Strk"/>
+          <w:b w:val="0"/>
+          <w:bCs w:val="0"/>
+          <w:lang w:val="en-US"/>
+        </w:rPr>
+        <w:t xml:space="preserve"> DEFAULT false) RETURNS void </w:t>
+      </w:r>
+    </w:p>
+    <w:p>
+      <w:pPr>
+        <w:rPr>
+          <w:lang w:val="da-DK"/>
+        </w:rPr>
+      </w:pPr>
+      <w:r>
+        <w:rPr>
+          <w:lang w:val="da-DK"/>
+        </w:rPr>
+        <w:t xml:space="preserve">Kopier (kloner) model under et nyt navn; returnerer ingenting; melder fejl hvis projekt og/elle </w:t>
+      </w:r>
+      <w:proofErr w:type="spellStart"/>
+      <w:r>
+        <w:rPr>
+          <w:lang w:val="da-DK"/>
+        </w:rPr>
+        <w:t>modelnavn</w:t>
+      </w:r>
+      <w:proofErr w:type="spellEnd"/>
+      <w:r>
+        <w:rPr>
+          <w:lang w:val="da-DK"/>
+        </w:rPr>
+        <w:t xml:space="preserve"> ikke </w:t>
+      </w:r>
+      <w:proofErr w:type="spellStart"/>
+      <w:r>
+        <w:rPr>
+          <w:lang w:val="da-DK"/>
+        </w:rPr>
+        <w:t>eksistserer</w:t>
+      </w:r>
+      <w:proofErr w:type="spellEnd"/>
+      <w:r>
+        <w:rPr>
+          <w:lang w:val="da-DK"/>
+        </w:rPr>
+        <w:t xml:space="preserve"> eller hvis nyt navn eksisterer.</w:t>
       </w:r>
     </w:p>
     <w:p>
@@ -9337,6 +12675,7 @@
           <w:lang w:val="da-DK"/>
         </w:rPr>
       </w:pPr>
+      <w:proofErr w:type="spellStart"/>
       <w:r>
         <w:rPr>
           <w:rStyle w:val="Strk"/>
@@ -9362,7 +12701,17 @@
           <w:bCs w:val="0"/>
           <w:lang w:val="da-DK"/>
         </w:rPr>
-        <w:t>_name: Navnet på d</w:t>
+        <w:t>_name</w:t>
+      </w:r>
+      <w:proofErr w:type="spellEnd"/>
+      <w:r>
+        <w:rPr>
+          <w:rStyle w:val="Strk"/>
+          <w:b w:val="0"/>
+          <w:bCs w:val="0"/>
+          <w:lang w:val="da-DK"/>
+        </w:rPr>
+        <w:t>: Navnet på d</w:t>
       </w:r>
       <w:r>
         <w:rPr>
@@ -9388,14 +12737,25 @@
           <w:lang w:val="da-DK"/>
         </w:rPr>
       </w:pPr>
-      <w:r>
-        <w:rPr>
-          <w:rStyle w:val="Strk"/>
-          <w:b w:val="0"/>
-          <w:bCs w:val="0"/>
-          <w:lang w:val="da-DK"/>
-        </w:rPr>
-        <w:t>mod_name: Navn på den model, som skal kopieres</w:t>
+      <w:proofErr w:type="spellStart"/>
+      <w:r>
+        <w:rPr>
+          <w:rStyle w:val="Strk"/>
+          <w:b w:val="0"/>
+          <w:bCs w:val="0"/>
+          <w:lang w:val="da-DK"/>
+        </w:rPr>
+        <w:t>mod_name</w:t>
+      </w:r>
+      <w:proofErr w:type="spellEnd"/>
+      <w:r>
+        <w:rPr>
+          <w:rStyle w:val="Strk"/>
+          <w:b w:val="0"/>
+          <w:bCs w:val="0"/>
+          <w:lang w:val="da-DK"/>
+        </w:rPr>
+        <w:t>: Navn på den model, som skal kopieres</w:t>
       </w:r>
     </w:p>
     <w:p>
@@ -9412,14 +12772,25 @@
           <w:lang w:val="da-DK"/>
         </w:rPr>
       </w:pPr>
-      <w:r>
-        <w:rPr>
-          <w:rStyle w:val="Strk"/>
-          <w:b w:val="0"/>
-          <w:bCs w:val="0"/>
-          <w:lang w:val="da-DK"/>
-        </w:rPr>
-        <w:t>new_name: Navn på den nye model</w:t>
+      <w:proofErr w:type="spellStart"/>
+      <w:r>
+        <w:rPr>
+          <w:rStyle w:val="Strk"/>
+          <w:b w:val="0"/>
+          <w:bCs w:val="0"/>
+          <w:lang w:val="da-DK"/>
+        </w:rPr>
+        <w:t>new_name</w:t>
+      </w:r>
+      <w:proofErr w:type="spellEnd"/>
+      <w:r>
+        <w:rPr>
+          <w:rStyle w:val="Strk"/>
+          <w:b w:val="0"/>
+          <w:bCs w:val="0"/>
+          <w:lang w:val="da-DK"/>
+        </w:rPr>
+        <w:t>: Navn på den nye model</w:t>
       </w:r>
     </w:p>
     <w:p>
@@ -9433,14 +12804,45 @@
           <w:lang w:val="da-DK"/>
         </w:rPr>
       </w:pPr>
-      <w:r>
-        <w:rPr>
-          <w:rStyle w:val="Strk"/>
-          <w:b w:val="0"/>
-          <w:bCs w:val="0"/>
-          <w:lang w:val="da-DK"/>
-        </w:rPr>
-        <w:t xml:space="preserve">deep_copy: Boolean – Afgør, om det er hele </w:t>
+      <w:proofErr w:type="spellStart"/>
+      <w:r>
+        <w:rPr>
+          <w:rStyle w:val="Strk"/>
+          <w:b w:val="0"/>
+          <w:bCs w:val="0"/>
+          <w:lang w:val="da-DK"/>
+        </w:rPr>
+        <w:t>deep_copy</w:t>
+      </w:r>
+      <w:proofErr w:type="spellEnd"/>
+      <w:r>
+        <w:rPr>
+          <w:rStyle w:val="Strk"/>
+          <w:b w:val="0"/>
+          <w:bCs w:val="0"/>
+          <w:lang w:val="da-DK"/>
+        </w:rPr>
+        <w:t xml:space="preserve">: </w:t>
+      </w:r>
+      <w:proofErr w:type="spellStart"/>
+      <w:r>
+        <w:rPr>
+          <w:rStyle w:val="Strk"/>
+          <w:b w:val="0"/>
+          <w:bCs w:val="0"/>
+          <w:lang w:val="da-DK"/>
+        </w:rPr>
+        <w:t>Boolean</w:t>
+      </w:r>
+      <w:proofErr w:type="spellEnd"/>
+      <w:r>
+        <w:rPr>
+          <w:rStyle w:val="Strk"/>
+          <w:b w:val="0"/>
+          <w:bCs w:val="0"/>
+          <w:lang w:val="da-DK"/>
+        </w:rPr>
+        <w:t xml:space="preserve"> – Afgør, om det er hele </w:t>
       </w:r>
       <w:r>
         <w:rPr>
@@ -9517,14 +12919,65 @@
           <w:lang w:val="en-US"/>
         </w:rPr>
       </w:pPr>
-      <w:r>
-        <w:rPr>
-          <w:rStyle w:val="Strk"/>
-          <w:b w:val="0"/>
-          <w:bCs w:val="0"/>
-          <w:lang w:val="en-US"/>
-        </w:rPr>
-        <w:t xml:space="preserve">models_extrapolate_cell_values(proj_name character varying, mod_name character varying) RETURNS void </w:t>
+      <w:proofErr w:type="spellStart"/>
+      <w:r>
+        <w:rPr>
+          <w:rStyle w:val="Strk"/>
+          <w:b w:val="0"/>
+          <w:bCs w:val="0"/>
+          <w:lang w:val="en-US"/>
+        </w:rPr>
+        <w:t>models_extrapolate_cell_values</w:t>
+      </w:r>
+      <w:proofErr w:type="spellEnd"/>
+      <w:r>
+        <w:rPr>
+          <w:rStyle w:val="Strk"/>
+          <w:b w:val="0"/>
+          <w:bCs w:val="0"/>
+          <w:lang w:val="en-US"/>
+        </w:rPr>
+        <w:t>(</w:t>
+      </w:r>
+      <w:proofErr w:type="spellStart"/>
+      <w:r>
+        <w:rPr>
+          <w:rStyle w:val="Strk"/>
+          <w:b w:val="0"/>
+          <w:bCs w:val="0"/>
+          <w:lang w:val="en-US"/>
+        </w:rPr>
+        <w:t>proj_name</w:t>
+      </w:r>
+      <w:proofErr w:type="spellEnd"/>
+      <w:r>
+        <w:rPr>
+          <w:rStyle w:val="Strk"/>
+          <w:b w:val="0"/>
+          <w:bCs w:val="0"/>
+          <w:lang w:val="en-US"/>
+        </w:rPr>
+        <w:t xml:space="preserve"> character varying, </w:t>
+      </w:r>
+      <w:proofErr w:type="spellStart"/>
+      <w:r>
+        <w:rPr>
+          <w:rStyle w:val="Strk"/>
+          <w:b w:val="0"/>
+          <w:bCs w:val="0"/>
+          <w:lang w:val="en-US"/>
+        </w:rPr>
+        <w:t>mod_name</w:t>
+      </w:r>
+      <w:proofErr w:type="spellEnd"/>
+      <w:r>
+        <w:rPr>
+          <w:rStyle w:val="Strk"/>
+          <w:b w:val="0"/>
+          <w:bCs w:val="0"/>
+          <w:lang w:val="en-US"/>
+        </w:rPr>
+        <w:t xml:space="preserve"> character varying) RETURNS void </w:t>
       </w:r>
     </w:p>
     <w:p>
@@ -9609,6 +13062,7 @@
           <w:lang w:val="da-DK"/>
         </w:rPr>
       </w:pPr>
+      <w:proofErr w:type="spellStart"/>
       <w:r>
         <w:rPr>
           <w:rStyle w:val="Strk"/>
@@ -9634,7 +13088,17 @@
           <w:bCs w:val="0"/>
           <w:lang w:val="da-DK"/>
         </w:rPr>
-        <w:t>_name: Navnet på d</w:t>
+        <w:t>_name</w:t>
+      </w:r>
+      <w:proofErr w:type="spellEnd"/>
+      <w:r>
+        <w:rPr>
+          <w:rStyle w:val="Strk"/>
+          <w:b w:val="0"/>
+          <w:bCs w:val="0"/>
+          <w:lang w:val="da-DK"/>
+        </w:rPr>
+        <w:t>: Navnet på d</w:t>
       </w:r>
       <w:r>
         <w:rPr>
@@ -9660,14 +13124,25 @@
           <w:lang w:val="da-DK"/>
         </w:rPr>
       </w:pPr>
-      <w:r>
-        <w:rPr>
-          <w:rStyle w:val="Strk"/>
-          <w:b w:val="0"/>
-          <w:bCs w:val="0"/>
-          <w:lang w:val="da-DK"/>
-        </w:rPr>
-        <w:t xml:space="preserve">mod_name: Navn på den model, hvor celler skal ekstrapoleres </w:t>
+      <w:proofErr w:type="spellStart"/>
+      <w:r>
+        <w:rPr>
+          <w:rStyle w:val="Strk"/>
+          <w:b w:val="0"/>
+          <w:bCs w:val="0"/>
+          <w:lang w:val="da-DK"/>
+        </w:rPr>
+        <w:t>mod_name</w:t>
+      </w:r>
+      <w:proofErr w:type="spellEnd"/>
+      <w:r>
+        <w:rPr>
+          <w:rStyle w:val="Strk"/>
+          <w:b w:val="0"/>
+          <w:bCs w:val="0"/>
+          <w:lang w:val="da-DK"/>
+        </w:rPr>
+        <w:t xml:space="preserve">: Navn på den model, hvor celler skal ekstrapoleres </w:t>
       </w:r>
     </w:p>
     <w:p>
@@ -9687,27 +13162,92 @@
           <w:lang w:val="en-US"/>
         </w:rPr>
       </w:pPr>
-      <w:r>
-        <w:rPr>
-          <w:rStyle w:val="Strk"/>
-          <w:b w:val="0"/>
-          <w:bCs w:val="0"/>
-          <w:lang w:val="en-US"/>
-        </w:rPr>
-        <w:t xml:space="preserve">models_create_cell_calculations(proj_name character varying, mod_name character varying) RETURNS void </w:t>
-      </w:r>
-    </w:p>
-    <w:p>
-      <w:pPr>
-        <w:rPr>
-          <w:lang w:val="da-DK"/>
-        </w:rPr>
-      </w:pPr>
-      <w:r>
-        <w:rPr>
-          <w:lang w:val="da-DK"/>
-        </w:rPr>
-        <w:t>Gennemregner en model mht. celle oplysninger og genererer dags optælling på celle/årsbasis. De beregnede data oprettes i tabel tgv_cell_calculations. Det er en forudsætning, at alle celleværdier tilhørende modellen er til stede.</w:t>
+      <w:proofErr w:type="spellStart"/>
+      <w:r>
+        <w:rPr>
+          <w:rStyle w:val="Strk"/>
+          <w:b w:val="0"/>
+          <w:bCs w:val="0"/>
+          <w:lang w:val="en-US"/>
+        </w:rPr>
+        <w:t>models_create_cell_calculations</w:t>
+      </w:r>
+      <w:proofErr w:type="spellEnd"/>
+      <w:r>
+        <w:rPr>
+          <w:rStyle w:val="Strk"/>
+          <w:b w:val="0"/>
+          <w:bCs w:val="0"/>
+          <w:lang w:val="en-US"/>
+        </w:rPr>
+        <w:t>(</w:t>
+      </w:r>
+      <w:proofErr w:type="spellStart"/>
+      <w:r>
+        <w:rPr>
+          <w:rStyle w:val="Strk"/>
+          <w:b w:val="0"/>
+          <w:bCs w:val="0"/>
+          <w:lang w:val="en-US"/>
+        </w:rPr>
+        <w:t>proj_name</w:t>
+      </w:r>
+      <w:proofErr w:type="spellEnd"/>
+      <w:r>
+        <w:rPr>
+          <w:rStyle w:val="Strk"/>
+          <w:b w:val="0"/>
+          <w:bCs w:val="0"/>
+          <w:lang w:val="en-US"/>
+        </w:rPr>
+        <w:t xml:space="preserve"> character varying, </w:t>
+      </w:r>
+      <w:proofErr w:type="spellStart"/>
+      <w:r>
+        <w:rPr>
+          <w:rStyle w:val="Strk"/>
+          <w:b w:val="0"/>
+          <w:bCs w:val="0"/>
+          <w:lang w:val="en-US"/>
+        </w:rPr>
+        <w:t>mod_name</w:t>
+      </w:r>
+      <w:proofErr w:type="spellEnd"/>
+      <w:r>
+        <w:rPr>
+          <w:rStyle w:val="Strk"/>
+          <w:b w:val="0"/>
+          <w:bCs w:val="0"/>
+          <w:lang w:val="en-US"/>
+        </w:rPr>
+        <w:t xml:space="preserve"> character varying) RETURNS void </w:t>
+      </w:r>
+    </w:p>
+    <w:p>
+      <w:pPr>
+        <w:rPr>
+          <w:lang w:val="da-DK"/>
+        </w:rPr>
+      </w:pPr>
+      <w:r>
+        <w:rPr>
+          <w:lang w:val="da-DK"/>
+        </w:rPr>
+        <w:t xml:space="preserve">Gennemregner en model mht. celle oplysninger og genererer dags optælling på celle/årsbasis. De beregnede data oprettes i tabel </w:t>
+      </w:r>
+      <w:proofErr w:type="spellStart"/>
+      <w:r>
+        <w:rPr>
+          <w:lang w:val="da-DK"/>
+        </w:rPr>
+        <w:t>tgv_cell_calculations</w:t>
+      </w:r>
+      <w:proofErr w:type="spellEnd"/>
+      <w:r>
+        <w:rPr>
+          <w:lang w:val="da-DK"/>
+        </w:rPr>
+        <w:t>. Det er en forudsætning, at alle celleværdier tilhørende modellen er til stede.</w:t>
       </w:r>
       <w:r>
         <w:rPr>
@@ -9736,6 +13276,7 @@
           <w:lang w:val="da-DK"/>
         </w:rPr>
       </w:pPr>
+      <w:proofErr w:type="spellStart"/>
       <w:r>
         <w:rPr>
           <w:rStyle w:val="Strk"/>
@@ -9761,7 +13302,17 @@
           <w:bCs w:val="0"/>
           <w:lang w:val="da-DK"/>
         </w:rPr>
-        <w:t>_name: Navnet på d</w:t>
+        <w:t>_name</w:t>
+      </w:r>
+      <w:proofErr w:type="spellEnd"/>
+      <w:r>
+        <w:rPr>
+          <w:rStyle w:val="Strk"/>
+          <w:b w:val="0"/>
+          <w:bCs w:val="0"/>
+          <w:lang w:val="da-DK"/>
+        </w:rPr>
+        <w:t>: Navnet på d</w:t>
       </w:r>
       <w:r>
         <w:rPr>
@@ -9787,14 +13338,25 @@
           <w:lang w:val="da-DK"/>
         </w:rPr>
       </w:pPr>
-      <w:r>
-        <w:rPr>
-          <w:rStyle w:val="Strk"/>
-          <w:b w:val="0"/>
-          <w:bCs w:val="0"/>
-          <w:lang w:val="da-DK"/>
-        </w:rPr>
-        <w:t>mod_name: Navn på den model, hvor dag opsummeringer skal foretages</w:t>
+      <w:proofErr w:type="spellStart"/>
+      <w:r>
+        <w:rPr>
+          <w:rStyle w:val="Strk"/>
+          <w:b w:val="0"/>
+          <w:bCs w:val="0"/>
+          <w:lang w:val="da-DK"/>
+        </w:rPr>
+        <w:t>mod_name</w:t>
+      </w:r>
+      <w:proofErr w:type="spellEnd"/>
+      <w:r>
+        <w:rPr>
+          <w:rStyle w:val="Strk"/>
+          <w:b w:val="0"/>
+          <w:bCs w:val="0"/>
+          <w:lang w:val="da-DK"/>
+        </w:rPr>
+        <w:t>: Navn på den model, hvor dag opsummeringer skal foretages</w:t>
       </w:r>
     </w:p>
     <w:p>
@@ -9812,18 +13374,69 @@
           <w:rStyle w:val="Strk"/>
           <w:b w:val="0"/>
           <w:bCs w:val="0"/>
-          <w:lang w:val="da-DK"/>
+          <w:lang w:val="en-US"/>
         </w:rPr>
         <w:br/>
       </w:r>
-      <w:r>
-        <w:rPr>
-          <w:rStyle w:val="Strk"/>
-          <w:b w:val="0"/>
-          <w:bCs w:val="0"/>
-          <w:lang w:val="en-US"/>
-        </w:rPr>
-        <w:t xml:space="preserve">cells_create_from_import(proj_name character varying, parm_name character varying) RETURNS void </w:t>
+      <w:proofErr w:type="spellStart"/>
+      <w:r>
+        <w:rPr>
+          <w:rStyle w:val="Strk"/>
+          <w:b w:val="0"/>
+          <w:bCs w:val="0"/>
+          <w:lang w:val="en-US"/>
+        </w:rPr>
+        <w:t>cells_create_from_import</w:t>
+      </w:r>
+      <w:proofErr w:type="spellEnd"/>
+      <w:r>
+        <w:rPr>
+          <w:rStyle w:val="Strk"/>
+          <w:b w:val="0"/>
+          <w:bCs w:val="0"/>
+          <w:lang w:val="en-US"/>
+        </w:rPr>
+        <w:t>(</w:t>
+      </w:r>
+      <w:proofErr w:type="spellStart"/>
+      <w:r>
+        <w:rPr>
+          <w:rStyle w:val="Strk"/>
+          <w:b w:val="0"/>
+          <w:bCs w:val="0"/>
+          <w:lang w:val="en-US"/>
+        </w:rPr>
+        <w:t>proj_name</w:t>
+      </w:r>
+      <w:proofErr w:type="spellEnd"/>
+      <w:r>
+        <w:rPr>
+          <w:rStyle w:val="Strk"/>
+          <w:b w:val="0"/>
+          <w:bCs w:val="0"/>
+          <w:lang w:val="en-US"/>
+        </w:rPr>
+        <w:t xml:space="preserve"> character varying, </w:t>
+      </w:r>
+      <w:proofErr w:type="spellStart"/>
+      <w:r>
+        <w:rPr>
+          <w:rStyle w:val="Strk"/>
+          <w:b w:val="0"/>
+          <w:bCs w:val="0"/>
+          <w:lang w:val="en-US"/>
+        </w:rPr>
+        <w:t>parm_name</w:t>
+      </w:r>
+      <w:proofErr w:type="spellEnd"/>
+      <w:r>
+        <w:rPr>
+          <w:rStyle w:val="Strk"/>
+          <w:b w:val="0"/>
+          <w:bCs w:val="0"/>
+          <w:lang w:val="en-US"/>
+        </w:rPr>
+        <w:t xml:space="preserve"> character varying) RETURNS void </w:t>
       </w:r>
     </w:p>
     <w:p>
@@ -9842,13 +13455,41 @@
         <w:rPr>
           <w:lang w:val="da-DK"/>
         </w:rPr>
-        <w:t>oprette celler fra importerede data i rådata tabeller; returnerer ingenting; melder fejl hvis projekt ikke eksisterer elle hvis parametergruppe ikke eksisterer.</w:t>
-      </w:r>
-      <w:r>
-        <w:rPr>
-          <w:lang w:val="da-DK"/>
-        </w:rPr>
-        <w:t xml:space="preserve"> Genererer celler for alle data i rådata tabel .</w:t>
+        <w:t xml:space="preserve">oprette celler fra importerede data i </w:t>
+      </w:r>
+      <w:proofErr w:type="spellStart"/>
+      <w:r>
+        <w:rPr>
+          <w:lang w:val="da-DK"/>
+        </w:rPr>
+        <w:t>rådata</w:t>
+      </w:r>
+      <w:proofErr w:type="spellEnd"/>
+      <w:r>
+        <w:rPr>
+          <w:lang w:val="da-DK"/>
+        </w:rPr>
+        <w:t xml:space="preserve"> tabeller; returnerer ingenting; melder fejl hvis projekt ikke eksisterer elle hvis parametergruppe ikke eksisterer.</w:t>
+      </w:r>
+      <w:r>
+        <w:rPr>
+          <w:lang w:val="da-DK"/>
+        </w:rPr>
+        <w:t xml:space="preserve"> Genererer celler for alle data i </w:t>
+      </w:r>
+      <w:proofErr w:type="spellStart"/>
+      <w:r>
+        <w:rPr>
+          <w:lang w:val="da-DK"/>
+        </w:rPr>
+        <w:t>rådata</w:t>
+      </w:r>
+      <w:proofErr w:type="spellEnd"/>
+      <w:r>
+        <w:rPr>
+          <w:lang w:val="da-DK"/>
+        </w:rPr>
+        <w:t xml:space="preserve"> tabel .</w:t>
       </w:r>
     </w:p>
     <w:p>
@@ -9865,6 +13506,7 @@
           <w:lang w:val="da-DK"/>
         </w:rPr>
       </w:pPr>
+      <w:proofErr w:type="spellStart"/>
       <w:r>
         <w:rPr>
           <w:rStyle w:val="Strk"/>
@@ -9890,7 +13532,17 @@
           <w:bCs w:val="0"/>
           <w:lang w:val="da-DK"/>
         </w:rPr>
-        <w:t>_name: Navnet på d</w:t>
+        <w:t>_name</w:t>
+      </w:r>
+      <w:proofErr w:type="spellEnd"/>
+      <w:r>
+        <w:rPr>
+          <w:rStyle w:val="Strk"/>
+          <w:b w:val="0"/>
+          <w:bCs w:val="0"/>
+          <w:lang w:val="da-DK"/>
+        </w:rPr>
+        <w:t>: Navnet på d</w:t>
       </w:r>
       <w:r>
         <w:rPr>
@@ -9916,14 +13568,45 @@
           <w:lang w:val="da-DK"/>
         </w:rPr>
       </w:pPr>
-      <w:r>
-        <w:rPr>
-          <w:rStyle w:val="Strk"/>
-          <w:b w:val="0"/>
-          <w:bCs w:val="0"/>
-          <w:lang w:val="da-DK"/>
-        </w:rPr>
-        <w:t>parm_name: Navn på den parametergruppe hvori tabelnavn for rådata findes</w:t>
+      <w:proofErr w:type="spellStart"/>
+      <w:r>
+        <w:rPr>
+          <w:rStyle w:val="Strk"/>
+          <w:b w:val="0"/>
+          <w:bCs w:val="0"/>
+          <w:lang w:val="da-DK"/>
+        </w:rPr>
+        <w:t>parm_name</w:t>
+      </w:r>
+      <w:proofErr w:type="spellEnd"/>
+      <w:r>
+        <w:rPr>
+          <w:rStyle w:val="Strk"/>
+          <w:b w:val="0"/>
+          <w:bCs w:val="0"/>
+          <w:lang w:val="da-DK"/>
+        </w:rPr>
+        <w:t xml:space="preserve">: Navn på den parametergruppe hvori tabelnavn for </w:t>
+      </w:r>
+      <w:proofErr w:type="spellStart"/>
+      <w:r>
+        <w:rPr>
+          <w:rStyle w:val="Strk"/>
+          <w:b w:val="0"/>
+          <w:bCs w:val="0"/>
+          <w:lang w:val="da-DK"/>
+        </w:rPr>
+        <w:t>rådata</w:t>
+      </w:r>
+      <w:proofErr w:type="spellEnd"/>
+      <w:r>
+        <w:rPr>
+          <w:rStyle w:val="Strk"/>
+          <w:b w:val="0"/>
+          <w:bCs w:val="0"/>
+          <w:lang w:val="da-DK"/>
+        </w:rPr>
+        <w:t xml:space="preserve"> findes</w:t>
       </w:r>
       <w:r>
         <w:rPr>
@@ -9953,14 +13636,65 @@
           <w:lang w:val="en-US"/>
         </w:rPr>
       </w:pPr>
-      <w:r>
-        <w:rPr>
-          <w:rStyle w:val="Strk"/>
-          <w:b w:val="0"/>
-          <w:bCs w:val="0"/>
-          <w:lang w:val="en-US"/>
-        </w:rPr>
-        <w:t>cells_create_from_project_parameter(proj_name character varying, parm_name character varying) RETURNS void</w:t>
+      <w:proofErr w:type="spellStart"/>
+      <w:r>
+        <w:rPr>
+          <w:rStyle w:val="Strk"/>
+          <w:b w:val="0"/>
+          <w:bCs w:val="0"/>
+          <w:lang w:val="en-US"/>
+        </w:rPr>
+        <w:t>cells_create_from_project_parameter</w:t>
+      </w:r>
+      <w:proofErr w:type="spellEnd"/>
+      <w:r>
+        <w:rPr>
+          <w:rStyle w:val="Strk"/>
+          <w:b w:val="0"/>
+          <w:bCs w:val="0"/>
+          <w:lang w:val="en-US"/>
+        </w:rPr>
+        <w:t>(</w:t>
+      </w:r>
+      <w:proofErr w:type="spellStart"/>
+      <w:r>
+        <w:rPr>
+          <w:rStyle w:val="Strk"/>
+          <w:b w:val="0"/>
+          <w:bCs w:val="0"/>
+          <w:lang w:val="en-US"/>
+        </w:rPr>
+        <w:t>proj_name</w:t>
+      </w:r>
+      <w:proofErr w:type="spellEnd"/>
+      <w:r>
+        <w:rPr>
+          <w:rStyle w:val="Strk"/>
+          <w:b w:val="0"/>
+          <w:bCs w:val="0"/>
+          <w:lang w:val="en-US"/>
+        </w:rPr>
+        <w:t xml:space="preserve"> character varying, </w:t>
+      </w:r>
+      <w:proofErr w:type="spellStart"/>
+      <w:r>
+        <w:rPr>
+          <w:rStyle w:val="Strk"/>
+          <w:b w:val="0"/>
+          <w:bCs w:val="0"/>
+          <w:lang w:val="en-US"/>
+        </w:rPr>
+        <w:t>parm_name</w:t>
+      </w:r>
+      <w:proofErr w:type="spellEnd"/>
+      <w:r>
+        <w:rPr>
+          <w:rStyle w:val="Strk"/>
+          <w:b w:val="0"/>
+          <w:bCs w:val="0"/>
+          <w:lang w:val="en-US"/>
+        </w:rPr>
+        <w:t xml:space="preserve"> character varying) RETURNS void</w:t>
       </w:r>
     </w:p>
     <w:p>
@@ -9979,7 +13713,35 @@
         <w:rPr>
           <w:lang w:val="da-DK"/>
         </w:rPr>
-        <w:t>oprette celler fra importerede data i rådata tabeller; returnerer ingenting; melder fejl hvis projekt ikke eksisterer elle hvis parametergruppe ikke eksisterer. Genererer kun celler fra rådata hvor celler overlapper projekt geometri.</w:t>
+        <w:t xml:space="preserve">oprette celler fra importerede data i </w:t>
+      </w:r>
+      <w:proofErr w:type="spellStart"/>
+      <w:r>
+        <w:rPr>
+          <w:lang w:val="da-DK"/>
+        </w:rPr>
+        <w:t>rådata</w:t>
+      </w:r>
+      <w:proofErr w:type="spellEnd"/>
+      <w:r>
+        <w:rPr>
+          <w:lang w:val="da-DK"/>
+        </w:rPr>
+        <w:t xml:space="preserve"> tabeller; returnerer ingenting; melder fejl hvis projekt ikke eksisterer elle hvis parametergruppe ikke eksisterer. Genererer kun celler fra </w:t>
+      </w:r>
+      <w:proofErr w:type="spellStart"/>
+      <w:r>
+        <w:rPr>
+          <w:lang w:val="da-DK"/>
+        </w:rPr>
+        <w:t>rådata</w:t>
+      </w:r>
+      <w:proofErr w:type="spellEnd"/>
+      <w:r>
+        <w:rPr>
+          <w:lang w:val="da-DK"/>
+        </w:rPr>
+        <w:t xml:space="preserve"> hvor celler overlapper projekt geometri.</w:t>
       </w:r>
     </w:p>
     <w:p>
@@ -9996,6 +13758,7 @@
           <w:lang w:val="da-DK"/>
         </w:rPr>
       </w:pPr>
+      <w:proofErr w:type="spellStart"/>
       <w:r>
         <w:rPr>
           <w:rStyle w:val="Strk"/>
@@ -10021,7 +13784,17 @@
           <w:bCs w:val="0"/>
           <w:lang w:val="da-DK"/>
         </w:rPr>
-        <w:t>_name: Navnet på d</w:t>
+        <w:t>_name</w:t>
+      </w:r>
+      <w:proofErr w:type="spellEnd"/>
+      <w:r>
+        <w:rPr>
+          <w:rStyle w:val="Strk"/>
+          <w:b w:val="0"/>
+          <w:bCs w:val="0"/>
+          <w:lang w:val="da-DK"/>
+        </w:rPr>
+        <w:t>: Navnet på d</w:t>
       </w:r>
       <w:r>
         <w:rPr>
@@ -10047,14 +13820,45 @@
           <w:lang w:val="da-DK"/>
         </w:rPr>
       </w:pPr>
-      <w:r>
-        <w:rPr>
-          <w:rStyle w:val="Strk"/>
-          <w:b w:val="0"/>
-          <w:bCs w:val="0"/>
-          <w:lang w:val="da-DK"/>
-        </w:rPr>
-        <w:t>parm_name: Navn på den parametergruppe hvori tabelnavn for rådata findes</w:t>
+      <w:proofErr w:type="spellStart"/>
+      <w:r>
+        <w:rPr>
+          <w:rStyle w:val="Strk"/>
+          <w:b w:val="0"/>
+          <w:bCs w:val="0"/>
+          <w:lang w:val="da-DK"/>
+        </w:rPr>
+        <w:t>parm_name</w:t>
+      </w:r>
+      <w:proofErr w:type="spellEnd"/>
+      <w:r>
+        <w:rPr>
+          <w:rStyle w:val="Strk"/>
+          <w:b w:val="0"/>
+          <w:bCs w:val="0"/>
+          <w:lang w:val="da-DK"/>
+        </w:rPr>
+        <w:t xml:space="preserve">: Navn på den parametergruppe hvori tabelnavn for </w:t>
+      </w:r>
+      <w:proofErr w:type="spellStart"/>
+      <w:r>
+        <w:rPr>
+          <w:rStyle w:val="Strk"/>
+          <w:b w:val="0"/>
+          <w:bCs w:val="0"/>
+          <w:lang w:val="da-DK"/>
+        </w:rPr>
+        <w:t>rådata</w:t>
+      </w:r>
+      <w:proofErr w:type="spellEnd"/>
+      <w:r>
+        <w:rPr>
+          <w:rStyle w:val="Strk"/>
+          <w:b w:val="0"/>
+          <w:bCs w:val="0"/>
+          <w:lang w:val="da-DK"/>
+        </w:rPr>
+        <w:t xml:space="preserve"> findes</w:t>
       </w:r>
       <w:r>
         <w:rPr>
@@ -10096,14 +13900,45 @@
           <w:lang w:val="en-US"/>
         </w:rPr>
       </w:pPr>
-      <w:r>
-        <w:rPr>
-          <w:rStyle w:val="Strk"/>
-          <w:b w:val="0"/>
-          <w:bCs w:val="0"/>
-          <w:lang w:val="en-US"/>
-        </w:rPr>
-        <w:t xml:space="preserve">cells_prune_from_project(proj_name character varying) RETURNS void </w:t>
+      <w:proofErr w:type="spellStart"/>
+      <w:r>
+        <w:rPr>
+          <w:rStyle w:val="Strk"/>
+          <w:b w:val="0"/>
+          <w:bCs w:val="0"/>
+          <w:lang w:val="en-US"/>
+        </w:rPr>
+        <w:t>cells_prune_from_project</w:t>
+      </w:r>
+      <w:proofErr w:type="spellEnd"/>
+      <w:r>
+        <w:rPr>
+          <w:rStyle w:val="Strk"/>
+          <w:b w:val="0"/>
+          <w:bCs w:val="0"/>
+          <w:lang w:val="en-US"/>
+        </w:rPr>
+        <w:t>(</w:t>
+      </w:r>
+      <w:proofErr w:type="spellStart"/>
+      <w:r>
+        <w:rPr>
+          <w:rStyle w:val="Strk"/>
+          <w:b w:val="0"/>
+          <w:bCs w:val="0"/>
+          <w:lang w:val="en-US"/>
+        </w:rPr>
+        <w:t>proj_name</w:t>
+      </w:r>
+      <w:proofErr w:type="spellEnd"/>
+      <w:r>
+        <w:rPr>
+          <w:rStyle w:val="Strk"/>
+          <w:b w:val="0"/>
+          <w:bCs w:val="0"/>
+          <w:lang w:val="en-US"/>
+        </w:rPr>
+        <w:t xml:space="preserve"> character varying) RETURNS void </w:t>
       </w:r>
     </w:p>
     <w:p>
@@ -10174,14 +14009,65 @@
         <w:lastRenderedPageBreak/>
         <w:br/>
       </w:r>
-      <w:r>
-        <w:rPr>
-          <w:rStyle w:val="Strk"/>
-          <w:b w:val="0"/>
-          <w:bCs w:val="0"/>
-          <w:lang w:val="en-US"/>
-        </w:rPr>
-        <w:t>cell_values_create_from_import(proj_name character varying, mod_name character varying) RETURNS void</w:t>
+      <w:proofErr w:type="spellStart"/>
+      <w:r>
+        <w:rPr>
+          <w:rStyle w:val="Strk"/>
+          <w:b w:val="0"/>
+          <w:bCs w:val="0"/>
+          <w:lang w:val="en-US"/>
+        </w:rPr>
+        <w:t>cell_values_create_from_import</w:t>
+      </w:r>
+      <w:proofErr w:type="spellEnd"/>
+      <w:r>
+        <w:rPr>
+          <w:rStyle w:val="Strk"/>
+          <w:b w:val="0"/>
+          <w:bCs w:val="0"/>
+          <w:lang w:val="en-US"/>
+        </w:rPr>
+        <w:t>(</w:t>
+      </w:r>
+      <w:proofErr w:type="spellStart"/>
+      <w:r>
+        <w:rPr>
+          <w:rStyle w:val="Strk"/>
+          <w:b w:val="0"/>
+          <w:bCs w:val="0"/>
+          <w:lang w:val="en-US"/>
+        </w:rPr>
+        <w:t>proj_name</w:t>
+      </w:r>
+      <w:proofErr w:type="spellEnd"/>
+      <w:r>
+        <w:rPr>
+          <w:rStyle w:val="Strk"/>
+          <w:b w:val="0"/>
+          <w:bCs w:val="0"/>
+          <w:lang w:val="en-US"/>
+        </w:rPr>
+        <w:t xml:space="preserve"> character varying, </w:t>
+      </w:r>
+      <w:proofErr w:type="spellStart"/>
+      <w:r>
+        <w:rPr>
+          <w:rStyle w:val="Strk"/>
+          <w:b w:val="0"/>
+          <w:bCs w:val="0"/>
+          <w:lang w:val="en-US"/>
+        </w:rPr>
+        <w:t>mod_name</w:t>
+      </w:r>
+      <w:proofErr w:type="spellEnd"/>
+      <w:r>
+        <w:rPr>
+          <w:rStyle w:val="Strk"/>
+          <w:b w:val="0"/>
+          <w:bCs w:val="0"/>
+          <w:lang w:val="en-US"/>
+        </w:rPr>
+        <w:t xml:space="preserve"> character varying) RETURNS void</w:t>
       </w:r>
     </w:p>
     <w:p>
@@ -10200,7 +14086,35 @@
         <w:rPr>
           <w:lang w:val="da-DK"/>
         </w:rPr>
-        <w:t xml:space="preserve">oprette celleværdier (i tabel tgv_cell_values) fra importerede data i rådata tabeller; returnerer ingenting; melder fejl hvis projekt ikke eksisterer elle hvis parametergruppe ikke eksisterer. Tilknytter værdier til celler til projekt og model </w:t>
+        <w:t xml:space="preserve">oprette celleværdier (i tabel </w:t>
+      </w:r>
+      <w:proofErr w:type="spellStart"/>
+      <w:r>
+        <w:rPr>
+          <w:lang w:val="da-DK"/>
+        </w:rPr>
+        <w:t>tgv_cell_values</w:t>
+      </w:r>
+      <w:proofErr w:type="spellEnd"/>
+      <w:r>
+        <w:rPr>
+          <w:lang w:val="da-DK"/>
+        </w:rPr>
+        <w:t xml:space="preserve">) fra importerede data i </w:t>
+      </w:r>
+      <w:proofErr w:type="spellStart"/>
+      <w:r>
+        <w:rPr>
+          <w:lang w:val="da-DK"/>
+        </w:rPr>
+        <w:t>rådata</w:t>
+      </w:r>
+      <w:proofErr w:type="spellEnd"/>
+      <w:r>
+        <w:rPr>
+          <w:lang w:val="da-DK"/>
+        </w:rPr>
+        <w:t xml:space="preserve"> tabeller; returnerer ingenting; melder fejl hvis projekt ikke eksisterer elle hvis parametergruppe ikke eksisterer. Tilknytter værdier til celler til projekt og model </w:t>
       </w:r>
     </w:p>
     <w:p>
@@ -10217,14 +14131,25 @@
           <w:lang w:val="da-DK"/>
         </w:rPr>
       </w:pPr>
-      <w:r>
-        <w:rPr>
-          <w:rStyle w:val="Strk"/>
-          <w:b w:val="0"/>
-          <w:bCs w:val="0"/>
-          <w:lang w:val="da-DK"/>
-        </w:rPr>
-        <w:t>proj_name: Navnet på det projekt, som cellerne tilhøre</w:t>
+      <w:proofErr w:type="spellStart"/>
+      <w:r>
+        <w:rPr>
+          <w:rStyle w:val="Strk"/>
+          <w:b w:val="0"/>
+          <w:bCs w:val="0"/>
+          <w:lang w:val="da-DK"/>
+        </w:rPr>
+        <w:t>proj_name</w:t>
+      </w:r>
+      <w:proofErr w:type="spellEnd"/>
+      <w:r>
+        <w:rPr>
+          <w:rStyle w:val="Strk"/>
+          <w:b w:val="0"/>
+          <w:bCs w:val="0"/>
+          <w:lang w:val="da-DK"/>
+        </w:rPr>
+        <w:t>: Navnet på det projekt, som cellerne tilhøre</w:t>
       </w:r>
       <w:r>
         <w:rPr>
@@ -10259,14 +14184,45 @@
           <w:lang w:val="da-DK"/>
         </w:rPr>
       </w:pPr>
-      <w:r>
-        <w:rPr>
-          <w:rStyle w:val="Strk"/>
-          <w:b w:val="0"/>
-          <w:bCs w:val="0"/>
-          <w:lang w:val="da-DK"/>
-        </w:rPr>
-        <w:t>mod_name: Navn på model hvortil cell_values skal tilknyttes</w:t>
+      <w:proofErr w:type="spellStart"/>
+      <w:r>
+        <w:rPr>
+          <w:rStyle w:val="Strk"/>
+          <w:b w:val="0"/>
+          <w:bCs w:val="0"/>
+          <w:lang w:val="da-DK"/>
+        </w:rPr>
+        <w:t>mod_name</w:t>
+      </w:r>
+      <w:proofErr w:type="spellEnd"/>
+      <w:r>
+        <w:rPr>
+          <w:rStyle w:val="Strk"/>
+          <w:b w:val="0"/>
+          <w:bCs w:val="0"/>
+          <w:lang w:val="da-DK"/>
+        </w:rPr>
+        <w:t xml:space="preserve">: Navn på model hvortil </w:t>
+      </w:r>
+      <w:proofErr w:type="spellStart"/>
+      <w:r>
+        <w:rPr>
+          <w:rStyle w:val="Strk"/>
+          <w:b w:val="0"/>
+          <w:bCs w:val="0"/>
+          <w:lang w:val="da-DK"/>
+        </w:rPr>
+        <w:t>cell_values</w:t>
+      </w:r>
+      <w:proofErr w:type="spellEnd"/>
+      <w:r>
+        <w:rPr>
+          <w:rStyle w:val="Strk"/>
+          <w:b w:val="0"/>
+          <w:bCs w:val="0"/>
+          <w:lang w:val="da-DK"/>
+        </w:rPr>
+        <w:t xml:space="preserve"> skal tilknyttes</w:t>
       </w:r>
       <w:r>
         <w:rPr>
@@ -10342,14 +14298,65 @@
           <w:lang w:val="en-US"/>
         </w:rPr>
       </w:pPr>
-      <w:r>
-        <w:rPr>
-          <w:rStyle w:val="Strk"/>
-          <w:b w:val="0"/>
-          <w:bCs w:val="0"/>
-          <w:lang w:val="en-US"/>
-        </w:rPr>
-        <w:t xml:space="preserve">building_costs_calculate(proj_name character varying, mod_name character varying) RETURNS void </w:t>
+      <w:proofErr w:type="spellStart"/>
+      <w:r>
+        <w:rPr>
+          <w:rStyle w:val="Strk"/>
+          <w:b w:val="0"/>
+          <w:bCs w:val="0"/>
+          <w:lang w:val="en-US"/>
+        </w:rPr>
+        <w:t>building_costs_calculate</w:t>
+      </w:r>
+      <w:proofErr w:type="spellEnd"/>
+      <w:r>
+        <w:rPr>
+          <w:rStyle w:val="Strk"/>
+          <w:b w:val="0"/>
+          <w:bCs w:val="0"/>
+          <w:lang w:val="en-US"/>
+        </w:rPr>
+        <w:t>(</w:t>
+      </w:r>
+      <w:proofErr w:type="spellStart"/>
+      <w:r>
+        <w:rPr>
+          <w:rStyle w:val="Strk"/>
+          <w:b w:val="0"/>
+          <w:bCs w:val="0"/>
+          <w:lang w:val="en-US"/>
+        </w:rPr>
+        <w:t>proj_name</w:t>
+      </w:r>
+      <w:proofErr w:type="spellEnd"/>
+      <w:r>
+        <w:rPr>
+          <w:rStyle w:val="Strk"/>
+          <w:b w:val="0"/>
+          <w:bCs w:val="0"/>
+          <w:lang w:val="en-US"/>
+        </w:rPr>
+        <w:t xml:space="preserve"> character varying, </w:t>
+      </w:r>
+      <w:proofErr w:type="spellStart"/>
+      <w:r>
+        <w:rPr>
+          <w:rStyle w:val="Strk"/>
+          <w:b w:val="0"/>
+          <w:bCs w:val="0"/>
+          <w:lang w:val="en-US"/>
+        </w:rPr>
+        <w:t>mod_name</w:t>
+      </w:r>
+      <w:proofErr w:type="spellEnd"/>
+      <w:r>
+        <w:rPr>
+          <w:rStyle w:val="Strk"/>
+          <w:b w:val="0"/>
+          <w:bCs w:val="0"/>
+          <w:lang w:val="en-US"/>
+        </w:rPr>
+        <w:t xml:space="preserve"> character varying) RETURNS void </w:t>
       </w:r>
     </w:p>
     <w:p>
@@ -10422,7 +14429,21 @@
         <w:rPr>
           <w:lang w:val="da-DK"/>
         </w:rPr>
-        <w:t xml:space="preserve"> building_costs; returnerer ingenting; melder fejl hvis projekt ikke eksisterer eller hvis model ikke eksisterer</w:t>
+        <w:t xml:space="preserve"> </w:t>
+      </w:r>
+      <w:proofErr w:type="spellStart"/>
+      <w:r>
+        <w:rPr>
+          <w:lang w:val="da-DK"/>
+        </w:rPr>
+        <w:t>building_costs</w:t>
+      </w:r>
+      <w:proofErr w:type="spellEnd"/>
+      <w:r>
+        <w:rPr>
+          <w:lang w:val="da-DK"/>
+        </w:rPr>
+        <w:t>; returnerer ingenting; melder fejl hvis projekt ikke eksisterer eller hvis model ikke eksisterer</w:t>
       </w:r>
     </w:p>
     <w:p>
@@ -10580,7 +14601,27 @@
           <w:bCs w:val="0"/>
           <w:lang w:val="da-DK"/>
         </w:rPr>
-        <w:t>Åbner en netCFD baseret fil, f.eks. fra HIP</w:t>
+        <w:t xml:space="preserve">Åbner en </w:t>
+      </w:r>
+      <w:proofErr w:type="spellStart"/>
+      <w:r>
+        <w:rPr>
+          <w:rStyle w:val="Strk"/>
+          <w:b w:val="0"/>
+          <w:bCs w:val="0"/>
+          <w:lang w:val="da-DK"/>
+        </w:rPr>
+        <w:t>netCFD</w:t>
+      </w:r>
+      <w:proofErr w:type="spellEnd"/>
+      <w:r>
+        <w:rPr>
+          <w:rStyle w:val="Strk"/>
+          <w:b w:val="0"/>
+          <w:bCs w:val="0"/>
+          <w:lang w:val="da-DK"/>
+        </w:rPr>
+        <w:t xml:space="preserve"> baseret fil, f.eks. fra HIP</w:t>
       </w:r>
       <w:r>
         <w:rPr>
@@ -10751,7 +14792,27 @@
           <w:bCs w:val="0"/>
           <w:lang w:val="da-DK"/>
         </w:rPr>
-        <w:t xml:space="preserve"> x,y,tid,dybde. </w:t>
+        <w:t xml:space="preserve"> </w:t>
+      </w:r>
+      <w:proofErr w:type="spellStart"/>
+      <w:r>
+        <w:rPr>
+          <w:rStyle w:val="Strk"/>
+          <w:b w:val="0"/>
+          <w:bCs w:val="0"/>
+          <w:lang w:val="da-DK"/>
+        </w:rPr>
+        <w:t>x,y,tid,dybde</w:t>
+      </w:r>
+      <w:proofErr w:type="spellEnd"/>
+      <w:r>
+        <w:rPr>
+          <w:rStyle w:val="Strk"/>
+          <w:b w:val="0"/>
+          <w:bCs w:val="0"/>
+          <w:lang w:val="da-DK"/>
+        </w:rPr>
+        <w:t xml:space="preserve">. </w:t>
       </w:r>
       <w:r>
         <w:rPr>
@@ -10779,8 +14840,19 @@
           <w:bCs w:val="0"/>
           <w:lang w:val="da-DK"/>
         </w:rPr>
-        <w:t>Filterfunktionen er en kritisk komponent. Den kan i mange tilfælde reducere mængden af data med en faktor 100 afhængig af netCFD</w:t>
-      </w:r>
+        <w:t xml:space="preserve">Filterfunktionen er en kritisk komponent. Den kan i mange tilfælde reducere mængden af data med en faktor 100 afhængig af </w:t>
+      </w:r>
+      <w:proofErr w:type="spellStart"/>
+      <w:r>
+        <w:rPr>
+          <w:rStyle w:val="Strk"/>
+          <w:b w:val="0"/>
+          <w:bCs w:val="0"/>
+          <w:lang w:val="da-DK"/>
+        </w:rPr>
+        <w:t>netCFD</w:t>
+      </w:r>
+      <w:proofErr w:type="spellEnd"/>
       <w:r>
         <w:rPr>
           <w:rStyle w:val="Strk"/>
@@ -10891,7 +14963,27 @@
           <w:lang w:val="da-DK"/>
         </w:rPr>
         <w:lastRenderedPageBreak/>
-        <w:t>Eksempel på kørsel fra import af rådata til beregning af byg</w:t>
+        <w:t xml:space="preserve">Eksempel på kørsel fra import af </w:t>
+      </w:r>
+      <w:proofErr w:type="spellStart"/>
+      <w:r>
+        <w:rPr>
+          <w:rStyle w:val="Strk"/>
+          <w:b w:val="0"/>
+          <w:bCs w:val="0"/>
+          <w:lang w:val="da-DK"/>
+        </w:rPr>
+        <w:t>rådata</w:t>
+      </w:r>
+      <w:proofErr w:type="spellEnd"/>
+      <w:r>
+        <w:rPr>
+          <w:rStyle w:val="Strk"/>
+          <w:b w:val="0"/>
+          <w:bCs w:val="0"/>
+          <w:lang w:val="da-DK"/>
+        </w:rPr>
+        <w:t xml:space="preserve"> til beregning af byg</w:t>
       </w:r>
       <w:r>
         <w:rPr>
@@ -10938,11 +15030,33 @@
           <w:lang w:val="da-DK"/>
         </w:rPr>
       </w:pPr>
-      <w:r>
-        <w:rPr>
-          <w:lang w:val="da-DK"/>
-        </w:rPr>
-        <w:t>NetCFD fil downloadet fra HIP: Ønsket projekt: ”Markby”</w:t>
+      <w:proofErr w:type="spellStart"/>
+      <w:r>
+        <w:rPr>
+          <w:lang w:val="da-DK"/>
+        </w:rPr>
+        <w:t>NetCFD</w:t>
+      </w:r>
+      <w:proofErr w:type="spellEnd"/>
+      <w:r>
+        <w:rPr>
+          <w:lang w:val="da-DK"/>
+        </w:rPr>
+        <w:t xml:space="preserve"> fil downloadet fra HIP: Ønsket projekt: ”</w:t>
+      </w:r>
+      <w:proofErr w:type="spellStart"/>
+      <w:r>
+        <w:rPr>
+          <w:lang w:val="da-DK"/>
+        </w:rPr>
+        <w:t>Markby</w:t>
+      </w:r>
+      <w:proofErr w:type="spellEnd"/>
+      <w:r>
+        <w:rPr>
+          <w:lang w:val="da-DK"/>
+        </w:rPr>
+        <w:t>”</w:t>
       </w:r>
       <w:r>
         <w:rPr>
@@ -10954,7 +15068,21 @@
         <w:rPr>
           <w:lang w:val="da-DK"/>
         </w:rPr>
-        <w:t>nsket model: ”Initielle data”</w:t>
+        <w:t>nsket model: ”</w:t>
+      </w:r>
+      <w:proofErr w:type="spellStart"/>
+      <w:r>
+        <w:rPr>
+          <w:lang w:val="da-DK"/>
+        </w:rPr>
+        <w:t>Initielle</w:t>
+      </w:r>
+      <w:proofErr w:type="spellEnd"/>
+      <w:r>
+        <w:rPr>
+          <w:lang w:val="da-DK"/>
+        </w:rPr>
+        <w:t xml:space="preserve"> data”</w:t>
       </w:r>
       <w:r>
         <w:rPr>
@@ -11003,7 +15131,35 @@
         <w:rPr>
           <w:lang w:val="da-DK"/>
         </w:rPr>
-        <w:t>Import af HIP rådata (NetCFD fil) til tabel i database</w:t>
+        <w:t xml:space="preserve">Import af HIP </w:t>
+      </w:r>
+      <w:proofErr w:type="spellStart"/>
+      <w:r>
+        <w:rPr>
+          <w:lang w:val="da-DK"/>
+        </w:rPr>
+        <w:t>rådata</w:t>
+      </w:r>
+      <w:proofErr w:type="spellEnd"/>
+      <w:r>
+        <w:rPr>
+          <w:lang w:val="da-DK"/>
+        </w:rPr>
+        <w:t xml:space="preserve"> (</w:t>
+      </w:r>
+      <w:proofErr w:type="spellStart"/>
+      <w:r>
+        <w:rPr>
+          <w:lang w:val="da-DK"/>
+        </w:rPr>
+        <w:t>NetCFD</w:t>
+      </w:r>
+      <w:proofErr w:type="spellEnd"/>
+      <w:r>
+        <w:rPr>
+          <w:lang w:val="da-DK"/>
+        </w:rPr>
+        <w:t xml:space="preserve"> fil) til tabel i database</w:t>
       </w:r>
       <w:r>
         <w:rPr>
@@ -11028,7 +15184,21 @@
         <w:rPr>
           <w:lang w:val="da-DK"/>
         </w:rPr>
-        <w:t>rer tabel ”raadata” i TGV</w:t>
+        <w:t>rer tabel ”</w:t>
+      </w:r>
+      <w:proofErr w:type="spellStart"/>
+      <w:r>
+        <w:rPr>
+          <w:lang w:val="da-DK"/>
+        </w:rPr>
+        <w:t>raadata</w:t>
+      </w:r>
+      <w:proofErr w:type="spellEnd"/>
+      <w:r>
+        <w:rPr>
+          <w:lang w:val="da-DK"/>
+        </w:rPr>
+        <w:t>” i TGV</w:t>
       </w:r>
       <w:r>
         <w:rPr>
@@ -11096,15 +15266,16 @@
           <w:iCs/>
           <w:lang w:val="en-US"/>
         </w:rPr>
-        <w:t>SELECT tgv_functions.</w:t>
-      </w:r>
+        <w:t xml:space="preserve">SELECT </w:t>
+      </w:r>
+      <w:proofErr w:type="spellStart"/>
       <w:r>
         <w:rPr>
           <w:i/>
           <w:iCs/>
           <w:lang w:val="en-US"/>
         </w:rPr>
-        <w:t>p</w:t>
+        <w:t>tgv_functions.</w:t>
       </w:r>
       <w:r>
         <w:rPr>
@@ -11112,7 +15283,7 @@
           <w:iCs/>
           <w:lang w:val="en-US"/>
         </w:rPr>
-        <w:t>arameter</w:t>
+        <w:t>p</w:t>
       </w:r>
       <w:r>
         <w:rPr>
@@ -11120,7 +15291,7 @@
           <w:iCs/>
           <w:lang w:val="en-US"/>
         </w:rPr>
-        <w:t>_groups_update</w:t>
+        <w:t>arameter</w:t>
       </w:r>
       <w:r>
         <w:rPr>
@@ -11128,15 +15299,16 @@
           <w:iCs/>
           <w:lang w:val="en-US"/>
         </w:rPr>
-        <w:t>(’</w:t>
-      </w:r>
+        <w:t>_groups_update</w:t>
+      </w:r>
+      <w:proofErr w:type="spellEnd"/>
       <w:r>
         <w:rPr>
           <w:i/>
           <w:iCs/>
           <w:lang w:val="en-US"/>
         </w:rPr>
-        <w:t>d</w:t>
+        <w:t>(’</w:t>
       </w:r>
       <w:r>
         <w:rPr>
@@ -11144,7 +15316,33 @@
           <w:iCs/>
           <w:lang w:val="en-US"/>
         </w:rPr>
-        <w:t>efault’,’{”year_start”: 2025, ”year_end”:2125,”epsg_code”:25832</w:t>
+        <w:t>d</w:t>
+      </w:r>
+      <w:r>
+        <w:rPr>
+          <w:i/>
+          <w:iCs/>
+          <w:lang w:val="en-US"/>
+        </w:rPr>
+        <w:t>efault’,’{”</w:t>
+      </w:r>
+      <w:proofErr w:type="spellStart"/>
+      <w:r>
+        <w:rPr>
+          <w:i/>
+          <w:iCs/>
+          <w:lang w:val="en-US"/>
+        </w:rPr>
+        <w:t>year_start</w:t>
+      </w:r>
+      <w:proofErr w:type="spellEnd"/>
+      <w:r>
+        <w:rPr>
+          <w:i/>
+          <w:iCs/>
+          <w:lang w:val="en-US"/>
+        </w:rPr>
+        <w:t>”: 2025, ”year_end”:2125,”epsg_code”:25832</w:t>
       </w:r>
       <w:r>
         <w:rPr>
@@ -11207,15 +15405,16 @@
           <w:iCs/>
           <w:lang w:val="da-DK"/>
         </w:rPr>
-        <w:t>SELECT tgv_functions.project</w:t>
-      </w:r>
+        <w:t xml:space="preserve">SELECT </w:t>
+      </w:r>
+      <w:proofErr w:type="spellStart"/>
       <w:r>
         <w:rPr>
           <w:i/>
           <w:iCs/>
           <w:lang w:val="da-DK"/>
         </w:rPr>
-        <w:t>s</w:t>
+        <w:t>tgv_functions.project</w:t>
       </w:r>
       <w:r>
         <w:rPr>
@@ -11223,7 +15422,7 @@
           <w:iCs/>
           <w:lang w:val="da-DK"/>
         </w:rPr>
-        <w:t>_create (’</w:t>
+        <w:t>s</w:t>
       </w:r>
       <w:r>
         <w:rPr>
@@ -11231,7 +15430,34 @@
           <w:iCs/>
           <w:lang w:val="da-DK"/>
         </w:rPr>
-        <w:t>Markby’,’POLYGON (…)’,25832</w:t>
+        <w:t>_create</w:t>
+      </w:r>
+      <w:proofErr w:type="spellEnd"/>
+      <w:r>
+        <w:rPr>
+          <w:i/>
+          <w:iCs/>
+          <w:lang w:val="da-DK"/>
+        </w:rPr>
+        <w:t xml:space="preserve"> (’</w:t>
+      </w:r>
+      <w:proofErr w:type="spellStart"/>
+      <w:r>
+        <w:rPr>
+          <w:i/>
+          <w:iCs/>
+          <w:lang w:val="da-DK"/>
+        </w:rPr>
+        <w:t>Markby</w:t>
+      </w:r>
+      <w:proofErr w:type="spellEnd"/>
+      <w:r>
+        <w:rPr>
+          <w:i/>
+          <w:iCs/>
+          <w:lang w:val="da-DK"/>
+        </w:rPr>
+        <w:t>’,’POLYGON (…)’,25832</w:t>
       </w:r>
       <w:r>
         <w:rPr>
@@ -11298,23 +15524,95 @@
           <w:iCs/>
           <w:lang w:val="da-DK"/>
         </w:rPr>
-        <w:t>SELECT tgv_functions.models_create (’Markby’,’Initielle data’,’</w:t>
-      </w:r>
+        <w:t xml:space="preserve">SELECT </w:t>
+      </w:r>
+      <w:proofErr w:type="spellStart"/>
       <w:r>
         <w:rPr>
           <w:i/>
           <w:iCs/>
           <w:lang w:val="da-DK"/>
         </w:rPr>
-        <w:t>d</w:t>
-      </w:r>
+        <w:t>tgv_functions.models_create</w:t>
+      </w:r>
+      <w:proofErr w:type="spellEnd"/>
       <w:r>
         <w:rPr>
           <w:i/>
           <w:iCs/>
           <w:lang w:val="da-DK"/>
         </w:rPr>
-        <w:t xml:space="preserve">efault’)  </w:t>
+        <w:t xml:space="preserve"> (’</w:t>
+      </w:r>
+      <w:proofErr w:type="spellStart"/>
+      <w:r>
+        <w:rPr>
+          <w:i/>
+          <w:iCs/>
+          <w:lang w:val="da-DK"/>
+        </w:rPr>
+        <w:t>Markby</w:t>
+      </w:r>
+      <w:proofErr w:type="spellEnd"/>
+      <w:r>
+        <w:rPr>
+          <w:i/>
+          <w:iCs/>
+          <w:lang w:val="da-DK"/>
+        </w:rPr>
+        <w:t>’,’</w:t>
+      </w:r>
+      <w:proofErr w:type="spellStart"/>
+      <w:r>
+        <w:rPr>
+          <w:i/>
+          <w:iCs/>
+          <w:lang w:val="da-DK"/>
+        </w:rPr>
+        <w:t>Initielle</w:t>
+      </w:r>
+      <w:proofErr w:type="spellEnd"/>
+      <w:r>
+        <w:rPr>
+          <w:i/>
+          <w:iCs/>
+          <w:lang w:val="da-DK"/>
+        </w:rPr>
+        <w:t xml:space="preserve"> </w:t>
+      </w:r>
+      <w:proofErr w:type="spellStart"/>
+      <w:r>
+        <w:rPr>
+          <w:i/>
+          <w:iCs/>
+          <w:lang w:val="da-DK"/>
+        </w:rPr>
+        <w:t>data’,’</w:t>
+      </w:r>
+      <w:r>
+        <w:rPr>
+          <w:i/>
+          <w:iCs/>
+          <w:lang w:val="da-DK"/>
+        </w:rPr>
+        <w:t>d</w:t>
+      </w:r>
+      <w:r>
+        <w:rPr>
+          <w:i/>
+          <w:iCs/>
+          <w:lang w:val="da-DK"/>
+        </w:rPr>
+        <w:t>efault</w:t>
+      </w:r>
+      <w:proofErr w:type="spellEnd"/>
+      <w:r>
+        <w:rPr>
+          <w:i/>
+          <w:iCs/>
+          <w:lang w:val="da-DK"/>
+        </w:rPr>
+        <w:t xml:space="preserve">’)  </w:t>
       </w:r>
       <w:r>
         <w:rPr>
@@ -11361,26 +15659,54 @@
           <w:iCs/>
           <w:lang w:val="da-DK"/>
         </w:rPr>
-        <w:t>SELECT tgv_functions.</w:t>
-      </w:r>
-      <w:r>
-        <w:rPr>
-          <w:rStyle w:val="Strk"/>
-          <w:b w:val="0"/>
-          <w:bCs w:val="0"/>
+        <w:t xml:space="preserve">SELECT </w:t>
+      </w:r>
+      <w:proofErr w:type="spellStart"/>
+      <w:r>
+        <w:rPr>
           <w:i/>
           <w:iCs/>
           <w:lang w:val="da-DK"/>
         </w:rPr>
-        <w:t>cells_create_from_project_parameter</w:t>
-      </w:r>
-      <w:r>
-        <w:rPr>
+        <w:t>tgv_functions.</w:t>
+      </w:r>
+      <w:r>
+        <w:rPr>
+          <w:rStyle w:val="Strk"/>
+          <w:b w:val="0"/>
+          <w:bCs w:val="0"/>
           <w:i/>
           <w:iCs/>
           <w:lang w:val="da-DK"/>
         </w:rPr>
-        <w:t xml:space="preserve"> (’Markby’,’</w:t>
+        <w:t>cells_create_from_project_parameter</w:t>
+      </w:r>
+      <w:proofErr w:type="spellEnd"/>
+      <w:r>
+        <w:rPr>
+          <w:i/>
+          <w:iCs/>
+          <w:lang w:val="da-DK"/>
+        </w:rPr>
+        <w:t xml:space="preserve"> (’</w:t>
+      </w:r>
+      <w:proofErr w:type="spellStart"/>
+      <w:r>
+        <w:rPr>
+          <w:i/>
+          <w:iCs/>
+          <w:lang w:val="da-DK"/>
+        </w:rPr>
+        <w:t>Markby</w:t>
+      </w:r>
+      <w:proofErr w:type="spellEnd"/>
+      <w:r>
+        <w:rPr>
+          <w:i/>
+          <w:iCs/>
+          <w:lang w:val="da-DK"/>
+        </w:rPr>
+        <w:t>’,’</w:t>
       </w:r>
       <w:r>
         <w:rPr>
@@ -11423,7 +15749,21 @@
         <w:rPr>
           <w:lang w:val="da-DK"/>
         </w:rPr>
-        <w:t>Konvertering af rådata til celle værdier</w:t>
+        <w:t xml:space="preserve">Konvertering af </w:t>
+      </w:r>
+      <w:proofErr w:type="spellStart"/>
+      <w:r>
+        <w:rPr>
+          <w:lang w:val="da-DK"/>
+        </w:rPr>
+        <w:t>rådata</w:t>
+      </w:r>
+      <w:proofErr w:type="spellEnd"/>
+      <w:r>
+        <w:rPr>
+          <w:lang w:val="da-DK"/>
+        </w:rPr>
+        <w:t xml:space="preserve"> til celle værdier</w:t>
       </w:r>
       <w:r>
         <w:rPr>
@@ -11454,26 +15794,54 @@
           <w:iCs/>
           <w:lang w:val="en-US"/>
         </w:rPr>
-        <w:t>SELECT tgv_functions.</w:t>
-      </w:r>
-      <w:r>
-        <w:rPr>
-          <w:rStyle w:val="Strk"/>
-          <w:b w:val="0"/>
-          <w:bCs w:val="0"/>
+        <w:t xml:space="preserve">SELECT </w:t>
+      </w:r>
+      <w:proofErr w:type="spellStart"/>
+      <w:r>
+        <w:rPr>
           <w:i/>
           <w:iCs/>
           <w:lang w:val="en-US"/>
         </w:rPr>
-        <w:t>cell_values_create_from_import</w:t>
-      </w:r>
-      <w:r>
-        <w:rPr>
+        <w:t>tgv_functions.</w:t>
+      </w:r>
+      <w:r>
+        <w:rPr>
+          <w:rStyle w:val="Strk"/>
+          <w:b w:val="0"/>
+          <w:bCs w:val="0"/>
           <w:i/>
           <w:iCs/>
           <w:lang w:val="en-US"/>
         </w:rPr>
-        <w:t>(’Markby’,’Initielle data’)</w:t>
+        <w:t>cell_values_create_from_import</w:t>
+      </w:r>
+      <w:proofErr w:type="spellEnd"/>
+      <w:r>
+        <w:rPr>
+          <w:i/>
+          <w:iCs/>
+          <w:lang w:val="en-US"/>
+        </w:rPr>
+        <w:t>(’Markby’,’</w:t>
+      </w:r>
+      <w:proofErr w:type="spellStart"/>
+      <w:r>
+        <w:rPr>
+          <w:i/>
+          <w:iCs/>
+          <w:lang w:val="en-US"/>
+        </w:rPr>
+        <w:t>Initielle</w:t>
+      </w:r>
+      <w:proofErr w:type="spellEnd"/>
+      <w:r>
+        <w:rPr>
+          <w:i/>
+          <w:iCs/>
+          <w:lang w:val="en-US"/>
+        </w:rPr>
+        <w:t xml:space="preserve"> data’)</w:t>
       </w:r>
       <w:r>
         <w:rPr>
@@ -11496,18 +15864,49 @@
           <w:lang w:val="en-US"/>
         </w:rPr>
       </w:pPr>
-      <w:r>
-        <w:rPr>
-          <w:lang w:val="en-US"/>
-        </w:rPr>
-        <w:t xml:space="preserve">Beregning </w:t>
-      </w:r>
-      <w:r>
-        <w:rPr>
-          <w:lang w:val="en-US"/>
-        </w:rPr>
-        <w:t xml:space="preserve">af manglende </w:t>
-      </w:r>
+      <w:proofErr w:type="spellStart"/>
+      <w:r>
+        <w:rPr>
+          <w:lang w:val="en-US"/>
+        </w:rPr>
+        <w:t>Beregning</w:t>
+      </w:r>
+      <w:proofErr w:type="spellEnd"/>
+      <w:r>
+        <w:rPr>
+          <w:lang w:val="en-US"/>
+        </w:rPr>
+        <w:t xml:space="preserve"> </w:t>
+      </w:r>
+      <w:proofErr w:type="spellStart"/>
+      <w:r>
+        <w:rPr>
+          <w:lang w:val="en-US"/>
+        </w:rPr>
+        <w:t>af</w:t>
+      </w:r>
+      <w:proofErr w:type="spellEnd"/>
+      <w:r>
+        <w:rPr>
+          <w:lang w:val="en-US"/>
+        </w:rPr>
+        <w:t xml:space="preserve"> </w:t>
+      </w:r>
+      <w:proofErr w:type="spellStart"/>
+      <w:r>
+        <w:rPr>
+          <w:lang w:val="en-US"/>
+        </w:rPr>
+        <w:t>manglende</w:t>
+      </w:r>
+      <w:proofErr w:type="spellEnd"/>
+      <w:r>
+        <w:rPr>
+          <w:lang w:val="en-US"/>
+        </w:rPr>
+        <w:t xml:space="preserve"> </w:t>
+      </w:r>
+      <w:proofErr w:type="spellStart"/>
       <w:r>
         <w:rPr>
           <w:lang w:val="en-US"/>
@@ -11520,6 +15919,7 @@
         </w:rPr>
         <w:t>måledata</w:t>
       </w:r>
+      <w:proofErr w:type="spellEnd"/>
       <w:r>
         <w:rPr>
           <w:lang w:val="en-US"/>
@@ -11637,15 +16037,16 @@
           <w:iCs/>
           <w:lang w:val="en-US"/>
         </w:rPr>
-        <w:t>SELECT tgv_functions.buildin</w:t>
-      </w:r>
+        <w:t xml:space="preserve">SELECT </w:t>
+      </w:r>
+      <w:proofErr w:type="spellStart"/>
       <w:r>
         <w:rPr>
           <w:i/>
           <w:iCs/>
           <w:lang w:val="en-US"/>
         </w:rPr>
-        <w:t>g</w:t>
+        <w:t>tgv_functions.buildin</w:t>
       </w:r>
       <w:r>
         <w:rPr>
@@ -11653,7 +16054,42 @@
           <w:iCs/>
           <w:lang w:val="en-US"/>
         </w:rPr>
-        <w:t xml:space="preserve">_costs_calculate(’Markby’,’Initielle data’)  </w:t>
+        <w:t>g</w:t>
+      </w:r>
+      <w:r>
+        <w:rPr>
+          <w:i/>
+          <w:iCs/>
+          <w:lang w:val="en-US"/>
+        </w:rPr>
+        <w:t>_costs_calculate</w:t>
+      </w:r>
+      <w:proofErr w:type="spellEnd"/>
+      <w:r>
+        <w:rPr>
+          <w:i/>
+          <w:iCs/>
+          <w:lang w:val="en-US"/>
+        </w:rPr>
+        <w:t>(’Markby’,’</w:t>
+      </w:r>
+      <w:proofErr w:type="spellStart"/>
+      <w:r>
+        <w:rPr>
+          <w:i/>
+          <w:iCs/>
+          <w:lang w:val="en-US"/>
+        </w:rPr>
+        <w:t>Initielle</w:t>
+      </w:r>
+      <w:proofErr w:type="spellEnd"/>
+      <w:r>
+        <w:rPr>
+          <w:i/>
+          <w:iCs/>
+          <w:lang w:val="en-US"/>
+        </w:rPr>
+        <w:t xml:space="preserve"> data’)  </w:t>
       </w:r>
     </w:p>
     <w:p>
@@ -11890,6 +16326,7 @@
         <w:br/>
         <w:t xml:space="preserve">Funktion: </w:t>
       </w:r>
+      <w:proofErr w:type="spellStart"/>
       <w:r>
         <w:rPr>
           <w:i/>
@@ -11898,6 +16335,7 @@
         </w:rPr>
         <w:t>tgv_functions.models_extrapolate_from_cell_values</w:t>
       </w:r>
+      <w:proofErr w:type="spellEnd"/>
       <w:r>
         <w:rPr>
           <w:i/>
@@ -11997,7 +16435,21 @@
         <w:rPr>
           <w:lang w:val="da-DK"/>
         </w:rPr>
-        <w:t>forespørgsels applikation, såsom PGAdmin.</w:t>
+        <w:t xml:space="preserve">forespørgsels applikation, såsom </w:t>
+      </w:r>
+      <w:proofErr w:type="spellStart"/>
+      <w:r>
+        <w:rPr>
+          <w:lang w:val="da-DK"/>
+        </w:rPr>
+        <w:t>PGAdmin</w:t>
+      </w:r>
+      <w:proofErr w:type="spellEnd"/>
+      <w:r>
+        <w:rPr>
+          <w:lang w:val="da-DK"/>
+        </w:rPr>
+        <w:t>.</w:t>
       </w:r>
       <w:r>
         <w:rPr>
@@ -12021,7 +16473,21 @@
         <w:rPr>
           <w:lang w:val="da-DK"/>
         </w:rPr>
-        <w:t>Import af rådata-til-databasetabel funktion</w:t>
+        <w:t xml:space="preserve">Import af </w:t>
+      </w:r>
+      <w:proofErr w:type="spellStart"/>
+      <w:r>
+        <w:rPr>
+          <w:lang w:val="da-DK"/>
+        </w:rPr>
+        <w:t>rådata</w:t>
+      </w:r>
+      <w:proofErr w:type="spellEnd"/>
+      <w:r>
+        <w:rPr>
+          <w:lang w:val="da-DK"/>
+        </w:rPr>
+        <w:t>-til-databasetabel funktion</w:t>
       </w:r>
       <w:r>
         <w:rPr>
@@ -12033,7 +16499,21 @@
         <w:rPr>
           <w:lang w:val="da-DK"/>
         </w:rPr>
-        <w:t xml:space="preserve">Implementering skal generaliseres til at kunne indlæse andre filformater end netCFD. </w:t>
+        <w:t xml:space="preserve">Implementering skal generaliseres til at kunne indlæse andre filformater end </w:t>
+      </w:r>
+      <w:proofErr w:type="spellStart"/>
+      <w:r>
+        <w:rPr>
+          <w:lang w:val="da-DK"/>
+        </w:rPr>
+        <w:t>netCFD</w:t>
+      </w:r>
+      <w:proofErr w:type="spellEnd"/>
+      <w:r>
+        <w:rPr>
+          <w:lang w:val="da-DK"/>
+        </w:rPr>
+        <w:t xml:space="preserve">. </w:t>
       </w:r>
       <w:r>
         <w:rPr>
@@ -12046,7 +16526,21 @@
         <w:rPr>
           <w:lang w:val="da-DK"/>
         </w:rPr>
-        <w:t>bør udvides / konverteres til en QGIS processing plugin på lige for med de eksisterende OS2-Skadesøkonomi plugin til dataadministration.</w:t>
+        <w:t xml:space="preserve">bør udvides / konverteres til en QGIS </w:t>
+      </w:r>
+      <w:proofErr w:type="spellStart"/>
+      <w:r>
+        <w:rPr>
+          <w:lang w:val="da-DK"/>
+        </w:rPr>
+        <w:t>processing</w:t>
+      </w:r>
+      <w:proofErr w:type="spellEnd"/>
+      <w:r>
+        <w:rPr>
+          <w:lang w:val="da-DK"/>
+        </w:rPr>
+        <w:t xml:space="preserve"> plugin på lige for med de eksisterende OS2-Skadesøkonomi plugin til dataadministration.</w:t>
       </w:r>
       <w:r>
         <w:rPr>
@@ -12076,7 +16570,21 @@
         <w:rPr>
           <w:lang w:val="da-DK"/>
         </w:rPr>
-        <w:t>Rest-api for TGV</w:t>
+        <w:t>Rest-</w:t>
+      </w:r>
+      <w:proofErr w:type="spellStart"/>
+      <w:r>
+        <w:rPr>
+          <w:lang w:val="da-DK"/>
+        </w:rPr>
+        <w:t>api</w:t>
+      </w:r>
+      <w:proofErr w:type="spellEnd"/>
+      <w:r>
+        <w:rPr>
+          <w:lang w:val="da-DK"/>
+        </w:rPr>
+        <w:t xml:space="preserve"> for TGV</w:t>
       </w:r>
       <w:r>
         <w:rPr>
@@ -12089,7 +16597,21 @@
           <w:lang w:val="da-DK"/>
         </w:rPr>
         <w:br/>
-        <w:t xml:space="preserve">Selve databasen kan allerede nu installeres som en ”database” service på internettet, hvor interaktionen foregår via SQL kald over internettet. Men det er muligt (og ønskværdigt) at kunne tilgå TGV systemet via rest-api kald. Dette kan gennemføres uden ændringer i selve databasesystemet, da </w:t>
+        <w:t>Selve databasen kan allerede nu installeres som en ”database” service på internettet, hvor interaktionen foregår via SQL kald over internettet. Men det er muligt (og ønskværdigt) at kunne tilgå TGV systemet via rest-</w:t>
+      </w:r>
+      <w:proofErr w:type="spellStart"/>
+      <w:r>
+        <w:rPr>
+          <w:lang w:val="da-DK"/>
+        </w:rPr>
+        <w:t>api</w:t>
+      </w:r>
+      <w:proofErr w:type="spellEnd"/>
+      <w:r>
+        <w:rPr>
+          <w:lang w:val="da-DK"/>
+        </w:rPr>
+        <w:t xml:space="preserve"> kald. Dette kan gennemføres uden ændringer i selve databasesystemet, da </w:t>
       </w:r>
       <w:r>
         <w:rPr>
@@ -12113,7 +16635,21 @@
         <w:rPr>
           <w:lang w:val="da-DK"/>
         </w:rPr>
-        <w:t xml:space="preserve">brugen under et rest-api. </w:t>
+        <w:t>brugen under et rest-</w:t>
+      </w:r>
+      <w:proofErr w:type="spellStart"/>
+      <w:r>
+        <w:rPr>
+          <w:lang w:val="da-DK"/>
+        </w:rPr>
+        <w:t>api</w:t>
+      </w:r>
+      <w:proofErr w:type="spellEnd"/>
+      <w:r>
+        <w:rPr>
+          <w:lang w:val="da-DK"/>
+        </w:rPr>
+        <w:t xml:space="preserve">. </w:t>
       </w:r>
       <w:r>
         <w:rPr>
@@ -12125,7 +16661,21 @@
         <w:rPr>
           <w:lang w:val="da-DK"/>
         </w:rPr>
-        <w:t>dviklingen af rest-api kan (med fordel) afvente, at resten Af OS2-Skadeøkonomi konverteres til de</w:t>
+        <w:t>dviklingen af rest-</w:t>
+      </w:r>
+      <w:proofErr w:type="spellStart"/>
+      <w:r>
+        <w:rPr>
+          <w:lang w:val="da-DK"/>
+        </w:rPr>
+        <w:t>api</w:t>
+      </w:r>
+      <w:proofErr w:type="spellEnd"/>
+      <w:r>
+        <w:rPr>
+          <w:lang w:val="da-DK"/>
+        </w:rPr>
+        <w:t xml:space="preserve"> kan (med fordel) afvente, at resten Af OS2-Skadeøkonomi konverteres til de</w:t>
       </w:r>
       <w:r>
         <w:rPr>

--- a/Notat, TGV.docx
+++ b/Notat, TGV.docx
@@ -820,7 +820,21 @@
         <w:rPr>
           <w:lang w:val="da-DK"/>
         </w:rPr>
-        <w:t>en ny strategi mht. opbygning af tabeller og funktioner i forhold til det nuværende OS2-Skadesøkonomi</w:t>
+        <w:t xml:space="preserve">en </w:t>
+      </w:r>
+      <w:r>
+        <w:rPr>
+          <w:i/>
+          <w:iCs/>
+          <w:lang w:val="da-DK"/>
+        </w:rPr>
+        <w:t>ny</w:t>
+      </w:r>
+      <w:r>
+        <w:rPr>
+          <w:lang w:val="da-DK"/>
+        </w:rPr>
+        <w:t xml:space="preserve"> strategi mht. opbygning af tabeller og funktioner i forhold til det nuværende OS2-Skadesøkonomi</w:t>
       </w:r>
       <w:r>
         <w:rPr>
@@ -1509,63 +1523,129 @@
         <w:rPr>
           <w:lang w:val="da-DK"/>
         </w:rPr>
-        <w:t xml:space="preserve">Slutteligt findes der </w:t>
-      </w:r>
-      <w:proofErr w:type="spellStart"/>
-      <w:r>
-        <w:rPr>
-          <w:lang w:val="da-DK"/>
-        </w:rPr>
-        <w:t>pyhon</w:t>
-      </w:r>
-      <w:r>
-        <w:rPr>
-          <w:lang w:val="da-DK"/>
-        </w:rPr>
-        <w:t>funktioner</w:t>
-      </w:r>
-      <w:proofErr w:type="spellEnd"/>
+        <w:t>Slutteligt findes der</w:t>
+      </w:r>
+      <w:r>
+        <w:rPr>
+          <w:lang w:val="da-DK"/>
+        </w:rPr>
+        <w:t xml:space="preserve"> P</w:t>
+      </w:r>
+      <w:r>
+        <w:rPr>
+          <w:lang w:val="da-DK"/>
+        </w:rPr>
+        <w:t>y</w:t>
+      </w:r>
+      <w:r>
+        <w:rPr>
+          <w:lang w:val="da-DK"/>
+        </w:rPr>
+        <w:t>t</w:t>
+      </w:r>
+      <w:r>
+        <w:rPr>
+          <w:lang w:val="da-DK"/>
+        </w:rPr>
+        <w:t>hon</w:t>
+      </w:r>
+      <w:r>
+        <w:rPr>
+          <w:lang w:val="da-DK"/>
+        </w:rPr>
+        <w:t>-</w:t>
+      </w:r>
+      <w:r>
+        <w:rPr>
+          <w:lang w:val="da-DK"/>
+        </w:rPr>
+        <w:t xml:space="preserve">funktioner </w:t>
+      </w:r>
+      <w:r>
+        <w:rPr>
+          <w:lang w:val="da-DK"/>
+        </w:rPr>
+        <w:t>i OS2-Skadesøkonomi</w:t>
+      </w:r>
+      <w:r>
+        <w:rPr>
+          <w:lang w:val="da-DK"/>
+        </w:rPr>
+        <w:t>’s</w:t>
+      </w:r>
+      <w:r>
+        <w:rPr>
+          <w:lang w:val="da-DK"/>
+        </w:rPr>
+        <w:t xml:space="preserve"> QGIS</w:t>
+      </w:r>
+      <w:r>
+        <w:rPr>
+          <w:lang w:val="da-DK"/>
+        </w:rPr>
+        <w:t>-</w:t>
+      </w:r>
+      <w:r>
+        <w:rPr>
+          <w:lang w:val="da-DK"/>
+        </w:rPr>
+        <w:t>plugin, som erstatte</w:t>
+      </w:r>
+      <w:r>
+        <w:rPr>
+          <w:lang w:val="da-DK"/>
+        </w:rPr>
+        <w:t>r</w:t>
+      </w:r>
       <w:r>
         <w:rPr>
           <w:lang w:val="da-DK"/>
         </w:rPr>
         <w:t xml:space="preserve"> </w:t>
       </w:r>
-      <w:r>
-        <w:rPr>
-          <w:lang w:val="da-DK"/>
-        </w:rPr>
-        <w:t>i OS2-Skadesøkonomi</w:t>
-      </w:r>
-      <w:r>
-        <w:rPr>
-          <w:lang w:val="da-DK"/>
-        </w:rPr>
-        <w:t>’s</w:t>
-      </w:r>
-      <w:r>
-        <w:rPr>
-          <w:lang w:val="da-DK"/>
-        </w:rPr>
-        <w:t xml:space="preserve"> QGIS</w:t>
-      </w:r>
-      <w:r>
-        <w:rPr>
-          <w:lang w:val="da-DK"/>
-        </w:rPr>
-        <w:t>-</w:t>
-      </w:r>
-      <w:r>
-        <w:rPr>
-          <w:lang w:val="da-DK"/>
-        </w:rPr>
-        <w:t>plugin, som erstatte</w:t>
-      </w:r>
-      <w:r>
-        <w:rPr>
-          <w:lang w:val="da-DK"/>
-        </w:rPr>
-        <w:t>r</w:t>
+      <w:proofErr w:type="spellStart"/>
+      <w:r>
+        <w:rPr>
+          <w:lang w:val="da-DK"/>
+        </w:rPr>
+        <w:t>tokens</w:t>
+      </w:r>
+      <w:proofErr w:type="spellEnd"/>
+      <w:r>
+        <w:rPr>
+          <w:lang w:val="da-DK"/>
+        </w:rPr>
+        <w:t xml:space="preserve"> i</w:t>
+      </w:r>
+      <w:r>
+        <w:rPr>
+          <w:lang w:val="da-DK"/>
+        </w:rPr>
+        <w:t xml:space="preserve"> SQL-skabelonen</w:t>
+      </w:r>
+      <w:r>
+        <w:rPr>
+          <w:lang w:val="da-DK"/>
+        </w:rPr>
+        <w:t xml:space="preserve"> med aktuelle værdier </w:t>
+      </w:r>
+      <w:r>
+        <w:rPr>
+          <w:lang w:val="da-DK"/>
+        </w:rPr>
+        <w:t xml:space="preserve">og eksekverer det </w:t>
+      </w:r>
+      <w:r>
+        <w:rPr>
+          <w:lang w:val="da-DK"/>
+        </w:rPr>
+        <w:t>genererede</w:t>
+      </w:r>
+      <w:r>
+        <w:rPr>
+          <w:lang w:val="da-DK"/>
+        </w:rPr>
+        <w:t xml:space="preserve"> SQL-udtryk.</w:t>
       </w:r>
       <w:r>
         <w:rPr>
@@ -1573,163 +1653,125 @@
         </w:rPr>
         <w:t xml:space="preserve"> </w:t>
       </w:r>
-      <w:proofErr w:type="spellStart"/>
-      <w:r>
-        <w:rPr>
-          <w:lang w:val="da-DK"/>
-        </w:rPr>
-        <w:t>tokens</w:t>
-      </w:r>
-      <w:proofErr w:type="spellEnd"/>
-      <w:r>
-        <w:rPr>
-          <w:lang w:val="da-DK"/>
-        </w:rPr>
-        <w:t xml:space="preserve"> i</w:t>
-      </w:r>
-      <w:r>
-        <w:rPr>
-          <w:lang w:val="da-DK"/>
-        </w:rPr>
-        <w:t xml:space="preserve"> SQL-skabelonen</w:t>
-      </w:r>
-      <w:r>
-        <w:rPr>
-          <w:lang w:val="da-DK"/>
-        </w:rPr>
-        <w:t xml:space="preserve"> med aktuelle værdier </w:t>
-      </w:r>
-      <w:r>
-        <w:rPr>
-          <w:lang w:val="da-DK"/>
-        </w:rPr>
-        <w:t xml:space="preserve">og eksekverer det </w:t>
-      </w:r>
-      <w:r>
-        <w:rPr>
-          <w:lang w:val="da-DK"/>
-        </w:rPr>
-        <w:t>genererede</w:t>
-      </w:r>
-      <w:r>
-        <w:rPr>
-          <w:lang w:val="da-DK"/>
-        </w:rPr>
-        <w:t xml:space="preserve"> SQL-udtryk.</w:t>
-      </w:r>
+    </w:p>
+    <w:p>
+      <w:pPr>
+        <w:rPr>
+          <w:lang w:val="da-DK"/>
+        </w:rPr>
+      </w:pPr>
+      <w:r>
+        <w:rPr>
+          <w:lang w:val="da-DK"/>
+        </w:rPr>
+        <w:t xml:space="preserve">Denne </w:t>
+      </w:r>
+      <w:r>
+        <w:rPr>
+          <w:lang w:val="da-DK"/>
+        </w:rPr>
+        <w:t xml:space="preserve">- </w:t>
+      </w:r>
+      <w:r>
+        <w:rPr>
+          <w:lang w:val="da-DK"/>
+        </w:rPr>
+        <w:t xml:space="preserve">komplekse </w:t>
+      </w:r>
+      <w:r>
+        <w:rPr>
+          <w:lang w:val="da-DK"/>
+        </w:rPr>
+        <w:t xml:space="preserve">- </w:t>
+      </w:r>
+      <w:r>
+        <w:rPr>
+          <w:lang w:val="da-DK"/>
+        </w:rPr>
+        <w:t xml:space="preserve">metode blev indført for at give den størst mulige fleksibilitet for slutbrugere til at importere tabeller med </w:t>
+      </w:r>
+      <w:r>
+        <w:rPr>
+          <w:lang w:val="da-DK"/>
+        </w:rPr>
+        <w:t xml:space="preserve">vilkårlige </w:t>
+      </w:r>
+      <w:r>
+        <w:rPr>
+          <w:lang w:val="da-DK"/>
+        </w:rPr>
+        <w:t>tabel- og kolonne-navne</w:t>
+      </w:r>
+      <w:r>
+        <w:rPr>
+          <w:lang w:val="da-DK"/>
+        </w:rPr>
+        <w:t xml:space="preserve">. </w:t>
+      </w:r>
+      <w:proofErr w:type="spellStart"/>
+      <w:r>
+        <w:rPr>
+          <w:lang w:val="da-DK"/>
+        </w:rPr>
+        <w:t>Rådata</w:t>
+      </w:r>
+      <w:proofErr w:type="spellEnd"/>
+      <w:r>
+        <w:rPr>
+          <w:lang w:val="da-DK"/>
+        </w:rPr>
+        <w:t xml:space="preserve"> kan indlæses</w:t>
+      </w:r>
+      <w:r>
+        <w:rPr>
+          <w:lang w:val="da-DK"/>
+        </w:rPr>
+        <w:t xml:space="preserve"> stort set</w:t>
+      </w:r>
+      <w:r>
+        <w:rPr>
+          <w:lang w:val="da-DK"/>
+        </w:rPr>
+        <w:t xml:space="preserve"> uden tilpasning af ta</w:t>
+      </w:r>
+      <w:r>
+        <w:rPr>
+          <w:lang w:val="da-DK"/>
+        </w:rPr>
+        <w:t>b</w:t>
+      </w:r>
+      <w:r>
+        <w:rPr>
+          <w:lang w:val="da-DK"/>
+        </w:rPr>
+        <w:t xml:space="preserve">elnavne og -kolonner og i stedet bliver </w:t>
+      </w:r>
+      <w:r>
+        <w:rPr>
+          <w:lang w:val="da-DK"/>
+        </w:rPr>
+        <w:t xml:space="preserve">værdier for </w:t>
+      </w:r>
+      <w:proofErr w:type="spellStart"/>
+      <w:r>
+        <w:rPr>
+          <w:lang w:val="da-DK"/>
+        </w:rPr>
+        <w:t>token</w:t>
+      </w:r>
+      <w:r>
+        <w:rPr>
+          <w:lang w:val="da-DK"/>
+        </w:rPr>
+        <w:t>s</w:t>
+      </w:r>
+      <w:proofErr w:type="spellEnd"/>
       <w:r>
         <w:rPr>
           <w:lang w:val="da-DK"/>
         </w:rPr>
         <w:t xml:space="preserve"> </w:t>
       </w:r>
-    </w:p>
-    <w:p>
-      <w:pPr>
-        <w:rPr>
-          <w:lang w:val="da-DK"/>
-        </w:rPr>
-      </w:pPr>
-      <w:r>
-        <w:rPr>
-          <w:lang w:val="da-DK"/>
-        </w:rPr>
-        <w:t xml:space="preserve">Denne </w:t>
-      </w:r>
-      <w:r>
-        <w:rPr>
-          <w:lang w:val="da-DK"/>
-        </w:rPr>
-        <w:t xml:space="preserve">- </w:t>
-      </w:r>
-      <w:r>
-        <w:rPr>
-          <w:lang w:val="da-DK"/>
-        </w:rPr>
-        <w:t xml:space="preserve">komplekse </w:t>
-      </w:r>
-      <w:r>
-        <w:rPr>
-          <w:lang w:val="da-DK"/>
-        </w:rPr>
-        <w:t xml:space="preserve">- </w:t>
-      </w:r>
-      <w:r>
-        <w:rPr>
-          <w:lang w:val="da-DK"/>
-        </w:rPr>
-        <w:t xml:space="preserve">metode blev indført for at give den størst mulige fleksibilitet for slutbrugere til at importere tabeller med </w:t>
-      </w:r>
-      <w:r>
-        <w:rPr>
-          <w:lang w:val="da-DK"/>
-        </w:rPr>
-        <w:t xml:space="preserve">vilkårlige </w:t>
-      </w:r>
-      <w:r>
-        <w:rPr>
-          <w:lang w:val="da-DK"/>
-        </w:rPr>
-        <w:t>tabel- og kolonne-navne</w:t>
-      </w:r>
-      <w:r>
-        <w:rPr>
-          <w:lang w:val="da-DK"/>
-        </w:rPr>
-        <w:t xml:space="preserve">. </w:t>
-      </w:r>
-      <w:proofErr w:type="spellStart"/>
-      <w:r>
-        <w:rPr>
-          <w:lang w:val="da-DK"/>
-        </w:rPr>
-        <w:t>Rådata</w:t>
-      </w:r>
-      <w:proofErr w:type="spellEnd"/>
-      <w:r>
-        <w:rPr>
-          <w:lang w:val="da-DK"/>
-        </w:rPr>
-        <w:t xml:space="preserve"> kan indlæses uden tilpasning af ta</w:t>
-      </w:r>
-      <w:r>
-        <w:rPr>
-          <w:lang w:val="da-DK"/>
-        </w:rPr>
-        <w:t>b</w:t>
-      </w:r>
-      <w:r>
-        <w:rPr>
-          <w:lang w:val="da-DK"/>
-        </w:rPr>
-        <w:t xml:space="preserve">elnavne og -kolonner og i stedet bliver </w:t>
-      </w:r>
-      <w:r>
-        <w:rPr>
-          <w:lang w:val="da-DK"/>
-        </w:rPr>
-        <w:t xml:space="preserve">værdier for </w:t>
-      </w:r>
-      <w:proofErr w:type="spellStart"/>
-      <w:r>
-        <w:rPr>
-          <w:lang w:val="da-DK"/>
-        </w:rPr>
-        <w:t>token</w:t>
-      </w:r>
-      <w:r>
-        <w:rPr>
-          <w:lang w:val="da-DK"/>
-        </w:rPr>
-        <w:t>s</w:t>
-      </w:r>
-      <w:proofErr w:type="spellEnd"/>
-      <w:r>
-        <w:rPr>
-          <w:lang w:val="da-DK"/>
-        </w:rPr>
-        <w:t xml:space="preserve"> </w:t>
-      </w:r>
       <w:r>
         <w:rPr>
           <w:lang w:val="da-DK"/>
@@ -1775,13 +1817,19 @@
         <w:rPr>
           <w:lang w:val="da-DK"/>
         </w:rPr>
-        <w:t xml:space="preserve"> benytter sig af denne fleksibilitet, men blot bruger de oprindelige standard tabel- og kolonne-navne, som systemet indeholder </w:t>
-      </w:r>
-      <w:r>
-        <w:rPr>
-          <w:lang w:val="da-DK"/>
-        </w:rPr>
-        <w:t>fra den initiale</w:t>
+        <w:t xml:space="preserve"> benytter sig af denne fleksibilitet, men blot bruger de oprindelige standard tabel- og kolonne-navne, som systemet </w:t>
+      </w:r>
+      <w:r>
+        <w:rPr>
+          <w:lang w:val="da-DK"/>
+        </w:rPr>
+        <w:t xml:space="preserve">er sat op med via </w:t>
+      </w:r>
+      <w:r>
+        <w:rPr>
+          <w:lang w:val="da-DK"/>
+        </w:rPr>
+        <w:t>den initiale</w:t>
       </w:r>
       <w:r>
         <w:rPr>
@@ -1807,6 +1855,12 @@
           <w:lang w:val="da-DK"/>
         </w:rPr>
         <w:t>tte</w:t>
+      </w:r>
+      <w:r>
+        <w:rPr>
+          <w:lang w:val="da-DK"/>
+        </w:rPr>
+        <w:t>,</w:t>
       </w:r>
       <w:r>
         <w:rPr>
@@ -1951,14 +2005,18 @@
         </w:rPr>
         <w:t>-</w:t>
       </w:r>
-      <w:proofErr w:type="spellStart"/>
-      <w:r>
-        <w:rPr>
-          <w:lang w:val="da-DK"/>
-        </w:rPr>
-        <w:t>logic</w:t>
-      </w:r>
-      <w:proofErr w:type="spellEnd"/>
+      <w:r>
+        <w:rPr>
+          <w:lang w:val="da-DK"/>
+        </w:rPr>
+        <w:t>logi</w:t>
+      </w:r>
+      <w:r>
+        <w:rPr>
+          <w:lang w:val="da-DK"/>
+        </w:rPr>
+        <w:t>k</w:t>
+      </w:r>
       <w:r>
         <w:rPr>
           <w:lang w:val="da-DK"/>
@@ -2138,7 +2196,19 @@
         <w:rPr>
           <w:lang w:val="da-DK"/>
         </w:rPr>
-        <w:t xml:space="preserve">, at OS2-Skadesøkonomi databasen ikke kan benyttes uden at have installeret QGIS og OS2-Skadesøkonomi </w:t>
+        <w:t xml:space="preserve">, at OS2-Skadesøkonomi databasen ikke kan benyttes uden at have installeret </w:t>
+      </w:r>
+      <w:r>
+        <w:rPr>
+          <w:lang w:val="da-DK"/>
+        </w:rPr>
+        <w:t xml:space="preserve">Både </w:t>
+      </w:r>
+      <w:r>
+        <w:rPr>
+          <w:lang w:val="da-DK"/>
+        </w:rPr>
+        <w:t xml:space="preserve">QGIS og OS2-Skadesøkonomi </w:t>
       </w:r>
       <w:proofErr w:type="spellStart"/>
       <w:r>
@@ -2177,7 +2247,21 @@
         <w:rPr>
           <w:lang w:val="da-DK"/>
         </w:rPr>
-        <w:t>I TGV-modulet er alle databehandlingsfunktioner udført som PLPGSQL</w:t>
+        <w:t xml:space="preserve">I TGV-modulet er </w:t>
+      </w:r>
+      <w:r>
+        <w:rPr>
+          <w:i/>
+          <w:iCs/>
+          <w:lang w:val="da-DK"/>
+        </w:rPr>
+        <w:t>alle</w:t>
+      </w:r>
+      <w:r>
+        <w:rPr>
+          <w:lang w:val="da-DK"/>
+        </w:rPr>
+        <w:t xml:space="preserve"> databehandlingsfunktioner udført som PLPGSQL</w:t>
       </w:r>
       <w:r>
         <w:rPr>
@@ -2201,20 +2285,32 @@
         <w:rPr>
           <w:lang w:val="da-DK"/>
         </w:rPr>
-        <w:t xml:space="preserve"> af TGV-data til databasen. </w:t>
-      </w:r>
-    </w:p>
-    <w:p>
-      <w:pPr>
-        <w:rPr>
-          <w:lang w:val="da-DK"/>
-        </w:rPr>
-      </w:pPr>
-      <w:r>
-        <w:rPr>
-          <w:lang w:val="da-DK"/>
-        </w:rPr>
-        <w:t xml:space="preserve">TGV-modulet kan derfor benyttes uden af bruge QGIS plugin, f.eks. ved at installere modulet på en </w:t>
+        <w:t xml:space="preserve"> TGV-data til databasen. </w:t>
+      </w:r>
+    </w:p>
+    <w:p>
+      <w:pPr>
+        <w:rPr>
+          <w:lang w:val="da-DK"/>
+        </w:rPr>
+      </w:pPr>
+      <w:r>
+        <w:rPr>
+          <w:lang w:val="da-DK"/>
+        </w:rPr>
+        <w:t xml:space="preserve">TGV-modulet kan derfor benyttes uden af bruge QGIS plugin, f.eks. ved at installere </w:t>
+      </w:r>
+      <w:r>
+        <w:rPr>
+          <w:lang w:val="da-DK"/>
+        </w:rPr>
+        <w:t xml:space="preserve">databasen </w:t>
+      </w:r>
+      <w:r>
+        <w:rPr>
+          <w:lang w:val="da-DK"/>
+        </w:rPr>
+        <w:t xml:space="preserve">på en </w:t>
       </w:r>
       <w:proofErr w:type="spellStart"/>
       <w:r>
@@ -2601,7 +2697,19 @@
           <w:lang w:val="da-DK"/>
         </w:rPr>
         <w:br/>
-        <w:t xml:space="preserve">Alle celler har samme dimension (længde/bredde) og er placeret, så de støder op til hinanden uden overlap. Celle siden er typisk 100 meter. Hver celle repræsenterer </w:t>
+        <w:t>Alle celler har samme dimension (længde/bredde) og er placeret, så de støder op til hinanden uden overlap. Celle</w:t>
+      </w:r>
+      <w:r>
+        <w:rPr>
+          <w:lang w:val="da-DK"/>
+        </w:rPr>
+        <w:t>-</w:t>
+      </w:r>
+      <w:r>
+        <w:rPr>
+          <w:lang w:val="da-DK"/>
+        </w:rPr>
+        <w:t xml:space="preserve">siden er typisk 100 meter. Hver celle repræsenterer </w:t>
       </w:r>
       <w:r>
         <w:rPr>
@@ -2613,49 +2721,33 @@
         <w:rPr>
           <w:lang w:val="da-DK"/>
         </w:rPr>
-        <w:t xml:space="preserve">, hvor det gælder de samme </w:t>
-      </w:r>
-      <w:r>
-        <w:rPr>
-          <w:lang w:val="da-DK"/>
-        </w:rPr>
-        <w:t>grund</w:t>
-      </w:r>
-      <w:r>
-        <w:rPr>
-          <w:lang w:val="da-DK"/>
-        </w:rPr>
-        <w:t>vand</w:t>
-      </w:r>
-      <w:r>
-        <w:rPr>
-          <w:lang w:val="da-DK"/>
-        </w:rPr>
-        <w:t>s</w:t>
-      </w:r>
-      <w:r>
-        <w:rPr>
-          <w:lang w:val="da-DK"/>
-        </w:rPr>
-        <w:t>forhold</w:t>
-      </w:r>
-      <w:r>
-        <w:rPr>
-          <w:lang w:val="da-DK"/>
-        </w:rPr>
-        <w:t>.</w:t>
-      </w:r>
-      <w:r>
-        <w:rPr>
-          <w:lang w:val="da-DK"/>
-        </w:rPr>
-        <w:t xml:space="preserve"> </w:t>
-      </w:r>
-      <w:r>
-        <w:rPr>
-          <w:lang w:val="da-DK"/>
-        </w:rPr>
-        <w:t>Alle grundvandsmålinger knyttes til celler.</w:t>
+        <w:t xml:space="preserve">, hvor </w:t>
+      </w:r>
+      <w:r>
+        <w:rPr>
+          <w:lang w:val="da-DK"/>
+        </w:rPr>
+        <w:t>grundvandsforhold er ens.</w:t>
+      </w:r>
+      <w:r>
+        <w:rPr>
+          <w:lang w:val="da-DK"/>
+        </w:rPr>
+        <w:t xml:space="preserve"> Disse </w:t>
+      </w:r>
+      <w:proofErr w:type="spellStart"/>
+      <w:r>
+        <w:rPr>
+          <w:lang w:val="da-DK"/>
+        </w:rPr>
+        <w:t>cellerdannes</w:t>
+      </w:r>
+      <w:proofErr w:type="spellEnd"/>
+      <w:r>
+        <w:rPr>
+          <w:lang w:val="da-DK"/>
+        </w:rPr>
+        <w:t xml:space="preserve"> oftest ud fra rasterbaserede placering/tid/vanddybde grundvandsmålinger, f.eks. HIP, hvor rasterpixel placering konverteres til en celle (vektorbaseret firkant).</w:t>
       </w:r>
       <w:r>
         <w:rPr>
@@ -2922,7 +3014,21 @@
         <w:rPr>
           <w:lang w:val="da-DK"/>
         </w:rPr>
-        <w:t xml:space="preserve">Én eller flere modeller, hvor de </w:t>
+        <w:t xml:space="preserve">Én </w:t>
+      </w:r>
+      <w:r>
+        <w:rPr>
+          <w:i/>
+          <w:iCs/>
+          <w:lang w:val="da-DK"/>
+        </w:rPr>
+        <w:t>eller</w:t>
+      </w:r>
+      <w:r>
+        <w:rPr>
+          <w:lang w:val="da-DK"/>
+        </w:rPr>
+        <w:t xml:space="preserve"> flere modeller, hvor de </w:t>
       </w:r>
       <w:r>
         <w:rPr>
@@ -3317,7 +3423,31 @@
         <w:rPr>
           <w:lang w:val="da-DK"/>
         </w:rPr>
-        <w:t xml:space="preserve"> Hver måling er repræsenteret som én post i tabellen.</w:t>
+        <w:t xml:space="preserve"> Hver måling er repræsenteret som én post i </w:t>
+      </w:r>
+      <w:proofErr w:type="spellStart"/>
+      <w:r>
+        <w:rPr>
+          <w:b/>
+          <w:bCs/>
+          <w:i/>
+          <w:iCs/>
+          <w:lang w:val="da-DK"/>
+        </w:rPr>
+        <w:t>tgv_cell_values</w:t>
+      </w:r>
+      <w:proofErr w:type="spellEnd"/>
+      <w:r>
+        <w:rPr>
+          <w:lang w:val="da-DK"/>
+        </w:rPr>
+        <w:t xml:space="preserve"> </w:t>
+      </w:r>
+      <w:r>
+        <w:rPr>
+          <w:lang w:val="da-DK"/>
+        </w:rPr>
+        <w:t>tabellen.</w:t>
       </w:r>
       <w:r>
         <w:rPr>
@@ -3444,6 +3574,7 @@
         <w:rPr>
           <w:lang w:val="da-DK"/>
         </w:rPr>
+        <w:lastRenderedPageBreak/>
         <w:br/>
       </w:r>
       <w:r>
@@ -3540,14 +3671,19 @@
         <w:rPr>
           <w:lang w:val="da-DK"/>
         </w:rPr>
-        <w:lastRenderedPageBreak/>
         <w:br/>
       </w:r>
       <w:r>
         <w:rPr>
           <w:lang w:val="da-DK"/>
         </w:rPr>
-        <w:t>Dag</w:t>
+        <w:t>De beregnede d</w:t>
+      </w:r>
+      <w:r>
+        <w:rPr>
+          <w:lang w:val="da-DK"/>
+        </w:rPr>
+        <w:t>ag</w:t>
       </w:r>
       <w:r>
         <w:rPr>
@@ -3961,7 +4097,49 @@
         <w:rPr>
           <w:lang w:val="da-DK"/>
         </w:rPr>
-        <w:t>, bygningsareal, bygningsperimeter, med/uden kælder og med/uden beskyttelsesforanstaltninger. Resultatet gemmes en separat tabel (</w:t>
+        <w:t xml:space="preserve">, bygningsareal, bygningsperimeter, </w:t>
+      </w:r>
+      <w:r>
+        <w:rPr>
+          <w:lang w:val="da-DK"/>
+        </w:rPr>
+        <w:t>kældera</w:t>
+      </w:r>
+      <w:r>
+        <w:rPr>
+          <w:lang w:val="da-DK"/>
+        </w:rPr>
+        <w:t xml:space="preserve">real, </w:t>
+      </w:r>
+      <w:r>
+        <w:rPr>
+          <w:lang w:val="da-DK"/>
+        </w:rPr>
+        <w:t>kælder</w:t>
+      </w:r>
+      <w:r>
+        <w:rPr>
+          <w:lang w:val="da-DK"/>
+        </w:rPr>
+        <w:t>perimeter</w:t>
+      </w:r>
+      <w:r>
+        <w:rPr>
+          <w:lang w:val="da-DK"/>
+        </w:rPr>
+        <w:t>,</w:t>
+      </w:r>
+      <w:r>
+        <w:rPr>
+          <w:lang w:val="da-DK"/>
+        </w:rPr>
+        <w:t xml:space="preserve"> </w:t>
+      </w:r>
+      <w:r>
+        <w:rPr>
+          <w:lang w:val="da-DK"/>
+        </w:rPr>
+        <w:t>med/uden kælder og med/uden beskyttelsesforanstaltninger. Resultatet gemmes en separat tabel (</w:t>
       </w:r>
       <w:proofErr w:type="spellStart"/>
       <w:r>
@@ -4472,6 +4650,38 @@
     </w:p>
     <w:p>
       <w:pPr>
+        <w:pStyle w:val="Listeafsnit"/>
+        <w:numPr>
+          <w:ilvl w:val="0"/>
+          <w:numId w:val="15"/>
+        </w:numPr>
+        <w:rPr>
+          <w:lang w:val="da-DK"/>
+        </w:rPr>
+      </w:pPr>
+      <w:r>
+        <w:rPr>
+          <w:lang w:val="da-DK"/>
+        </w:rPr>
+        <w:t xml:space="preserve">Alle kolonnenavne som efterfølges af et (PK) er (en del af) </w:t>
+      </w:r>
+      <w:proofErr w:type="spellStart"/>
+      <w:r>
+        <w:rPr>
+          <w:lang w:val="da-DK"/>
+        </w:rPr>
+        <w:t>Primary</w:t>
+      </w:r>
+      <w:proofErr w:type="spellEnd"/>
+      <w:r>
+        <w:rPr>
+          <w:lang w:val="da-DK"/>
+        </w:rPr>
+        <w:t xml:space="preserve"> Key for tabellen</w:t>
+      </w:r>
+    </w:p>
+    <w:p>
+      <w:pPr>
         <w:pStyle w:val="Overskrift3"/>
         <w:rPr>
           <w:lang w:val="da-DK"/>
@@ -4629,9 +4839,37 @@
       <w:proofErr w:type="spellEnd"/>
       <w:r>
         <w:rPr>
-          <w:lang w:val="da-DK"/>
-        </w:rPr>
-        <w:t xml:space="preserve">: tekst – Navnet på projektet, f.eks. ”Bakkeby”. </w:t>
+          <w:b/>
+          <w:bCs/>
+          <w:i/>
+          <w:iCs/>
+          <w:lang w:val="da-DK"/>
+        </w:rPr>
+        <w:t>:</w:t>
+      </w:r>
+      <w:r>
+        <w:rPr>
+          <w:lang w:val="da-DK"/>
+        </w:rPr>
+        <w:t xml:space="preserve"> </w:t>
+      </w:r>
+      <w:r>
+        <w:rPr>
+          <w:lang w:val="da-DK"/>
+        </w:rPr>
+        <w:t>(PK)</w:t>
+      </w:r>
+      <w:r>
+        <w:rPr>
+          <w:lang w:val="da-DK"/>
+        </w:rPr>
+        <w:t xml:space="preserve"> </w:t>
+      </w:r>
+      <w:r>
+        <w:rPr>
+          <w:lang w:val="da-DK"/>
+        </w:rPr>
+        <w:t xml:space="preserve">tekst – Navnet på projektet, f.eks. ”Bakkeby”. </w:t>
       </w:r>
     </w:p>
     <w:p>
@@ -4678,46 +4916,6 @@
     </w:p>
     <w:p>
       <w:pPr>
-        <w:ind w:left="100"/>
-        <w:rPr>
-          <w:lang w:val="en-US"/>
-        </w:rPr>
-      </w:pPr>
-      <w:r>
-        <w:rPr>
-          <w:lang w:val="en-US"/>
-        </w:rPr>
-        <w:t xml:space="preserve">Primary Key er </w:t>
-      </w:r>
-      <w:proofErr w:type="spellStart"/>
-      <w:r>
-        <w:rPr>
-          <w:lang w:val="en-US"/>
-        </w:rPr>
-        <w:t>kolonne</w:t>
-      </w:r>
-      <w:proofErr w:type="spellEnd"/>
-      <w:r>
-        <w:rPr>
-          <w:lang w:val="en-US"/>
-        </w:rPr>
-        <w:t xml:space="preserve"> </w:t>
-      </w:r>
-      <w:proofErr w:type="spellStart"/>
-      <w:r>
-        <w:rPr>
-          <w:b/>
-          <w:bCs/>
-          <w:i/>
-          <w:iCs/>
-          <w:lang w:val="en-US"/>
-        </w:rPr>
-        <w:t>project_id</w:t>
-      </w:r>
-      <w:proofErr w:type="spellEnd"/>
-    </w:p>
-    <w:p>
-      <w:pPr>
         <w:pStyle w:val="Overskrift3"/>
         <w:rPr>
           <w:lang w:val="da-DK"/>
@@ -4947,7 +5145,19 @@
         <w:rPr>
           <w:lang w:val="da-DK"/>
         </w:rPr>
-        <w:t xml:space="preserve">: tekst – Navnet på </w:t>
+        <w:t xml:space="preserve">: </w:t>
+      </w:r>
+      <w:r>
+        <w:rPr>
+          <w:lang w:val="da-DK"/>
+        </w:rPr>
+        <w:t xml:space="preserve">(PK) </w:t>
+      </w:r>
+      <w:r>
+        <w:rPr>
+          <w:lang w:val="da-DK"/>
+        </w:rPr>
+        <w:t xml:space="preserve">tekst – Navnet på </w:t>
       </w:r>
       <w:r>
         <w:rPr>
@@ -5018,55 +5228,11 @@
     </w:p>
     <w:p>
       <w:pPr>
-        <w:ind w:left="100"/>
-        <w:rPr>
-          <w:lang w:val="en-US"/>
-        </w:rPr>
-      </w:pPr>
-      <w:r>
-        <w:rPr>
-          <w:lang w:val="en-US"/>
-        </w:rPr>
-        <w:t xml:space="preserve">Primary Key er </w:t>
-      </w:r>
-      <w:proofErr w:type="spellStart"/>
-      <w:r>
-        <w:rPr>
-          <w:lang w:val="en-US"/>
-        </w:rPr>
-        <w:t>kolonne</w:t>
-      </w:r>
-      <w:proofErr w:type="spellEnd"/>
-      <w:r>
-        <w:rPr>
-          <w:lang w:val="en-US"/>
-        </w:rPr>
-        <w:t>:</w:t>
-      </w:r>
-      <w:r>
-        <w:rPr>
-          <w:lang w:val="en-US"/>
-        </w:rPr>
-        <w:t xml:space="preserve"> </w:t>
-      </w:r>
-      <w:proofErr w:type="spellStart"/>
-      <w:r>
-        <w:rPr>
-          <w:b/>
-          <w:bCs/>
-          <w:i/>
-          <w:iCs/>
-          <w:lang w:val="en-US"/>
-        </w:rPr>
-        <w:t>parameter_id</w:t>
-      </w:r>
-      <w:proofErr w:type="spellEnd"/>
-      <w:r>
-        <w:rPr>
-          <w:lang w:val="en-US"/>
-        </w:rPr>
-        <w:br/>
-      </w:r>
+        <w:ind w:left="460"/>
+        <w:rPr>
+          <w:lang w:val="da-DK"/>
+        </w:rPr>
+      </w:pPr>
     </w:p>
     <w:p>
       <w:pPr>
@@ -5257,7 +5423,19 @@
         <w:rPr>
           <w:lang w:val="da-DK"/>
         </w:rPr>
-        <w:t xml:space="preserve">: tekst – Navnet på projektet, f.eks. ”Bakkeby”. </w:t>
+        <w:t xml:space="preserve">: </w:t>
+      </w:r>
+      <w:r>
+        <w:rPr>
+          <w:lang w:val="da-DK"/>
+        </w:rPr>
+        <w:t xml:space="preserve">(PK) </w:t>
+      </w:r>
+      <w:r>
+        <w:rPr>
+          <w:lang w:val="da-DK"/>
+        </w:rPr>
+        <w:t xml:space="preserve">tekst – Navnet på projektet, f.eks. ”Bakkeby”. </w:t>
       </w:r>
     </w:p>
     <w:p>
@@ -5287,7 +5465,19 @@
         <w:rPr>
           <w:lang w:val="da-DK"/>
         </w:rPr>
-        <w:t>: tekst – Navnet på modellen, f.eks. ”</w:t>
+        <w:t xml:space="preserve">: </w:t>
+      </w:r>
+      <w:r>
+        <w:rPr>
+          <w:lang w:val="da-DK"/>
+        </w:rPr>
+        <w:t xml:space="preserve">(PK) </w:t>
+      </w:r>
+      <w:r>
+        <w:rPr>
+          <w:lang w:val="da-DK"/>
+        </w:rPr>
+        <w:t>tekst – Navnet på modellen, f.eks. ”</w:t>
       </w:r>
       <w:proofErr w:type="spellStart"/>
       <w:r>
@@ -5324,7 +5514,6 @@
           <w:iCs/>
           <w:lang w:val="da-DK"/>
         </w:rPr>
-        <w:lastRenderedPageBreak/>
         <w:t>parameter_id</w:t>
       </w:r>
       <w:proofErr w:type="spellEnd"/>
@@ -5378,6 +5567,7 @@
           <w:iCs/>
           <w:lang w:val="da-DK"/>
         </w:rPr>
+        <w:lastRenderedPageBreak/>
         <w:t xml:space="preserve">original: </w:t>
       </w:r>
       <w:proofErr w:type="spellStart"/>
@@ -5432,77 +5622,12 @@
         </w:rPr>
         <w:t xml:space="preserve"> </w:t>
       </w:r>
-    </w:p>
-    <w:p>
-      <w:pPr>
-        <w:ind w:left="100"/>
-        <w:rPr>
-          <w:lang w:val="da-DK"/>
-        </w:rPr>
-      </w:pPr>
-      <w:proofErr w:type="spellStart"/>
-      <w:r>
-        <w:rPr>
-          <w:lang w:val="da-DK"/>
-        </w:rPr>
-        <w:t>Pimary</w:t>
-      </w:r>
-      <w:proofErr w:type="spellEnd"/>
-      <w:r>
-        <w:rPr>
-          <w:lang w:val="da-DK"/>
-        </w:rPr>
-        <w:t xml:space="preserve"> Key er en kombination af kolonnerne</w:t>
-      </w:r>
-      <w:r>
-        <w:rPr>
-          <w:lang w:val="da-DK"/>
-        </w:rPr>
-        <w:t>:</w:t>
-      </w:r>
-      <w:r>
-        <w:rPr>
-          <w:lang w:val="da-DK"/>
-        </w:rPr>
-        <w:t xml:space="preserve"> </w:t>
-      </w:r>
-      <w:proofErr w:type="spellStart"/>
-      <w:r>
-        <w:rPr>
-          <w:b/>
-          <w:bCs/>
-          <w:i/>
-          <w:iCs/>
-          <w:lang w:val="da-DK"/>
-        </w:rPr>
-        <w:t>project_id</w:t>
-      </w:r>
-      <w:proofErr w:type="spellEnd"/>
-      <w:r>
-        <w:rPr>
-          <w:lang w:val="da-DK"/>
-        </w:rPr>
-        <w:t xml:space="preserve"> og </w:t>
-      </w:r>
-      <w:proofErr w:type="spellStart"/>
-      <w:r>
-        <w:rPr>
-          <w:b/>
-          <w:bCs/>
-          <w:i/>
-          <w:iCs/>
-          <w:lang w:val="da-DK"/>
-        </w:rPr>
-        <w:t>model_id</w:t>
-      </w:r>
-      <w:proofErr w:type="spellEnd"/>
-    </w:p>
-    <w:p>
-      <w:pPr>
-        <w:rPr>
-          <w:lang w:val="da-DK"/>
-        </w:rPr>
-      </w:pPr>
+      <w:r>
+        <w:rPr>
+          <w:lang w:val="da-DK"/>
+        </w:rPr>
+        <w:br/>
+      </w:r>
     </w:p>
     <w:p>
       <w:pPr>
@@ -5637,7 +5762,25 @@
         <w:rPr>
           <w:lang w:val="da-DK"/>
         </w:rPr>
-        <w:t xml:space="preserve">: tekst – Navnet på </w:t>
+        <w:t xml:space="preserve">: </w:t>
+      </w:r>
+      <w:r>
+        <w:rPr>
+          <w:lang w:val="da-DK"/>
+        </w:rPr>
+        <w:t>(PK)</w:t>
+      </w:r>
+      <w:r>
+        <w:rPr>
+          <w:lang w:val="da-DK"/>
+        </w:rPr>
+        <w:t xml:space="preserve"> </w:t>
+      </w:r>
+      <w:r>
+        <w:rPr>
+          <w:lang w:val="da-DK"/>
+        </w:rPr>
+        <w:t xml:space="preserve">tekst – Navnet på </w:t>
       </w:r>
       <w:r>
         <w:rPr>
@@ -5681,6 +5824,18 @@
         </w:rPr>
         <w:t xml:space="preserve">: </w:t>
       </w:r>
+      <w:r>
+        <w:rPr>
+          <w:lang w:val="en-US"/>
+        </w:rPr>
+        <w:t>(PK)</w:t>
+      </w:r>
+      <w:r>
+        <w:rPr>
+          <w:lang w:val="en-US"/>
+        </w:rPr>
+        <w:t xml:space="preserve"> </w:t>
+      </w:r>
       <w:proofErr w:type="spellStart"/>
       <w:r>
         <w:rPr>
@@ -5851,7 +6006,6 @@
           <w:lang w:val="da-DK"/>
         </w:rPr>
       </w:pPr>
-      <w:proofErr w:type="spellStart"/>
       <w:r>
         <w:rPr>
           <w:b/>
@@ -5860,56 +6014,8 @@
           <w:iCs/>
           <w:lang w:val="da-DK"/>
         </w:rPr>
-        <w:t>geom</w:t>
-      </w:r>
-      <w:proofErr w:type="spellEnd"/>
-      <w:r>
-        <w:rPr>
-          <w:lang w:val="da-DK"/>
-        </w:rPr>
-        <w:t>: Polygon-geometri – Den geometriske udstrækning af projektet</w:t>
-      </w:r>
-      <w:r>
-        <w:rPr>
-          <w:lang w:val="da-DK"/>
-        </w:rPr>
-        <w:t>.</w:t>
-      </w:r>
-    </w:p>
-    <w:p>
-      <w:pPr>
-        <w:ind w:left="100"/>
-        <w:rPr>
-          <w:lang w:val="da-DK"/>
-        </w:rPr>
-      </w:pPr>
-      <w:proofErr w:type="spellStart"/>
-      <w:r>
-        <w:rPr>
-          <w:lang w:val="da-DK"/>
-        </w:rPr>
-        <w:t>Primary</w:t>
-      </w:r>
-      <w:proofErr w:type="spellEnd"/>
-      <w:r>
-        <w:rPr>
-          <w:lang w:val="da-DK"/>
-        </w:rPr>
-        <w:t xml:space="preserve"> Key er en kombination af kolonne</w:t>
-      </w:r>
-      <w:r>
-        <w:rPr>
-          <w:lang w:val="da-DK"/>
-        </w:rPr>
-        <w:t>rne:</w:t>
-      </w:r>
-      <w:r>
-        <w:rPr>
-          <w:lang w:val="da-DK"/>
-        </w:rPr>
-        <w:t xml:space="preserve"> </w:t>
-      </w:r>
-      <w:proofErr w:type="spellStart"/>
+        <w:t>s</w:t>
+      </w:r>
       <w:r>
         <w:rPr>
           <w:b/>
@@ -5918,16 +6024,8 @@
           <w:iCs/>
           <w:lang w:val="da-DK"/>
         </w:rPr>
-        <w:t>project_id</w:t>
-      </w:r>
-      <w:proofErr w:type="spellEnd"/>
-      <w:r>
-        <w:rPr>
-          <w:lang w:val="da-DK"/>
-        </w:rPr>
-        <w:t xml:space="preserve"> og </w:t>
-      </w:r>
-      <w:proofErr w:type="spellStart"/>
+        <w:t>pring</w:t>
+      </w:r>
       <w:r>
         <w:rPr>
           <w:b/>
@@ -5936,133 +6034,19 @@
           <w:iCs/>
           <w:lang w:val="da-DK"/>
         </w:rPr>
-        <w:t>cell_no</w:t>
-      </w:r>
-      <w:proofErr w:type="spellEnd"/>
-    </w:p>
-    <w:p>
-      <w:pPr>
-        <w:ind w:left="100"/>
-        <w:rPr>
-          <w:lang w:val="da-DK"/>
-        </w:rPr>
-      </w:pPr>
-    </w:p>
-    <w:p>
-      <w:pPr>
-        <w:pStyle w:val="Overskrift3"/>
-        <w:rPr>
-          <w:lang w:val="da-DK"/>
-        </w:rPr>
-      </w:pPr>
-      <w:r>
-        <w:rPr>
-          <w:lang w:val="da-DK"/>
-        </w:rPr>
-        <w:t xml:space="preserve">Tabel: </w:t>
-      </w:r>
-      <w:proofErr w:type="spellStart"/>
-      <w:r>
-        <w:rPr>
-          <w:lang w:val="da-DK"/>
-        </w:rPr>
-        <w:t>tgv_cell_values</w:t>
-      </w:r>
-      <w:proofErr w:type="spellEnd"/>
-      <w:r>
-        <w:rPr>
-          <w:lang w:val="da-DK"/>
-        </w:rPr>
-        <w:t xml:space="preserve"> </w:t>
-      </w:r>
-      <w:r>
-        <w:rPr>
-          <w:lang w:val="da-DK"/>
-        </w:rPr>
-        <w:br/>
-      </w:r>
-    </w:p>
-    <w:p>
-      <w:pPr>
-        <w:rPr>
-          <w:lang w:val="da-DK"/>
-        </w:rPr>
-      </w:pPr>
-      <w:proofErr w:type="spellStart"/>
-      <w:r>
-        <w:rPr>
-          <w:b/>
-          <w:bCs/>
-          <w:i/>
-          <w:iCs/>
-          <w:lang w:val="da-DK"/>
-        </w:rPr>
-        <w:t>tgv_</w:t>
-      </w:r>
-      <w:r>
-        <w:rPr>
-          <w:b/>
-          <w:bCs/>
-          <w:i/>
-          <w:iCs/>
-          <w:lang w:val="da-DK"/>
-        </w:rPr>
-        <w:t>cell_values</w:t>
-      </w:r>
-      <w:proofErr w:type="spellEnd"/>
-      <w:r>
-        <w:rPr>
-          <w:lang w:val="da-DK"/>
-        </w:rPr>
-        <w:t xml:space="preserve"> indeholder oplysninger </w:t>
-      </w:r>
-      <w:r>
-        <w:rPr>
-          <w:lang w:val="da-DK"/>
-        </w:rPr>
-        <w:t>tid/dybde</w:t>
-      </w:r>
-      <w:r>
-        <w:rPr>
-          <w:lang w:val="da-DK"/>
-        </w:rPr>
-        <w:t>-</w:t>
-      </w:r>
-      <w:r>
-        <w:rPr>
-          <w:lang w:val="da-DK"/>
-        </w:rPr>
-        <w:t>oplysninger for en bestemt celle i relation til en model.</w:t>
-      </w:r>
-      <w:r>
-        <w:rPr>
-          <w:lang w:val="da-DK"/>
-        </w:rPr>
-        <w:t xml:space="preserve"> Der er en post pr. tid/dybde.</w:t>
-      </w:r>
-      <w:r>
-        <w:rPr>
-          <w:lang w:val="da-DK"/>
-        </w:rPr>
-        <w:t xml:space="preserve"> </w:t>
-      </w:r>
-      <w:r>
-        <w:rPr>
-          <w:lang w:val="da-DK"/>
-        </w:rPr>
-        <w:br/>
-      </w:r>
-      <w:r>
-        <w:rPr>
-          <w:lang w:val="da-DK"/>
-        </w:rPr>
-        <w:br/>
-      </w:r>
-      <w:r>
-        <w:rPr>
-          <w:lang w:val="da-DK"/>
-        </w:rPr>
-        <w:t xml:space="preserve">Kolonner: </w:t>
+        <w:t>:</w:t>
+      </w:r>
+      <w:r>
+        <w:rPr>
+          <w:lang w:val="da-DK"/>
+        </w:rPr>
+        <w:t xml:space="preserve"> real</w:t>
+      </w:r>
+      <w:r>
+        <w:rPr>
+          <w:lang w:val="da-DK"/>
+        </w:rPr>
+        <w:t xml:space="preserve"> – Årlig beregnet kote-tilvækst for forårssæson </w:t>
       </w:r>
     </w:p>
     <w:p>
@@ -6076,7 +6060,6 @@
           <w:lang w:val="da-DK"/>
         </w:rPr>
       </w:pPr>
-      <w:proofErr w:type="spellStart"/>
       <w:r>
         <w:rPr>
           <w:b/>
@@ -6085,42 +6068,53 @@
           <w:iCs/>
           <w:lang w:val="da-DK"/>
         </w:rPr>
-        <w:t>project_id</w:t>
-      </w:r>
-      <w:proofErr w:type="spellEnd"/>
-      <w:r>
-        <w:rPr>
-          <w:lang w:val="da-DK"/>
-        </w:rPr>
-        <w:t xml:space="preserve">: tekst – Navnet på projektet, f.eks. ”Bakkeby”. Kolonne er </w:t>
-      </w:r>
-      <w:proofErr w:type="spellStart"/>
-      <w:r>
-        <w:rPr>
-          <w:lang w:val="da-DK"/>
-        </w:rPr>
-        <w:t>primary</w:t>
-      </w:r>
-      <w:proofErr w:type="spellEnd"/>
-      <w:r>
-        <w:rPr>
-          <w:lang w:val="da-DK"/>
-        </w:rPr>
-        <w:t xml:space="preserve"> </w:t>
-      </w:r>
-      <w:proofErr w:type="spellStart"/>
-      <w:r>
-        <w:rPr>
-          <w:lang w:val="da-DK"/>
-        </w:rPr>
-        <w:t>key</w:t>
-      </w:r>
-      <w:proofErr w:type="spellEnd"/>
-      <w:r>
-        <w:rPr>
-          <w:lang w:val="da-DK"/>
-        </w:rPr>
-        <w:t xml:space="preserve">, dvs. navnet udgør en unik nøgle for tabellen. </w:t>
+        <w:t>summer</w:t>
+      </w:r>
+      <w:r>
+        <w:rPr>
+          <w:b/>
+          <w:bCs/>
+          <w:i/>
+          <w:iCs/>
+          <w:lang w:val="da-DK"/>
+        </w:rPr>
+        <w:t>:</w:t>
+      </w:r>
+      <w:r>
+        <w:rPr>
+          <w:lang w:val="da-DK"/>
+        </w:rPr>
+        <w:t xml:space="preserve"> real</w:t>
+      </w:r>
+      <w:r>
+        <w:rPr>
+          <w:lang w:val="da-DK"/>
+        </w:rPr>
+        <w:t xml:space="preserve"> – </w:t>
+      </w:r>
+      <w:r>
+        <w:rPr>
+          <w:lang w:val="da-DK"/>
+        </w:rPr>
+        <w:t>Å</w:t>
+      </w:r>
+      <w:r>
+        <w:rPr>
+          <w:lang w:val="da-DK"/>
+        </w:rPr>
+        <w:t xml:space="preserve">rlig beregnet kote-tilvækst for </w:t>
+      </w:r>
+      <w:r>
+        <w:rPr>
+          <w:lang w:val="da-DK"/>
+        </w:rPr>
+        <w:t>sommer</w:t>
+      </w:r>
+      <w:r>
+        <w:rPr>
+          <w:lang w:val="da-DK"/>
+        </w:rPr>
+        <w:t>sæson</w:t>
       </w:r>
     </w:p>
     <w:p>
@@ -6143,24 +6137,50 @@
           <w:iCs/>
           <w:lang w:val="da-DK"/>
         </w:rPr>
-        <w:t>model</w:t>
-      </w:r>
-      <w:r>
-        <w:rPr>
-          <w:b/>
-          <w:bCs/>
-          <w:i/>
-          <w:iCs/>
-          <w:lang w:val="da-DK"/>
-        </w:rPr>
-        <w:t>_id</w:t>
-      </w:r>
-      <w:proofErr w:type="spellEnd"/>
-      <w:r>
-        <w:rPr>
-          <w:lang w:val="da-DK"/>
-        </w:rPr>
-        <w:t>: tekst – Navnet på modellen, som data tilhøreror tabellen.</w:t>
+        <w:t>autumn</w:t>
+      </w:r>
+      <w:proofErr w:type="spellEnd"/>
+      <w:r>
+        <w:rPr>
+          <w:lang w:val="da-DK"/>
+        </w:rPr>
+        <w:t>:</w:t>
+      </w:r>
+      <w:r>
+        <w:rPr>
+          <w:lang w:val="da-DK"/>
+        </w:rPr>
+        <w:t xml:space="preserve"> real</w:t>
+      </w:r>
+      <w:r>
+        <w:rPr>
+          <w:lang w:val="da-DK"/>
+        </w:rPr>
+        <w:t xml:space="preserve"> – </w:t>
+      </w:r>
+      <w:r>
+        <w:rPr>
+          <w:lang w:val="da-DK"/>
+        </w:rPr>
+        <w:t>Å</w:t>
+      </w:r>
+      <w:r>
+        <w:rPr>
+          <w:lang w:val="da-DK"/>
+        </w:rPr>
+        <w:t xml:space="preserve">rlig beregnet kote-tilvækst for </w:t>
+      </w:r>
+      <w:r>
+        <w:rPr>
+          <w:lang w:val="da-DK"/>
+        </w:rPr>
+        <w:t>efterårs</w:t>
+      </w:r>
+      <w:r>
+        <w:rPr>
+          <w:lang w:val="da-DK"/>
+        </w:rPr>
+        <w:t>sæson</w:t>
       </w:r>
     </w:p>
     <w:p>
@@ -6171,7 +6191,7 @@
           <w:numId w:val="16"/>
         </w:numPr>
         <w:rPr>
-          <w:lang w:val="en-US"/>
+          <w:lang w:val="da-DK"/>
         </w:rPr>
       </w:pPr>
       <w:proofErr w:type="spellStart"/>
@@ -6181,44 +6201,52 @@
           <w:bCs/>
           <w:i/>
           <w:iCs/>
-          <w:lang w:val="en-US"/>
-        </w:rPr>
-        <w:t>cell_no</w:t>
-      </w:r>
-      <w:proofErr w:type="spellEnd"/>
-      <w:r>
-        <w:rPr>
-          <w:lang w:val="en-US"/>
-        </w:rPr>
-        <w:t xml:space="preserve">: Reference </w:t>
-      </w:r>
-      <w:proofErr w:type="spellStart"/>
-      <w:r>
-        <w:rPr>
-          <w:lang w:val="en-US"/>
-        </w:rPr>
-        <w:t>til</w:t>
-      </w:r>
-      <w:proofErr w:type="spellEnd"/>
-      <w:r>
-        <w:rPr>
-          <w:lang w:val="en-US"/>
-        </w:rPr>
-        <w:t xml:space="preserve"> </w:t>
-      </w:r>
-      <w:proofErr w:type="spellStart"/>
-      <w:r>
-        <w:rPr>
-          <w:lang w:val="en-US"/>
-        </w:rPr>
-        <w:t>celle</w:t>
-      </w:r>
-      <w:proofErr w:type="spellEnd"/>
-      <w:r>
-        <w:rPr>
-          <w:lang w:val="en-US"/>
-        </w:rPr>
-        <w:t xml:space="preserve"> </w:t>
+          <w:lang w:val="da-DK"/>
+        </w:rPr>
+        <w:t>winter</w:t>
+      </w:r>
+      <w:proofErr w:type="spellEnd"/>
+      <w:r>
+        <w:rPr>
+          <w:lang w:val="da-DK"/>
+        </w:rPr>
+        <w:t>:</w:t>
+      </w:r>
+      <w:r>
+        <w:rPr>
+          <w:lang w:val="da-DK"/>
+        </w:rPr>
+        <w:t xml:space="preserve"> real</w:t>
+      </w:r>
+      <w:r>
+        <w:rPr>
+          <w:lang w:val="da-DK"/>
+        </w:rPr>
+        <w:t xml:space="preserve"> – </w:t>
+      </w:r>
+      <w:r>
+        <w:rPr>
+          <w:lang w:val="da-DK"/>
+        </w:rPr>
+        <w:t>Å</w:t>
+      </w:r>
+      <w:r>
+        <w:rPr>
+          <w:lang w:val="da-DK"/>
+        </w:rPr>
+        <w:t xml:space="preserve">rlig beregnet kote-tilvækst for </w:t>
+      </w:r>
+      <w:r>
+        <w:rPr>
+          <w:lang w:val="da-DK"/>
+        </w:rPr>
+        <w:t>vinter</w:t>
+      </w:r>
+      <w:r>
+        <w:rPr>
+          <w:lang w:val="da-DK"/>
+        </w:rPr>
+        <w:t>sæson</w:t>
       </w:r>
     </w:p>
     <w:p>
@@ -6241,9 +6269,70 @@
           <w:iCs/>
           <w:lang w:val="da-DK"/>
         </w:rPr>
-        <w:t>date_stamp</w:t>
-      </w:r>
-      <w:proofErr w:type="spellEnd"/>
+        <w:t>geom</w:t>
+      </w:r>
+      <w:proofErr w:type="spellEnd"/>
+      <w:r>
+        <w:rPr>
+          <w:lang w:val="da-DK"/>
+        </w:rPr>
+        <w:t>: Polygon-geometri – Den geometriske udstrækning af projektet</w:t>
+      </w:r>
+      <w:r>
+        <w:rPr>
+          <w:lang w:val="da-DK"/>
+        </w:rPr>
+        <w:t>.</w:t>
+      </w:r>
+    </w:p>
+    <w:p>
+      <w:pPr>
+        <w:rPr>
+          <w:lang w:val="da-DK"/>
+        </w:rPr>
+      </w:pPr>
+    </w:p>
+    <w:p>
+      <w:pPr>
+        <w:pStyle w:val="Overskrift3"/>
+        <w:rPr>
+          <w:lang w:val="da-DK"/>
+        </w:rPr>
+      </w:pPr>
+      <w:r>
+        <w:rPr>
+          <w:lang w:val="da-DK"/>
+        </w:rPr>
+        <w:t xml:space="preserve">Tabel: </w:t>
+      </w:r>
+      <w:proofErr w:type="spellStart"/>
+      <w:r>
+        <w:rPr>
+          <w:lang w:val="da-DK"/>
+        </w:rPr>
+        <w:t>tgv_cell_values</w:t>
+      </w:r>
+      <w:proofErr w:type="spellEnd"/>
+      <w:r>
+        <w:rPr>
+          <w:lang w:val="da-DK"/>
+        </w:rPr>
+        <w:t xml:space="preserve"> </w:t>
+      </w:r>
+      <w:r>
+        <w:rPr>
+          <w:lang w:val="da-DK"/>
+        </w:rPr>
+        <w:br/>
+      </w:r>
+    </w:p>
+    <w:p>
+      <w:pPr>
+        <w:rPr>
+          <w:lang w:val="da-DK"/>
+        </w:rPr>
+      </w:pPr>
+      <w:proofErr w:type="spellStart"/>
       <w:r>
         <w:rPr>
           <w:b/>
@@ -6252,13 +6341,7 @@
           <w:iCs/>
           <w:lang w:val="da-DK"/>
         </w:rPr>
-        <w:t>:</w:t>
-      </w:r>
-      <w:r>
-        <w:rPr>
-          <w:lang w:val="da-DK"/>
-        </w:rPr>
-        <w:t xml:space="preserve"> Date</w:t>
+        <w:t>tgv_</w:t>
       </w:r>
       <w:r>
         <w:rPr>
@@ -6268,19 +6351,62 @@
           <w:iCs/>
           <w:lang w:val="da-DK"/>
         </w:rPr>
-        <w:t xml:space="preserve"> –</w:t>
-      </w:r>
-      <w:r>
-        <w:rPr>
-          <w:lang w:val="da-DK"/>
-        </w:rPr>
-        <w:t xml:space="preserve"> dato for dybdemåli</w:t>
-      </w:r>
-      <w:r>
-        <w:rPr>
-          <w:lang w:val="da-DK"/>
-        </w:rPr>
-        <w:t>ng.</w:t>
+        <w:t>cell_values</w:t>
+      </w:r>
+      <w:proofErr w:type="spellEnd"/>
+      <w:r>
+        <w:rPr>
+          <w:lang w:val="da-DK"/>
+        </w:rPr>
+        <w:t xml:space="preserve"> indeholder oplysninger </w:t>
+      </w:r>
+      <w:r>
+        <w:rPr>
+          <w:lang w:val="da-DK"/>
+        </w:rPr>
+        <w:t>tid/dybde</w:t>
+      </w:r>
+      <w:r>
+        <w:rPr>
+          <w:lang w:val="da-DK"/>
+        </w:rPr>
+        <w:t>-</w:t>
+      </w:r>
+      <w:r>
+        <w:rPr>
+          <w:lang w:val="da-DK"/>
+        </w:rPr>
+        <w:t>oplysninger for en bestemt celle i relation til en model.</w:t>
+      </w:r>
+      <w:r>
+        <w:rPr>
+          <w:lang w:val="da-DK"/>
+        </w:rPr>
+        <w:t xml:space="preserve"> Der er en post pr. tid/dybde.</w:t>
+      </w:r>
+      <w:r>
+        <w:rPr>
+          <w:lang w:val="da-DK"/>
+        </w:rPr>
+        <w:t xml:space="preserve"> </w:t>
+      </w:r>
+      <w:r>
+        <w:rPr>
+          <w:lang w:val="da-DK"/>
+        </w:rPr>
+        <w:br/>
+      </w:r>
+      <w:r>
+        <w:rPr>
+          <w:lang w:val="da-DK"/>
+        </w:rPr>
+        <w:br/>
+      </w:r>
+      <w:r>
+        <w:rPr>
+          <w:lang w:val="da-DK"/>
+        </w:rPr>
+        <w:t xml:space="preserve">Kolonner: </w:t>
       </w:r>
     </w:p>
     <w:p>
@@ -6291,350 +6417,72 @@
           <w:numId w:val="16"/>
         </w:numPr>
         <w:rPr>
-          <w:lang w:val="en-US"/>
-        </w:rPr>
-      </w:pPr>
+          <w:lang w:val="da-DK"/>
+        </w:rPr>
+      </w:pPr>
+      <w:proofErr w:type="spellStart"/>
       <w:r>
         <w:rPr>
           <w:b/>
           <w:bCs/>
           <w:i/>
           <w:iCs/>
-          <w:lang w:val="en-US"/>
-        </w:rPr>
-        <w:t>depth</w:t>
-      </w:r>
-      <w:r>
-        <w:rPr>
-          <w:lang w:val="en-US"/>
+          <w:lang w:val="da-DK"/>
+        </w:rPr>
+        <w:t>project_id</w:t>
+      </w:r>
+      <w:proofErr w:type="spellEnd"/>
+      <w:r>
+        <w:rPr>
+          <w:lang w:val="da-DK"/>
         </w:rPr>
         <w:t xml:space="preserve">: </w:t>
       </w:r>
       <w:r>
         <w:rPr>
-          <w:lang w:val="en-US"/>
-        </w:rPr>
-        <w:t>Real</w:t>
-      </w:r>
-      <w:r>
-        <w:rPr>
-          <w:lang w:val="en-US"/>
-        </w:rPr>
-        <w:t xml:space="preserve"> – </w:t>
-      </w:r>
-      <w:proofErr w:type="spellStart"/>
-      <w:r>
-        <w:rPr>
-          <w:lang w:val="en-US"/>
-        </w:rPr>
-        <w:t>D</w:t>
-      </w:r>
-      <w:r>
-        <w:rPr>
-          <w:lang w:val="en-US"/>
-        </w:rPr>
-        <w:t>ybde</w:t>
-      </w:r>
-      <w:proofErr w:type="spellEnd"/>
-      <w:r>
-        <w:rPr>
-          <w:lang w:val="en-US"/>
+          <w:lang w:val="da-DK"/>
+        </w:rPr>
+        <w:t>(PK)</w:t>
+      </w:r>
+      <w:r>
+        <w:rPr>
+          <w:lang w:val="da-DK"/>
         </w:rPr>
         <w:t xml:space="preserve"> </w:t>
       </w:r>
-      <w:proofErr w:type="spellStart"/>
-      <w:r>
-        <w:rPr>
-          <w:lang w:val="en-US"/>
-        </w:rPr>
-        <w:t>i</w:t>
-      </w:r>
-      <w:proofErr w:type="spellEnd"/>
-      <w:r>
-        <w:rPr>
-          <w:lang w:val="en-US"/>
-        </w:rPr>
-        <w:t xml:space="preserve"> m</w:t>
-      </w:r>
-      <w:r>
-        <w:rPr>
-          <w:lang w:val="en-US"/>
-        </w:rPr>
-        <w:t>eter.</w:t>
-      </w:r>
-    </w:p>
-    <w:p>
-      <w:pPr>
-        <w:ind w:left="100"/>
-        <w:rPr>
-          <w:lang w:val="en-US"/>
-        </w:rPr>
-      </w:pPr>
-      <w:r>
-        <w:rPr>
-          <w:lang w:val="en-US"/>
-        </w:rPr>
-        <w:t xml:space="preserve">Primary Key er </w:t>
-      </w:r>
-      <w:proofErr w:type="spellStart"/>
-      <w:r>
-        <w:rPr>
-          <w:lang w:val="en-US"/>
-        </w:rPr>
-        <w:t>en</w:t>
-      </w:r>
-      <w:proofErr w:type="spellEnd"/>
-      <w:r>
-        <w:rPr>
-          <w:lang w:val="en-US"/>
+      <w:r>
+        <w:rPr>
+          <w:lang w:val="da-DK"/>
+        </w:rPr>
+        <w:t xml:space="preserve">tekst – Navnet på projektet, f.eks. ”Bakkeby”. Kolonne er </w:t>
+      </w:r>
+      <w:proofErr w:type="spellStart"/>
+      <w:r>
+        <w:rPr>
+          <w:lang w:val="da-DK"/>
+        </w:rPr>
+        <w:t>primary</w:t>
+      </w:r>
+      <w:proofErr w:type="spellEnd"/>
+      <w:r>
+        <w:rPr>
+          <w:lang w:val="da-DK"/>
         </w:rPr>
         <w:t xml:space="preserve"> </w:t>
       </w:r>
       <w:proofErr w:type="spellStart"/>
       <w:r>
         <w:rPr>
-          <w:lang w:val="en-US"/>
-        </w:rPr>
-        <w:t>kombination</w:t>
-      </w:r>
-      <w:proofErr w:type="spellEnd"/>
-      <w:r>
-        <w:rPr>
-          <w:lang w:val="en-US"/>
-        </w:rPr>
-        <w:t xml:space="preserve"> </w:t>
-      </w:r>
-      <w:proofErr w:type="spellStart"/>
-      <w:r>
-        <w:rPr>
-          <w:lang w:val="en-US"/>
-        </w:rPr>
-        <w:t>af</w:t>
-      </w:r>
-      <w:proofErr w:type="spellEnd"/>
-      <w:r>
-        <w:rPr>
-          <w:lang w:val="en-US"/>
-        </w:rPr>
-        <w:t xml:space="preserve"> </w:t>
-      </w:r>
-      <w:proofErr w:type="spellStart"/>
-      <w:r>
-        <w:rPr>
-          <w:b/>
-          <w:bCs/>
-          <w:i/>
-          <w:iCs/>
-          <w:lang w:val="en-US"/>
-        </w:rPr>
-        <w:t>project_id</w:t>
-      </w:r>
-      <w:proofErr w:type="spellEnd"/>
-      <w:r>
-        <w:rPr>
-          <w:lang w:val="en-US"/>
-        </w:rPr>
-        <w:t>,</w:t>
-      </w:r>
-      <w:r>
-        <w:rPr>
-          <w:b/>
-          <w:bCs/>
-          <w:i/>
-          <w:iCs/>
-          <w:lang w:val="en-US"/>
-        </w:rPr>
-        <w:t xml:space="preserve"> </w:t>
-      </w:r>
-      <w:proofErr w:type="spellStart"/>
-      <w:r>
-        <w:rPr>
-          <w:b/>
-          <w:bCs/>
-          <w:i/>
-          <w:iCs/>
-          <w:lang w:val="en-US"/>
-        </w:rPr>
-        <w:t>model_id</w:t>
-      </w:r>
-      <w:proofErr w:type="spellEnd"/>
-      <w:r>
-        <w:rPr>
-          <w:lang w:val="en-US"/>
-        </w:rPr>
-        <w:t xml:space="preserve">, </w:t>
-      </w:r>
-      <w:proofErr w:type="spellStart"/>
-      <w:r>
-        <w:rPr>
-          <w:b/>
-          <w:bCs/>
-          <w:i/>
-          <w:iCs/>
-          <w:lang w:val="en-US"/>
-        </w:rPr>
-        <w:t>cell_no</w:t>
-      </w:r>
-      <w:proofErr w:type="spellEnd"/>
-      <w:r>
-        <w:rPr>
-          <w:lang w:val="en-US"/>
-        </w:rPr>
-        <w:t xml:space="preserve"> </w:t>
-      </w:r>
-      <w:proofErr w:type="spellStart"/>
-      <w:r>
-        <w:rPr>
-          <w:lang w:val="en-US"/>
-        </w:rPr>
-        <w:t>og</w:t>
-      </w:r>
-      <w:proofErr w:type="spellEnd"/>
-      <w:r>
-        <w:rPr>
-          <w:lang w:val="en-US"/>
-        </w:rPr>
-        <w:t xml:space="preserve"> </w:t>
-      </w:r>
-      <w:proofErr w:type="spellStart"/>
-      <w:r>
-        <w:rPr>
-          <w:b/>
-          <w:bCs/>
-          <w:i/>
-          <w:iCs/>
-          <w:lang w:val="en-US"/>
-        </w:rPr>
-        <w:t>dat</w:t>
-      </w:r>
-      <w:r>
-        <w:rPr>
-          <w:b/>
-          <w:bCs/>
-          <w:i/>
-          <w:iCs/>
-          <w:lang w:val="en-US"/>
-        </w:rPr>
-        <w:t>e</w:t>
-      </w:r>
-      <w:r>
-        <w:rPr>
-          <w:b/>
-          <w:bCs/>
-          <w:i/>
-          <w:iCs/>
-          <w:lang w:val="en-US"/>
-        </w:rPr>
-        <w:t>_stamp</w:t>
-      </w:r>
-      <w:proofErr w:type="spellEnd"/>
-    </w:p>
-    <w:p>
-      <w:pPr>
-        <w:ind w:left="100"/>
-        <w:rPr>
-          <w:lang w:val="da-DK"/>
-        </w:rPr>
-      </w:pPr>
-    </w:p>
-    <w:p>
-      <w:pPr>
-        <w:pStyle w:val="Overskrift3"/>
-        <w:rPr>
-          <w:lang w:val="da-DK"/>
-        </w:rPr>
-      </w:pPr>
-      <w:r>
-        <w:rPr>
-          <w:lang w:val="da-DK"/>
-        </w:rPr>
-        <w:t xml:space="preserve">Tabel: </w:t>
-      </w:r>
-      <w:proofErr w:type="spellStart"/>
-      <w:r>
-        <w:rPr>
-          <w:lang w:val="da-DK"/>
-        </w:rPr>
-        <w:t>tgv_cell_calculations</w:t>
-      </w:r>
-      <w:proofErr w:type="spellEnd"/>
-      <w:r>
-        <w:rPr>
-          <w:lang w:val="da-DK"/>
-        </w:rPr>
-        <w:t xml:space="preserve"> </w:t>
-      </w:r>
-      <w:r>
-        <w:rPr>
-          <w:lang w:val="da-DK"/>
-        </w:rPr>
-        <w:br/>
-      </w:r>
-    </w:p>
-    <w:p>
-      <w:pPr>
-        <w:rPr>
-          <w:lang w:val="da-DK"/>
-        </w:rPr>
-      </w:pPr>
-      <w:proofErr w:type="spellStart"/>
-      <w:r>
-        <w:rPr>
-          <w:b/>
-          <w:bCs/>
-          <w:i/>
-          <w:iCs/>
-          <w:lang w:val="da-DK"/>
-        </w:rPr>
-        <w:t>tgv_</w:t>
-      </w:r>
-      <w:r>
-        <w:rPr>
-          <w:b/>
-          <w:bCs/>
-          <w:i/>
-          <w:iCs/>
-          <w:lang w:val="da-DK"/>
-        </w:rPr>
-        <w:t>calculations</w:t>
-      </w:r>
-      <w:proofErr w:type="spellEnd"/>
-      <w:r>
-        <w:rPr>
-          <w:lang w:val="da-DK"/>
-        </w:rPr>
-        <w:t xml:space="preserve"> indeholder oplysninger </w:t>
-      </w:r>
-      <w:r>
-        <w:rPr>
-          <w:lang w:val="da-DK"/>
-        </w:rPr>
-        <w:t>om</w:t>
-      </w:r>
-      <w:r>
-        <w:rPr>
-          <w:lang w:val="da-DK"/>
-        </w:rPr>
-        <w:t xml:space="preserve"> dags-opsummeringer på celle-niveau</w:t>
-      </w:r>
-      <w:r>
-        <w:rPr>
-          <w:lang w:val="da-DK"/>
-        </w:rPr>
-        <w:t xml:space="preserve">. </w:t>
-      </w:r>
-    </w:p>
-    <w:p>
-      <w:pPr>
-        <w:rPr>
-          <w:lang w:val="da-DK"/>
-        </w:rPr>
-      </w:pPr>
-      <w:r>
-        <w:rPr>
-          <w:lang w:val="da-DK"/>
-        </w:rPr>
-        <w:t xml:space="preserve">Kolonner: </w:t>
+          <w:lang w:val="da-DK"/>
+        </w:rPr>
+        <w:t>key</w:t>
+      </w:r>
+      <w:proofErr w:type="spellEnd"/>
+      <w:r>
+        <w:rPr>
+          <w:lang w:val="da-DK"/>
+        </w:rPr>
+        <w:t xml:space="preserve">, dvs. navnet udgør en unik nøgle for tabellen. </w:t>
       </w:r>
     </w:p>
     <w:p>
@@ -6657,14 +6505,42 @@
           <w:iCs/>
           <w:lang w:val="da-DK"/>
         </w:rPr>
-        <w:t>project_id</w:t>
-      </w:r>
-      <w:proofErr w:type="spellEnd"/>
-      <w:r>
-        <w:rPr>
-          <w:lang w:val="da-DK"/>
-        </w:rPr>
-        <w:t xml:space="preserve"> : tekst – Navnet på projektet, f.eks. ”Bakkeby”. </w:t>
+        <w:t>model</w:t>
+      </w:r>
+      <w:r>
+        <w:rPr>
+          <w:b/>
+          <w:bCs/>
+          <w:i/>
+          <w:iCs/>
+          <w:lang w:val="da-DK"/>
+        </w:rPr>
+        <w:t>_id</w:t>
+      </w:r>
+      <w:proofErr w:type="spellEnd"/>
+      <w:r>
+        <w:rPr>
+          <w:lang w:val="da-DK"/>
+        </w:rPr>
+        <w:t xml:space="preserve">: </w:t>
+      </w:r>
+      <w:r>
+        <w:rPr>
+          <w:lang w:val="da-DK"/>
+        </w:rPr>
+        <w:t>(PK)</w:t>
+      </w:r>
+      <w:r>
+        <w:rPr>
+          <w:lang w:val="da-DK"/>
+        </w:rPr>
+        <w:t xml:space="preserve"> </w:t>
+      </w:r>
+      <w:r>
+        <w:rPr>
+          <w:lang w:val="da-DK"/>
+        </w:rPr>
+        <w:t>tekst – Navnet på modellen, som data tilhøreror tabellen.</w:t>
       </w:r>
     </w:p>
     <w:p>
@@ -6675,7 +6551,7 @@
           <w:numId w:val="16"/>
         </w:numPr>
         <w:rPr>
-          <w:lang w:val="da-DK"/>
+          <w:lang w:val="en-US"/>
         </w:rPr>
       </w:pPr>
       <w:proofErr w:type="spellStart"/>
@@ -6685,26 +6561,48 @@
           <w:bCs/>
           <w:i/>
           <w:iCs/>
-          <w:lang w:val="da-DK"/>
-        </w:rPr>
-        <w:t>model</w:t>
-      </w:r>
-      <w:r>
-        <w:rPr>
-          <w:b/>
-          <w:bCs/>
-          <w:i/>
-          <w:iCs/>
-          <w:lang w:val="da-DK"/>
-        </w:rPr>
-        <w:t>_id</w:t>
-      </w:r>
-      <w:proofErr w:type="spellEnd"/>
-      <w:r>
-        <w:rPr>
-          <w:lang w:val="da-DK"/>
-        </w:rPr>
-        <w:t xml:space="preserve"> : tekst – Navnet på modellen, som data tilhøreror tabellen.</w:t>
+          <w:lang w:val="en-US"/>
+        </w:rPr>
+        <w:t>cell_no</w:t>
+      </w:r>
+      <w:proofErr w:type="spellEnd"/>
+      <w:r>
+        <w:rPr>
+          <w:lang w:val="en-US"/>
+        </w:rPr>
+        <w:t xml:space="preserve">: </w:t>
+      </w:r>
+      <w:r>
+        <w:rPr>
+          <w:lang w:val="en-US"/>
+        </w:rPr>
+        <w:t>(PK)</w:t>
+      </w:r>
+      <w:r>
+        <w:rPr>
+          <w:lang w:val="en-US"/>
+        </w:rPr>
+        <w:t xml:space="preserve"> </w:t>
+      </w:r>
+      <w:r>
+        <w:rPr>
+          <w:lang w:val="en-US"/>
+        </w:rPr>
+        <w:t xml:space="preserve">Reference til </w:t>
+      </w:r>
+      <w:proofErr w:type="spellStart"/>
+      <w:r>
+        <w:rPr>
+          <w:lang w:val="en-US"/>
+        </w:rPr>
+        <w:t>celle</w:t>
+      </w:r>
+      <w:proofErr w:type="spellEnd"/>
+      <w:r>
+        <w:rPr>
+          <w:lang w:val="en-US"/>
+        </w:rPr>
+        <w:t xml:space="preserve"> </w:t>
       </w:r>
     </w:p>
     <w:p>
@@ -6715,7 +6613,7 @@
           <w:numId w:val="16"/>
         </w:numPr>
         <w:rPr>
-          <w:lang w:val="en-US"/>
+          <w:lang w:val="da-DK"/>
         </w:rPr>
       </w:pPr>
       <w:proofErr w:type="spellStart"/>
@@ -6725,44 +6623,60 @@
           <w:bCs/>
           <w:i/>
           <w:iCs/>
-          <w:lang w:val="en-US"/>
-        </w:rPr>
-        <w:t>cell_no</w:t>
-      </w:r>
-      <w:proofErr w:type="spellEnd"/>
-      <w:r>
-        <w:rPr>
-          <w:lang w:val="en-US"/>
-        </w:rPr>
-        <w:t xml:space="preserve">: Reference </w:t>
-      </w:r>
-      <w:proofErr w:type="spellStart"/>
-      <w:r>
-        <w:rPr>
-          <w:lang w:val="en-US"/>
-        </w:rPr>
-        <w:t>til</w:t>
-      </w:r>
-      <w:proofErr w:type="spellEnd"/>
-      <w:r>
-        <w:rPr>
-          <w:lang w:val="en-US"/>
+          <w:lang w:val="da-DK"/>
+        </w:rPr>
+        <w:t>date_stamp</w:t>
+      </w:r>
+      <w:proofErr w:type="spellEnd"/>
+      <w:r>
+        <w:rPr>
+          <w:b/>
+          <w:bCs/>
+          <w:i/>
+          <w:iCs/>
+          <w:lang w:val="da-DK"/>
+        </w:rPr>
+        <w:t>:</w:t>
+      </w:r>
+      <w:r>
+        <w:rPr>
+          <w:lang w:val="da-DK"/>
         </w:rPr>
         <w:t xml:space="preserve"> </w:t>
       </w:r>
-      <w:proofErr w:type="spellStart"/>
-      <w:r>
-        <w:rPr>
-          <w:lang w:val="en-US"/>
-        </w:rPr>
-        <w:t>celle</w:t>
-      </w:r>
-      <w:proofErr w:type="spellEnd"/>
-      <w:r>
-        <w:rPr>
-          <w:lang w:val="en-US"/>
-        </w:rPr>
-        <w:t xml:space="preserve"> </w:t>
+      <w:r>
+        <w:rPr>
+          <w:lang w:val="da-DK"/>
+        </w:rPr>
+        <w:t xml:space="preserve">(PK) </w:t>
+      </w:r>
+      <w:r>
+        <w:rPr>
+          <w:lang w:val="da-DK"/>
+        </w:rPr>
+        <w:t>Date</w:t>
+      </w:r>
+      <w:r>
+        <w:rPr>
+          <w:b/>
+          <w:bCs/>
+          <w:i/>
+          <w:iCs/>
+          <w:lang w:val="da-DK"/>
+        </w:rPr>
+        <w:t xml:space="preserve"> –</w:t>
+      </w:r>
+      <w:r>
+        <w:rPr>
+          <w:lang w:val="da-DK"/>
+        </w:rPr>
+        <w:t xml:space="preserve"> dato for dybdemåli</w:t>
+      </w:r>
+      <w:r>
+        <w:rPr>
+          <w:lang w:val="da-DK"/>
+        </w:rPr>
+        <w:t>ng.</w:t>
       </w:r>
     </w:p>
     <w:p>
@@ -6773,53 +6687,93 @@
           <w:numId w:val="16"/>
         </w:numPr>
         <w:rPr>
-          <w:lang w:val="en-US"/>
-        </w:rPr>
-      </w:pPr>
+          <w:lang w:val="da-DK"/>
+        </w:rPr>
+      </w:pPr>
+      <w:proofErr w:type="spellStart"/>
       <w:r>
         <w:rPr>
           <w:b/>
           <w:bCs/>
           <w:i/>
           <w:iCs/>
-          <w:lang w:val="en-US"/>
-        </w:rPr>
-        <w:t>year</w:t>
-      </w:r>
-      <w:r>
-        <w:rPr>
-          <w:lang w:val="en-US"/>
+          <w:lang w:val="da-DK"/>
+        </w:rPr>
+        <w:t>p</w:t>
+      </w:r>
+      <w:r>
+        <w:rPr>
+          <w:b/>
+          <w:bCs/>
+          <w:i/>
+          <w:iCs/>
+          <w:lang w:val="da-DK"/>
+        </w:rPr>
+        <w:t>date_stamp</w:t>
+      </w:r>
+      <w:proofErr w:type="spellEnd"/>
+      <w:r>
+        <w:rPr>
+          <w:b/>
+          <w:bCs/>
+          <w:i/>
+          <w:iCs/>
+          <w:lang w:val="da-DK"/>
         </w:rPr>
         <w:t>:</w:t>
       </w:r>
       <w:r>
         <w:rPr>
-          <w:lang w:val="en-US"/>
+          <w:lang w:val="da-DK"/>
+        </w:rPr>
+        <w:t xml:space="preserve"> Date</w:t>
+      </w:r>
+      <w:r>
+        <w:rPr>
+          <w:b/>
+          <w:bCs/>
+          <w:i/>
+          <w:iCs/>
+          <w:lang w:val="da-DK"/>
+        </w:rPr>
+        <w:t xml:space="preserve"> –</w:t>
+      </w:r>
+      <w:r>
+        <w:rPr>
+          <w:lang w:val="da-DK"/>
         </w:rPr>
         <w:t xml:space="preserve"> </w:t>
       </w:r>
-      <w:proofErr w:type="spellStart"/>
-      <w:r>
-        <w:rPr>
-          <w:lang w:val="en-US"/>
-        </w:rPr>
-        <w:t>Årstal</w:t>
-      </w:r>
-      <w:proofErr w:type="spellEnd"/>
-      <w:r>
-        <w:rPr>
-          <w:lang w:val="en-US"/>
-        </w:rPr>
-        <w:t xml:space="preserve"> for </w:t>
-      </w:r>
-      <w:proofErr w:type="spellStart"/>
-      <w:r>
-        <w:rPr>
-          <w:lang w:val="en-US"/>
-        </w:rPr>
-        <w:t>opsummering</w:t>
-      </w:r>
-      <w:proofErr w:type="spellEnd"/>
+      <w:r>
+        <w:rPr>
+          <w:lang w:val="da-DK"/>
+        </w:rPr>
+        <w:t>basis</w:t>
+      </w:r>
+      <w:r>
+        <w:rPr>
+          <w:lang w:val="da-DK"/>
+        </w:rPr>
+        <w:t xml:space="preserve">dato for </w:t>
+      </w:r>
+      <w:r>
+        <w:rPr>
+          <w:lang w:val="da-DK"/>
+        </w:rPr>
+        <w:t xml:space="preserve">interpoleret </w:t>
+      </w:r>
+      <w:r>
+        <w:rPr>
+          <w:lang w:val="da-DK"/>
+        </w:rPr>
+        <w:t>dybdemåli</w:t>
+      </w:r>
+      <w:r>
+        <w:rPr>
+          <w:lang w:val="da-DK"/>
+        </w:rPr>
+        <w:t>ng.</w:t>
+      </w:r>
     </w:p>
     <w:p>
       <w:pPr>
@@ -6829,47 +6783,182 @@
           <w:numId w:val="16"/>
         </w:numPr>
         <w:rPr>
-          <w:lang w:val="da-DK"/>
-        </w:rPr>
-      </w:pPr>
-      <w:proofErr w:type="spellStart"/>
+          <w:lang w:val="en-US"/>
+        </w:rPr>
+      </w:pPr>
       <w:r>
         <w:rPr>
           <w:b/>
           <w:bCs/>
           <w:i/>
           <w:iCs/>
-          <w:lang w:val="da-DK"/>
-        </w:rPr>
-        <w:lastRenderedPageBreak/>
-        <w:t>days_tot</w:t>
-      </w:r>
-      <w:proofErr w:type="spellEnd"/>
-      <w:r>
-        <w:rPr>
-          <w:lang w:val="da-DK"/>
+          <w:lang w:val="en-US"/>
+        </w:rPr>
+        <w:t>depth</w:t>
+      </w:r>
+      <w:r>
+        <w:rPr>
+          <w:lang w:val="en-US"/>
         </w:rPr>
         <w:t xml:space="preserve">: </w:t>
       </w:r>
-      <w:proofErr w:type="spellStart"/>
-      <w:r>
-        <w:rPr>
-          <w:lang w:val="da-DK"/>
-        </w:rPr>
-        <w:t>integer</w:t>
-      </w:r>
-      <w:proofErr w:type="spellEnd"/>
-      <w:r>
-        <w:rPr>
-          <w:lang w:val="da-DK"/>
-        </w:rPr>
-        <w:t xml:space="preserve"> – antal dage</w:t>
-      </w:r>
-      <w:r>
-        <w:rPr>
-          <w:lang w:val="da-DK"/>
-        </w:rPr>
-        <w:t xml:space="preserve"> samlet (normal 365)</w:t>
+      <w:r>
+        <w:rPr>
+          <w:lang w:val="en-US"/>
+        </w:rPr>
+        <w:t>Real</w:t>
+      </w:r>
+      <w:r>
+        <w:rPr>
+          <w:lang w:val="en-US"/>
+        </w:rPr>
+        <w:t xml:space="preserve"> – </w:t>
+      </w:r>
+      <w:proofErr w:type="spellStart"/>
+      <w:r>
+        <w:rPr>
+          <w:lang w:val="en-US"/>
+        </w:rPr>
+        <w:t>D</w:t>
+      </w:r>
+      <w:r>
+        <w:rPr>
+          <w:lang w:val="en-US"/>
+        </w:rPr>
+        <w:t>ybde</w:t>
+      </w:r>
+      <w:proofErr w:type="spellEnd"/>
+      <w:r>
+        <w:rPr>
+          <w:lang w:val="en-US"/>
+        </w:rPr>
+        <w:t xml:space="preserve"> </w:t>
+      </w:r>
+      <w:proofErr w:type="spellStart"/>
+      <w:r>
+        <w:rPr>
+          <w:lang w:val="en-US"/>
+        </w:rPr>
+        <w:t>i</w:t>
+      </w:r>
+      <w:proofErr w:type="spellEnd"/>
+      <w:r>
+        <w:rPr>
+          <w:lang w:val="en-US"/>
+        </w:rPr>
+        <w:t xml:space="preserve"> m</w:t>
+      </w:r>
+      <w:r>
+        <w:rPr>
+          <w:lang w:val="en-US"/>
+        </w:rPr>
+        <w:t>eter.</w:t>
+      </w:r>
+      <w:r>
+        <w:rPr>
+          <w:lang w:val="en-US"/>
+        </w:rPr>
+        <w:br/>
+      </w:r>
+    </w:p>
+    <w:p>
+      <w:pPr>
+        <w:pStyle w:val="Overskrift3"/>
+        <w:rPr>
+          <w:lang w:val="da-DK"/>
+        </w:rPr>
+      </w:pPr>
+      <w:r>
+        <w:rPr>
+          <w:lang w:val="da-DK"/>
+        </w:rPr>
+        <w:t xml:space="preserve">Tabel: </w:t>
+      </w:r>
+      <w:proofErr w:type="spellStart"/>
+      <w:r>
+        <w:rPr>
+          <w:lang w:val="da-DK"/>
+        </w:rPr>
+        <w:t>tgv_cell_calculations</w:t>
+      </w:r>
+      <w:proofErr w:type="spellEnd"/>
+      <w:r>
+        <w:rPr>
+          <w:lang w:val="da-DK"/>
+        </w:rPr>
+        <w:t xml:space="preserve"> </w:t>
+      </w:r>
+      <w:r>
+        <w:rPr>
+          <w:lang w:val="da-DK"/>
+        </w:rPr>
+        <w:br/>
+      </w:r>
+    </w:p>
+    <w:p>
+      <w:pPr>
+        <w:rPr>
+          <w:lang w:val="da-DK"/>
+        </w:rPr>
+      </w:pPr>
+      <w:proofErr w:type="spellStart"/>
+      <w:r>
+        <w:rPr>
+          <w:b/>
+          <w:bCs/>
+          <w:i/>
+          <w:iCs/>
+          <w:lang w:val="da-DK"/>
+        </w:rPr>
+        <w:t>tgv_</w:t>
+      </w:r>
+      <w:r>
+        <w:rPr>
+          <w:b/>
+          <w:bCs/>
+          <w:i/>
+          <w:iCs/>
+          <w:lang w:val="da-DK"/>
+        </w:rPr>
+        <w:t>calculations</w:t>
+      </w:r>
+      <w:proofErr w:type="spellEnd"/>
+      <w:r>
+        <w:rPr>
+          <w:lang w:val="da-DK"/>
+        </w:rPr>
+        <w:t xml:space="preserve"> indeholder oplysninger </w:t>
+      </w:r>
+      <w:r>
+        <w:rPr>
+          <w:lang w:val="da-DK"/>
+        </w:rPr>
+        <w:t>om</w:t>
+      </w:r>
+      <w:r>
+        <w:rPr>
+          <w:lang w:val="da-DK"/>
+        </w:rPr>
+        <w:t xml:space="preserve"> dags-opsummeringer på celle-niveau</w:t>
+      </w:r>
+      <w:r>
+        <w:rPr>
+          <w:lang w:val="da-DK"/>
+        </w:rPr>
+        <w:t xml:space="preserve">. </w:t>
+      </w:r>
+    </w:p>
+    <w:p>
+      <w:pPr>
+        <w:rPr>
+          <w:lang w:val="da-DK"/>
+        </w:rPr>
+      </w:pPr>
+      <w:r>
+        <w:rPr>
+          <w:lang w:val="da-DK"/>
+        </w:rPr>
+        <w:t xml:space="preserve">Kolonner: </w:t>
       </w:r>
     </w:p>
     <w:p>
@@ -6883,6 +6972,7 @@
           <w:lang w:val="da-DK"/>
         </w:rPr>
       </w:pPr>
+      <w:proofErr w:type="spellStart"/>
       <w:r>
         <w:rPr>
           <w:b/>
@@ -6891,8 +6981,9 @@
           <w:iCs/>
           <w:lang w:val="da-DK"/>
         </w:rPr>
-        <w:t>days_</w:t>
-      </w:r>
+        <w:t>project_id</w:t>
+      </w:r>
+      <w:proofErr w:type="spellEnd"/>
       <w:r>
         <w:rPr>
           <w:b/>
@@ -6901,33 +6992,25 @@
           <w:iCs/>
           <w:lang w:val="da-DK"/>
         </w:rPr>
-        <w:t>mut1</w:t>
-      </w:r>
-      <w:r>
-        <w:rPr>
-          <w:lang w:val="da-DK"/>
-        </w:rPr>
-        <w:t xml:space="preserve">: </w:t>
-      </w:r>
-      <w:proofErr w:type="spellStart"/>
-      <w:r>
-        <w:rPr>
-          <w:lang w:val="da-DK"/>
-        </w:rPr>
-        <w:t>integer</w:t>
-      </w:r>
-      <w:proofErr w:type="spellEnd"/>
-      <w:r>
-        <w:rPr>
-          <w:lang w:val="da-DK"/>
-        </w:rPr>
-        <w:t xml:space="preserve"> – antal dage</w:t>
-      </w:r>
-      <w:r>
-        <w:rPr>
-          <w:lang w:val="da-DK"/>
-        </w:rPr>
-        <w:t xml:space="preserve"> hvor vanddybde er mindre en 1 meter</w:t>
+        <w:t>:</w:t>
+      </w:r>
+      <w:r>
+        <w:rPr>
+          <w:lang w:val="da-DK"/>
+        </w:rPr>
+        <w:t xml:space="preserve"> </w:t>
+      </w:r>
+      <w:r>
+        <w:rPr>
+          <w:lang w:val="da-DK"/>
+        </w:rPr>
+        <w:t>(PK)</w:t>
+      </w:r>
+      <w:r>
+        <w:rPr>
+          <w:lang w:val="da-DK"/>
+        </w:rPr>
+        <w:t xml:space="preserve"> tekst – Navnet på projektet, f.eks. ”Bakkeby”. </w:t>
       </w:r>
     </w:p>
     <w:p>
@@ -6941,6 +7024,7 @@
           <w:lang w:val="da-DK"/>
         </w:rPr>
       </w:pPr>
+      <w:proofErr w:type="spellStart"/>
       <w:r>
         <w:rPr>
           <w:b/>
@@ -6949,7 +7033,7 @@
           <w:iCs/>
           <w:lang w:val="da-DK"/>
         </w:rPr>
-        <w:t>days_</w:t>
+        <w:t>model</w:t>
       </w:r>
       <w:r>
         <w:rPr>
@@ -6959,277 +7043,50 @@
           <w:iCs/>
           <w:lang w:val="da-DK"/>
         </w:rPr>
-        <w:t>mut2</w:t>
-      </w:r>
-      <w:r>
-        <w:rPr>
-          <w:lang w:val="da-DK"/>
-        </w:rPr>
-        <w:t xml:space="preserve">: </w:t>
-      </w:r>
-      <w:proofErr w:type="spellStart"/>
-      <w:r>
-        <w:rPr>
-          <w:lang w:val="da-DK"/>
-        </w:rPr>
-        <w:t>integer</w:t>
-      </w:r>
-      <w:proofErr w:type="spellEnd"/>
-      <w:r>
-        <w:rPr>
-          <w:lang w:val="da-DK"/>
-        </w:rPr>
-        <w:t xml:space="preserve"> – antal dage</w:t>
-      </w:r>
-      <w:r>
-        <w:rPr>
-          <w:lang w:val="da-DK"/>
-        </w:rPr>
-        <w:t xml:space="preserve"> hvor vanddybde er mindre en 2 meter</w:t>
-      </w:r>
-    </w:p>
-    <w:p>
-      <w:pPr>
-        <w:ind w:left="100"/>
-        <w:rPr>
-          <w:lang w:val="en-US"/>
-        </w:rPr>
-      </w:pPr>
-      <w:r>
-        <w:rPr>
-          <w:lang w:val="en-US"/>
-        </w:rPr>
-        <w:t xml:space="preserve">Primary key er </w:t>
-      </w:r>
-      <w:proofErr w:type="spellStart"/>
-      <w:r>
-        <w:rPr>
-          <w:lang w:val="en-US"/>
-        </w:rPr>
-        <w:t>en</w:t>
-      </w:r>
-      <w:proofErr w:type="spellEnd"/>
-      <w:r>
-        <w:rPr>
-          <w:lang w:val="en-US"/>
-        </w:rPr>
-        <w:t xml:space="preserve"> </w:t>
-      </w:r>
-      <w:proofErr w:type="spellStart"/>
-      <w:r>
-        <w:rPr>
-          <w:lang w:val="en-US"/>
-        </w:rPr>
-        <w:t>kombination</w:t>
-      </w:r>
-      <w:proofErr w:type="spellEnd"/>
-      <w:r>
-        <w:rPr>
-          <w:lang w:val="en-US"/>
-        </w:rPr>
-        <w:t xml:space="preserve"> </w:t>
-      </w:r>
-      <w:proofErr w:type="spellStart"/>
-      <w:r>
-        <w:rPr>
-          <w:lang w:val="en-US"/>
-        </w:rPr>
-        <w:t>af</w:t>
-      </w:r>
-      <w:proofErr w:type="spellEnd"/>
-      <w:r>
-        <w:rPr>
-          <w:lang w:val="en-US"/>
-        </w:rPr>
-        <w:t>:</w:t>
-      </w:r>
-      <w:r>
-        <w:rPr>
-          <w:lang w:val="en-US"/>
-        </w:rPr>
-        <w:t xml:space="preserve"> </w:t>
-      </w:r>
-      <w:proofErr w:type="spellStart"/>
+        <w:t>_</w:t>
+      </w:r>
+      <w:proofErr w:type="gramStart"/>
       <w:r>
         <w:rPr>
           <w:b/>
           <w:bCs/>
           <w:i/>
           <w:iCs/>
-          <w:lang w:val="en-US"/>
-        </w:rPr>
-        <w:t>project_id</w:t>
-      </w:r>
-      <w:proofErr w:type="spellEnd"/>
-      <w:r>
-        <w:rPr>
-          <w:lang w:val="en-US"/>
-        </w:rPr>
-        <w:t>,</w:t>
-      </w:r>
-      <w:r>
-        <w:rPr>
-          <w:b/>
-          <w:bCs/>
-          <w:i/>
-          <w:iCs/>
-          <w:lang w:val="en-US"/>
+          <w:lang w:val="da-DK"/>
+        </w:rPr>
+        <w:t>id</w:t>
+      </w:r>
+      <w:proofErr w:type="spellEnd"/>
+      <w:r>
+        <w:rPr>
+          <w:lang w:val="da-DK"/>
+        </w:rPr>
+        <w:t xml:space="preserve"> :</w:t>
+      </w:r>
+      <w:proofErr w:type="gramEnd"/>
+      <w:r>
+        <w:rPr>
+          <w:lang w:val="da-DK"/>
         </w:rPr>
         <w:t xml:space="preserve"> </w:t>
       </w:r>
-      <w:proofErr w:type="spellStart"/>
-      <w:r>
-        <w:rPr>
-          <w:b/>
-          <w:bCs/>
-          <w:i/>
-          <w:iCs/>
-          <w:lang w:val="en-US"/>
-        </w:rPr>
-        <w:t>model_id</w:t>
-      </w:r>
-      <w:proofErr w:type="spellEnd"/>
-      <w:r>
-        <w:rPr>
-          <w:lang w:val="en-US"/>
-        </w:rPr>
-        <w:t xml:space="preserve">, </w:t>
-      </w:r>
-      <w:r>
-        <w:rPr>
-          <w:b/>
-          <w:bCs/>
-          <w:i/>
-          <w:iCs/>
-          <w:lang w:val="en-US"/>
-        </w:rPr>
-        <w:t>year</w:t>
-      </w:r>
-      <w:r>
-        <w:rPr>
-          <w:lang w:val="en-US"/>
+      <w:r>
+        <w:rPr>
+          <w:lang w:val="da-DK"/>
+        </w:rPr>
+        <w:t>(PK)</w:t>
+      </w:r>
+      <w:r>
+        <w:rPr>
+          <w:lang w:val="da-DK"/>
         </w:rPr>
         <w:t xml:space="preserve"> </w:t>
       </w:r>
-      <w:proofErr w:type="spellStart"/>
-      <w:r>
-        <w:rPr>
-          <w:lang w:val="en-US"/>
-        </w:rPr>
-        <w:t>og</w:t>
-      </w:r>
-      <w:proofErr w:type="spellEnd"/>
-      <w:r>
-        <w:rPr>
-          <w:lang w:val="en-US"/>
-        </w:rPr>
-        <w:t xml:space="preserve"> </w:t>
-      </w:r>
-      <w:proofErr w:type="spellStart"/>
-      <w:r>
-        <w:rPr>
-          <w:b/>
-          <w:bCs/>
-          <w:i/>
-          <w:iCs/>
-          <w:lang w:val="en-US"/>
-        </w:rPr>
-        <w:t>cell_no</w:t>
-      </w:r>
-      <w:proofErr w:type="spellEnd"/>
-      <w:r>
-        <w:rPr>
-          <w:lang w:val="en-US"/>
-        </w:rPr>
-        <w:br/>
-      </w:r>
-    </w:p>
-    <w:p>
-      <w:pPr>
-        <w:pStyle w:val="Overskrift3"/>
-        <w:rPr>
-          <w:lang w:val="en-US"/>
-        </w:rPr>
-      </w:pPr>
-      <w:r>
-        <w:rPr>
-          <w:lang w:val="en-US"/>
-        </w:rPr>
-        <w:t xml:space="preserve">Tabel: </w:t>
-      </w:r>
-      <w:proofErr w:type="spellStart"/>
-      <w:r>
-        <w:rPr>
-          <w:lang w:val="en-US"/>
-        </w:rPr>
-        <w:t>tgv_buildings</w:t>
-      </w:r>
-      <w:proofErr w:type="spellEnd"/>
-      <w:r>
-        <w:rPr>
-          <w:lang w:val="en-US"/>
-        </w:rPr>
-        <w:t xml:space="preserve"> </w:t>
-      </w:r>
-      <w:r>
-        <w:rPr>
-          <w:lang w:val="en-US"/>
-        </w:rPr>
-        <w:br/>
-      </w:r>
-    </w:p>
-    <w:p>
-      <w:pPr>
-        <w:rPr>
-          <w:lang w:val="da-DK"/>
-        </w:rPr>
-      </w:pPr>
-      <w:proofErr w:type="spellStart"/>
-      <w:r>
-        <w:rPr>
-          <w:b/>
-          <w:bCs/>
-          <w:i/>
-          <w:iCs/>
-          <w:lang w:val="da-DK"/>
-        </w:rPr>
-        <w:t>tgv_</w:t>
-      </w:r>
-      <w:r>
-        <w:rPr>
-          <w:b/>
-          <w:bCs/>
-          <w:i/>
-          <w:iCs/>
-          <w:lang w:val="da-DK"/>
-        </w:rPr>
-        <w:t>buildings</w:t>
-      </w:r>
-      <w:proofErr w:type="spellEnd"/>
-      <w:r>
-        <w:rPr>
-          <w:lang w:val="da-DK"/>
-        </w:rPr>
-        <w:t xml:space="preserve"> indeholder </w:t>
-      </w:r>
-      <w:r>
-        <w:rPr>
-          <w:lang w:val="da-DK"/>
-        </w:rPr>
-        <w:t>basis oplysninger for bygninger</w:t>
-      </w:r>
-    </w:p>
-    <w:p>
-      <w:pPr>
-        <w:rPr>
-          <w:lang w:val="da-DK"/>
-        </w:rPr>
-      </w:pPr>
-      <w:r>
-        <w:rPr>
-          <w:lang w:val="da-DK"/>
-        </w:rPr>
-        <w:t xml:space="preserve">Kolonner: </w:t>
+      <w:r>
+        <w:rPr>
+          <w:lang w:val="da-DK"/>
+        </w:rPr>
+        <w:t>tekst – Navnet på modellen, som data tilhøreror tabellen.</w:t>
       </w:r>
     </w:p>
     <w:p>
@@ -7240,7 +7097,7 @@
           <w:numId w:val="16"/>
         </w:numPr>
         <w:rPr>
-          <w:lang w:val="da-DK"/>
+          <w:lang w:val="en-US"/>
         </w:rPr>
       </w:pPr>
       <w:proofErr w:type="spellStart"/>
@@ -7250,36 +7107,62 @@
           <w:bCs/>
           <w:i/>
           <w:iCs/>
-          <w:lang w:val="da-DK"/>
-        </w:rPr>
-        <w:t>building_id</w:t>
-      </w:r>
-      <w:proofErr w:type="spellEnd"/>
-      <w:r>
-        <w:rPr>
-          <w:lang w:val="da-DK"/>
-        </w:rPr>
-        <w:t xml:space="preserve">: tekst – </w:t>
-      </w:r>
-      <w:r>
-        <w:rPr>
-          <w:lang w:val="da-DK"/>
-        </w:rPr>
-        <w:t xml:space="preserve">Unik nøgle for bygning, f.eks. </w:t>
-      </w:r>
-      <w:proofErr w:type="spellStart"/>
-      <w:r>
-        <w:rPr>
-          <w:lang w:val="da-DK"/>
-        </w:rPr>
-        <w:t>bbr</w:t>
-      </w:r>
-      <w:proofErr w:type="spellEnd"/>
-      <w:r>
-        <w:rPr>
-          <w:lang w:val="da-DK"/>
-        </w:rPr>
-        <w:t xml:space="preserve"> nr. </w:t>
+          <w:lang w:val="en-US"/>
+        </w:rPr>
+        <w:t>cell_no</w:t>
+      </w:r>
+      <w:proofErr w:type="spellEnd"/>
+      <w:r>
+        <w:rPr>
+          <w:lang w:val="en-US"/>
+        </w:rPr>
+        <w:t xml:space="preserve">: </w:t>
+      </w:r>
+      <w:r>
+        <w:rPr>
+          <w:lang w:val="en-US"/>
+        </w:rPr>
+        <w:t>(PK)</w:t>
+      </w:r>
+      <w:r>
+        <w:rPr>
+          <w:lang w:val="en-US"/>
+        </w:rPr>
+        <w:t xml:space="preserve"> </w:t>
+      </w:r>
+      <w:r>
+        <w:rPr>
+          <w:lang w:val="en-US"/>
+        </w:rPr>
+        <w:t xml:space="preserve">Reference </w:t>
+      </w:r>
+      <w:proofErr w:type="spellStart"/>
+      <w:r>
+        <w:rPr>
+          <w:lang w:val="en-US"/>
+        </w:rPr>
+        <w:t>til</w:t>
+      </w:r>
+      <w:proofErr w:type="spellEnd"/>
+      <w:r>
+        <w:rPr>
+          <w:lang w:val="en-US"/>
+        </w:rPr>
+        <w:t xml:space="preserve"> </w:t>
+      </w:r>
+      <w:proofErr w:type="spellStart"/>
+      <w:r>
+        <w:rPr>
+          <w:lang w:val="en-US"/>
+        </w:rPr>
+        <w:t>celle</w:t>
+      </w:r>
+      <w:proofErr w:type="spellEnd"/>
+      <w:r>
+        <w:rPr>
+          <w:lang w:val="en-US"/>
+        </w:rPr>
+        <w:t xml:space="preserve"> </w:t>
       </w:r>
     </w:p>
     <w:p>
@@ -7302,42 +7185,26 @@
           <w:iCs/>
           <w:lang w:val="da-DK"/>
         </w:rPr>
-        <w:t>municipality_code</w:t>
-      </w:r>
-      <w:proofErr w:type="spellEnd"/>
-      <w:r>
-        <w:rPr>
-          <w:b/>
-          <w:bCs/>
-          <w:i/>
-          <w:iCs/>
-          <w:lang w:val="da-DK"/>
-        </w:rPr>
-        <w:t>:</w:t>
-      </w:r>
-      <w:r>
-        <w:rPr>
-          <w:lang w:val="da-DK"/>
-        </w:rPr>
-        <w:t xml:space="preserve"> </w:t>
-      </w:r>
-      <w:r>
-        <w:rPr>
-          <w:lang w:val="da-DK"/>
-        </w:rPr>
-        <w:t>tekst</w:t>
-      </w:r>
-      <w:r>
-        <w:rPr>
-          <w:lang w:val="da-DK"/>
-        </w:rPr>
-        <w:t xml:space="preserve"> – </w:t>
-      </w:r>
-      <w:r>
-        <w:rPr>
-          <w:lang w:val="da-DK"/>
-        </w:rPr>
-        <w:t>Kommunekode.</w:t>
+        <w:t>year</w:t>
+      </w:r>
+      <w:proofErr w:type="spellEnd"/>
+      <w:r>
+        <w:rPr>
+          <w:lang w:val="da-DK"/>
+        </w:rPr>
+        <w:t xml:space="preserve">: </w:t>
+      </w:r>
+      <w:r>
+        <w:rPr>
+          <w:lang w:val="da-DK"/>
+        </w:rPr>
+        <w:t xml:space="preserve">(PK) </w:t>
+      </w:r>
+      <w:r>
+        <w:rPr>
+          <w:lang w:val="da-DK"/>
+        </w:rPr>
+        <w:t>Årstal for opsummering</w:t>
       </w:r>
     </w:p>
     <w:p>
@@ -7360,42 +7227,34 @@
           <w:iCs/>
           <w:lang w:val="da-DK"/>
         </w:rPr>
-        <w:t>Build_usage_code</w:t>
-      </w:r>
-      <w:proofErr w:type="spellEnd"/>
-      <w:r>
-        <w:rPr>
-          <w:b/>
-          <w:bCs/>
-          <w:i/>
-          <w:iCs/>
-          <w:lang w:val="da-DK"/>
-        </w:rPr>
-        <w:t>:</w:t>
-      </w:r>
-      <w:r>
-        <w:rPr>
-          <w:lang w:val="da-DK"/>
-        </w:rPr>
-        <w:t xml:space="preserve"> </w:t>
-      </w:r>
-      <w:r>
-        <w:rPr>
-          <w:lang w:val="da-DK"/>
-        </w:rPr>
-        <w:t>tekst</w:t>
-      </w:r>
-      <w:r>
-        <w:rPr>
-          <w:lang w:val="da-DK"/>
-        </w:rPr>
-        <w:t xml:space="preserve"> – </w:t>
-      </w:r>
-      <w:r>
-        <w:rPr>
-          <w:lang w:val="da-DK"/>
-        </w:rPr>
-        <w:t>Anvendelseskode.</w:t>
+        <w:t>days_tot</w:t>
+      </w:r>
+      <w:proofErr w:type="spellEnd"/>
+      <w:r>
+        <w:rPr>
+          <w:lang w:val="da-DK"/>
+        </w:rPr>
+        <w:t xml:space="preserve">: </w:t>
+      </w:r>
+      <w:proofErr w:type="spellStart"/>
+      <w:r>
+        <w:rPr>
+          <w:lang w:val="da-DK"/>
+        </w:rPr>
+        <w:t>integer</w:t>
+      </w:r>
+      <w:proofErr w:type="spellEnd"/>
+      <w:r>
+        <w:rPr>
+          <w:lang w:val="da-DK"/>
+        </w:rPr>
+        <w:t xml:space="preserve"> – antal dage</w:t>
+      </w:r>
+      <w:r>
+        <w:rPr>
+          <w:lang w:val="da-DK"/>
+        </w:rPr>
+        <w:t xml:space="preserve"> samlet (normal 365)</w:t>
       </w:r>
     </w:p>
     <w:p>
@@ -7418,9 +7277,9 @@
           <w:iCs/>
           <w:lang w:val="da-DK"/>
         </w:rPr>
-        <w:t>cellar_pct</w:t>
-      </w:r>
-      <w:proofErr w:type="spellEnd"/>
+        <w:lastRenderedPageBreak/>
+        <w:t>days_</w:t>
+      </w:r>
       <w:r>
         <w:rPr>
           <w:b/>
@@ -7429,31 +7288,48 @@
           <w:iCs/>
           <w:lang w:val="da-DK"/>
         </w:rPr>
-        <w:t>:</w:t>
-      </w:r>
-      <w:r>
-        <w:rPr>
-          <w:lang w:val="da-DK"/>
-        </w:rPr>
-        <w:t xml:space="preserve"> </w:t>
-      </w:r>
-      <w:r>
-        <w:rPr>
-          <w:lang w:val="da-DK"/>
-        </w:rPr>
-        <w:t>real</w:t>
-      </w:r>
-      <w:r>
-        <w:rPr>
-          <w:lang w:val="da-DK"/>
-        </w:rPr>
-        <w:t xml:space="preserve"> – </w:t>
-      </w:r>
-      <w:r>
-        <w:rPr>
-          <w:lang w:val="da-DK"/>
-        </w:rPr>
-        <w:t>Kælderprocent for bygning.</w:t>
+        <w:t>zero</w:t>
+      </w:r>
+      <w:proofErr w:type="spellEnd"/>
+      <w:r>
+        <w:rPr>
+          <w:lang w:val="da-DK"/>
+        </w:rPr>
+        <w:t xml:space="preserve">: </w:t>
+      </w:r>
+      <w:proofErr w:type="spellStart"/>
+      <w:r>
+        <w:rPr>
+          <w:lang w:val="da-DK"/>
+        </w:rPr>
+        <w:t>integer</w:t>
+      </w:r>
+      <w:proofErr w:type="spellEnd"/>
+      <w:r>
+        <w:rPr>
+          <w:lang w:val="da-DK"/>
+        </w:rPr>
+        <w:t xml:space="preserve"> – antal dage </w:t>
+      </w:r>
+      <w:proofErr w:type="spellStart"/>
+      <w:r>
+        <w:rPr>
+          <w:lang w:val="da-DK"/>
+        </w:rPr>
+        <w:t>dage</w:t>
+      </w:r>
+      <w:proofErr w:type="spellEnd"/>
+      <w:r>
+        <w:rPr>
+          <w:lang w:val="da-DK"/>
+        </w:rPr>
+        <w:t xml:space="preserve"> hvor difference mellem terrænhøjde og grundvandsdybde er </w:t>
+      </w:r>
+      <w:r>
+        <w:rPr>
+          <w:lang w:val="da-DK"/>
+        </w:rPr>
+        <w:t>meget tæt på 0.0</w:t>
       </w:r>
     </w:p>
     <w:p>
@@ -7467,7 +7343,6 @@
           <w:lang w:val="da-DK"/>
         </w:rPr>
       </w:pPr>
-      <w:proofErr w:type="spellStart"/>
       <w:r>
         <w:rPr>
           <w:b/>
@@ -7476,15 +7351,10 @@
           <w:iCs/>
           <w:lang w:val="da-DK"/>
         </w:rPr>
-        <w:t>Is_protected</w:t>
-      </w:r>
-      <w:proofErr w:type="spellEnd"/>
-      <w:r>
-        <w:rPr>
-          <w:b/>
-          <w:bCs/>
-          <w:i/>
-          <w:iCs/>
+        <w:t>days_mut1</w:t>
+      </w:r>
+      <w:r>
+        <w:rPr>
           <w:lang w:val="da-DK"/>
         </w:rPr>
         <w:t xml:space="preserve">: </w:t>
@@ -7494,218 +7364,38 @@
         <w:rPr>
           <w:lang w:val="da-DK"/>
         </w:rPr>
-        <w:t>boolean</w:t>
-      </w:r>
-      <w:proofErr w:type="spellEnd"/>
-      <w:r>
-        <w:rPr>
-          <w:lang w:val="da-DK"/>
-        </w:rPr>
-        <w:t xml:space="preserve"> – Om bygning har beskyttelses for vand, f.eks. omfangsdræn.</w:t>
-      </w:r>
-    </w:p>
-    <w:p>
-      <w:pPr>
-        <w:ind w:left="100"/>
-        <w:rPr>
-          <w:lang w:val="en-US"/>
-        </w:rPr>
-      </w:pPr>
-      <w:r>
-        <w:rPr>
-          <w:lang w:val="en-US"/>
-        </w:rPr>
-        <w:t xml:space="preserve">Primary key er </w:t>
-      </w:r>
-      <w:proofErr w:type="spellStart"/>
-      <w:r>
-        <w:rPr>
-          <w:lang w:val="en-US"/>
-        </w:rPr>
-        <w:t>kolonne</w:t>
-      </w:r>
-      <w:proofErr w:type="spellEnd"/>
-      <w:r>
-        <w:rPr>
-          <w:lang w:val="en-US"/>
-        </w:rPr>
-        <w:t>:</w:t>
-      </w:r>
-      <w:r>
-        <w:rPr>
-          <w:lang w:val="en-US"/>
-        </w:rPr>
-        <w:t xml:space="preserve"> </w:t>
-      </w:r>
-      <w:proofErr w:type="spellStart"/>
-      <w:r>
-        <w:rPr>
-          <w:b/>
-          <w:bCs/>
-          <w:i/>
-          <w:iCs/>
-          <w:lang w:val="en-US"/>
-        </w:rPr>
-        <w:t>building_id</w:t>
-      </w:r>
-      <w:proofErr w:type="spellEnd"/>
-      <w:r>
-        <w:rPr>
-          <w:lang w:val="en-US"/>
-        </w:rPr>
-        <w:br/>
-      </w:r>
-    </w:p>
-    <w:p>
-      <w:pPr>
-        <w:pStyle w:val="Overskrift3"/>
-        <w:rPr>
-          <w:lang w:val="da-DK"/>
-        </w:rPr>
-      </w:pPr>
-      <w:r>
-        <w:rPr>
-          <w:lang w:val="da-DK"/>
-        </w:rPr>
-        <w:t xml:space="preserve">Tabel: </w:t>
-      </w:r>
-      <w:proofErr w:type="spellStart"/>
-      <w:r>
-        <w:rPr>
-          <w:lang w:val="da-DK"/>
-        </w:rPr>
-        <w:t>tgv_building_c</w:t>
-      </w:r>
-      <w:r>
-        <w:rPr>
-          <w:lang w:val="da-DK"/>
-        </w:rPr>
-        <w:t>osts</w:t>
-      </w:r>
-      <w:proofErr w:type="spellEnd"/>
-      <w:r>
-        <w:rPr>
-          <w:lang w:val="da-DK"/>
-        </w:rPr>
-        <w:t xml:space="preserve"> </w:t>
-      </w:r>
-      <w:r>
-        <w:rPr>
-          <w:lang w:val="da-DK"/>
-        </w:rPr>
-        <w:br/>
-      </w:r>
-    </w:p>
-    <w:p>
-      <w:pPr>
-        <w:rPr>
-          <w:lang w:val="da-DK"/>
-        </w:rPr>
-      </w:pPr>
-      <w:proofErr w:type="spellStart"/>
-      <w:r>
-        <w:rPr>
-          <w:b/>
-          <w:bCs/>
-          <w:i/>
-          <w:iCs/>
-          <w:lang w:val="da-DK"/>
-        </w:rPr>
-        <w:t>tgv_</w:t>
-      </w:r>
-      <w:r>
-        <w:rPr>
-          <w:b/>
-          <w:bCs/>
-          <w:i/>
-          <w:iCs/>
-          <w:lang w:val="da-DK"/>
-        </w:rPr>
-        <w:t>building_c</w:t>
-      </w:r>
-      <w:r>
-        <w:rPr>
-          <w:b/>
-          <w:bCs/>
-          <w:i/>
-          <w:iCs/>
-          <w:lang w:val="da-DK"/>
-        </w:rPr>
-        <w:t>ost</w:t>
-      </w:r>
-      <w:r>
-        <w:rPr>
-          <w:b/>
-          <w:bCs/>
-          <w:i/>
-          <w:iCs/>
-          <w:lang w:val="da-DK"/>
-        </w:rPr>
-        <w:t>s</w:t>
-      </w:r>
-      <w:proofErr w:type="spellEnd"/>
-      <w:r>
-        <w:rPr>
-          <w:lang w:val="da-DK"/>
-        </w:rPr>
-        <w:t xml:space="preserve"> indeholder </w:t>
-      </w:r>
-      <w:r>
-        <w:rPr>
-          <w:lang w:val="da-DK"/>
-        </w:rPr>
-        <w:t>slutresultatet for omkostningsberegninger for bygninger.</w:t>
-      </w:r>
-      <w:r>
-        <w:rPr>
-          <w:lang w:val="da-DK"/>
-        </w:rPr>
-        <w:t xml:space="preserve"> </w:t>
-      </w:r>
-      <w:r>
-        <w:rPr>
-          <w:lang w:val="da-DK"/>
-        </w:rPr>
-        <w:t>Omkostninger er f</w:t>
-      </w:r>
-      <w:r>
-        <w:rPr>
-          <w:lang w:val="da-DK"/>
-        </w:rPr>
-        <w:t xml:space="preserve">ordelt pr. projekt/model, pr. bygning, pr. år. Kolonne </w:t>
-      </w:r>
-      <w:proofErr w:type="spellStart"/>
-      <w:r>
-        <w:rPr>
-          <w:lang w:val="da-DK"/>
-        </w:rPr>
-        <w:t>cell_no</w:t>
-      </w:r>
-      <w:proofErr w:type="spellEnd"/>
-      <w:r>
-        <w:rPr>
-          <w:lang w:val="da-DK"/>
-        </w:rPr>
-        <w:t xml:space="preserve"> er medtaget som reference til den celle der er benyttet til omkostningsberegningen. </w:t>
-      </w:r>
-      <w:r>
-        <w:rPr>
-          <w:lang w:val="da-DK"/>
-        </w:rPr>
-        <w:br/>
-      </w:r>
-    </w:p>
-    <w:p>
-      <w:pPr>
-        <w:rPr>
-          <w:lang w:val="da-DK"/>
-        </w:rPr>
-      </w:pPr>
-      <w:r>
-        <w:rPr>
-          <w:lang w:val="da-DK"/>
-        </w:rPr>
-        <w:t xml:space="preserve">Kolonner: </w:t>
+        <w:t>integer</w:t>
+      </w:r>
+      <w:proofErr w:type="spellEnd"/>
+      <w:r>
+        <w:rPr>
+          <w:lang w:val="da-DK"/>
+        </w:rPr>
+        <w:t xml:space="preserve"> – antal dage hvor </w:t>
+      </w:r>
+      <w:r>
+        <w:rPr>
+          <w:lang w:val="da-DK"/>
+        </w:rPr>
+        <w:t>difference mellem terrænhøjde og grundvands</w:t>
+      </w:r>
+      <w:r>
+        <w:rPr>
+          <w:lang w:val="da-DK"/>
+        </w:rPr>
+        <w:t xml:space="preserve">dybde er </w:t>
+      </w:r>
+      <w:r>
+        <w:rPr>
+          <w:lang w:val="da-DK"/>
+        </w:rPr>
+        <w:t xml:space="preserve">mindre end </w:t>
+      </w:r>
+      <w:r>
+        <w:rPr>
+          <w:lang w:val="da-DK"/>
+        </w:rPr>
+        <w:t>1 meter</w:t>
       </w:r>
     </w:p>
     <w:p>
@@ -7719,7 +7409,6 @@
           <w:lang w:val="da-DK"/>
         </w:rPr>
       </w:pPr>
-      <w:proofErr w:type="spellStart"/>
       <w:r>
         <w:rPr>
           <w:b/>
@@ -7728,14 +7417,155 @@
           <w:iCs/>
           <w:lang w:val="da-DK"/>
         </w:rPr>
-        <w:t>project_id</w:t>
-      </w:r>
-      <w:proofErr w:type="spellEnd"/>
-      <w:r>
-        <w:rPr>
-          <w:lang w:val="da-DK"/>
-        </w:rPr>
-        <w:t xml:space="preserve">: tekst – Navnet på projektet, f.eks. ”Bakkeby”.. </w:t>
+        <w:t>days_</w:t>
+      </w:r>
+      <w:r>
+        <w:rPr>
+          <w:b/>
+          <w:bCs/>
+          <w:i/>
+          <w:iCs/>
+          <w:lang w:val="da-DK"/>
+        </w:rPr>
+        <w:t>mut2</w:t>
+      </w:r>
+      <w:r>
+        <w:rPr>
+          <w:lang w:val="da-DK"/>
+        </w:rPr>
+        <w:t xml:space="preserve">: </w:t>
+      </w:r>
+      <w:proofErr w:type="spellStart"/>
+      <w:r>
+        <w:rPr>
+          <w:lang w:val="da-DK"/>
+        </w:rPr>
+        <w:t>integer</w:t>
+      </w:r>
+      <w:proofErr w:type="spellEnd"/>
+      <w:r>
+        <w:rPr>
+          <w:lang w:val="da-DK"/>
+        </w:rPr>
+        <w:t xml:space="preserve"> – </w:t>
+      </w:r>
+      <w:r>
+        <w:rPr>
+          <w:lang w:val="da-DK"/>
+        </w:rPr>
+        <w:t>antal dage</w:t>
+      </w:r>
+      <w:r>
+        <w:rPr>
+          <w:lang w:val="da-DK"/>
+        </w:rPr>
+        <w:t xml:space="preserve"> hvor difference mellem terrænhøjde og grundvandsdybde er mindre end </w:t>
+      </w:r>
+      <w:r>
+        <w:rPr>
+          <w:lang w:val="da-DK"/>
+        </w:rPr>
+        <w:t>2</w:t>
+      </w:r>
+      <w:r>
+        <w:rPr>
+          <w:lang w:val="da-DK"/>
+        </w:rPr>
+        <w:t xml:space="preserve"> meter</w:t>
+      </w:r>
+      <w:r>
+        <w:rPr>
+          <w:lang w:val="da-DK"/>
+        </w:rPr>
+        <w:br/>
+      </w:r>
+    </w:p>
+    <w:p>
+      <w:pPr>
+        <w:pStyle w:val="Overskrift3"/>
+        <w:rPr>
+          <w:lang w:val="en-US"/>
+        </w:rPr>
+      </w:pPr>
+      <w:r>
+        <w:rPr>
+          <w:lang w:val="en-US"/>
+        </w:rPr>
+        <w:t xml:space="preserve">Tabel: </w:t>
+      </w:r>
+      <w:proofErr w:type="spellStart"/>
+      <w:r>
+        <w:rPr>
+          <w:lang w:val="en-US"/>
+        </w:rPr>
+        <w:t>tgv_buildings</w:t>
+      </w:r>
+      <w:proofErr w:type="spellEnd"/>
+      <w:r>
+        <w:rPr>
+          <w:lang w:val="en-US"/>
+        </w:rPr>
+        <w:t xml:space="preserve"> </w:t>
+      </w:r>
+      <w:r>
+        <w:rPr>
+          <w:lang w:val="en-US"/>
+        </w:rPr>
+        <w:br/>
+      </w:r>
+    </w:p>
+    <w:p>
+      <w:pPr>
+        <w:rPr>
+          <w:lang w:val="da-DK"/>
+        </w:rPr>
+      </w:pPr>
+      <w:proofErr w:type="spellStart"/>
+      <w:r>
+        <w:rPr>
+          <w:b/>
+          <w:bCs/>
+          <w:i/>
+          <w:iCs/>
+          <w:lang w:val="da-DK"/>
+        </w:rPr>
+        <w:t>tgv_</w:t>
+      </w:r>
+      <w:r>
+        <w:rPr>
+          <w:b/>
+          <w:bCs/>
+          <w:i/>
+          <w:iCs/>
+          <w:lang w:val="da-DK"/>
+        </w:rPr>
+        <w:t>buildings</w:t>
+      </w:r>
+      <w:proofErr w:type="spellEnd"/>
+      <w:r>
+        <w:rPr>
+          <w:lang w:val="da-DK"/>
+        </w:rPr>
+        <w:t xml:space="preserve"> indeholder </w:t>
+      </w:r>
+      <w:r>
+        <w:rPr>
+          <w:lang w:val="da-DK"/>
+        </w:rPr>
+        <w:t>basis oplysninger for bygninger</w:t>
+      </w:r>
+    </w:p>
+    <w:p>
+      <w:pPr>
+        <w:rPr>
+          <w:lang w:val="da-DK"/>
+        </w:rPr>
+      </w:pPr>
+      <w:r>
+        <w:rPr>
+          <w:lang w:val="da-DK"/>
+        </w:rPr>
+        <w:t xml:space="preserve">Kolonner: </w:t>
       </w:r>
     </w:p>
     <w:p>
@@ -7758,24 +7588,46 @@
           <w:iCs/>
           <w:lang w:val="da-DK"/>
         </w:rPr>
-        <w:t>model</w:t>
-      </w:r>
-      <w:r>
-        <w:rPr>
-          <w:b/>
-          <w:bCs/>
-          <w:i/>
-          <w:iCs/>
-          <w:lang w:val="da-DK"/>
-        </w:rPr>
-        <w:t>_id</w:t>
-      </w:r>
-      <w:proofErr w:type="spellEnd"/>
-      <w:r>
-        <w:rPr>
-          <w:lang w:val="da-DK"/>
-        </w:rPr>
-        <w:t>: tekst – Navnet på modellen, som data tilhører.</w:t>
+        <w:t>building_id</w:t>
+      </w:r>
+      <w:proofErr w:type="spellEnd"/>
+      <w:r>
+        <w:rPr>
+          <w:lang w:val="da-DK"/>
+        </w:rPr>
+        <w:t xml:space="preserve">: </w:t>
+      </w:r>
+      <w:r>
+        <w:rPr>
+          <w:lang w:val="da-DK"/>
+        </w:rPr>
+        <w:t xml:space="preserve">(PK) </w:t>
+      </w:r>
+      <w:r>
+        <w:rPr>
+          <w:lang w:val="da-DK"/>
+        </w:rPr>
+        <w:t xml:space="preserve">tekst – </w:t>
+      </w:r>
+      <w:r>
+        <w:rPr>
+          <w:lang w:val="da-DK"/>
+        </w:rPr>
+        <w:t xml:space="preserve">Unik nøgle for bygning, f.eks. </w:t>
+      </w:r>
+      <w:proofErr w:type="spellStart"/>
+      <w:r>
+        <w:rPr>
+          <w:lang w:val="da-DK"/>
+        </w:rPr>
+        <w:t>bbr</w:t>
+      </w:r>
+      <w:proofErr w:type="spellEnd"/>
+      <w:r>
+        <w:rPr>
+          <w:lang w:val="da-DK"/>
+        </w:rPr>
+        <w:t xml:space="preserve"> nr. </w:t>
       </w:r>
     </w:p>
     <w:p>
@@ -7786,56 +7638,54 @@
           <w:numId w:val="16"/>
         </w:numPr>
         <w:rPr>
-          <w:lang w:val="en-US"/>
-        </w:rPr>
-      </w:pPr>
+          <w:lang w:val="da-DK"/>
+        </w:rPr>
+      </w:pPr>
+      <w:proofErr w:type="spellStart"/>
       <w:r>
         <w:rPr>
           <w:b/>
           <w:bCs/>
           <w:i/>
           <w:iCs/>
-          <w:lang w:val="en-US"/>
-        </w:rPr>
-        <w:t>year</w:t>
-      </w:r>
-      <w:r>
-        <w:rPr>
-          <w:lang w:val="en-US"/>
+          <w:lang w:val="da-DK"/>
+        </w:rPr>
+        <w:t>municipality_code</w:t>
+      </w:r>
+      <w:proofErr w:type="spellEnd"/>
+      <w:r>
+        <w:rPr>
+          <w:b/>
+          <w:bCs/>
+          <w:i/>
+          <w:iCs/>
+          <w:lang w:val="da-DK"/>
         </w:rPr>
         <w:t>:</w:t>
       </w:r>
       <w:r>
         <w:rPr>
-          <w:lang w:val="en-US"/>
+          <w:lang w:val="da-DK"/>
         </w:rPr>
         <w:t xml:space="preserve"> </w:t>
       </w:r>
-      <w:proofErr w:type="spellStart"/>
-      <w:r>
-        <w:rPr>
-          <w:lang w:val="en-US"/>
-        </w:rPr>
-        <w:t>Årstal</w:t>
-      </w:r>
-      <w:proofErr w:type="spellEnd"/>
-      <w:r>
-        <w:rPr>
-          <w:lang w:val="en-US"/>
-        </w:rPr>
-        <w:t xml:space="preserve"> for su</w:t>
-      </w:r>
-      <w:r>
-        <w:rPr>
-          <w:lang w:val="en-US"/>
-        </w:rPr>
-        <w:t>m</w:t>
-      </w:r>
-      <w:r>
-        <w:rPr>
-          <w:lang w:val="en-US"/>
-        </w:rPr>
-        <w:t>mering</w:t>
+      <w:r>
+        <w:rPr>
+          <w:lang w:val="da-DK"/>
+        </w:rPr>
+        <w:t>tekst</w:t>
+      </w:r>
+      <w:r>
+        <w:rPr>
+          <w:lang w:val="da-DK"/>
+        </w:rPr>
+        <w:t xml:space="preserve"> – </w:t>
+      </w:r>
+      <w:r>
+        <w:rPr>
+          <w:lang w:val="da-DK"/>
+        </w:rPr>
+        <w:t>Kommunekode.</w:t>
       </w:r>
     </w:p>
     <w:p>
@@ -7846,7 +7696,7 @@
           <w:numId w:val="16"/>
         </w:numPr>
         <w:rPr>
-          <w:lang w:val="en-US"/>
+          <w:lang w:val="da-DK"/>
         </w:rPr>
       </w:pPr>
       <w:proofErr w:type="spellStart"/>
@@ -7856,51 +7706,45 @@
           <w:bCs/>
           <w:i/>
           <w:iCs/>
-          <w:lang w:val="en-US"/>
-        </w:rPr>
-        <w:t>building_id</w:t>
-      </w:r>
-      <w:proofErr w:type="spellEnd"/>
-      <w:r>
-        <w:rPr>
-          <w:lang w:val="en-US"/>
+          <w:lang w:val="da-DK"/>
+        </w:rPr>
+        <w:t>Build_usage_code</w:t>
+      </w:r>
+      <w:proofErr w:type="spellEnd"/>
+      <w:r>
+        <w:rPr>
+          <w:b/>
+          <w:bCs/>
+          <w:i/>
+          <w:iCs/>
+          <w:lang w:val="da-DK"/>
         </w:rPr>
         <w:t>:</w:t>
       </w:r>
       <w:r>
         <w:rPr>
-          <w:lang w:val="en-US"/>
+          <w:lang w:val="da-DK"/>
         </w:rPr>
         <w:t xml:space="preserve"> </w:t>
       </w:r>
       <w:r>
         <w:rPr>
-          <w:lang w:val="en-US"/>
-        </w:rPr>
-        <w:t xml:space="preserve">Reference </w:t>
-      </w:r>
-      <w:proofErr w:type="spellStart"/>
-      <w:r>
-        <w:rPr>
-          <w:lang w:val="en-US"/>
-        </w:rPr>
-        <w:t>til</w:t>
-      </w:r>
-      <w:proofErr w:type="spellEnd"/>
-      <w:r>
-        <w:rPr>
-          <w:lang w:val="en-US"/>
-        </w:rPr>
-        <w:t xml:space="preserve"> </w:t>
-      </w:r>
-      <w:proofErr w:type="spellStart"/>
-      <w:r>
-        <w:rPr>
-          <w:lang w:val="en-US"/>
-        </w:rPr>
-        <w:t>bygning</w:t>
-      </w:r>
-      <w:proofErr w:type="spellEnd"/>
+          <w:lang w:val="da-DK"/>
+        </w:rPr>
+        <w:t>tekst</w:t>
+      </w:r>
+      <w:r>
+        <w:rPr>
+          <w:lang w:val="da-DK"/>
+        </w:rPr>
+        <w:t xml:space="preserve"> – </w:t>
+      </w:r>
+      <w:r>
+        <w:rPr>
+          <w:lang w:val="da-DK"/>
+        </w:rPr>
+        <w:t>Anvendelseskode.</w:t>
+      </w:r>
     </w:p>
     <w:p>
       <w:pPr>
@@ -7910,49 +7754,49 @@
           <w:numId w:val="16"/>
         </w:numPr>
         <w:rPr>
-          <w:lang w:val="en-US"/>
-        </w:rPr>
-      </w:pPr>
-      <w:proofErr w:type="spellStart"/>
+          <w:lang w:val="da-DK"/>
+        </w:rPr>
+      </w:pPr>
       <w:r>
         <w:rPr>
           <w:b/>
           <w:bCs/>
           <w:i/>
           <w:iCs/>
-          <w:lang w:val="en-US"/>
-        </w:rPr>
-        <w:t>cell_no</w:t>
-      </w:r>
-      <w:proofErr w:type="spellEnd"/>
-      <w:r>
-        <w:rPr>
-          <w:lang w:val="en-US"/>
-        </w:rPr>
-        <w:t xml:space="preserve">: Reference </w:t>
-      </w:r>
-      <w:proofErr w:type="spellStart"/>
-      <w:r>
-        <w:rPr>
-          <w:lang w:val="en-US"/>
-        </w:rPr>
-        <w:t>til</w:t>
-      </w:r>
-      <w:proofErr w:type="spellEnd"/>
-      <w:r>
-        <w:rPr>
-          <w:lang w:val="en-US"/>
-        </w:rPr>
-        <w:t xml:space="preserve"> </w:t>
-      </w:r>
-      <w:proofErr w:type="spellStart"/>
-      <w:r>
-        <w:rPr>
-          <w:lang w:val="en-US"/>
-        </w:rPr>
-        <w:t>celle</w:t>
-      </w:r>
-      <w:proofErr w:type="spellEnd"/>
+          <w:lang w:val="da-DK"/>
+        </w:rPr>
+        <w:t>build_area_m2</w:t>
+      </w:r>
+      <w:r>
+        <w:rPr>
+          <w:lang w:val="da-DK"/>
+        </w:rPr>
+        <w:t xml:space="preserve"> real</w:t>
+      </w:r>
+      <w:r>
+        <w:rPr>
+          <w:lang w:val="da-DK"/>
+        </w:rPr>
+        <w:t xml:space="preserve"> – </w:t>
+      </w:r>
+      <w:r>
+        <w:rPr>
+          <w:lang w:val="da-DK"/>
+        </w:rPr>
+        <w:t>B</w:t>
+      </w:r>
+      <w:r>
+        <w:rPr>
+          <w:lang w:val="da-DK"/>
+        </w:rPr>
+        <w:t>ygnings areal (beregnet ud fra</w:t>
+      </w:r>
+      <w:r>
+        <w:rPr>
+          <w:lang w:val="da-DK"/>
+        </w:rPr>
+        <w:t xml:space="preserve"> geometri)</w:t>
+      </w:r>
     </w:p>
     <w:p>
       <w:pPr>
@@ -7962,128 +7806,45 @@
           <w:numId w:val="16"/>
         </w:numPr>
         <w:rPr>
-          <w:lang w:val="en-US"/>
-        </w:rPr>
-      </w:pPr>
+          <w:lang w:val="da-DK"/>
+        </w:rPr>
+      </w:pPr>
+      <w:proofErr w:type="spellStart"/>
       <w:r>
         <w:rPr>
           <w:b/>
           <w:bCs/>
           <w:i/>
           <w:iCs/>
-          <w:lang w:val="en-US"/>
-        </w:rPr>
-        <w:t>cost</w:t>
-      </w:r>
-      <w:r>
-        <w:rPr>
-          <w:lang w:val="en-US"/>
-        </w:rPr>
-        <w:t>:</w:t>
-      </w:r>
-      <w:r>
-        <w:rPr>
-          <w:lang w:val="en-US"/>
-        </w:rPr>
-        <w:t xml:space="preserve"> </w:t>
-      </w:r>
-      <w:r>
-        <w:rPr>
-          <w:lang w:val="en-US"/>
-        </w:rPr>
-        <w:t xml:space="preserve">Den </w:t>
-      </w:r>
-      <w:proofErr w:type="spellStart"/>
-      <w:r>
-        <w:rPr>
-          <w:lang w:val="en-US"/>
-        </w:rPr>
-        <w:t>beregnede</w:t>
-      </w:r>
-      <w:proofErr w:type="spellEnd"/>
-      <w:r>
-        <w:rPr>
-          <w:lang w:val="en-US"/>
-        </w:rPr>
-        <w:t xml:space="preserve"> </w:t>
-      </w:r>
-      <w:proofErr w:type="spellStart"/>
-      <w:r>
-        <w:rPr>
-          <w:lang w:val="en-US"/>
-        </w:rPr>
-        <w:t>bygnings</w:t>
-      </w:r>
-      <w:r>
-        <w:rPr>
-          <w:lang w:val="en-US"/>
-        </w:rPr>
-        <w:t>omkostning</w:t>
-      </w:r>
-      <w:proofErr w:type="spellEnd"/>
-      <w:r>
-        <w:rPr>
-          <w:lang w:val="en-US"/>
-        </w:rPr>
-        <w:t xml:space="preserve"> </w:t>
-      </w:r>
-    </w:p>
-    <w:p>
-      <w:pPr>
-        <w:ind w:left="100"/>
-        <w:rPr>
-          <w:lang w:val="en-US"/>
-        </w:rPr>
-      </w:pPr>
-      <w:r>
-        <w:rPr>
-          <w:lang w:val="en-US"/>
-        </w:rPr>
-        <w:t xml:space="preserve">Primary key er </w:t>
-      </w:r>
-      <w:proofErr w:type="spellStart"/>
-      <w:r>
-        <w:rPr>
-          <w:lang w:val="en-US"/>
-        </w:rPr>
-        <w:t>en</w:t>
-      </w:r>
-      <w:proofErr w:type="spellEnd"/>
-      <w:r>
-        <w:rPr>
-          <w:lang w:val="en-US"/>
-        </w:rPr>
-        <w:t xml:space="preserve"> </w:t>
-      </w:r>
-      <w:proofErr w:type="spellStart"/>
-      <w:r>
-        <w:rPr>
-          <w:lang w:val="en-US"/>
-        </w:rPr>
-        <w:t>kombination</w:t>
-      </w:r>
-      <w:proofErr w:type="spellEnd"/>
-      <w:r>
-        <w:rPr>
-          <w:lang w:val="en-US"/>
-        </w:rPr>
-        <w:t xml:space="preserve"> </w:t>
-      </w:r>
-      <w:proofErr w:type="spellStart"/>
-      <w:r>
-        <w:rPr>
-          <w:lang w:val="en-US"/>
-        </w:rPr>
-        <w:t>af</w:t>
-      </w:r>
-      <w:proofErr w:type="spellEnd"/>
-      <w:r>
-        <w:rPr>
-          <w:lang w:val="en-US"/>
-        </w:rPr>
-        <w:t xml:space="preserve"> </w:t>
-      </w:r>
-      <w:proofErr w:type="spellStart"/>
+          <w:lang w:val="da-DK"/>
+        </w:rPr>
+        <w:t>build_perimeter_m</w:t>
+      </w:r>
+      <w:proofErr w:type="spellEnd"/>
+      <w:r>
+        <w:rPr>
+          <w:lang w:val="da-DK"/>
+        </w:rPr>
+        <w:t xml:space="preserve"> real</w:t>
+      </w:r>
+      <w:r>
+        <w:rPr>
+          <w:lang w:val="da-DK"/>
+        </w:rPr>
+        <w:t xml:space="preserve"> - Bygningsperimeter (beregnet ud fra geometri)</w:t>
+      </w:r>
+    </w:p>
+    <w:p>
+      <w:pPr>
+        <w:pStyle w:val="Listeafsnit"/>
+        <w:numPr>
+          <w:ilvl w:val="0"/>
+          <w:numId w:val="16"/>
+        </w:numPr>
+        <w:rPr>
+          <w:lang w:val="en-US"/>
+        </w:rPr>
+      </w:pPr>
       <w:r>
         <w:rPr>
           <w:b/>
@@ -8092,15 +7853,40 @@
           <w:iCs/>
           <w:lang w:val="en-US"/>
         </w:rPr>
-        <w:t>project_id</w:t>
-      </w:r>
-      <w:proofErr w:type="spellEnd"/>
-      <w:r>
-        <w:rPr>
-          <w:lang w:val="en-US"/>
-        </w:rPr>
-        <w:t xml:space="preserve">, </w:t>
-      </w:r>
+        <w:t>cellar_area_m2</w:t>
+      </w:r>
+      <w:r>
+        <w:rPr>
+          <w:lang w:val="en-US"/>
+        </w:rPr>
+        <w:t xml:space="preserve"> real</w:t>
+      </w:r>
+      <w:r>
+        <w:rPr>
+          <w:lang w:val="en-US"/>
+        </w:rPr>
+        <w:t xml:space="preserve"> - </w:t>
+      </w:r>
+      <w:proofErr w:type="spellStart"/>
+      <w:r>
+        <w:rPr>
+          <w:lang w:val="en-US"/>
+        </w:rPr>
+        <w:t>Kælderareal</w:t>
+      </w:r>
+      <w:proofErr w:type="spellEnd"/>
+    </w:p>
+    <w:p>
+      <w:pPr>
+        <w:pStyle w:val="Listeafsnit"/>
+        <w:numPr>
+          <w:ilvl w:val="0"/>
+          <w:numId w:val="16"/>
+        </w:numPr>
+        <w:rPr>
+          <w:lang w:val="da-DK"/>
+        </w:rPr>
+      </w:pPr>
       <w:proofErr w:type="spellStart"/>
       <w:r>
         <w:rPr>
@@ -8108,17 +7894,35 @@
           <w:bCs/>
           <w:i/>
           <w:iCs/>
-          <w:lang w:val="en-US"/>
-        </w:rPr>
-        <w:t>model_id</w:t>
-      </w:r>
-      <w:proofErr w:type="spellEnd"/>
-      <w:r>
-        <w:rPr>
-          <w:lang w:val="en-US"/>
-        </w:rPr>
-        <w:t xml:space="preserve">, </w:t>
-      </w:r>
+          <w:lang w:val="da-DK"/>
+        </w:rPr>
+        <w:t>cellar_perimeter_m</w:t>
+      </w:r>
+      <w:proofErr w:type="spellEnd"/>
+      <w:r>
+        <w:rPr>
+          <w:lang w:val="da-DK"/>
+        </w:rPr>
+        <w:t xml:space="preserve"> </w:t>
+      </w:r>
+      <w:r>
+        <w:rPr>
+          <w:lang w:val="da-DK"/>
+        </w:rPr>
+        <w:t>real - Kælderomkreds</w:t>
+      </w:r>
+    </w:p>
+    <w:p>
+      <w:pPr>
+        <w:pStyle w:val="Listeafsnit"/>
+        <w:numPr>
+          <w:ilvl w:val="0"/>
+          <w:numId w:val="16"/>
+        </w:numPr>
+        <w:rPr>
+          <w:lang w:val="da-DK"/>
+        </w:rPr>
+      </w:pPr>
       <w:proofErr w:type="spellStart"/>
       <w:r>
         <w:rPr>
@@ -8126,33 +7930,88 @@
           <w:bCs/>
           <w:i/>
           <w:iCs/>
-          <w:lang w:val="en-US"/>
-        </w:rPr>
-        <w:t>building_id</w:t>
-      </w:r>
-      <w:proofErr w:type="spellEnd"/>
-      <w:r>
-        <w:rPr>
-          <w:lang w:val="en-US"/>
-        </w:rPr>
-        <w:t xml:space="preserve">, </w:t>
-      </w:r>
+          <w:lang w:val="da-DK"/>
+        </w:rPr>
+        <w:t>Is_protected</w:t>
+      </w:r>
+      <w:proofErr w:type="spellEnd"/>
       <w:r>
         <w:rPr>
           <w:b/>
           <w:bCs/>
           <w:i/>
           <w:iCs/>
-          <w:lang w:val="en-US"/>
-        </w:rPr>
-        <w:t>year</w:t>
-      </w:r>
-      <w:r>
-        <w:rPr>
-          <w:lang w:val="en-US"/>
-        </w:rPr>
-        <w:t xml:space="preserve">, </w:t>
-      </w:r>
+          <w:lang w:val="da-DK"/>
+        </w:rPr>
+        <w:t xml:space="preserve">: </w:t>
+      </w:r>
+      <w:proofErr w:type="spellStart"/>
+      <w:r>
+        <w:rPr>
+          <w:lang w:val="da-DK"/>
+        </w:rPr>
+        <w:t>boolean</w:t>
+      </w:r>
+      <w:proofErr w:type="spellEnd"/>
+      <w:r>
+        <w:rPr>
+          <w:lang w:val="da-DK"/>
+        </w:rPr>
+        <w:t xml:space="preserve"> – Om bygning har beskyttelses for vand, f.eks. omfangsdræn.</w:t>
+      </w:r>
+    </w:p>
+    <w:p>
+      <w:pPr>
+        <w:pStyle w:val="Overskrift3"/>
+        <w:rPr>
+          <w:lang w:val="da-DK"/>
+        </w:rPr>
+      </w:pPr>
+      <w:r>
+        <w:rPr>
+          <w:lang w:val="da-DK"/>
+        </w:rPr>
+        <w:br/>
+      </w:r>
+      <w:r>
+        <w:rPr>
+          <w:lang w:val="da-DK"/>
+        </w:rPr>
+        <w:t xml:space="preserve">Tabel: </w:t>
+      </w:r>
+      <w:proofErr w:type="spellStart"/>
+      <w:r>
+        <w:rPr>
+          <w:lang w:val="da-DK"/>
+        </w:rPr>
+        <w:t>tgv_building_c</w:t>
+      </w:r>
+      <w:r>
+        <w:rPr>
+          <w:lang w:val="da-DK"/>
+        </w:rPr>
+        <w:t>osts</w:t>
+      </w:r>
+      <w:proofErr w:type="spellEnd"/>
+      <w:r>
+        <w:rPr>
+          <w:lang w:val="da-DK"/>
+        </w:rPr>
+        <w:t xml:space="preserve"> </w:t>
+      </w:r>
+      <w:r>
+        <w:rPr>
+          <w:lang w:val="da-DK"/>
+        </w:rPr>
+        <w:br/>
+      </w:r>
+    </w:p>
+    <w:p>
+      <w:pPr>
+        <w:rPr>
+          <w:lang w:val="da-DK"/>
+        </w:rPr>
+      </w:pPr>
       <w:proofErr w:type="spellStart"/>
       <w:r>
         <w:rPr>
@@ -8160,64 +8019,686 @@
           <w:bCs/>
           <w:i/>
           <w:iCs/>
-          <w:lang w:val="en-US"/>
+          <w:lang w:val="da-DK"/>
+        </w:rPr>
+        <w:t>tgv_</w:t>
+      </w:r>
+      <w:r>
+        <w:rPr>
+          <w:b/>
+          <w:bCs/>
+          <w:i/>
+          <w:iCs/>
+          <w:lang w:val="da-DK"/>
+        </w:rPr>
+        <w:t>building_c</w:t>
+      </w:r>
+      <w:r>
+        <w:rPr>
+          <w:b/>
+          <w:bCs/>
+          <w:i/>
+          <w:iCs/>
+          <w:lang w:val="da-DK"/>
+        </w:rPr>
+        <w:t>ost</w:t>
+      </w:r>
+      <w:r>
+        <w:rPr>
+          <w:b/>
+          <w:bCs/>
+          <w:i/>
+          <w:iCs/>
+          <w:lang w:val="da-DK"/>
+        </w:rPr>
+        <w:t>s</w:t>
+      </w:r>
+      <w:proofErr w:type="spellEnd"/>
+      <w:r>
+        <w:rPr>
+          <w:lang w:val="da-DK"/>
+        </w:rPr>
+        <w:t xml:space="preserve"> indeholder </w:t>
+      </w:r>
+      <w:r>
+        <w:rPr>
+          <w:lang w:val="da-DK"/>
+        </w:rPr>
+        <w:t>slutresultatet for omkostningsberegninger for bygninger.</w:t>
+      </w:r>
+      <w:r>
+        <w:rPr>
+          <w:lang w:val="da-DK"/>
+        </w:rPr>
+        <w:t xml:space="preserve"> </w:t>
+      </w:r>
+      <w:r>
+        <w:rPr>
+          <w:lang w:val="da-DK"/>
+        </w:rPr>
+        <w:t>Omkostninger er f</w:t>
+      </w:r>
+      <w:r>
+        <w:rPr>
+          <w:lang w:val="da-DK"/>
+        </w:rPr>
+        <w:t xml:space="preserve">ordelt pr. projekt/model, pr. bygning, pr. år. Kolonne </w:t>
+      </w:r>
+      <w:proofErr w:type="spellStart"/>
+      <w:r>
+        <w:rPr>
+          <w:lang w:val="da-DK"/>
         </w:rPr>
         <w:t>cell_no</w:t>
       </w:r>
       <w:proofErr w:type="spellEnd"/>
       <w:r>
         <w:rPr>
-          <w:lang w:val="en-US"/>
+          <w:lang w:val="da-DK"/>
+        </w:rPr>
+        <w:t xml:space="preserve"> er medtaget som reference til den celle der er benyttet til omkostningsberegningen. </w:t>
+      </w:r>
+      <w:r>
+        <w:rPr>
+          <w:lang w:val="da-DK"/>
+        </w:rPr>
+        <w:br/>
+      </w:r>
+    </w:p>
+    <w:p>
+      <w:pPr>
+        <w:rPr>
+          <w:lang w:val="da-DK"/>
+        </w:rPr>
+      </w:pPr>
+      <w:r>
+        <w:rPr>
+          <w:lang w:val="da-DK"/>
+        </w:rPr>
+        <w:t xml:space="preserve">Kolonner: </w:t>
+      </w:r>
+    </w:p>
+    <w:p>
+      <w:pPr>
+        <w:pStyle w:val="Listeafsnit"/>
+        <w:numPr>
+          <w:ilvl w:val="0"/>
+          <w:numId w:val="16"/>
+        </w:numPr>
+        <w:rPr>
+          <w:lang w:val="da-DK"/>
+        </w:rPr>
+      </w:pPr>
+      <w:proofErr w:type="spellStart"/>
+      <w:r>
+        <w:rPr>
+          <w:b/>
+          <w:bCs/>
+          <w:i/>
+          <w:iCs/>
+          <w:lang w:val="da-DK"/>
+        </w:rPr>
+        <w:t>project_id</w:t>
+      </w:r>
+      <w:proofErr w:type="spellEnd"/>
+      <w:r>
+        <w:rPr>
+          <w:lang w:val="da-DK"/>
+        </w:rPr>
+        <w:t xml:space="preserve">: </w:t>
+      </w:r>
+      <w:r>
+        <w:rPr>
+          <w:lang w:val="da-DK"/>
+        </w:rPr>
+        <w:t xml:space="preserve">(PK) </w:t>
+      </w:r>
+      <w:r>
+        <w:rPr>
+          <w:lang w:val="da-DK"/>
+        </w:rPr>
+        <w:t>tekst – Navnet på projektet, f.eks. ”Bakkeby</w:t>
+      </w:r>
+      <w:proofErr w:type="gramStart"/>
+      <w:r>
+        <w:rPr>
+          <w:lang w:val="da-DK"/>
+        </w:rPr>
+        <w:t>”..</w:t>
+      </w:r>
+      <w:proofErr w:type="gramEnd"/>
+      <w:r>
+        <w:rPr>
+          <w:lang w:val="da-DK"/>
+        </w:rPr>
+        <w:t xml:space="preserve"> </w:t>
+      </w:r>
+    </w:p>
+    <w:p>
+      <w:pPr>
+        <w:pStyle w:val="Listeafsnit"/>
+        <w:numPr>
+          <w:ilvl w:val="0"/>
+          <w:numId w:val="16"/>
+        </w:numPr>
+        <w:rPr>
+          <w:lang w:val="da-DK"/>
+        </w:rPr>
+      </w:pPr>
+      <w:proofErr w:type="spellStart"/>
+      <w:r>
+        <w:rPr>
+          <w:b/>
+          <w:bCs/>
+          <w:i/>
+          <w:iCs/>
+          <w:lang w:val="da-DK"/>
+        </w:rPr>
+        <w:t>model</w:t>
+      </w:r>
+      <w:r>
+        <w:rPr>
+          <w:b/>
+          <w:bCs/>
+          <w:i/>
+          <w:iCs/>
+          <w:lang w:val="da-DK"/>
+        </w:rPr>
+        <w:t>_id</w:t>
+      </w:r>
+      <w:proofErr w:type="spellEnd"/>
+      <w:r>
+        <w:rPr>
+          <w:lang w:val="da-DK"/>
+        </w:rPr>
+        <w:t xml:space="preserve">: </w:t>
+      </w:r>
+      <w:r>
+        <w:rPr>
+          <w:lang w:val="da-DK"/>
+        </w:rPr>
+        <w:t xml:space="preserve">(PK) </w:t>
+      </w:r>
+      <w:r>
+        <w:rPr>
+          <w:lang w:val="da-DK"/>
+        </w:rPr>
+        <w:t>tekst – Navnet på modellen, som data tilhører.</w:t>
+      </w:r>
+    </w:p>
+    <w:p>
+      <w:pPr>
+        <w:pStyle w:val="Listeafsnit"/>
+        <w:numPr>
+          <w:ilvl w:val="0"/>
+          <w:numId w:val="16"/>
+        </w:numPr>
+        <w:rPr>
+          <w:lang w:val="en-US"/>
+        </w:rPr>
+      </w:pPr>
+      <w:r>
+        <w:rPr>
+          <w:b/>
+          <w:bCs/>
+          <w:i/>
+          <w:iCs/>
+          <w:lang w:val="en-US"/>
+        </w:rPr>
+        <w:t>year</w:t>
+      </w:r>
+      <w:r>
+        <w:rPr>
+          <w:lang w:val="en-US"/>
+        </w:rPr>
+        <w:t>:</w:t>
+      </w:r>
+      <w:r>
+        <w:rPr>
+          <w:lang w:val="en-US"/>
+        </w:rPr>
+        <w:t xml:space="preserve"> </w:t>
+      </w:r>
+      <w:r>
+        <w:rPr>
+          <w:lang w:val="da-DK"/>
+        </w:rPr>
+        <w:t xml:space="preserve">(PK) </w:t>
+      </w:r>
+      <w:proofErr w:type="spellStart"/>
+      <w:r>
+        <w:rPr>
+          <w:lang w:val="da-DK"/>
+        </w:rPr>
+        <w:t>Integer</w:t>
+      </w:r>
+      <w:proofErr w:type="spellEnd"/>
+      <w:r>
+        <w:rPr>
+          <w:lang w:val="da-DK"/>
+        </w:rPr>
+        <w:t xml:space="preserve"> - </w:t>
+      </w:r>
+      <w:proofErr w:type="spellStart"/>
+      <w:r>
+        <w:rPr>
+          <w:lang w:val="en-US"/>
+        </w:rPr>
+        <w:t>Årstal</w:t>
+      </w:r>
+      <w:proofErr w:type="spellEnd"/>
+      <w:r>
+        <w:rPr>
+          <w:lang w:val="en-US"/>
+        </w:rPr>
+        <w:t xml:space="preserve"> for su</w:t>
+      </w:r>
+      <w:r>
+        <w:rPr>
+          <w:lang w:val="en-US"/>
+        </w:rPr>
+        <w:t>m</w:t>
+      </w:r>
+      <w:r>
+        <w:rPr>
+          <w:lang w:val="en-US"/>
+        </w:rPr>
+        <w:t>mering</w:t>
+      </w:r>
+    </w:p>
+    <w:p>
+      <w:pPr>
+        <w:pStyle w:val="Listeafsnit"/>
+        <w:numPr>
+          <w:ilvl w:val="0"/>
+          <w:numId w:val="16"/>
+        </w:numPr>
+        <w:rPr>
+          <w:lang w:val="da-DK"/>
+        </w:rPr>
+      </w:pPr>
+      <w:proofErr w:type="spellStart"/>
+      <w:r>
+        <w:rPr>
+          <w:b/>
+          <w:bCs/>
+          <w:i/>
+          <w:iCs/>
+          <w:lang w:val="da-DK"/>
+        </w:rPr>
+        <w:t>building_id</w:t>
+      </w:r>
+      <w:proofErr w:type="spellEnd"/>
+      <w:r>
+        <w:rPr>
+          <w:lang w:val="da-DK"/>
+        </w:rPr>
+        <w:t xml:space="preserve">: </w:t>
+      </w:r>
+      <w:r>
+        <w:rPr>
+          <w:lang w:val="da-DK"/>
+        </w:rPr>
+        <w:t xml:space="preserve">(PK) </w:t>
+      </w:r>
+      <w:r>
+        <w:rPr>
+          <w:lang w:val="da-DK"/>
+        </w:rPr>
+        <w:t xml:space="preserve">tekst - </w:t>
+      </w:r>
+      <w:r>
+        <w:rPr>
+          <w:lang w:val="da-DK"/>
+        </w:rPr>
+        <w:t>Reference til bygning</w:t>
+      </w:r>
+    </w:p>
+    <w:p>
+      <w:pPr>
+        <w:pStyle w:val="Listeafsnit"/>
+        <w:numPr>
+          <w:ilvl w:val="0"/>
+          <w:numId w:val="16"/>
+        </w:numPr>
+        <w:rPr>
+          <w:lang w:val="en-US"/>
+        </w:rPr>
+      </w:pPr>
+      <w:proofErr w:type="spellStart"/>
+      <w:r>
+        <w:rPr>
+          <w:b/>
+          <w:bCs/>
+          <w:i/>
+          <w:iCs/>
+          <w:lang w:val="en-US"/>
+        </w:rPr>
+        <w:t>cell_no</w:t>
+      </w:r>
+      <w:proofErr w:type="spellEnd"/>
+      <w:r>
+        <w:rPr>
+          <w:lang w:val="en-US"/>
+        </w:rPr>
+        <w:t xml:space="preserve">: </w:t>
+      </w:r>
+      <w:r>
+        <w:rPr>
+          <w:lang w:val="en-US"/>
+        </w:rPr>
+        <w:t xml:space="preserve">(PK) </w:t>
+      </w:r>
+      <w:proofErr w:type="spellStart"/>
+      <w:r>
+        <w:rPr>
+          <w:lang w:val="en-US"/>
+        </w:rPr>
+        <w:t>bigint</w:t>
+      </w:r>
+      <w:proofErr w:type="spellEnd"/>
+      <w:r>
+        <w:rPr>
+          <w:lang w:val="en-US"/>
+        </w:rPr>
+        <w:t xml:space="preserve"> - </w:t>
+      </w:r>
+      <w:r>
+        <w:rPr>
+          <w:lang w:val="en-US"/>
+        </w:rPr>
+        <w:t xml:space="preserve">Reference </w:t>
+      </w:r>
+      <w:proofErr w:type="spellStart"/>
+      <w:r>
+        <w:rPr>
+          <w:lang w:val="en-US"/>
+        </w:rPr>
+        <w:t>til</w:t>
+      </w:r>
+      <w:proofErr w:type="spellEnd"/>
+      <w:r>
+        <w:rPr>
+          <w:lang w:val="en-US"/>
+        </w:rPr>
+        <w:t xml:space="preserve"> </w:t>
+      </w:r>
+      <w:proofErr w:type="spellStart"/>
+      <w:r>
+        <w:rPr>
+          <w:lang w:val="en-US"/>
+        </w:rPr>
+        <w:t>celle</w:t>
+      </w:r>
+      <w:proofErr w:type="spellEnd"/>
+    </w:p>
+    <w:p>
+      <w:pPr>
+        <w:pStyle w:val="Listeafsnit"/>
+        <w:numPr>
+          <w:ilvl w:val="0"/>
+          <w:numId w:val="16"/>
+        </w:numPr>
+        <w:rPr>
+          <w:lang w:val="en-US"/>
+        </w:rPr>
+      </w:pPr>
+      <w:r>
+        <w:rPr>
+          <w:b/>
+          <w:bCs/>
+          <w:i/>
+          <w:iCs/>
+          <w:lang w:val="en-US"/>
+        </w:rPr>
+        <w:t>cost</w:t>
+      </w:r>
+      <w:r>
+        <w:rPr>
+          <w:lang w:val="en-US"/>
+        </w:rPr>
+        <w:t>:</w:t>
+      </w:r>
+      <w:r>
+        <w:rPr>
+          <w:lang w:val="en-US"/>
+        </w:rPr>
+        <w:t xml:space="preserve"> </w:t>
+      </w:r>
+      <w:r>
+        <w:rPr>
+          <w:lang w:val="en-US"/>
+        </w:rPr>
+        <w:t xml:space="preserve">Den </w:t>
+      </w:r>
+      <w:proofErr w:type="spellStart"/>
+      <w:r>
+        <w:rPr>
+          <w:lang w:val="en-US"/>
+        </w:rPr>
+        <w:t>beregnede</w:t>
+      </w:r>
+      <w:proofErr w:type="spellEnd"/>
+      <w:r>
+        <w:rPr>
+          <w:lang w:val="en-US"/>
+        </w:rPr>
+        <w:t xml:space="preserve"> </w:t>
+      </w:r>
+      <w:proofErr w:type="spellStart"/>
+      <w:r>
+        <w:rPr>
+          <w:lang w:val="en-US"/>
+        </w:rPr>
+        <w:t>bygnings</w:t>
+      </w:r>
+      <w:r>
+        <w:rPr>
+          <w:lang w:val="en-US"/>
+        </w:rPr>
+        <w:t>omkostning</w:t>
+      </w:r>
+      <w:proofErr w:type="spellEnd"/>
+      <w:r>
+        <w:rPr>
+          <w:lang w:val="en-US"/>
+        </w:rPr>
+        <w:t xml:space="preserve"> </w:t>
+      </w:r>
+    </w:p>
+    <w:p>
+      <w:pPr>
+        <w:rPr>
+          <w:lang w:val="en-US"/>
+        </w:rPr>
+      </w:pPr>
+      <w:r>
+        <w:rPr>
+          <w:lang w:val="en-US"/>
+        </w:rPr>
+        <w:br w:type="page"/>
+      </w:r>
+    </w:p>
+    <w:p>
+      <w:pPr>
+        <w:pStyle w:val="Overskrift2"/>
+        <w:rPr>
+          <w:lang w:val="da-DK"/>
+        </w:rPr>
+      </w:pPr>
+      <w:r>
+        <w:rPr>
+          <w:lang w:val="da-DK"/>
+        </w:rPr>
+        <w:lastRenderedPageBreak/>
+        <w:t xml:space="preserve">Funktioner til databehandling i </w:t>
+      </w:r>
+      <w:proofErr w:type="gramStart"/>
+      <w:r>
+        <w:rPr>
+          <w:lang w:val="da-DK"/>
+        </w:rPr>
+        <w:t>TGV databasen</w:t>
+      </w:r>
+      <w:proofErr w:type="gramEnd"/>
+    </w:p>
+    <w:p>
+      <w:pPr>
+        <w:rPr>
+          <w:lang w:val="da-DK"/>
+        </w:rPr>
+      </w:pPr>
+    </w:p>
+    <w:p>
+      <w:pPr>
+        <w:rPr>
+          <w:lang w:val="da-DK"/>
+        </w:rPr>
+      </w:pPr>
+      <w:r>
+        <w:rPr>
+          <w:lang w:val="da-DK"/>
+        </w:rPr>
+        <w:t>Databehandling i TGV</w:t>
+      </w:r>
+      <w:r>
+        <w:rPr>
+          <w:lang w:val="da-DK"/>
+        </w:rPr>
+        <w:t>-</w:t>
+      </w:r>
+      <w:r>
+        <w:rPr>
+          <w:lang w:val="da-DK"/>
+        </w:rPr>
+        <w:t>databasen varetages af en lang række funktioner, f.eks. til konvertering af dat</w:t>
+      </w:r>
+      <w:r>
+        <w:rPr>
+          <w:lang w:val="da-DK"/>
+        </w:rPr>
+        <w:t>a fra eksterne filer</w:t>
+      </w:r>
+      <w:r>
+        <w:rPr>
+          <w:lang w:val="da-DK"/>
+        </w:rPr>
+        <w:t xml:space="preserve"> til TGV</w:t>
+      </w:r>
+      <w:r>
+        <w:rPr>
+          <w:lang w:val="da-DK"/>
+        </w:rPr>
+        <w:t>-</w:t>
+      </w:r>
+      <w:r>
+        <w:rPr>
+          <w:lang w:val="da-DK"/>
+        </w:rPr>
+        <w:t>datab</w:t>
+      </w:r>
+      <w:r>
+        <w:rPr>
+          <w:lang w:val="da-DK"/>
+        </w:rPr>
+        <w:t>a</w:t>
+      </w:r>
+      <w:r>
+        <w:rPr>
+          <w:lang w:val="da-DK"/>
+        </w:rPr>
+        <w:t>sestrukturen</w:t>
+      </w:r>
+      <w:r>
+        <w:rPr>
+          <w:lang w:val="da-DK"/>
+        </w:rPr>
+        <w:t>;</w:t>
+      </w:r>
+      <w:r>
+        <w:rPr>
+          <w:lang w:val="da-DK"/>
+        </w:rPr>
+        <w:t xml:space="preserve"> ekstrapolering af manglende observationer</w:t>
+      </w:r>
+      <w:r>
+        <w:rPr>
+          <w:lang w:val="da-DK"/>
+        </w:rPr>
+        <w:t>;</w:t>
+      </w:r>
+      <w:r>
+        <w:rPr>
+          <w:lang w:val="da-DK"/>
+        </w:rPr>
+        <w:t xml:space="preserve"> tidsmæssige fremskrivninger af vanddybder samt beregninger af </w:t>
+      </w:r>
+      <w:r>
+        <w:rPr>
+          <w:lang w:val="da-DK"/>
+        </w:rPr>
+        <w:t>bygnings</w:t>
+      </w:r>
+      <w:r>
+        <w:rPr>
+          <w:lang w:val="da-DK"/>
+        </w:rPr>
+        <w:t>omkostninger vedr. terrænnært grundvand</w:t>
+      </w:r>
+      <w:r>
+        <w:rPr>
+          <w:lang w:val="da-DK"/>
         </w:rPr>
         <w:t>.</w:t>
       </w:r>
-    </w:p>
-    <w:p>
-      <w:pPr>
-        <w:rPr>
-          <w:lang w:val="en-US"/>
-        </w:rPr>
-      </w:pPr>
-      <w:r>
-        <w:rPr>
-          <w:lang w:val="en-US"/>
-        </w:rPr>
-        <w:br w:type="page"/>
-      </w:r>
-    </w:p>
-    <w:p>
-      <w:pPr>
-        <w:pStyle w:val="Overskrift2"/>
-        <w:rPr>
-          <w:lang w:val="da-DK"/>
-        </w:rPr>
-      </w:pPr>
-      <w:r>
-        <w:rPr>
-          <w:lang w:val="da-DK"/>
-        </w:rPr>
-        <w:lastRenderedPageBreak/>
-        <w:t>Funktioner til databehandling i TGV databasen</w:t>
-      </w:r>
-    </w:p>
-    <w:p>
-      <w:pPr>
-        <w:rPr>
-          <w:lang w:val="da-DK"/>
-        </w:rPr>
-      </w:pPr>
-    </w:p>
-    <w:p>
-      <w:pPr>
-        <w:rPr>
-          <w:lang w:val="da-DK"/>
-        </w:rPr>
-      </w:pPr>
-      <w:r>
-        <w:rPr>
-          <w:lang w:val="da-DK"/>
-        </w:rPr>
-        <w:t>Databehandling i TGV</w:t>
+      <w:r>
+        <w:rPr>
+          <w:lang w:val="da-DK"/>
+        </w:rPr>
+        <w:t xml:space="preserve"> </w:t>
+      </w:r>
+    </w:p>
+    <w:p>
+      <w:pPr>
+        <w:rPr>
+          <w:lang w:val="da-DK"/>
+        </w:rPr>
+      </w:pPr>
+      <w:r>
+        <w:rPr>
+          <w:lang w:val="da-DK"/>
+        </w:rPr>
+        <w:t xml:space="preserve">Det store flertal af </w:t>
+      </w:r>
+      <w:r>
+        <w:rPr>
+          <w:lang w:val="da-DK"/>
+        </w:rPr>
+        <w:t xml:space="preserve">disse </w:t>
+      </w:r>
+      <w:r>
+        <w:rPr>
+          <w:lang w:val="da-DK"/>
+        </w:rPr>
+        <w:t xml:space="preserve">funktioner er udviklet som PLPGSQL baserede funktioner. </w:t>
+      </w:r>
+      <w:r>
+        <w:rPr>
+          <w:lang w:val="da-DK"/>
+        </w:rPr>
+        <w:br/>
+      </w:r>
+      <w:r>
+        <w:rPr>
+          <w:lang w:val="da-DK"/>
+        </w:rPr>
+        <w:br/>
+      </w:r>
+      <w:r>
+        <w:rPr>
+          <w:lang w:val="da-DK"/>
+        </w:rPr>
+        <w:t>PL</w:t>
       </w:r>
       <w:r>
         <w:rPr>
@@ -8229,20 +8710,22 @@
         <w:rPr>
           <w:lang w:val="da-DK"/>
         </w:rPr>
-        <w:t>databasen varetages af en lang række funktioner, f.eks. til konvertering af dat</w:t>
-      </w:r>
-      <w:r>
-        <w:rPr>
-          <w:lang w:val="da-DK"/>
-        </w:rPr>
-        <w:t>a fra eksterne filer</w:t>
-      </w:r>
-      <w:r>
-        <w:rPr>
-          <w:lang w:val="da-DK"/>
-        </w:rPr>
-        <w:t xml:space="preserve"> til TGV</w:t>
-      </w:r>
+        <w:t xml:space="preserve">PGSQL er </w:t>
+      </w:r>
+      <w:r>
+        <w:rPr>
+          <w:lang w:val="da-DK"/>
+        </w:rPr>
+        <w:t xml:space="preserve">en </w:t>
+      </w:r>
+      <w:proofErr w:type="spellStart"/>
+      <w:r>
+        <w:rPr>
+          <w:lang w:val="da-DK"/>
+        </w:rPr>
+        <w:t>PostgreSQL</w:t>
+      </w:r>
+      <w:proofErr w:type="spellEnd"/>
       <w:r>
         <w:rPr>
           <w:lang w:val="da-DK"/>
@@ -8253,55 +8736,174 @@
         <w:rPr>
           <w:lang w:val="da-DK"/>
         </w:rPr>
-        <w:t>datab</w:t>
-      </w:r>
-      <w:r>
-        <w:rPr>
-          <w:lang w:val="da-DK"/>
-        </w:rPr>
-        <w:t>a</w:t>
-      </w:r>
-      <w:r>
-        <w:rPr>
-          <w:lang w:val="da-DK"/>
-        </w:rPr>
-        <w:t>sestrukturen</w:t>
-      </w:r>
-      <w:r>
-        <w:rPr>
-          <w:lang w:val="da-DK"/>
-        </w:rPr>
-        <w:t>;</w:t>
-      </w:r>
-      <w:r>
-        <w:rPr>
-          <w:lang w:val="da-DK"/>
-        </w:rPr>
-        <w:t xml:space="preserve"> ekstrapolering af manglende observationer</w:t>
-      </w:r>
-      <w:r>
-        <w:rPr>
-          <w:lang w:val="da-DK"/>
-        </w:rPr>
-        <w:t>;</w:t>
-      </w:r>
-      <w:r>
-        <w:rPr>
-          <w:lang w:val="da-DK"/>
-        </w:rPr>
-        <w:t xml:space="preserve"> tidsmæssige fremskrivninger af vanddybder samt beregninger af </w:t>
-      </w:r>
-      <w:r>
-        <w:rPr>
-          <w:lang w:val="da-DK"/>
-        </w:rPr>
-        <w:t>bygnings</w:t>
-      </w:r>
-      <w:r>
-        <w:rPr>
-          <w:lang w:val="da-DK"/>
-        </w:rPr>
-        <w:t>omkostninger vedr. terrænnært grundvand</w:t>
+        <w:t xml:space="preserve">udvidelse af SQL-sproget som giver mulighed for </w:t>
+      </w:r>
+      <w:r>
+        <w:rPr>
+          <w:lang w:val="da-DK"/>
+        </w:rPr>
+        <w:t xml:space="preserve">at </w:t>
+      </w:r>
+      <w:r>
+        <w:rPr>
+          <w:lang w:val="da-DK"/>
+        </w:rPr>
+        <w:t>udvikle funktioner</w:t>
+      </w:r>
+      <w:r>
+        <w:rPr>
+          <w:lang w:val="da-DK"/>
+        </w:rPr>
+        <w:t>/moduler</w:t>
+      </w:r>
+      <w:r>
+        <w:rPr>
+          <w:lang w:val="da-DK"/>
+        </w:rPr>
+        <w:t xml:space="preserve"> </w:t>
+      </w:r>
+      <w:r>
+        <w:rPr>
+          <w:lang w:val="da-DK"/>
+        </w:rPr>
+        <w:t>så</w:t>
+      </w:r>
+      <w:r>
+        <w:rPr>
+          <w:lang w:val="da-DK"/>
+        </w:rPr>
+        <w:t>som f</w:t>
+      </w:r>
+      <w:r>
+        <w:rPr>
+          <w:lang w:val="da-DK"/>
+        </w:rPr>
+        <w:t xml:space="preserve">unktionskald inkl. </w:t>
+      </w:r>
+      <w:r>
+        <w:rPr>
+          <w:lang w:val="da-DK"/>
+        </w:rPr>
+        <w:t>argument</w:t>
+      </w:r>
+      <w:r>
+        <w:rPr>
+          <w:lang w:val="da-DK"/>
+        </w:rPr>
+        <w:t>er og retur variable</w:t>
+      </w:r>
+      <w:r>
+        <w:rPr>
+          <w:lang w:val="da-DK"/>
+        </w:rPr>
+        <w:t xml:space="preserve">, lokale variable, </w:t>
+      </w:r>
+      <w:proofErr w:type="spellStart"/>
+      <w:r>
+        <w:rPr>
+          <w:lang w:val="da-DK"/>
+        </w:rPr>
+        <w:t>if-then-else</w:t>
+      </w:r>
+      <w:proofErr w:type="spellEnd"/>
+      <w:r>
+        <w:rPr>
+          <w:lang w:val="da-DK"/>
+        </w:rPr>
+        <w:t xml:space="preserve"> konstruktioner og en lang række andre sprog elementer, som ikke er til stede i standard SQL. </w:t>
+      </w:r>
+    </w:p>
+    <w:p>
+      <w:pPr>
+        <w:rPr>
+          <w:lang w:val="da-DK"/>
+        </w:rPr>
+      </w:pPr>
+      <w:r>
+        <w:rPr>
+          <w:lang w:val="da-DK"/>
+        </w:rPr>
+        <w:t>Dette gør TGV</w:t>
+      </w:r>
+      <w:r>
+        <w:rPr>
+          <w:lang w:val="da-DK"/>
+        </w:rPr>
+        <w:t>-</w:t>
+      </w:r>
+      <w:r>
+        <w:rPr>
+          <w:lang w:val="da-DK"/>
+        </w:rPr>
+        <w:t xml:space="preserve">databasen nem at installere og benytte, da </w:t>
+      </w:r>
+      <w:r>
+        <w:rPr>
+          <w:lang w:val="da-DK"/>
+        </w:rPr>
+        <w:t xml:space="preserve">stort set alle </w:t>
+      </w:r>
+      <w:r>
+        <w:rPr>
+          <w:lang w:val="da-DK"/>
+        </w:rPr>
+        <w:t>TGV-</w:t>
+      </w:r>
+      <w:r>
+        <w:rPr>
+          <w:lang w:val="da-DK"/>
+        </w:rPr>
+        <w:t xml:space="preserve">databehandlings funktioner </w:t>
+      </w:r>
+      <w:r>
+        <w:rPr>
+          <w:lang w:val="da-DK"/>
+        </w:rPr>
+        <w:t xml:space="preserve">følger med i </w:t>
+      </w:r>
+      <w:r>
+        <w:rPr>
+          <w:lang w:val="da-DK"/>
+        </w:rPr>
+        <w:t xml:space="preserve">selve databasen og </w:t>
+      </w:r>
+      <w:r>
+        <w:rPr>
+          <w:i/>
+          <w:iCs/>
+          <w:lang w:val="da-DK"/>
+        </w:rPr>
+        <w:t>ikke</w:t>
+      </w:r>
+      <w:r>
+        <w:rPr>
+          <w:lang w:val="da-DK"/>
+        </w:rPr>
+        <w:t xml:space="preserve"> som </w:t>
+      </w:r>
+      <w:r>
+        <w:rPr>
+          <w:lang w:val="da-DK"/>
+        </w:rPr>
+        <w:t>eksterne</w:t>
+      </w:r>
+      <w:r>
+        <w:rPr>
+          <w:lang w:val="da-DK"/>
+        </w:rPr>
+        <w:t xml:space="preserve"> funktioner</w:t>
+      </w:r>
+      <w:r>
+        <w:rPr>
+          <w:lang w:val="da-DK"/>
+        </w:rPr>
+        <w:t xml:space="preserve"> skrevet i Python e</w:t>
+      </w:r>
+      <w:r>
+        <w:rPr>
+          <w:lang w:val="da-DK"/>
+        </w:rPr>
+        <w:t>ller lignende sprog</w:t>
       </w:r>
       <w:r>
         <w:rPr>
@@ -8313,32 +8915,119 @@
         <w:rPr>
           <w:lang w:val="da-DK"/>
         </w:rPr>
+        <w:t xml:space="preserve"> Så selve omkostningsberegninger og andre databehandlingsfunktioner er </w:t>
+      </w:r>
+      <w:r>
+        <w:rPr>
+          <w:i/>
+          <w:iCs/>
+          <w:lang w:val="da-DK"/>
+        </w:rPr>
+        <w:t>ikke</w:t>
+      </w:r>
+      <w:r>
+        <w:rPr>
+          <w:lang w:val="da-DK"/>
+        </w:rPr>
+        <w:t xml:space="preserve"> afhængigt af eksterne systemer eller programmer </w:t>
+      </w:r>
+      <w:r>
+        <w:rPr>
+          <w:lang w:val="da-DK"/>
+        </w:rPr>
         <w:t xml:space="preserve"> </w:t>
       </w:r>
-    </w:p>
-    <w:p>
-      <w:pPr>
-        <w:rPr>
-          <w:lang w:val="da-DK"/>
-        </w:rPr>
-      </w:pPr>
-      <w:r>
-        <w:rPr>
-          <w:lang w:val="da-DK"/>
-        </w:rPr>
-        <w:t xml:space="preserve">Det store flertal af </w:t>
-      </w:r>
-      <w:r>
-        <w:rPr>
-          <w:lang w:val="da-DK"/>
-        </w:rPr>
-        <w:t xml:space="preserve">disse </w:t>
-      </w:r>
-      <w:r>
-        <w:rPr>
-          <w:lang w:val="da-DK"/>
-        </w:rPr>
-        <w:t xml:space="preserve">funktioner er udviklet som PLPGSQL baserede funktioner. </w:t>
+      <w:r>
+        <w:rPr>
+          <w:lang w:val="da-DK"/>
+        </w:rPr>
+        <w:t xml:space="preserve"> </w:t>
+      </w:r>
+      <w:r>
+        <w:rPr>
+          <w:lang w:val="da-DK"/>
+        </w:rPr>
+        <w:t xml:space="preserve"> </w:t>
+      </w:r>
+    </w:p>
+    <w:p>
+      <w:pPr>
+        <w:rPr>
+          <w:lang w:val="da-DK"/>
+        </w:rPr>
+      </w:pPr>
+      <w:r>
+        <w:rPr>
+          <w:lang w:val="da-DK"/>
+        </w:rPr>
+        <w:t>De eneste funktioner, som ikke er implementeret som interne funktioner i databasen</w:t>
+      </w:r>
+      <w:r>
+        <w:rPr>
+          <w:lang w:val="da-DK"/>
+        </w:rPr>
+        <w:t>,</w:t>
+      </w:r>
+      <w:r>
+        <w:rPr>
+          <w:lang w:val="da-DK"/>
+        </w:rPr>
+        <w:t xml:space="preserve"> er dataimport</w:t>
+      </w:r>
+      <w:r>
+        <w:rPr>
+          <w:lang w:val="da-DK"/>
+        </w:rPr>
+        <w:t xml:space="preserve"> fra eksterne datakilder</w:t>
+      </w:r>
+      <w:r>
+        <w:rPr>
+          <w:lang w:val="da-DK"/>
+        </w:rPr>
+        <w:t>. Endvidere skal TG</w:t>
+      </w:r>
+      <w:r>
+        <w:rPr>
+          <w:lang w:val="da-DK"/>
+        </w:rPr>
+        <w:t>V-</w:t>
+      </w:r>
+      <w:r>
+        <w:rPr>
+          <w:lang w:val="da-DK"/>
+        </w:rPr>
+        <w:t xml:space="preserve">databasen </w:t>
+      </w:r>
+      <w:r>
+        <w:rPr>
+          <w:lang w:val="da-DK"/>
+        </w:rPr>
+        <w:t xml:space="preserve">benyttes via en </w:t>
+      </w:r>
+      <w:r>
+        <w:rPr>
+          <w:lang w:val="da-DK"/>
+        </w:rPr>
+        <w:t xml:space="preserve">brugerflade for slutbruger interaktion. </w:t>
+      </w:r>
+    </w:p>
+    <w:p>
+      <w:pPr>
+        <w:rPr>
+          <w:lang w:val="da-DK"/>
+        </w:rPr>
+      </w:pPr>
+      <w:r>
+        <w:rPr>
+          <w:lang w:val="da-DK"/>
+        </w:rPr>
+        <w:t>Dette kan være simple SQL-kald af funktioner fra SQL</w:t>
+      </w:r>
+      <w:r>
+        <w:rPr>
+          <w:lang w:val="da-DK"/>
+        </w:rPr>
+        <w:t>, som f.eks.</w:t>
       </w:r>
       <w:r>
         <w:rPr>
@@ -8354,394 +9043,79 @@
       </w:r>
       <w:r>
         <w:rPr>
-          <w:lang w:val="da-DK"/>
-        </w:rPr>
-        <w:t>PL</w:t>
-      </w:r>
-      <w:r>
-        <w:rPr>
-          <w:lang w:val="da-DK"/>
-        </w:rPr>
-        <w:t>-</w:t>
-      </w:r>
-      <w:r>
-        <w:rPr>
-          <w:lang w:val="da-DK"/>
-        </w:rPr>
-        <w:t xml:space="preserve">PGSQL er </w:t>
-      </w:r>
-      <w:r>
-        <w:rPr>
-          <w:lang w:val="da-DK"/>
-        </w:rPr>
-        <w:t xml:space="preserve">en </w:t>
-      </w:r>
-      <w:proofErr w:type="spellStart"/>
-      <w:r>
-        <w:rPr>
-          <w:lang w:val="da-DK"/>
-        </w:rPr>
-        <w:t>PostgreSQL</w:t>
-      </w:r>
-      <w:proofErr w:type="spellEnd"/>
-      <w:r>
-        <w:rPr>
-          <w:lang w:val="da-DK"/>
-        </w:rPr>
-        <w:t>-</w:t>
-      </w:r>
-      <w:r>
-        <w:rPr>
-          <w:lang w:val="da-DK"/>
-        </w:rPr>
-        <w:t xml:space="preserve">udvidelse af SQL-sproget som giver mulighed for </w:t>
-      </w:r>
-      <w:r>
-        <w:rPr>
-          <w:lang w:val="da-DK"/>
-        </w:rPr>
-        <w:t xml:space="preserve">at </w:t>
-      </w:r>
-      <w:r>
-        <w:rPr>
-          <w:lang w:val="da-DK"/>
-        </w:rPr>
-        <w:t>udvikle funktioner</w:t>
-      </w:r>
-      <w:r>
-        <w:rPr>
-          <w:lang w:val="da-DK"/>
-        </w:rPr>
-        <w:t>/moduler</w:t>
-      </w:r>
-      <w:r>
-        <w:rPr>
+          <w:rStyle w:val="Svagfremhvning"/>
+          <w:lang w:val="da-DK"/>
+        </w:rPr>
+        <w:t xml:space="preserve">SELECT </w:t>
+      </w:r>
+      <w:proofErr w:type="spellStart"/>
+      <w:r>
+        <w:rPr>
+          <w:rStyle w:val="Svagfremhvning"/>
+          <w:lang w:val="da-DK"/>
+        </w:rPr>
+        <w:t>models_</w:t>
+      </w:r>
+      <w:proofErr w:type="gramStart"/>
+      <w:r>
+        <w:rPr>
+          <w:rStyle w:val="Svagfremhvning"/>
+          <w:lang w:val="da-DK"/>
+        </w:rPr>
+        <w:t>create</w:t>
+      </w:r>
+      <w:proofErr w:type="spellEnd"/>
+      <w:r>
+        <w:rPr>
+          <w:rStyle w:val="Svagfremhvning"/>
+          <w:lang w:val="da-DK"/>
+        </w:rPr>
+        <w:t>(</w:t>
+      </w:r>
+      <w:proofErr w:type="gramEnd"/>
+      <w:r>
+        <w:rPr>
+          <w:rStyle w:val="Svagfremhvning"/>
+          <w:lang w:val="da-DK"/>
+        </w:rPr>
+        <w:t>’Mit projekt’, ’Min nye model</w:t>
+      </w:r>
+      <w:proofErr w:type="gramStart"/>
+      <w:r>
+        <w:rPr>
+          <w:rStyle w:val="Svagfremhvning"/>
+          <w:lang w:val="da-DK"/>
+        </w:rPr>
+        <w:t>’)</w:t>
+      </w:r>
+      <w:r>
+        <w:rPr>
+          <w:rStyle w:val="Svagfremhvning"/>
           <w:lang w:val="da-DK"/>
         </w:rPr>
         <w:t xml:space="preserve"> </w:t>
       </w:r>
       <w:r>
         <w:rPr>
-          <w:lang w:val="da-DK"/>
-        </w:rPr>
-        <w:t>så</w:t>
-      </w:r>
-      <w:r>
-        <w:rPr>
-          <w:lang w:val="da-DK"/>
-        </w:rPr>
-        <w:t>som f</w:t>
-      </w:r>
-      <w:r>
-        <w:rPr>
-          <w:lang w:val="da-DK"/>
-        </w:rPr>
-        <w:t xml:space="preserve">unktionskald inkl. </w:t>
-      </w:r>
-      <w:r>
-        <w:rPr>
-          <w:lang w:val="da-DK"/>
-        </w:rPr>
-        <w:t>argument</w:t>
-      </w:r>
-      <w:r>
-        <w:rPr>
-          <w:lang w:val="da-DK"/>
-        </w:rPr>
-        <w:t>er og retur variable</w:t>
-      </w:r>
-      <w:r>
-        <w:rPr>
-          <w:lang w:val="da-DK"/>
-        </w:rPr>
-        <w:t xml:space="preserve">, lokale variable, </w:t>
-      </w:r>
-      <w:proofErr w:type="spellStart"/>
-      <w:r>
-        <w:rPr>
-          <w:lang w:val="da-DK"/>
-        </w:rPr>
-        <w:t>if-then-else</w:t>
-      </w:r>
-      <w:proofErr w:type="spellEnd"/>
-      <w:r>
-        <w:rPr>
-          <w:lang w:val="da-DK"/>
-        </w:rPr>
-        <w:t xml:space="preserve"> konstruktioner og en lang række andre sprog elementer, som ikke er til stede i standard SQL. </w:t>
-      </w:r>
-    </w:p>
-    <w:p>
-      <w:pPr>
-        <w:rPr>
-          <w:lang w:val="da-DK"/>
-        </w:rPr>
-      </w:pPr>
-      <w:r>
-        <w:rPr>
-          <w:lang w:val="da-DK"/>
-        </w:rPr>
-        <w:t>Dette gør TGV</w:t>
-      </w:r>
-      <w:r>
-        <w:rPr>
-          <w:lang w:val="da-DK"/>
-        </w:rPr>
-        <w:t>-</w:t>
-      </w:r>
-      <w:r>
-        <w:rPr>
-          <w:lang w:val="da-DK"/>
-        </w:rPr>
-        <w:t xml:space="preserve">databasen nem at installere og benytte, da </w:t>
-      </w:r>
-      <w:r>
-        <w:rPr>
-          <w:lang w:val="da-DK"/>
-        </w:rPr>
-        <w:t xml:space="preserve">stort set alle </w:t>
-      </w:r>
-      <w:r>
-        <w:rPr>
-          <w:lang w:val="da-DK"/>
-        </w:rPr>
-        <w:t>TGV-</w:t>
-      </w:r>
-      <w:r>
-        <w:rPr>
-          <w:lang w:val="da-DK"/>
-        </w:rPr>
-        <w:t xml:space="preserve">databehandlings funktioner </w:t>
-      </w:r>
-      <w:r>
-        <w:rPr>
-          <w:lang w:val="da-DK"/>
-        </w:rPr>
-        <w:t xml:space="preserve">følger med i </w:t>
-      </w:r>
-      <w:r>
-        <w:rPr>
-          <w:lang w:val="da-DK"/>
-        </w:rPr>
-        <w:t xml:space="preserve">selve databasen og </w:t>
-      </w:r>
-      <w:r>
-        <w:rPr>
-          <w:i/>
-          <w:iCs/>
-          <w:lang w:val="da-DK"/>
-        </w:rPr>
-        <w:t>ikke</w:t>
-      </w:r>
-      <w:r>
-        <w:rPr>
-          <w:lang w:val="da-DK"/>
-        </w:rPr>
-        <w:t xml:space="preserve"> som </w:t>
-      </w:r>
-      <w:r>
-        <w:rPr>
-          <w:lang w:val="da-DK"/>
-        </w:rPr>
-        <w:t>eksterne</w:t>
-      </w:r>
-      <w:r>
-        <w:rPr>
-          <w:lang w:val="da-DK"/>
-        </w:rPr>
-        <w:t xml:space="preserve"> funktioner</w:t>
-      </w:r>
-      <w:r>
-        <w:rPr>
-          <w:lang w:val="da-DK"/>
-        </w:rPr>
-        <w:t xml:space="preserve"> skrevet i Python e</w:t>
-      </w:r>
-      <w:r>
-        <w:rPr>
-          <w:lang w:val="da-DK"/>
-        </w:rPr>
-        <w:t>ller lignende sprog</w:t>
-      </w:r>
-      <w:r>
-        <w:rPr>
-          <w:lang w:val="da-DK"/>
-        </w:rPr>
-        <w:t>.</w:t>
-      </w:r>
-      <w:r>
-        <w:rPr>
-          <w:lang w:val="da-DK"/>
-        </w:rPr>
-        <w:t xml:space="preserve"> Så selve omkostningsberegninger og andre databehandlingsfunktioner er </w:t>
-      </w:r>
-      <w:r>
-        <w:rPr>
-          <w:i/>
-          <w:iCs/>
-          <w:lang w:val="da-DK"/>
-        </w:rPr>
-        <w:t>ikke</w:t>
-      </w:r>
-      <w:r>
-        <w:rPr>
-          <w:lang w:val="da-DK"/>
-        </w:rPr>
-        <w:t xml:space="preserve"> afhængigt af eksterne systemer eller programmer </w:t>
-      </w:r>
-      <w:r>
-        <w:rPr>
+          <w:rStyle w:val="Svagfremhvning"/>
           <w:lang w:val="da-DK"/>
         </w:rPr>
         <w:t xml:space="preserve"> </w:t>
       </w:r>
       <w:r>
         <w:rPr>
-          <w:lang w:val="da-DK"/>
-        </w:rPr>
-        <w:t xml:space="preserve"> </w:t>
-      </w:r>
-      <w:r>
-        <w:rPr>
-          <w:lang w:val="da-DK"/>
-        </w:rPr>
-        <w:t xml:space="preserve"> </w:t>
-      </w:r>
-    </w:p>
-    <w:p>
-      <w:pPr>
-        <w:rPr>
-          <w:lang w:val="da-DK"/>
-        </w:rPr>
-      </w:pPr>
-      <w:r>
-        <w:rPr>
-          <w:lang w:val="da-DK"/>
-        </w:rPr>
-        <w:t>De eneste funktioner, som ikke er implementeret som interne funktioner i databasen</w:t>
-      </w:r>
-      <w:r>
-        <w:rPr>
-          <w:lang w:val="da-DK"/>
-        </w:rPr>
-        <w:t>,</w:t>
-      </w:r>
-      <w:r>
-        <w:rPr>
-          <w:lang w:val="da-DK"/>
-        </w:rPr>
-        <w:t xml:space="preserve"> er dataimport</w:t>
-      </w:r>
-      <w:r>
-        <w:rPr>
-          <w:lang w:val="da-DK"/>
-        </w:rPr>
-        <w:t xml:space="preserve"> fra eksterne datakilder</w:t>
-      </w:r>
-      <w:r>
-        <w:rPr>
-          <w:lang w:val="da-DK"/>
-        </w:rPr>
-        <w:t>. Endvidere skal TG</w:t>
-      </w:r>
-      <w:r>
-        <w:rPr>
-          <w:lang w:val="da-DK"/>
-        </w:rPr>
-        <w:t>V-</w:t>
-      </w:r>
-      <w:r>
-        <w:rPr>
-          <w:lang w:val="da-DK"/>
-        </w:rPr>
-        <w:t xml:space="preserve">databasen </w:t>
-      </w:r>
-      <w:r>
-        <w:rPr>
-          <w:lang w:val="da-DK"/>
-        </w:rPr>
-        <w:t xml:space="preserve">benyttes via en </w:t>
-      </w:r>
-      <w:r>
-        <w:rPr>
-          <w:lang w:val="da-DK"/>
-        </w:rPr>
-        <w:t xml:space="preserve">brugerflade for slutbruger interaktion. </w:t>
-      </w:r>
-    </w:p>
-    <w:p>
-      <w:pPr>
-        <w:rPr>
-          <w:lang w:val="da-DK"/>
-        </w:rPr>
-      </w:pPr>
-      <w:r>
-        <w:rPr>
-          <w:lang w:val="da-DK"/>
-        </w:rPr>
-        <w:t>Dette kan være simple SQL-kald af funktioner fra SQL</w:t>
-      </w:r>
-      <w:r>
-        <w:rPr>
-          <w:lang w:val="da-DK"/>
-        </w:rPr>
-        <w:t>, som f.eks.</w:t>
-      </w:r>
-      <w:r>
-        <w:rPr>
-          <w:lang w:val="da-DK"/>
-        </w:rPr>
-        <w:br/>
-      </w:r>
-      <w:r>
-        <w:rPr>
-          <w:lang w:val="da-DK"/>
-        </w:rPr>
-        <w:br/>
-      </w:r>
-      <w:r>
-        <w:rPr>
           <w:rStyle w:val="Svagfremhvning"/>
           <w:lang w:val="da-DK"/>
         </w:rPr>
-        <w:t xml:space="preserve">SELECT </w:t>
-      </w:r>
-      <w:proofErr w:type="spellStart"/>
+        <w:t>/</w:t>
+      </w:r>
+      <w:proofErr w:type="gramEnd"/>
       <w:r>
         <w:rPr>
           <w:rStyle w:val="Svagfremhvning"/>
           <w:lang w:val="da-DK"/>
         </w:rPr>
-        <w:t>models_create</w:t>
-      </w:r>
-      <w:proofErr w:type="spellEnd"/>
-      <w:r>
-        <w:rPr>
-          <w:rStyle w:val="Svagfremhvning"/>
-          <w:lang w:val="da-DK"/>
-        </w:rPr>
-        <w:t>(’Mit projekt’, ’Min nye model’)</w:t>
-      </w:r>
-      <w:r>
-        <w:rPr>
-          <w:rStyle w:val="Svagfremhvning"/>
-          <w:lang w:val="da-DK"/>
-        </w:rPr>
-        <w:t xml:space="preserve"> </w:t>
-      </w:r>
-      <w:r>
-        <w:rPr>
-          <w:rStyle w:val="Svagfremhvning"/>
-          <w:lang w:val="da-DK"/>
-        </w:rPr>
-        <w:t xml:space="preserve"> </w:t>
-      </w:r>
-      <w:r>
-        <w:rPr>
-          <w:rStyle w:val="Svagfremhvning"/>
-          <w:lang w:val="da-DK"/>
-        </w:rPr>
-        <w:t xml:space="preserve">/* Opretter ny model under et projekt */ </w:t>
+        <w:t xml:space="preserve">* Opretter ny model under et projekt */ </w:t>
       </w:r>
     </w:p>
     <w:p>
@@ -9026,7 +9400,17 @@
           <w:bCs w:val="0"/>
           <w:lang w:val="en-US"/>
         </w:rPr>
-        <w:t>parameter_groups_exists</w:t>
+        <w:t>parameter_groups_</w:t>
+      </w:r>
+      <w:proofErr w:type="gramStart"/>
+      <w:r>
+        <w:rPr>
+          <w:rStyle w:val="Strk"/>
+          <w:b w:val="0"/>
+          <w:bCs w:val="0"/>
+          <w:lang w:val="en-US"/>
+        </w:rPr>
+        <w:t>exists</w:t>
       </w:r>
       <w:proofErr w:type="spellEnd"/>
       <w:r>
@@ -9039,6 +9423,7 @@
         <w:t>(</w:t>
       </w:r>
       <w:proofErr w:type="spellStart"/>
+      <w:proofErr w:type="gramEnd"/>
       <w:r>
         <w:rPr>
           <w:rStyle w:val="Strk"/>
@@ -9116,7 +9501,17 @@
           <w:bCs w:val="0"/>
           <w:lang w:val="en-US"/>
         </w:rPr>
-        <w:t>parameter_groups_create</w:t>
+        <w:t>parameter_groups_</w:t>
+      </w:r>
+      <w:proofErr w:type="gramStart"/>
+      <w:r>
+        <w:rPr>
+          <w:rStyle w:val="Strk"/>
+          <w:b w:val="0"/>
+          <w:bCs w:val="0"/>
+          <w:lang w:val="en-US"/>
+        </w:rPr>
+        <w:t>create</w:t>
       </w:r>
       <w:proofErr w:type="spellEnd"/>
       <w:r>
@@ -9129,6 +9524,7 @@
         <w:t>(</w:t>
       </w:r>
       <w:proofErr w:type="spellStart"/>
+      <w:proofErr w:type="gramEnd"/>
       <w:r>
         <w:rPr>
           <w:rStyle w:val="Strk"/>
@@ -9313,7 +9709,17 @@
           <w:bCs w:val="0"/>
           <w:lang w:val="en-US"/>
         </w:rPr>
-        <w:t>parameter_groups_read</w:t>
+        <w:t>parameter_groups_</w:t>
+      </w:r>
+      <w:proofErr w:type="gramStart"/>
+      <w:r>
+        <w:rPr>
+          <w:rStyle w:val="Strk"/>
+          <w:b w:val="0"/>
+          <w:bCs w:val="0"/>
+          <w:lang w:val="en-US"/>
+        </w:rPr>
+        <w:t>read</w:t>
       </w:r>
       <w:proofErr w:type="spellEnd"/>
       <w:r>
@@ -9326,6 +9732,7 @@
         <w:t>(</w:t>
       </w:r>
       <w:proofErr w:type="spellStart"/>
+      <w:proofErr w:type="gramEnd"/>
       <w:r>
         <w:rPr>
           <w:rStyle w:val="Strk"/>
@@ -9395,7 +9802,17 @@
           <w:bCs w:val="0"/>
           <w:lang w:val="en-US"/>
         </w:rPr>
-        <w:t>parameter_groups_update</w:t>
+        <w:t>parameter_groups_</w:t>
+      </w:r>
+      <w:proofErr w:type="gramStart"/>
+      <w:r>
+        <w:rPr>
+          <w:rStyle w:val="Strk"/>
+          <w:b w:val="0"/>
+          <w:bCs w:val="0"/>
+          <w:lang w:val="en-US"/>
+        </w:rPr>
+        <w:t>update</w:t>
       </w:r>
       <w:proofErr w:type="spellEnd"/>
       <w:r>
@@ -9408,6 +9825,7 @@
         <w:t>(</w:t>
       </w:r>
       <w:proofErr w:type="spellStart"/>
+      <w:proofErr w:type="gramEnd"/>
       <w:r>
         <w:rPr>
           <w:rStyle w:val="Strk"/>
@@ -9696,7 +10114,17 @@
           <w:bCs w:val="0"/>
           <w:lang w:val="en-US"/>
         </w:rPr>
-        <w:t>parameter_groups_delete</w:t>
+        <w:t>parameter_groups_</w:t>
+      </w:r>
+      <w:proofErr w:type="gramStart"/>
+      <w:r>
+        <w:rPr>
+          <w:rStyle w:val="Strk"/>
+          <w:b w:val="0"/>
+          <w:bCs w:val="0"/>
+          <w:lang w:val="en-US"/>
+        </w:rPr>
+        <w:t>delete</w:t>
       </w:r>
       <w:proofErr w:type="spellEnd"/>
       <w:r>
@@ -9709,6 +10137,7 @@
         <w:t>(</w:t>
       </w:r>
       <w:proofErr w:type="spellStart"/>
+      <w:proofErr w:type="gramEnd"/>
       <w:r>
         <w:rPr>
           <w:rStyle w:val="Strk"/>
@@ -9976,7 +10405,17 @@
           <w:bCs w:val="0"/>
           <w:lang w:val="da-DK"/>
         </w:rPr>
-        <w:t>projects_exists</w:t>
+        <w:t>projects_</w:t>
+      </w:r>
+      <w:proofErr w:type="gramStart"/>
+      <w:r>
+        <w:rPr>
+          <w:rStyle w:val="Strk"/>
+          <w:b w:val="0"/>
+          <w:bCs w:val="0"/>
+          <w:lang w:val="da-DK"/>
+        </w:rPr>
+        <w:t>exists</w:t>
       </w:r>
       <w:proofErr w:type="spellEnd"/>
       <w:r>
@@ -9989,6 +10428,7 @@
         <w:t>(</w:t>
       </w:r>
       <w:proofErr w:type="spellStart"/>
+      <w:proofErr w:type="gramEnd"/>
       <w:r>
         <w:rPr>
           <w:rStyle w:val="Strk"/>
@@ -10179,7 +10619,27 @@
           <w:bCs w:val="0"/>
           <w:lang w:val="en-US"/>
         </w:rPr>
-        <w:t xml:space="preserve"> integer DEFAULT 25832) RETURNS void  -- Assign the correct EPSG code</w:t>
+        <w:t xml:space="preserve"> integer DEFAULT 25832) RETURNS </w:t>
+      </w:r>
+      <w:proofErr w:type="gramStart"/>
+      <w:r>
+        <w:rPr>
+          <w:rStyle w:val="Strk"/>
+          <w:b w:val="0"/>
+          <w:bCs w:val="0"/>
+          <w:lang w:val="en-US"/>
+        </w:rPr>
+        <w:t>void  --</w:t>
+      </w:r>
+      <w:proofErr w:type="gramEnd"/>
+      <w:r>
+        <w:rPr>
+          <w:rStyle w:val="Strk"/>
+          <w:b w:val="0"/>
+          <w:bCs w:val="0"/>
+          <w:lang w:val="en-US"/>
+        </w:rPr>
+        <w:t xml:space="preserve"> Assign the correct EPSG code</w:t>
       </w:r>
     </w:p>
     <w:p>
@@ -10359,8 +10819,19 @@
           <w:bCs w:val="0"/>
           <w:lang w:val="da-DK"/>
         </w:rPr>
-        <w:t>: Polygon geometri for det nye projekt formateret som en WKT streng</w:t>
-      </w:r>
+        <w:t xml:space="preserve">: Polygon geometri for det nye projekt formateret som en </w:t>
+      </w:r>
+      <w:proofErr w:type="gramStart"/>
+      <w:r>
+        <w:rPr>
+          <w:rStyle w:val="Strk"/>
+          <w:b w:val="0"/>
+          <w:bCs w:val="0"/>
+          <w:lang w:val="da-DK"/>
+        </w:rPr>
+        <w:t>WKT streng</w:t>
+      </w:r>
+      <w:proofErr w:type="gramEnd"/>
     </w:p>
     <w:p>
       <w:pPr>
@@ -10394,7 +10865,27 @@
           <w:bCs w:val="0"/>
           <w:lang w:val="da-DK"/>
         </w:rPr>
-        <w:t>: heltal – EPSG kode for geometri</w:t>
+        <w:t xml:space="preserve">: heltal – </w:t>
+      </w:r>
+      <w:proofErr w:type="gramStart"/>
+      <w:r>
+        <w:rPr>
+          <w:rStyle w:val="Strk"/>
+          <w:b w:val="0"/>
+          <w:bCs w:val="0"/>
+          <w:lang w:val="da-DK"/>
+        </w:rPr>
+        <w:t>EPSG kode</w:t>
+      </w:r>
+      <w:proofErr w:type="gramEnd"/>
+      <w:r>
+        <w:rPr>
+          <w:rStyle w:val="Strk"/>
+          <w:b w:val="0"/>
+          <w:bCs w:val="0"/>
+          <w:lang w:val="da-DK"/>
+        </w:rPr>
+        <w:t xml:space="preserve"> for geometri</w:t>
       </w:r>
     </w:p>
     <w:p>
@@ -10415,7 +10906,17 @@
           <w:bCs w:val="0"/>
           <w:lang w:val="en-US"/>
         </w:rPr>
-        <w:t>projects_read</w:t>
+        <w:t>projects_</w:t>
+      </w:r>
+      <w:proofErr w:type="gramStart"/>
+      <w:r>
+        <w:rPr>
+          <w:rStyle w:val="Strk"/>
+          <w:b w:val="0"/>
+          <w:bCs w:val="0"/>
+          <w:lang w:val="en-US"/>
+        </w:rPr>
+        <w:t>read</w:t>
       </w:r>
       <w:proofErr w:type="spellEnd"/>
       <w:r>
@@ -10428,6 +10929,7 @@
         <w:t>(</w:t>
       </w:r>
       <w:proofErr w:type="spellStart"/>
+      <w:proofErr w:type="gramEnd"/>
       <w:r>
         <w:rPr>
           <w:rStyle w:val="Strk"/>
@@ -10509,7 +11011,17 @@
           <w:bCs w:val="0"/>
           <w:lang w:val="en-US"/>
         </w:rPr>
-        <w:t>project_update</w:t>
+        <w:t>project_</w:t>
+      </w:r>
+      <w:proofErr w:type="gramStart"/>
+      <w:r>
+        <w:rPr>
+          <w:rStyle w:val="Strk"/>
+          <w:b w:val="0"/>
+          <w:bCs w:val="0"/>
+          <w:lang w:val="en-US"/>
+        </w:rPr>
+        <w:t>update</w:t>
       </w:r>
       <w:proofErr w:type="spellEnd"/>
       <w:r>
@@ -10522,6 +11034,7 @@
         <w:t>(</w:t>
       </w:r>
       <w:proofErr w:type="spellStart"/>
+      <w:proofErr w:type="gramEnd"/>
       <w:r>
         <w:rPr>
           <w:rStyle w:val="Strk"/>
@@ -10715,8 +11228,19 @@
           <w:bCs w:val="0"/>
           <w:lang w:val="da-DK"/>
         </w:rPr>
-        <w:t xml:space="preserve"> formateret som en WKT streng</w:t>
-      </w:r>
+        <w:t xml:space="preserve"> formateret som en </w:t>
+      </w:r>
+      <w:proofErr w:type="gramStart"/>
+      <w:r>
+        <w:rPr>
+          <w:rStyle w:val="Strk"/>
+          <w:b w:val="0"/>
+          <w:bCs w:val="0"/>
+          <w:lang w:val="da-DK"/>
+        </w:rPr>
+        <w:t>WKT streng</w:t>
+      </w:r>
+      <w:proofErr w:type="gramEnd"/>
     </w:p>
     <w:p>
       <w:pPr>
@@ -10750,7 +11274,27 @@
           <w:bCs w:val="0"/>
           <w:lang w:val="da-DK"/>
         </w:rPr>
-        <w:t xml:space="preserve">: heltal – EPSG kode for </w:t>
+        <w:t xml:space="preserve">: heltal – </w:t>
+      </w:r>
+      <w:proofErr w:type="gramStart"/>
+      <w:r>
+        <w:rPr>
+          <w:rStyle w:val="Strk"/>
+          <w:b w:val="0"/>
+          <w:bCs w:val="0"/>
+          <w:lang w:val="da-DK"/>
+        </w:rPr>
+        <w:t>EPSG kode</w:t>
+      </w:r>
+      <w:proofErr w:type="gramEnd"/>
+      <w:r>
+        <w:rPr>
+          <w:rStyle w:val="Strk"/>
+          <w:b w:val="0"/>
+          <w:bCs w:val="0"/>
+          <w:lang w:val="da-DK"/>
+        </w:rPr>
+        <w:t xml:space="preserve"> for </w:t>
       </w:r>
       <w:r>
         <w:rPr>
@@ -10789,7 +11333,17 @@
           <w:bCs w:val="0"/>
           <w:lang w:val="en-US"/>
         </w:rPr>
-        <w:t>projects_delete</w:t>
+        <w:t>projects_</w:t>
+      </w:r>
+      <w:proofErr w:type="gramStart"/>
+      <w:r>
+        <w:rPr>
+          <w:rStyle w:val="Strk"/>
+          <w:b w:val="0"/>
+          <w:bCs w:val="0"/>
+          <w:lang w:val="en-US"/>
+        </w:rPr>
+        <w:t>delete</w:t>
       </w:r>
       <w:proofErr w:type="spellEnd"/>
       <w:r>
@@ -10802,6 +11356,7 @@
         <w:t>(</w:t>
       </w:r>
       <w:proofErr w:type="spellStart"/>
+      <w:proofErr w:type="gramEnd"/>
       <w:r>
         <w:rPr>
           <w:rStyle w:val="Strk"/>
@@ -11079,8 +11634,19 @@
           <w:bCs w:val="0"/>
           <w:lang w:val="da-DK"/>
         </w:rPr>
-        <w:t>: Navn på den nye projekt</w:t>
-      </w:r>
+        <w:t xml:space="preserve">: Navn på </w:t>
+      </w:r>
+      <w:proofErr w:type="gramStart"/>
+      <w:r>
+        <w:rPr>
+          <w:rStyle w:val="Strk"/>
+          <w:b w:val="0"/>
+          <w:bCs w:val="0"/>
+          <w:lang w:val="da-DK"/>
+        </w:rPr>
+        <w:t>den nye projekt</w:t>
+      </w:r>
+      <w:proofErr w:type="gramEnd"/>
     </w:p>
     <w:p>
       <w:pPr>
@@ -11160,7 +11726,27 @@
           <w:bCs w:val="0"/>
           <w:lang w:val="da-DK"/>
         </w:rPr>
-        <w:t>, der skal kopieres (true)  eller kun er selve projekt med geometri (false)</w:t>
+        <w:t>, der skal kopieres (</w:t>
+      </w:r>
+      <w:proofErr w:type="gramStart"/>
+      <w:r>
+        <w:rPr>
+          <w:rStyle w:val="Strk"/>
+          <w:b w:val="0"/>
+          <w:bCs w:val="0"/>
+          <w:lang w:val="da-DK"/>
+        </w:rPr>
+        <w:t>true)  eller</w:t>
+      </w:r>
+      <w:proofErr w:type="gramEnd"/>
+      <w:r>
+        <w:rPr>
+          <w:rStyle w:val="Strk"/>
+          <w:b w:val="0"/>
+          <w:bCs w:val="0"/>
+          <w:lang w:val="da-DK"/>
+        </w:rPr>
+        <w:t xml:space="preserve"> kun er selve projekt med geometri (false)</w:t>
       </w:r>
     </w:p>
     <w:p>
@@ -11238,7 +11824,17 @@
           <w:bCs w:val="0"/>
           <w:lang w:val="da-DK"/>
         </w:rPr>
-        <w:t>models_exists</w:t>
+        <w:t>models_</w:t>
+      </w:r>
+      <w:proofErr w:type="gramStart"/>
+      <w:r>
+        <w:rPr>
+          <w:rStyle w:val="Strk"/>
+          <w:b w:val="0"/>
+          <w:bCs w:val="0"/>
+          <w:lang w:val="da-DK"/>
+        </w:rPr>
+        <w:t>exists</w:t>
       </w:r>
       <w:proofErr w:type="spellEnd"/>
       <w:r>
@@ -11251,6 +11847,7 @@
         <w:t>(</w:t>
       </w:r>
       <w:proofErr w:type="spellStart"/>
+      <w:proofErr w:type="gramEnd"/>
       <w:r>
         <w:rPr>
           <w:rStyle w:val="Strk"/>
@@ -11490,27 +12087,7 @@
           <w:bCs w:val="0"/>
           <w:lang w:val="en-US"/>
         </w:rPr>
-        <w:t xml:space="preserve"> character varying, </w:t>
-      </w:r>
-      <w:proofErr w:type="spellStart"/>
-      <w:r>
-        <w:rPr>
-          <w:rStyle w:val="Strk"/>
-          <w:b w:val="0"/>
-          <w:bCs w:val="0"/>
-          <w:lang w:val="en-US"/>
-        </w:rPr>
-        <w:t>orig</w:t>
-      </w:r>
-      <w:proofErr w:type="spellEnd"/>
-      <w:r>
-        <w:rPr>
-          <w:rStyle w:val="Strk"/>
-          <w:b w:val="0"/>
-          <w:bCs w:val="0"/>
-          <w:lang w:val="en-US"/>
-        </w:rPr>
-        <w:t xml:space="preserve"> </w:t>
+        <w:t xml:space="preserve"> character varying, orig </w:t>
       </w:r>
       <w:proofErr w:type="spellStart"/>
       <w:r>
@@ -11730,7 +12307,27 @@
           <w:bCs w:val="0"/>
           <w:lang w:val="da-DK"/>
         </w:rPr>
-        <w:t xml:space="preserve"> – Indikerer, at denne model er original datasættet uden nogle  modifikationer.</w:t>
+        <w:t xml:space="preserve"> – Indikerer, at denne model er original datasættet uden </w:t>
+      </w:r>
+      <w:proofErr w:type="gramStart"/>
+      <w:r>
+        <w:rPr>
+          <w:rStyle w:val="Strk"/>
+          <w:b w:val="0"/>
+          <w:bCs w:val="0"/>
+          <w:lang w:val="da-DK"/>
+        </w:rPr>
+        <w:t>nogle  modifikationer</w:t>
+      </w:r>
+      <w:proofErr w:type="gramEnd"/>
+      <w:r>
+        <w:rPr>
+          <w:rStyle w:val="Strk"/>
+          <w:b w:val="0"/>
+          <w:bCs w:val="0"/>
+          <w:lang w:val="da-DK"/>
+        </w:rPr>
+        <w:t>.</w:t>
       </w:r>
     </w:p>
     <w:p>
@@ -11967,27 +12564,7 @@
           <w:bCs w:val="0"/>
           <w:lang w:val="en-US"/>
         </w:rPr>
-        <w:t xml:space="preserve"> character varying, </w:t>
-      </w:r>
-      <w:proofErr w:type="spellStart"/>
-      <w:r>
-        <w:rPr>
-          <w:rStyle w:val="Strk"/>
-          <w:b w:val="0"/>
-          <w:bCs w:val="0"/>
-          <w:lang w:val="en-US"/>
-        </w:rPr>
-        <w:t>orig</w:t>
-      </w:r>
-      <w:proofErr w:type="spellEnd"/>
-      <w:r>
-        <w:rPr>
-          <w:rStyle w:val="Strk"/>
-          <w:b w:val="0"/>
-          <w:bCs w:val="0"/>
-          <w:lang w:val="en-US"/>
-        </w:rPr>
-        <w:t xml:space="preserve"> </w:t>
+        <w:t xml:space="preserve"> character varying, orig </w:t>
       </w:r>
       <w:proofErr w:type="spellStart"/>
       <w:r>
@@ -12189,7 +12766,27 @@
           <w:bCs w:val="0"/>
           <w:lang w:val="da-DK"/>
         </w:rPr>
-        <w:t xml:space="preserve"> – Indikerer, at denne model er original datasættet uden nogle  modifikationer.</w:t>
+        <w:t xml:space="preserve"> – Indikerer, at denne model er original datasættet uden </w:t>
+      </w:r>
+      <w:proofErr w:type="gramStart"/>
+      <w:r>
+        <w:rPr>
+          <w:rStyle w:val="Strk"/>
+          <w:b w:val="0"/>
+          <w:bCs w:val="0"/>
+          <w:lang w:val="da-DK"/>
+        </w:rPr>
+        <w:t>nogle  modifikationer</w:t>
+      </w:r>
+      <w:proofErr w:type="gramEnd"/>
+      <w:r>
+        <w:rPr>
+          <w:rStyle w:val="Strk"/>
+          <w:b w:val="0"/>
+          <w:bCs w:val="0"/>
+          <w:lang w:val="da-DK"/>
+        </w:rPr>
+        <w:t>.</w:t>
       </w:r>
     </w:p>
     <w:p>
@@ -12285,7 +12882,17 @@
           <w:bCs w:val="0"/>
           <w:lang w:val="en-US"/>
         </w:rPr>
-        <w:t>models_delete</w:t>
+        <w:t>models_</w:t>
+      </w:r>
+      <w:proofErr w:type="gramStart"/>
+      <w:r>
+        <w:rPr>
+          <w:rStyle w:val="Strk"/>
+          <w:b w:val="0"/>
+          <w:bCs w:val="0"/>
+          <w:lang w:val="en-US"/>
+        </w:rPr>
+        <w:t>delete</w:t>
       </w:r>
       <w:proofErr w:type="spellEnd"/>
       <w:r>
@@ -12298,6 +12905,7 @@
         <w:t>(</w:t>
       </w:r>
       <w:proofErr w:type="spellStart"/>
+      <w:proofErr w:type="gramEnd"/>
       <w:r>
         <w:rPr>
           <w:rStyle w:val="Strk"/>
@@ -12927,7 +13535,17 @@
           <w:bCs w:val="0"/>
           <w:lang w:val="en-US"/>
         </w:rPr>
-        <w:t>models_extrapolate_cell_values</w:t>
+        <w:t>models_extrapolate_cell_</w:t>
+      </w:r>
+      <w:proofErr w:type="gramStart"/>
+      <w:r>
+        <w:rPr>
+          <w:rStyle w:val="Strk"/>
+          <w:b w:val="0"/>
+          <w:bCs w:val="0"/>
+          <w:lang w:val="en-US"/>
+        </w:rPr>
+        <w:t>values</w:t>
       </w:r>
       <w:proofErr w:type="spellEnd"/>
       <w:r>
@@ -12940,6 +13558,7 @@
         <w:t>(</w:t>
       </w:r>
       <w:proofErr w:type="spellStart"/>
+      <w:proofErr w:type="gramEnd"/>
       <w:r>
         <w:rPr>
           <w:rStyle w:val="Strk"/>
@@ -13170,7 +13789,17 @@
           <w:bCs w:val="0"/>
           <w:lang w:val="en-US"/>
         </w:rPr>
-        <w:t>models_create_cell_calculations</w:t>
+        <w:t>models_create_cell_</w:t>
+      </w:r>
+      <w:proofErr w:type="gramStart"/>
+      <w:r>
+        <w:rPr>
+          <w:rStyle w:val="Strk"/>
+          <w:b w:val="0"/>
+          <w:bCs w:val="0"/>
+          <w:lang w:val="en-US"/>
+        </w:rPr>
+        <w:t>calculations</w:t>
       </w:r>
       <w:proofErr w:type="spellEnd"/>
       <w:r>
@@ -13183,6 +13812,7 @@
         <w:t>(</w:t>
       </w:r>
       <w:proofErr w:type="spellStart"/>
+      <w:proofErr w:type="gramEnd"/>
       <w:r>
         <w:rPr>
           <w:rStyle w:val="Strk"/>
@@ -13386,7 +14016,17 @@
           <w:bCs w:val="0"/>
           <w:lang w:val="en-US"/>
         </w:rPr>
-        <w:t>cells_create_from_import</w:t>
+        <w:t>cells_create_from_</w:t>
+      </w:r>
+      <w:proofErr w:type="gramStart"/>
+      <w:r>
+        <w:rPr>
+          <w:rStyle w:val="Strk"/>
+          <w:b w:val="0"/>
+          <w:bCs w:val="0"/>
+          <w:lang w:val="en-US"/>
+        </w:rPr>
+        <w:t>import</w:t>
       </w:r>
       <w:proofErr w:type="spellEnd"/>
       <w:r>
@@ -13399,6 +14039,7 @@
         <w:t>(</w:t>
       </w:r>
       <w:proofErr w:type="spellStart"/>
+      <w:proofErr w:type="gramEnd"/>
       <w:r>
         <w:rPr>
           <w:rStyle w:val="Strk"/>
@@ -13489,8 +14130,16 @@
         <w:rPr>
           <w:lang w:val="da-DK"/>
         </w:rPr>
-        <w:t xml:space="preserve"> tabel .</w:t>
-      </w:r>
+        <w:t xml:space="preserve"> </w:t>
+      </w:r>
+      <w:proofErr w:type="gramStart"/>
+      <w:r>
+        <w:rPr>
+          <w:lang w:val="da-DK"/>
+        </w:rPr>
+        <w:t>tabel .</w:t>
+      </w:r>
+      <w:proofErr w:type="gramEnd"/>
     </w:p>
     <w:p>
       <w:pPr>
@@ -13644,7 +14293,17 @@
           <w:bCs w:val="0"/>
           <w:lang w:val="en-US"/>
         </w:rPr>
-        <w:t>cells_create_from_project_parameter</w:t>
+        <w:t>cells_create_from_project_</w:t>
+      </w:r>
+      <w:proofErr w:type="gramStart"/>
+      <w:r>
+        <w:rPr>
+          <w:rStyle w:val="Strk"/>
+          <w:b w:val="0"/>
+          <w:bCs w:val="0"/>
+          <w:lang w:val="en-US"/>
+        </w:rPr>
+        <w:t>parameter</w:t>
       </w:r>
       <w:proofErr w:type="spellEnd"/>
       <w:r>
@@ -13657,6 +14316,7 @@
         <w:t>(</w:t>
       </w:r>
       <w:proofErr w:type="spellStart"/>
+      <w:proofErr w:type="gramEnd"/>
       <w:r>
         <w:rPr>
           <w:rStyle w:val="Strk"/>
@@ -13908,7 +14568,17 @@
           <w:bCs w:val="0"/>
           <w:lang w:val="en-US"/>
         </w:rPr>
-        <w:t>cells_prune_from_project</w:t>
+        <w:t>cells_prune_from_</w:t>
+      </w:r>
+      <w:proofErr w:type="gramStart"/>
+      <w:r>
+        <w:rPr>
+          <w:rStyle w:val="Strk"/>
+          <w:b w:val="0"/>
+          <w:bCs w:val="0"/>
+          <w:lang w:val="en-US"/>
+        </w:rPr>
+        <w:t>project</w:t>
       </w:r>
       <w:proofErr w:type="spellEnd"/>
       <w:r>
@@ -13921,6 +14591,7 @@
         <w:t>(</w:t>
       </w:r>
       <w:proofErr w:type="spellStart"/>
+      <w:proofErr w:type="gramEnd"/>
       <w:r>
         <w:rPr>
           <w:rStyle w:val="Strk"/>
@@ -14017,7 +14688,17 @@
           <w:bCs w:val="0"/>
           <w:lang w:val="en-US"/>
         </w:rPr>
-        <w:t>cell_values_create_from_import</w:t>
+        <w:t>cell_values_create_from_</w:t>
+      </w:r>
+      <w:proofErr w:type="gramStart"/>
+      <w:r>
+        <w:rPr>
+          <w:rStyle w:val="Strk"/>
+          <w:b w:val="0"/>
+          <w:bCs w:val="0"/>
+          <w:lang w:val="en-US"/>
+        </w:rPr>
+        <w:t>import</w:t>
       </w:r>
       <w:proofErr w:type="spellEnd"/>
       <w:r>
@@ -14030,6 +14711,7 @@
         <w:t>(</w:t>
       </w:r>
       <w:proofErr w:type="spellStart"/>
+      <w:proofErr w:type="gramEnd"/>
       <w:r>
         <w:rPr>
           <w:rStyle w:val="Strk"/>
@@ -14306,7 +14988,17 @@
           <w:bCs w:val="0"/>
           <w:lang w:val="en-US"/>
         </w:rPr>
-        <w:t>building_costs_calculate</w:t>
+        <w:t>building_costs_</w:t>
+      </w:r>
+      <w:proofErr w:type="gramStart"/>
+      <w:r>
+        <w:rPr>
+          <w:rStyle w:val="Strk"/>
+          <w:b w:val="0"/>
+          <w:bCs w:val="0"/>
+          <w:lang w:val="en-US"/>
+        </w:rPr>
+        <w:t>calculate</w:t>
       </w:r>
       <w:proofErr w:type="spellEnd"/>
       <w:r>
@@ -14319,6 +15011,7 @@
         <w:t>(</w:t>
       </w:r>
       <w:proofErr w:type="spellStart"/>
+      <w:proofErr w:type="gramEnd"/>
       <w:r>
         <w:rPr>
           <w:rStyle w:val="Strk"/>
@@ -14795,16 +15488,38 @@
         <w:t xml:space="preserve"> </w:t>
       </w:r>
       <w:proofErr w:type="spellStart"/>
-      <w:r>
-        <w:rPr>
-          <w:rStyle w:val="Strk"/>
-          <w:b w:val="0"/>
-          <w:bCs w:val="0"/>
-          <w:lang w:val="da-DK"/>
-        </w:rPr>
-        <w:t>x,y,tid,dybde</w:t>
-      </w:r>
-      <w:proofErr w:type="spellEnd"/>
+      <w:proofErr w:type="gramStart"/>
+      <w:r>
+        <w:rPr>
+          <w:rStyle w:val="Strk"/>
+          <w:b w:val="0"/>
+          <w:bCs w:val="0"/>
+          <w:lang w:val="da-DK"/>
+        </w:rPr>
+        <w:t>x,y</w:t>
+      </w:r>
+      <w:proofErr w:type="gramEnd"/>
+      <w:r>
+        <w:rPr>
+          <w:rStyle w:val="Strk"/>
+          <w:b w:val="0"/>
+          <w:bCs w:val="0"/>
+          <w:lang w:val="da-DK"/>
+        </w:rPr>
+        <w:t>,</w:t>
+      </w:r>
+      <w:proofErr w:type="gramStart"/>
+      <w:r>
+        <w:rPr>
+          <w:rStyle w:val="Strk"/>
+          <w:b w:val="0"/>
+          <w:bCs w:val="0"/>
+          <w:lang w:val="da-DK"/>
+        </w:rPr>
+        <w:t>tid,dybde</w:t>
+      </w:r>
+      <w:proofErr w:type="spellEnd"/>
+      <w:proofErr w:type="gramEnd"/>
       <w:r>
         <w:rPr>
           <w:rStyle w:val="Strk"/>
@@ -15275,7 +15990,16 @@
           <w:iCs/>
           <w:lang w:val="en-US"/>
         </w:rPr>
-        <w:t>tgv_functions.</w:t>
+        <w:t>tgv_</w:t>
+      </w:r>
+      <w:proofErr w:type="gramStart"/>
+      <w:r>
+        <w:rPr>
+          <w:i/>
+          <w:iCs/>
+          <w:lang w:val="en-US"/>
+        </w:rPr>
+        <w:t>functions.</w:t>
       </w:r>
       <w:r>
         <w:rPr>
@@ -15293,22 +16017,41 @@
         </w:rPr>
         <w:t>arameter</w:t>
       </w:r>
-      <w:r>
-        <w:rPr>
-          <w:i/>
-          <w:iCs/>
-          <w:lang w:val="en-US"/>
-        </w:rPr>
-        <w:t>_groups_update</w:t>
-      </w:r>
-      <w:proofErr w:type="spellEnd"/>
-      <w:r>
-        <w:rPr>
-          <w:i/>
-          <w:iCs/>
-          <w:lang w:val="en-US"/>
-        </w:rPr>
-        <w:t>(’</w:t>
+      <w:proofErr w:type="gramEnd"/>
+      <w:r>
+        <w:rPr>
+          <w:i/>
+          <w:iCs/>
+          <w:lang w:val="en-US"/>
+        </w:rPr>
+        <w:t>_groups_</w:t>
+      </w:r>
+      <w:proofErr w:type="gramStart"/>
+      <w:r>
+        <w:rPr>
+          <w:i/>
+          <w:iCs/>
+          <w:lang w:val="en-US"/>
+        </w:rPr>
+        <w:t>update</w:t>
+      </w:r>
+      <w:proofErr w:type="spellEnd"/>
+      <w:r>
+        <w:rPr>
+          <w:i/>
+          <w:iCs/>
+          <w:lang w:val="en-US"/>
+        </w:rPr>
+        <w:t>(</w:t>
+      </w:r>
+      <w:proofErr w:type="gramEnd"/>
+      <w:r>
+        <w:rPr>
+          <w:i/>
+          <w:iCs/>
+          <w:lang w:val="en-US"/>
+        </w:rPr>
+        <w:t>’</w:t>
       </w:r>
       <w:r>
         <w:rPr>
@@ -15324,7 +16067,25 @@
           <w:iCs/>
           <w:lang w:val="en-US"/>
         </w:rPr>
-        <w:t>efault’,’{”</w:t>
+        <w:t>efault’,</w:t>
+      </w:r>
+      <w:proofErr w:type="gramStart"/>
+      <w:r>
+        <w:rPr>
+          <w:i/>
+          <w:iCs/>
+          <w:lang w:val="en-US"/>
+        </w:rPr>
+        <w:t>’{</w:t>
+      </w:r>
+      <w:proofErr w:type="gramEnd"/>
+      <w:r>
+        <w:rPr>
+          <w:i/>
+          <w:iCs/>
+          <w:lang w:val="en-US"/>
+        </w:rPr>
+        <w:t>”</w:t>
       </w:r>
       <w:proofErr w:type="spellStart"/>
       <w:r>
@@ -15342,15 +16103,87 @@
           <w:iCs/>
           <w:lang w:val="en-US"/>
         </w:rPr>
-        <w:t>”: 2025, ”year_end”:2125,”epsg_code”:25832</w:t>
-      </w:r>
-      <w:r>
-        <w:rPr>
-          <w:i/>
-          <w:iCs/>
-          <w:lang w:val="en-US"/>
-        </w:rPr>
-        <w:t>,”tab_name”:”raadata”,”cell_size”:100.0</w:t>
+        <w:t>”: 2025</w:t>
+      </w:r>
+      <w:proofErr w:type="gramStart"/>
+      <w:r>
+        <w:rPr>
+          <w:i/>
+          <w:iCs/>
+          <w:lang w:val="en-US"/>
+        </w:rPr>
+        <w:t>, ”year</w:t>
+      </w:r>
+      <w:proofErr w:type="gramEnd"/>
+      <w:r>
+        <w:rPr>
+          <w:i/>
+          <w:iCs/>
+          <w:lang w:val="en-US"/>
+        </w:rPr>
+        <w:t>_end”:2125</w:t>
+      </w:r>
+      <w:proofErr w:type="gramStart"/>
+      <w:r>
+        <w:rPr>
+          <w:i/>
+          <w:iCs/>
+          <w:lang w:val="en-US"/>
+        </w:rPr>
+        <w:t>,”epsg</w:t>
+      </w:r>
+      <w:proofErr w:type="gramEnd"/>
+      <w:r>
+        <w:rPr>
+          <w:i/>
+          <w:iCs/>
+          <w:lang w:val="en-US"/>
+        </w:rPr>
+        <w:t>_code”:25832</w:t>
+      </w:r>
+      <w:r>
+        <w:rPr>
+          <w:i/>
+          <w:iCs/>
+          <w:lang w:val="en-US"/>
+        </w:rPr>
+        <w:t>,”tab_name”</w:t>
+      </w:r>
+      <w:proofErr w:type="gramStart"/>
+      <w:r>
+        <w:rPr>
+          <w:i/>
+          <w:iCs/>
+          <w:lang w:val="en-US"/>
+        </w:rPr>
+        <w:t>:”raadata</w:t>
+      </w:r>
+      <w:proofErr w:type="gramEnd"/>
+      <w:r>
+        <w:rPr>
+          <w:i/>
+          <w:iCs/>
+          <w:lang w:val="en-US"/>
+        </w:rPr>
+        <w:t>”</w:t>
+      </w:r>
+      <w:proofErr w:type="gramStart"/>
+      <w:r>
+        <w:rPr>
+          <w:i/>
+          <w:iCs/>
+          <w:lang w:val="en-US"/>
+        </w:rPr>
+        <w:t>,”cell</w:t>
+      </w:r>
+      <w:proofErr w:type="gramEnd"/>
+      <w:r>
+        <w:rPr>
+          <w:i/>
+          <w:iCs/>
+          <w:lang w:val="en-US"/>
+        </w:rPr>
+        <w:t>_size”:100.0</w:t>
       </w:r>
       <w:r>
         <w:rPr>
@@ -15414,7 +16247,16 @@
           <w:iCs/>
           <w:lang w:val="da-DK"/>
         </w:rPr>
-        <w:t>tgv_functions.project</w:t>
+        <w:t>tgv_</w:t>
+      </w:r>
+      <w:proofErr w:type="gramStart"/>
+      <w:r>
+        <w:rPr>
+          <w:i/>
+          <w:iCs/>
+          <w:lang w:val="da-DK"/>
+        </w:rPr>
+        <w:t>functions.project</w:t>
       </w:r>
       <w:r>
         <w:rPr>
@@ -15424,6 +16266,7 @@
         </w:rPr>
         <w:t>s</w:t>
       </w:r>
+      <w:proofErr w:type="gramEnd"/>
       <w:r>
         <w:rPr>
           <w:i/>
@@ -15533,7 +16376,25 @@
           <w:iCs/>
           <w:lang w:val="da-DK"/>
         </w:rPr>
-        <w:t>tgv_functions.models_create</w:t>
+        <w:t>tgv_</w:t>
+      </w:r>
+      <w:proofErr w:type="gramStart"/>
+      <w:r>
+        <w:rPr>
+          <w:i/>
+          <w:iCs/>
+          <w:lang w:val="da-DK"/>
+        </w:rPr>
+        <w:t>functions.models</w:t>
+      </w:r>
+      <w:proofErr w:type="gramEnd"/>
+      <w:r>
+        <w:rPr>
+          <w:i/>
+          <w:iCs/>
+          <w:lang w:val="da-DK"/>
+        </w:rPr>
+        <w:t>_create</w:t>
       </w:r>
       <w:proofErr w:type="spellEnd"/>
       <w:r>
@@ -15668,18 +16529,39 @@
           <w:iCs/>
           <w:lang w:val="da-DK"/>
         </w:rPr>
-        <w:t>tgv_functions.</w:t>
-      </w:r>
-      <w:r>
-        <w:rPr>
-          <w:rStyle w:val="Strk"/>
-          <w:b w:val="0"/>
-          <w:bCs w:val="0"/>
-          <w:i/>
-          <w:iCs/>
-          <w:lang w:val="da-DK"/>
-        </w:rPr>
-        <w:t>cells_create_from_project_parameter</w:t>
+        <w:t>tgv_</w:t>
+      </w:r>
+      <w:proofErr w:type="gramStart"/>
+      <w:r>
+        <w:rPr>
+          <w:i/>
+          <w:iCs/>
+          <w:lang w:val="da-DK"/>
+        </w:rPr>
+        <w:t>functions.</w:t>
+      </w:r>
+      <w:r>
+        <w:rPr>
+          <w:rStyle w:val="Strk"/>
+          <w:b w:val="0"/>
+          <w:bCs w:val="0"/>
+          <w:i/>
+          <w:iCs/>
+          <w:lang w:val="da-DK"/>
+        </w:rPr>
+        <w:t>cells</w:t>
+      </w:r>
+      <w:proofErr w:type="gramEnd"/>
+      <w:r>
+        <w:rPr>
+          <w:rStyle w:val="Strk"/>
+          <w:b w:val="0"/>
+          <w:bCs w:val="0"/>
+          <w:i/>
+          <w:iCs/>
+          <w:lang w:val="da-DK"/>
+        </w:rPr>
+        <w:t>_create_from_project_parameter</w:t>
       </w:r>
       <w:proofErr w:type="spellEnd"/>
       <w:r>
@@ -15803,27 +16685,69 @@
           <w:iCs/>
           <w:lang w:val="en-US"/>
         </w:rPr>
-        <w:t>tgv_functions.</w:t>
-      </w:r>
-      <w:r>
-        <w:rPr>
-          <w:rStyle w:val="Strk"/>
-          <w:b w:val="0"/>
-          <w:bCs w:val="0"/>
-          <w:i/>
-          <w:iCs/>
-          <w:lang w:val="en-US"/>
-        </w:rPr>
-        <w:t>cell_values_create_from_import</w:t>
-      </w:r>
-      <w:proofErr w:type="spellEnd"/>
-      <w:r>
-        <w:rPr>
-          <w:i/>
-          <w:iCs/>
-          <w:lang w:val="en-US"/>
-        </w:rPr>
-        <w:t>(’Markby’,’</w:t>
+        <w:t>tgv_</w:t>
+      </w:r>
+      <w:proofErr w:type="gramStart"/>
+      <w:r>
+        <w:rPr>
+          <w:i/>
+          <w:iCs/>
+          <w:lang w:val="en-US"/>
+        </w:rPr>
+        <w:t>functions.</w:t>
+      </w:r>
+      <w:r>
+        <w:rPr>
+          <w:rStyle w:val="Strk"/>
+          <w:b w:val="0"/>
+          <w:bCs w:val="0"/>
+          <w:i/>
+          <w:iCs/>
+          <w:lang w:val="en-US"/>
+        </w:rPr>
+        <w:t>cell</w:t>
+      </w:r>
+      <w:proofErr w:type="gramEnd"/>
+      <w:r>
+        <w:rPr>
+          <w:rStyle w:val="Strk"/>
+          <w:b w:val="0"/>
+          <w:bCs w:val="0"/>
+          <w:i/>
+          <w:iCs/>
+          <w:lang w:val="en-US"/>
+        </w:rPr>
+        <w:t>_values_create_from_</w:t>
+      </w:r>
+      <w:proofErr w:type="gramStart"/>
+      <w:r>
+        <w:rPr>
+          <w:rStyle w:val="Strk"/>
+          <w:b w:val="0"/>
+          <w:bCs w:val="0"/>
+          <w:i/>
+          <w:iCs/>
+          <w:lang w:val="en-US"/>
+        </w:rPr>
+        <w:t>import</w:t>
+      </w:r>
+      <w:proofErr w:type="spellEnd"/>
+      <w:r>
+        <w:rPr>
+          <w:i/>
+          <w:iCs/>
+          <w:lang w:val="en-US"/>
+        </w:rPr>
+        <w:t>(</w:t>
+      </w:r>
+      <w:proofErr w:type="gramEnd"/>
+      <w:r>
+        <w:rPr>
+          <w:i/>
+          <w:iCs/>
+          <w:lang w:val="en-US"/>
+        </w:rPr>
+        <w:t>’Markby’,’</w:t>
       </w:r>
       <w:proofErr w:type="spellStart"/>
       <w:r>
@@ -15938,7 +16862,43 @@
           <w:iCs/>
           <w:lang w:val="en-US"/>
         </w:rPr>
-        <w:t xml:space="preserve">SELECT tgv_functions.models_extrapolate_from_cell_values(’Markby’,’Initielle data’)  </w:t>
+        <w:t>SELECT tgv_</w:t>
+      </w:r>
+      <w:proofErr w:type="gramStart"/>
+      <w:r>
+        <w:rPr>
+          <w:i/>
+          <w:iCs/>
+          <w:lang w:val="en-US"/>
+        </w:rPr>
+        <w:t>functions.models</w:t>
+      </w:r>
+      <w:proofErr w:type="gramEnd"/>
+      <w:r>
+        <w:rPr>
+          <w:i/>
+          <w:iCs/>
+          <w:lang w:val="en-US"/>
+        </w:rPr>
+        <w:t>_extrapolate_from_cell_</w:t>
+      </w:r>
+      <w:proofErr w:type="gramStart"/>
+      <w:r>
+        <w:rPr>
+          <w:i/>
+          <w:iCs/>
+          <w:lang w:val="en-US"/>
+        </w:rPr>
+        <w:t>values(</w:t>
+      </w:r>
+      <w:proofErr w:type="gramEnd"/>
+      <w:r>
+        <w:rPr>
+          <w:i/>
+          <w:iCs/>
+          <w:lang w:val="en-US"/>
+        </w:rPr>
+        <w:t xml:space="preserve">’Markby’,’Initielle data’)  </w:t>
       </w:r>
       <w:r>
         <w:rPr>
@@ -15984,7 +16944,43 @@
           <w:iCs/>
           <w:lang w:val="en-US"/>
         </w:rPr>
-        <w:t xml:space="preserve">SELECT tgv_functions.models_create_cell_calculations(’Markby’,’Initielle data’)  </w:t>
+        <w:t>SELECT tgv_</w:t>
+      </w:r>
+      <w:proofErr w:type="gramStart"/>
+      <w:r>
+        <w:rPr>
+          <w:i/>
+          <w:iCs/>
+          <w:lang w:val="en-US"/>
+        </w:rPr>
+        <w:t>functions.models</w:t>
+      </w:r>
+      <w:proofErr w:type="gramEnd"/>
+      <w:r>
+        <w:rPr>
+          <w:i/>
+          <w:iCs/>
+          <w:lang w:val="en-US"/>
+        </w:rPr>
+        <w:t>_create_cell_</w:t>
+      </w:r>
+      <w:proofErr w:type="gramStart"/>
+      <w:r>
+        <w:rPr>
+          <w:i/>
+          <w:iCs/>
+          <w:lang w:val="en-US"/>
+        </w:rPr>
+        <w:t>calculations(</w:t>
+      </w:r>
+      <w:proofErr w:type="gramEnd"/>
+      <w:r>
+        <w:rPr>
+          <w:i/>
+          <w:iCs/>
+          <w:lang w:val="en-US"/>
+        </w:rPr>
+        <w:t xml:space="preserve">’Markby’,’Initielle data’)  </w:t>
       </w:r>
     </w:p>
     <w:p>
@@ -16046,7 +17042,16 @@
           <w:iCs/>
           <w:lang w:val="en-US"/>
         </w:rPr>
-        <w:t>tgv_functions.buildin</w:t>
+        <w:t>tgv_</w:t>
+      </w:r>
+      <w:proofErr w:type="gramStart"/>
+      <w:r>
+        <w:rPr>
+          <w:i/>
+          <w:iCs/>
+          <w:lang w:val="en-US"/>
+        </w:rPr>
+        <w:t>functions.buildin</w:t>
       </w:r>
       <w:r>
         <w:rPr>
@@ -16056,22 +17061,41 @@
         </w:rPr>
         <w:t>g</w:t>
       </w:r>
-      <w:r>
-        <w:rPr>
-          <w:i/>
-          <w:iCs/>
-          <w:lang w:val="en-US"/>
-        </w:rPr>
-        <w:t>_costs_calculate</w:t>
-      </w:r>
-      <w:proofErr w:type="spellEnd"/>
-      <w:r>
-        <w:rPr>
-          <w:i/>
-          <w:iCs/>
-          <w:lang w:val="en-US"/>
-        </w:rPr>
-        <w:t>(’Markby’,’</w:t>
+      <w:proofErr w:type="gramEnd"/>
+      <w:r>
+        <w:rPr>
+          <w:i/>
+          <w:iCs/>
+          <w:lang w:val="en-US"/>
+        </w:rPr>
+        <w:t>_costs_</w:t>
+      </w:r>
+      <w:proofErr w:type="gramStart"/>
+      <w:r>
+        <w:rPr>
+          <w:i/>
+          <w:iCs/>
+          <w:lang w:val="en-US"/>
+        </w:rPr>
+        <w:t>calculate</w:t>
+      </w:r>
+      <w:proofErr w:type="spellEnd"/>
+      <w:r>
+        <w:rPr>
+          <w:i/>
+          <w:iCs/>
+          <w:lang w:val="en-US"/>
+        </w:rPr>
+        <w:t>(</w:t>
+      </w:r>
+      <w:proofErr w:type="gramEnd"/>
+      <w:r>
+        <w:rPr>
+          <w:i/>
+          <w:iCs/>
+          <w:lang w:val="en-US"/>
+        </w:rPr>
+        <w:t>’Markby’,’</w:t>
       </w:r>
       <w:proofErr w:type="spellStart"/>
       <w:r>
@@ -16333,7 +17357,25 @@
           <w:iCs/>
           <w:lang w:val="da-DK"/>
         </w:rPr>
-        <w:t>tgv_functions.models_extrapolate_from_cell_values</w:t>
+        <w:t>tgv_</w:t>
+      </w:r>
+      <w:proofErr w:type="gramStart"/>
+      <w:r>
+        <w:rPr>
+          <w:i/>
+          <w:iCs/>
+          <w:lang w:val="da-DK"/>
+        </w:rPr>
+        <w:t>functions.models</w:t>
+      </w:r>
+      <w:proofErr w:type="gramEnd"/>
+      <w:r>
+        <w:rPr>
+          <w:i/>
+          <w:iCs/>
+          <w:lang w:val="da-DK"/>
+        </w:rPr>
+        <w:t>_extrapolate_from_cell_values</w:t>
       </w:r>
       <w:proofErr w:type="spellEnd"/>
       <w:r>
